--- a/leetcode/3.Hashing/4.Counting.docx
+++ b/leetcode/3.Hashing/4.Counting.docx
@@ -40,7 +40,7 @@
         </w:rPr>
         <w:t>Counting</w:t>
       </w:r>
-      <w:hyperlink r:id="rId4" w:tgtFrame="_blank" w:history="1">
+      <w:hyperlink r:id="rId5" w:tgtFrame="_blank" w:history="1">
         <w:r>
           <w:rPr>
             <w:rFonts w:ascii="Segoe UI" w:eastAsia="Times New Roman" w:hAnsi="Segoe UI" w:cs="Segoe UI"/>
@@ -1318,7 +1318,7 @@
         </w:rPr>
         <w:t>In Python, the </w:t>
       </w:r>
-      <w:hyperlink r:id="rId5" w:tgtFrame="_blank" w:history="1">
+      <w:hyperlink r:id="rId6" w:tgtFrame="_blank" w:history="1">
         <w:r>
           <w:rPr>
             <w:rFonts w:ascii="Segoe UI" w:eastAsia="Times New Roman" w:hAnsi="Segoe UI" w:cs="Segoe UI"/>
@@ -1463,6 +1463,7 @@
       <w:r>
         <w:rPr>
           <w:rFonts w:ascii="Segoe UI" w:eastAsia="Times New Roman" w:hAnsi="Segoe UI" w:cs="Segoe UI"/>
+          <w:noProof/>
           <w:color w:val="5A5A5A"/>
           <w:kern w:val="0"/>
           <w14:ligatures w14:val="none"/>
@@ -1483,7 +1484,7 @@
                     <pic:cNvPicPr/>
                   </pic:nvPicPr>
                   <pic:blipFill>
-                    <a:blip r:embed="rId6"/>
+                    <a:blip r:embed="rId7"/>
                     <a:stretch>
                       <a:fillRect/>
                     </a:stretch>
@@ -1691,6 +1692,8039 @@
         <w:t>.</w:t>
       </w:r>
     </w:p>
+    <w:p>
+      <w:pPr>
+        <w:pStyle w:val="NormalWeb"/>
+        <w:pBdr>
+          <w:top w:val="single" w:sz="2" w:space="0" w:color="auto"/>
+          <w:left w:val="single" w:sz="2" w:space="0" w:color="auto"/>
+          <w:bottom w:val="single" w:sz="2" w:space="0" w:color="auto"/>
+          <w:right w:val="single" w:sz="2" w:space="0" w:color="auto"/>
+        </w:pBdr>
+        <w:shd w:val="clear" w:color="auto" w:fill="F5F5F5"/>
+        <w:spacing w:before="0" w:beforeAutospacing="0" w:after="240" w:afterAutospacing="0"/>
+        <w:rPr>
+          <w:rFonts w:ascii="Segoe UI" w:hAnsi="Segoe UI" w:cs="Segoe UI"/>
+          <w:color w:val="5A5A5A"/>
+        </w:rPr>
+      </w:pPr>
+      <w:r>
+        <w:rPr>
+          <w:rFonts w:ascii="Segoe UI" w:hAnsi="Segoe UI" w:cs="Segoe UI"/>
+          <w:color w:val="5A5A5A"/>
+        </w:rPr>
+        <w:t>Example 2: </w:t>
+      </w:r>
+      <w:hyperlink r:id="rId8" w:tgtFrame="_blank" w:history="1">
+        <w:r>
+          <w:rPr>
+            <w:rStyle w:val="Hyperlink"/>
+            <w:rFonts w:ascii="Segoe UI" w:hAnsi="Segoe UI" w:cs="Segoe UI"/>
+            <w:color w:val="1890FF"/>
+            <w:u w:val="none"/>
+            <w:bdr w:val="single" w:sz="2" w:space="0" w:color="auto" w:frame="1"/>
+          </w:rPr>
+          <w:t>2248. Intersection of Multiple Arrays</w:t>
+        </w:r>
+      </w:hyperlink>
+    </w:p>
+    <w:p>
+      <w:pPr>
+        <w:pStyle w:val="NormalWeb"/>
+        <w:pBdr>
+          <w:top w:val="single" w:sz="2" w:space="0" w:color="auto"/>
+          <w:left w:val="single" w:sz="2" w:space="0" w:color="auto"/>
+          <w:bottom w:val="single" w:sz="2" w:space="0" w:color="auto"/>
+          <w:right w:val="single" w:sz="2" w:space="0" w:color="auto"/>
+        </w:pBdr>
+        <w:shd w:val="clear" w:color="auto" w:fill="F5F5F5"/>
+        <w:spacing w:before="0" w:beforeAutospacing="0" w:after="240" w:afterAutospacing="0"/>
+        <w:rPr>
+          <w:rFonts w:ascii="Segoe UI" w:hAnsi="Segoe UI" w:cs="Segoe UI"/>
+          <w:color w:val="5A5A5A"/>
+        </w:rPr>
+      </w:pPr>
+      <w:r>
+        <w:rPr>
+          <w:rFonts w:ascii="Segoe UI" w:hAnsi="Segoe UI" w:cs="Segoe UI"/>
+          <w:color w:val="5A5A5A"/>
+        </w:rPr>
+        <w:t>Given a 2D array </w:t>
+      </w:r>
+      <w:proofErr w:type="spellStart"/>
+      <w:r>
+        <w:rPr>
+          <w:rStyle w:val="HTMLCode"/>
+          <w:rFonts w:ascii="Consolas" w:hAnsi="Consolas"/>
+          <w:color w:val="C7254E"/>
+          <w:sz w:val="24"/>
+          <w:szCs w:val="24"/>
+          <w:bdr w:val="single" w:sz="2" w:space="2" w:color="auto" w:frame="1"/>
+          <w:shd w:val="clear" w:color="auto" w:fill="F9F2F4"/>
+        </w:rPr>
+        <w:t>nums</w:t>
+      </w:r>
+      <w:proofErr w:type="spellEnd"/>
+      <w:r>
+        <w:rPr>
+          <w:rFonts w:ascii="Segoe UI" w:hAnsi="Segoe UI" w:cs="Segoe UI"/>
+          <w:color w:val="5A5A5A"/>
+        </w:rPr>
+        <w:t> that contains </w:t>
+      </w:r>
+      <w:r>
+        <w:rPr>
+          <w:rStyle w:val="HTMLCode"/>
+          <w:rFonts w:ascii="Consolas" w:hAnsi="Consolas"/>
+          <w:color w:val="C7254E"/>
+          <w:sz w:val="24"/>
+          <w:szCs w:val="24"/>
+          <w:bdr w:val="single" w:sz="2" w:space="2" w:color="auto" w:frame="1"/>
+          <w:shd w:val="clear" w:color="auto" w:fill="F9F2F4"/>
+        </w:rPr>
+        <w:t>n</w:t>
+      </w:r>
+      <w:r>
+        <w:rPr>
+          <w:rFonts w:ascii="Segoe UI" w:hAnsi="Segoe UI" w:cs="Segoe UI"/>
+          <w:color w:val="5A5A5A"/>
+        </w:rPr>
+        <w:t> arrays of distinct integers, return a sorted array containing all the numbers that appear in all </w:t>
+      </w:r>
+      <w:r>
+        <w:rPr>
+          <w:rStyle w:val="HTMLCode"/>
+          <w:rFonts w:ascii="Consolas" w:hAnsi="Consolas"/>
+          <w:color w:val="C7254E"/>
+          <w:sz w:val="24"/>
+          <w:szCs w:val="24"/>
+          <w:bdr w:val="single" w:sz="2" w:space="2" w:color="auto" w:frame="1"/>
+          <w:shd w:val="clear" w:color="auto" w:fill="F9F2F4"/>
+        </w:rPr>
+        <w:t>n</w:t>
+      </w:r>
+      <w:r>
+        <w:rPr>
+          <w:rFonts w:ascii="Segoe UI" w:hAnsi="Segoe UI" w:cs="Segoe UI"/>
+          <w:color w:val="5A5A5A"/>
+        </w:rPr>
+        <w:t> arrays.</w:t>
+      </w:r>
+    </w:p>
+    <w:p>
+      <w:pPr>
+        <w:pStyle w:val="NormalWeb"/>
+        <w:pBdr>
+          <w:top w:val="single" w:sz="2" w:space="0" w:color="auto"/>
+          <w:left w:val="single" w:sz="2" w:space="0" w:color="auto"/>
+          <w:bottom w:val="single" w:sz="2" w:space="0" w:color="auto"/>
+          <w:right w:val="single" w:sz="2" w:space="0" w:color="auto"/>
+        </w:pBdr>
+        <w:shd w:val="clear" w:color="auto" w:fill="F5F5F5"/>
+        <w:spacing w:before="0" w:beforeAutospacing="0" w:after="0" w:afterAutospacing="0"/>
+        <w:rPr>
+          <w:rFonts w:ascii="Segoe UI" w:hAnsi="Segoe UI" w:cs="Segoe UI"/>
+          <w:color w:val="5A5A5A"/>
+        </w:rPr>
+      </w:pPr>
+      <w:r>
+        <w:rPr>
+          <w:rFonts w:ascii="Segoe UI" w:hAnsi="Segoe UI" w:cs="Segoe UI"/>
+          <w:color w:val="5A5A5A"/>
+        </w:rPr>
+        <w:t>For example, given </w:t>
+      </w:r>
+      <w:proofErr w:type="spellStart"/>
+      <w:r>
+        <w:rPr>
+          <w:rStyle w:val="HTMLCode"/>
+          <w:rFonts w:ascii="Consolas" w:hAnsi="Consolas"/>
+          <w:color w:val="C7254E"/>
+          <w:sz w:val="24"/>
+          <w:szCs w:val="24"/>
+          <w:bdr w:val="single" w:sz="2" w:space="2" w:color="auto" w:frame="1"/>
+          <w:shd w:val="clear" w:color="auto" w:fill="F9F2F4"/>
+        </w:rPr>
+        <w:t>nums</w:t>
+      </w:r>
+      <w:proofErr w:type="spellEnd"/>
+      <w:r>
+        <w:rPr>
+          <w:rStyle w:val="HTMLCode"/>
+          <w:rFonts w:ascii="Consolas" w:hAnsi="Consolas"/>
+          <w:color w:val="C7254E"/>
+          <w:sz w:val="24"/>
+          <w:szCs w:val="24"/>
+          <w:bdr w:val="single" w:sz="2" w:space="2" w:color="auto" w:frame="1"/>
+          <w:shd w:val="clear" w:color="auto" w:fill="F9F2F4"/>
+        </w:rPr>
+        <w:t xml:space="preserve"> </w:t>
+      </w:r>
+      <w:proofErr w:type="gramStart"/>
+      <w:r>
+        <w:rPr>
+          <w:rStyle w:val="HTMLCode"/>
+          <w:rFonts w:ascii="Consolas" w:hAnsi="Consolas"/>
+          <w:color w:val="C7254E"/>
+          <w:sz w:val="24"/>
+          <w:szCs w:val="24"/>
+          <w:bdr w:val="single" w:sz="2" w:space="2" w:color="auto" w:frame="1"/>
+          <w:shd w:val="clear" w:color="auto" w:fill="F9F2F4"/>
+        </w:rPr>
+        <w:t>= [[</w:t>
+      </w:r>
+      <w:proofErr w:type="gramEnd"/>
+      <w:r>
+        <w:rPr>
+          <w:rStyle w:val="HTMLCode"/>
+          <w:rFonts w:ascii="Consolas" w:hAnsi="Consolas"/>
+          <w:color w:val="C7254E"/>
+          <w:sz w:val="24"/>
+          <w:szCs w:val="24"/>
+          <w:bdr w:val="single" w:sz="2" w:space="2" w:color="auto" w:frame="1"/>
+          <w:shd w:val="clear" w:color="auto" w:fill="F9F2F4"/>
+        </w:rPr>
+        <w:t>3,1,2,4,5</w:t>
+      </w:r>
+      <w:proofErr w:type="gramStart"/>
+      <w:r>
+        <w:rPr>
+          <w:rStyle w:val="HTMLCode"/>
+          <w:rFonts w:ascii="Consolas" w:hAnsi="Consolas"/>
+          <w:color w:val="C7254E"/>
+          <w:sz w:val="24"/>
+          <w:szCs w:val="24"/>
+          <w:bdr w:val="single" w:sz="2" w:space="2" w:color="auto" w:frame="1"/>
+          <w:shd w:val="clear" w:color="auto" w:fill="F9F2F4"/>
+        </w:rPr>
+        <w:t>],[</w:t>
+      </w:r>
+      <w:proofErr w:type="gramEnd"/>
+      <w:r>
+        <w:rPr>
+          <w:rStyle w:val="HTMLCode"/>
+          <w:rFonts w:ascii="Consolas" w:hAnsi="Consolas"/>
+          <w:color w:val="C7254E"/>
+          <w:sz w:val="24"/>
+          <w:szCs w:val="24"/>
+          <w:bdr w:val="single" w:sz="2" w:space="2" w:color="auto" w:frame="1"/>
+          <w:shd w:val="clear" w:color="auto" w:fill="F9F2F4"/>
+        </w:rPr>
+        <w:t>1,2,3,4</w:t>
+      </w:r>
+      <w:proofErr w:type="gramStart"/>
+      <w:r>
+        <w:rPr>
+          <w:rStyle w:val="HTMLCode"/>
+          <w:rFonts w:ascii="Consolas" w:hAnsi="Consolas"/>
+          <w:color w:val="C7254E"/>
+          <w:sz w:val="24"/>
+          <w:szCs w:val="24"/>
+          <w:bdr w:val="single" w:sz="2" w:space="2" w:color="auto" w:frame="1"/>
+          <w:shd w:val="clear" w:color="auto" w:fill="F9F2F4"/>
+        </w:rPr>
+        <w:t>],[</w:t>
+      </w:r>
+      <w:proofErr w:type="gramEnd"/>
+      <w:r>
+        <w:rPr>
+          <w:rStyle w:val="HTMLCode"/>
+          <w:rFonts w:ascii="Consolas" w:hAnsi="Consolas"/>
+          <w:color w:val="C7254E"/>
+          <w:sz w:val="24"/>
+          <w:szCs w:val="24"/>
+          <w:bdr w:val="single" w:sz="2" w:space="2" w:color="auto" w:frame="1"/>
+          <w:shd w:val="clear" w:color="auto" w:fill="F9F2F4"/>
+        </w:rPr>
+        <w:t>3,4,5,6]]</w:t>
+      </w:r>
+      <w:r>
+        <w:rPr>
+          <w:rFonts w:ascii="Segoe UI" w:hAnsi="Segoe UI" w:cs="Segoe UI"/>
+          <w:color w:val="5A5A5A"/>
+        </w:rPr>
+        <w:t>, return </w:t>
+      </w:r>
+      <w:r>
+        <w:rPr>
+          <w:rStyle w:val="HTMLCode"/>
+          <w:rFonts w:ascii="Consolas" w:hAnsi="Consolas"/>
+          <w:color w:val="C7254E"/>
+          <w:sz w:val="24"/>
+          <w:szCs w:val="24"/>
+          <w:bdr w:val="single" w:sz="2" w:space="2" w:color="auto" w:frame="1"/>
+          <w:shd w:val="clear" w:color="auto" w:fill="F9F2F4"/>
+        </w:rPr>
+        <w:t>[3, 4]</w:t>
+      </w:r>
+      <w:r>
+        <w:rPr>
+          <w:rFonts w:ascii="Segoe UI" w:hAnsi="Segoe UI" w:cs="Segoe UI"/>
+          <w:color w:val="5A5A5A"/>
+        </w:rPr>
+        <w:t>. </w:t>
+      </w:r>
+      <w:r>
+        <w:rPr>
+          <w:rStyle w:val="HTMLCode"/>
+          <w:rFonts w:ascii="Consolas" w:hAnsi="Consolas"/>
+          <w:color w:val="C7254E"/>
+          <w:sz w:val="24"/>
+          <w:szCs w:val="24"/>
+          <w:bdr w:val="single" w:sz="2" w:space="2" w:color="auto" w:frame="1"/>
+          <w:shd w:val="clear" w:color="auto" w:fill="F9F2F4"/>
+        </w:rPr>
+        <w:t>3</w:t>
+      </w:r>
+      <w:r>
+        <w:rPr>
+          <w:rFonts w:ascii="Segoe UI" w:hAnsi="Segoe UI" w:cs="Segoe UI"/>
+          <w:color w:val="5A5A5A"/>
+        </w:rPr>
+        <w:t> and </w:t>
+      </w:r>
+      <w:r>
+        <w:rPr>
+          <w:rStyle w:val="HTMLCode"/>
+          <w:rFonts w:ascii="Consolas" w:hAnsi="Consolas"/>
+          <w:color w:val="C7254E"/>
+          <w:sz w:val="24"/>
+          <w:szCs w:val="24"/>
+          <w:bdr w:val="single" w:sz="2" w:space="2" w:color="auto" w:frame="1"/>
+          <w:shd w:val="clear" w:color="auto" w:fill="F9F2F4"/>
+        </w:rPr>
+        <w:t>4</w:t>
+      </w:r>
+      <w:r>
+        <w:rPr>
+          <w:rFonts w:ascii="Segoe UI" w:hAnsi="Segoe UI" w:cs="Segoe UI"/>
+          <w:color w:val="5A5A5A"/>
+        </w:rPr>
+        <w:t> are the only numbers that are in all arrays.</w:t>
+      </w:r>
+    </w:p>
+    <w:p>
+      <w:pPr>
+        <w:pStyle w:val="NormalWeb"/>
+        <w:pBdr>
+          <w:top w:val="single" w:sz="2" w:space="0" w:color="auto"/>
+          <w:left w:val="single" w:sz="2" w:space="0" w:color="auto"/>
+          <w:bottom w:val="single" w:sz="2" w:space="0" w:color="auto"/>
+          <w:right w:val="single" w:sz="2" w:space="0" w:color="auto"/>
+        </w:pBdr>
+        <w:spacing w:before="0" w:beforeAutospacing="0" w:after="240" w:afterAutospacing="0"/>
+        <w:rPr>
+          <w:rFonts w:ascii="Segoe UI" w:hAnsi="Segoe UI" w:cs="Segoe UI"/>
+          <w:color w:val="5A5A5A"/>
+        </w:rPr>
+      </w:pPr>
+      <w:r>
+        <w:rPr>
+          <w:rFonts w:ascii="Segoe UI" w:hAnsi="Segoe UI" w:cs="Segoe UI"/>
+          <w:color w:val="5A5A5A"/>
+        </w:rPr>
+        <w:t>The problem states that each individual array contains </w:t>
+      </w:r>
+      <w:r>
+        <w:rPr>
+          <w:rStyle w:val="Strong"/>
+          <w:rFonts w:ascii="Segoe UI" w:hAnsi="Segoe UI" w:cs="Segoe UI"/>
+          <w:color w:val="5A5A5A"/>
+          <w:bdr w:val="single" w:sz="2" w:space="0" w:color="auto" w:frame="1"/>
+        </w:rPr>
+        <w:t>distinct</w:t>
+      </w:r>
+      <w:r>
+        <w:rPr>
+          <w:rFonts w:ascii="Segoe UI" w:hAnsi="Segoe UI" w:cs="Segoe UI"/>
+          <w:color w:val="5A5A5A"/>
+        </w:rPr>
+        <w:t> integers. This means that a number appears </w:t>
+      </w:r>
+      <w:proofErr w:type="gramStart"/>
+      <w:r>
+        <w:rPr>
+          <w:rStyle w:val="HTMLCode"/>
+          <w:rFonts w:ascii="Consolas" w:hAnsi="Consolas"/>
+          <w:color w:val="C7254E"/>
+          <w:sz w:val="24"/>
+          <w:szCs w:val="24"/>
+          <w:bdr w:val="single" w:sz="2" w:space="2" w:color="auto" w:frame="1"/>
+          <w:shd w:val="clear" w:color="auto" w:fill="F9F2F4"/>
+        </w:rPr>
+        <w:t>n</w:t>
+      </w:r>
+      <w:r>
+        <w:rPr>
+          <w:rFonts w:ascii="Segoe UI" w:hAnsi="Segoe UI" w:cs="Segoe UI"/>
+          <w:color w:val="5A5A5A"/>
+        </w:rPr>
+        <w:t> times</w:t>
+      </w:r>
+      <w:proofErr w:type="gramEnd"/>
+      <w:r>
+        <w:rPr>
+          <w:rFonts w:ascii="Segoe UI" w:hAnsi="Segoe UI" w:cs="Segoe UI"/>
+          <w:color w:val="5A5A5A"/>
+        </w:rPr>
+        <w:t xml:space="preserve"> if and only if it appears in all arrays.</w:t>
+      </w:r>
+    </w:p>
+    <w:p>
+      <w:pPr>
+        <w:pStyle w:val="NormalWeb"/>
+        <w:pBdr>
+          <w:top w:val="single" w:sz="2" w:space="0" w:color="auto"/>
+          <w:left w:val="single" w:sz="2" w:space="0" w:color="auto"/>
+          <w:bottom w:val="single" w:sz="2" w:space="0" w:color="auto"/>
+          <w:right w:val="single" w:sz="2" w:space="0" w:color="auto"/>
+        </w:pBdr>
+        <w:spacing w:before="0" w:beforeAutospacing="0" w:after="240" w:afterAutospacing="0"/>
+        <w:rPr>
+          <w:rFonts w:ascii="Segoe UI" w:hAnsi="Segoe UI" w:cs="Segoe UI"/>
+          <w:color w:val="5A5A5A"/>
+        </w:rPr>
+      </w:pPr>
+      <w:r>
+        <w:rPr>
+          <w:rFonts w:ascii="Segoe UI" w:hAnsi="Segoe UI" w:cs="Segoe UI"/>
+          <w:color w:val="5A5A5A"/>
+        </w:rPr>
+        <w:t>Let's use a hash map </w:t>
+      </w:r>
+      <w:r>
+        <w:rPr>
+          <w:rStyle w:val="HTMLCode"/>
+          <w:rFonts w:ascii="Consolas" w:hAnsi="Consolas"/>
+          <w:color w:val="C7254E"/>
+          <w:sz w:val="24"/>
+          <w:szCs w:val="24"/>
+          <w:bdr w:val="single" w:sz="2" w:space="2" w:color="auto" w:frame="1"/>
+          <w:shd w:val="clear" w:color="auto" w:fill="F9F2F4"/>
+        </w:rPr>
+        <w:t>counts</w:t>
+      </w:r>
+      <w:r>
+        <w:rPr>
+          <w:rFonts w:ascii="Segoe UI" w:hAnsi="Segoe UI" w:cs="Segoe UI"/>
+          <w:color w:val="5A5A5A"/>
+        </w:rPr>
+        <w:t> to count the frequency of elements. We iterate over each of the inner arrays and update </w:t>
+      </w:r>
+      <w:r>
+        <w:rPr>
+          <w:rStyle w:val="HTMLCode"/>
+          <w:rFonts w:ascii="Consolas" w:hAnsi="Consolas"/>
+          <w:color w:val="C7254E"/>
+          <w:sz w:val="24"/>
+          <w:szCs w:val="24"/>
+          <w:bdr w:val="single" w:sz="2" w:space="2" w:color="auto" w:frame="1"/>
+          <w:shd w:val="clear" w:color="auto" w:fill="F9F2F4"/>
+        </w:rPr>
+        <w:t>counts</w:t>
+      </w:r>
+      <w:r>
+        <w:rPr>
+          <w:rFonts w:ascii="Segoe UI" w:hAnsi="Segoe UI" w:cs="Segoe UI"/>
+          <w:color w:val="5A5A5A"/>
+        </w:rPr>
+        <w:t> with every element. After going through all the arrays, we can iterate over our hash map to see which numbers appear </w:t>
+      </w:r>
+      <w:proofErr w:type="gramStart"/>
+      <w:r>
+        <w:rPr>
+          <w:rStyle w:val="HTMLCode"/>
+          <w:rFonts w:ascii="Consolas" w:hAnsi="Consolas"/>
+          <w:color w:val="C7254E"/>
+          <w:sz w:val="24"/>
+          <w:szCs w:val="24"/>
+          <w:bdr w:val="single" w:sz="2" w:space="2" w:color="auto" w:frame="1"/>
+          <w:shd w:val="clear" w:color="auto" w:fill="F9F2F4"/>
+        </w:rPr>
+        <w:t>n</w:t>
+      </w:r>
+      <w:r>
+        <w:rPr>
+          <w:rFonts w:ascii="Segoe UI" w:hAnsi="Segoe UI" w:cs="Segoe UI"/>
+          <w:color w:val="5A5A5A"/>
+        </w:rPr>
+        <w:t> times</w:t>
+      </w:r>
+      <w:proofErr w:type="gramEnd"/>
+      <w:r>
+        <w:rPr>
+          <w:rFonts w:ascii="Segoe UI" w:hAnsi="Segoe UI" w:cs="Segoe UI"/>
+          <w:color w:val="5A5A5A"/>
+        </w:rPr>
+        <w:t>.</w:t>
+      </w:r>
+    </w:p>
+    <w:p>
+      <w:r>
+        <w:rPr>
+          <w:noProof/>
+        </w:rPr>
+        <w:drawing>
+          <wp:inline distT="0" distB="0" distL="0" distR="0" wp14:anchorId="771341EB" wp14:editId="776FF2ED">
+            <wp:extent cx="5943600" cy="3341370"/>
+            <wp:effectExtent l="0" t="0" r="0" b="0"/>
+            <wp:docPr id="2120033176" name="Picture 1"/>
+            <wp:cNvGraphicFramePr>
+              <a:graphicFrameLocks xmlns:a="http://schemas.openxmlformats.org/drawingml/2006/main" noChangeAspect="1"/>
+            </wp:cNvGraphicFramePr>
+            <a:graphic xmlns:a="http://schemas.openxmlformats.org/drawingml/2006/main">
+              <a:graphicData uri="http://schemas.openxmlformats.org/drawingml/2006/picture">
+                <pic:pic xmlns:pic="http://schemas.openxmlformats.org/drawingml/2006/picture">
+                  <pic:nvPicPr>
+                    <pic:cNvPr id="2120033176" name=""/>
+                    <pic:cNvPicPr/>
+                  </pic:nvPicPr>
+                  <pic:blipFill>
+                    <a:blip r:embed="rId9"/>
+                    <a:stretch>
+                      <a:fillRect/>
+                    </a:stretch>
+                  </pic:blipFill>
+                  <pic:spPr>
+                    <a:xfrm>
+                      <a:off x="0" y="0"/>
+                      <a:ext cx="5943600" cy="3341370"/>
+                    </a:xfrm>
+                    <a:prstGeom prst="rect">
+                      <a:avLst/>
+                    </a:prstGeom>
+                  </pic:spPr>
+                </pic:pic>
+              </a:graphicData>
+            </a:graphic>
+          </wp:inline>
+        </w:drawing>
+      </w:r>
+    </w:p>
+    <w:p/>
+    <w:p>
+      <w:pPr>
+        <w:pStyle w:val="NormalWeb"/>
+        <w:pBdr>
+          <w:top w:val="single" w:sz="2" w:space="0" w:color="auto"/>
+          <w:left w:val="single" w:sz="2" w:space="0" w:color="auto"/>
+          <w:bottom w:val="single" w:sz="2" w:space="0" w:color="auto"/>
+          <w:right w:val="single" w:sz="2" w:space="0" w:color="auto"/>
+        </w:pBdr>
+        <w:spacing w:before="0" w:beforeAutospacing="0" w:after="240" w:afterAutospacing="0"/>
+        <w:rPr>
+          <w:rFonts w:ascii="Segoe UI" w:hAnsi="Segoe UI" w:cs="Segoe UI"/>
+          <w:color w:val="5A5A5A"/>
+        </w:rPr>
+      </w:pPr>
+      <w:r>
+        <w:rPr>
+          <w:rFonts w:ascii="Segoe UI" w:hAnsi="Segoe UI" w:cs="Segoe UI"/>
+          <w:color w:val="5A5A5A"/>
+        </w:rPr>
+        <w:lastRenderedPageBreak/>
+        <w:t>This problem is a good discussion point for why a hash map is convenient. You may be thinking, since our keys are integers, why can't we just use an array instead of a hash map? We could, but the problem is that the array needs to be at least as large as the maximum element. What if we have a test case like </w:t>
+      </w:r>
+      <w:r>
+        <w:rPr>
+          <w:rStyle w:val="HTMLCode"/>
+          <w:rFonts w:ascii="Consolas" w:hAnsi="Consolas"/>
+          <w:color w:val="C7254E"/>
+          <w:sz w:val="24"/>
+          <w:szCs w:val="24"/>
+          <w:bdr w:val="single" w:sz="2" w:space="2" w:color="auto" w:frame="1"/>
+          <w:shd w:val="clear" w:color="auto" w:fill="F9F2F4"/>
+        </w:rPr>
+        <w:t>[1, 2, 3, 1000]</w:t>
+      </w:r>
+      <w:r>
+        <w:rPr>
+          <w:rFonts w:ascii="Segoe UI" w:hAnsi="Segoe UI" w:cs="Segoe UI"/>
+          <w:color w:val="5A5A5A"/>
+        </w:rPr>
+        <w:t>? We need to initialize an array of size </w:t>
+      </w:r>
+      <w:r>
+        <w:rPr>
+          <w:rStyle w:val="HTMLCode"/>
+          <w:rFonts w:ascii="Consolas" w:hAnsi="Consolas"/>
+          <w:color w:val="C7254E"/>
+          <w:sz w:val="24"/>
+          <w:szCs w:val="24"/>
+          <w:bdr w:val="single" w:sz="2" w:space="2" w:color="auto" w:frame="1"/>
+          <w:shd w:val="clear" w:color="auto" w:fill="F9F2F4"/>
+        </w:rPr>
+        <w:t>1001</w:t>
+      </w:r>
+      <w:r>
+        <w:rPr>
+          <w:rFonts w:ascii="Segoe UI" w:hAnsi="Segoe UI" w:cs="Segoe UI"/>
+          <w:color w:val="5A5A5A"/>
+        </w:rPr>
+        <w:t> (to use </w:t>
+      </w:r>
+      <w:proofErr w:type="spellStart"/>
+      <w:proofErr w:type="gramStart"/>
+      <w:r>
+        <w:rPr>
+          <w:rStyle w:val="HTMLCode"/>
+          <w:rFonts w:ascii="Consolas" w:hAnsi="Consolas"/>
+          <w:color w:val="C7254E"/>
+          <w:sz w:val="24"/>
+          <w:szCs w:val="24"/>
+          <w:bdr w:val="single" w:sz="2" w:space="2" w:color="auto" w:frame="1"/>
+          <w:shd w:val="clear" w:color="auto" w:fill="F9F2F4"/>
+        </w:rPr>
+        <w:t>arr</w:t>
+      </w:r>
+      <w:proofErr w:type="spellEnd"/>
+      <w:r>
+        <w:rPr>
+          <w:rStyle w:val="HTMLCode"/>
+          <w:rFonts w:ascii="Consolas" w:hAnsi="Consolas"/>
+          <w:color w:val="C7254E"/>
+          <w:sz w:val="24"/>
+          <w:szCs w:val="24"/>
+          <w:bdr w:val="single" w:sz="2" w:space="2" w:color="auto" w:frame="1"/>
+          <w:shd w:val="clear" w:color="auto" w:fill="F9F2F4"/>
+        </w:rPr>
+        <w:t>[</w:t>
+      </w:r>
+      <w:proofErr w:type="gramEnd"/>
+      <w:r>
+        <w:rPr>
+          <w:rStyle w:val="HTMLCode"/>
+          <w:rFonts w:ascii="Consolas" w:hAnsi="Consolas"/>
+          <w:color w:val="C7254E"/>
+          <w:sz w:val="24"/>
+          <w:szCs w:val="24"/>
+          <w:bdr w:val="single" w:sz="2" w:space="2" w:color="auto" w:frame="1"/>
+          <w:shd w:val="clear" w:color="auto" w:fill="F9F2F4"/>
+        </w:rPr>
+        <w:t>1000]</w:t>
+      </w:r>
+      <w:r>
+        <w:rPr>
+          <w:rFonts w:ascii="Segoe UI" w:hAnsi="Segoe UI" w:cs="Segoe UI"/>
+          <w:color w:val="5A5A5A"/>
+        </w:rPr>
+        <w:t> to track how many times </w:t>
+      </w:r>
+      <w:r>
+        <w:rPr>
+          <w:rStyle w:val="HTMLCode"/>
+          <w:rFonts w:ascii="Consolas" w:hAnsi="Consolas"/>
+          <w:color w:val="C7254E"/>
+          <w:sz w:val="24"/>
+          <w:szCs w:val="24"/>
+          <w:bdr w:val="single" w:sz="2" w:space="2" w:color="auto" w:frame="1"/>
+          <w:shd w:val="clear" w:color="auto" w:fill="F9F2F4"/>
+        </w:rPr>
+        <w:t>1000</w:t>
+      </w:r>
+      <w:r>
+        <w:rPr>
+          <w:rFonts w:ascii="Segoe UI" w:hAnsi="Segoe UI" w:cs="Segoe UI"/>
+          <w:color w:val="5A5A5A"/>
+        </w:rPr>
+        <w:t xml:space="preserve"> appears), and nearly </w:t>
+      </w:r>
+      <w:proofErr w:type="gramStart"/>
+      <w:r>
+        <w:rPr>
+          <w:rFonts w:ascii="Segoe UI" w:hAnsi="Segoe UI" w:cs="Segoe UI"/>
+          <w:color w:val="5A5A5A"/>
+        </w:rPr>
+        <w:t>all of</w:t>
+      </w:r>
+      <w:proofErr w:type="gramEnd"/>
+      <w:r>
+        <w:rPr>
+          <w:rFonts w:ascii="Segoe UI" w:hAnsi="Segoe UI" w:cs="Segoe UI"/>
+          <w:color w:val="5A5A5A"/>
+        </w:rPr>
+        <w:t xml:space="preserve"> the indices will be unused. Therefore, using an array could end up being a huge waste of space. Sure, sometimes it would be more efficient because of the overhead of a hash map, but overall, a hash map is much safer. Even if </w:t>
+      </w:r>
+      <w:r>
+        <w:rPr>
+          <w:rStyle w:val="HTMLCode"/>
+          <w:rFonts w:ascii="Consolas" w:hAnsi="Consolas"/>
+          <w:color w:val="C7254E"/>
+          <w:sz w:val="24"/>
+          <w:szCs w:val="24"/>
+          <w:bdr w:val="single" w:sz="2" w:space="2" w:color="auto" w:frame="1"/>
+          <w:shd w:val="clear" w:color="auto" w:fill="F9F2F4"/>
+        </w:rPr>
+        <w:t>99999999999</w:t>
+      </w:r>
+      <w:r>
+        <w:rPr>
+          <w:rFonts w:ascii="Segoe UI" w:hAnsi="Segoe UI" w:cs="Segoe UI"/>
+          <w:color w:val="5A5A5A"/>
+        </w:rPr>
+        <w:t> is in the input, it doesn't matter - the hash map handles it like any other element.</w:t>
+      </w:r>
+    </w:p>
+    <w:p>
+      <w:pPr>
+        <w:pStyle w:val="NormalWeb"/>
+        <w:pBdr>
+          <w:top w:val="single" w:sz="2" w:space="0" w:color="auto"/>
+          <w:left w:val="single" w:sz="2" w:space="0" w:color="auto"/>
+          <w:bottom w:val="single" w:sz="2" w:space="0" w:color="auto"/>
+          <w:right w:val="single" w:sz="2" w:space="0" w:color="auto"/>
+        </w:pBdr>
+        <w:spacing w:before="0" w:beforeAutospacing="0" w:after="240" w:afterAutospacing="0"/>
+        <w:rPr>
+          <w:rFonts w:ascii="Segoe UI" w:hAnsi="Segoe UI" w:cs="Segoe UI"/>
+          <w:color w:val="5A5A5A"/>
+        </w:rPr>
+      </w:pPr>
+      <w:r>
+        <w:rPr>
+          <w:rFonts w:ascii="Segoe UI" w:hAnsi="Segoe UI" w:cs="Segoe UI"/>
+          <w:color w:val="5A5A5A"/>
+        </w:rPr>
+        <w:t>Let's say that there are </w:t>
+      </w:r>
+      <m:oMath>
+        <m:r>
+          <w:rPr>
+            <w:rFonts w:ascii="Cambria Math" w:hAnsi="Cambria Math"/>
+          </w:rPr>
+          <m:t>n</m:t>
+        </m:r>
+      </m:oMath>
+      <w:r>
+        <w:rPr>
+          <w:rFonts w:ascii="Segoe UI" w:hAnsi="Segoe UI" w:cs="Segoe UI"/>
+          <w:color w:val="5A5A5A"/>
+        </w:rPr>
+        <w:t> lists and each list has an average of </w:t>
+      </w:r>
+      <m:oMath>
+        <m:r>
+          <w:rPr>
+            <w:rFonts w:ascii="Cambria Math" w:hAnsi="Cambria Math"/>
+          </w:rPr>
+          <m:t>m</m:t>
+        </m:r>
+      </m:oMath>
+      <w:r>
+        <w:rPr>
+          <w:rFonts w:ascii="Segoe UI" w:hAnsi="Segoe UI" w:cs="Segoe UI"/>
+          <w:color w:val="5A5A5A"/>
+        </w:rPr>
+        <w:t> elements. To populate our hash map, it costs </w:t>
+      </w:r>
+      <m:oMath>
+        <m:r>
+          <w:rPr>
+            <w:rFonts w:ascii="Cambria Math" w:hAnsi="Cambria Math"/>
+          </w:rPr>
+          <m:t>O</m:t>
+        </m:r>
+        <m:d>
+          <m:dPr>
+            <m:ctrlPr>
+              <w:rPr>
+                <w:rFonts w:ascii="Cambria Math" w:hAnsi="Cambria Math"/>
+              </w:rPr>
+            </m:ctrlPr>
+          </m:dPr>
+          <m:e>
+            <m:r>
+              <w:rPr>
+                <w:rFonts w:ascii="Cambria Math" w:hAnsi="Cambria Math"/>
+              </w:rPr>
+              <m:t>n⋅m</m:t>
+            </m:r>
+          </m:e>
+        </m:d>
+      </m:oMath>
+      <w:r>
+        <w:rPr>
+          <w:rFonts w:ascii="Segoe UI" w:hAnsi="Segoe UI" w:cs="Segoe UI"/>
+          <w:color w:val="5A5A5A"/>
+        </w:rPr>
+        <w:t> to iterate over all the elements. The next loop iterates over all unique elements that we encountered. If all elements are unique, this can cost up to </w:t>
+      </w:r>
+      <m:oMath>
+        <m:r>
+          <w:rPr>
+            <w:rFonts w:ascii="Cambria Math" w:hAnsi="Cambria Math"/>
+          </w:rPr>
+          <m:t>O</m:t>
+        </m:r>
+        <m:d>
+          <m:dPr>
+            <m:ctrlPr>
+              <w:rPr>
+                <w:rFonts w:ascii="Cambria Math" w:hAnsi="Cambria Math"/>
+              </w:rPr>
+            </m:ctrlPr>
+          </m:dPr>
+          <m:e>
+            <m:r>
+              <w:rPr>
+                <w:rFonts w:ascii="Cambria Math" w:hAnsi="Cambria Math"/>
+              </w:rPr>
+              <m:t>n⋅m</m:t>
+            </m:r>
+          </m:e>
+        </m:d>
+      </m:oMath>
+      <w:r>
+        <w:rPr>
+          <w:rFonts w:ascii="Segoe UI" w:hAnsi="Segoe UI" w:cs="Segoe UI"/>
+          <w:color w:val="5A5A5A"/>
+        </w:rPr>
+        <w:t>, although this won't affect our time complexity since the previous loop also cost </w:t>
+      </w:r>
+      <m:oMath>
+        <m:r>
+          <w:rPr>
+            <w:rFonts w:ascii="Cambria Math" w:hAnsi="Cambria Math"/>
+          </w:rPr>
+          <m:t>O</m:t>
+        </m:r>
+        <m:d>
+          <m:dPr>
+            <m:ctrlPr>
+              <w:rPr>
+                <w:rFonts w:ascii="Cambria Math" w:hAnsi="Cambria Math"/>
+              </w:rPr>
+            </m:ctrlPr>
+          </m:dPr>
+          <m:e>
+            <m:r>
+              <w:rPr>
+                <w:rFonts w:ascii="Cambria Math" w:hAnsi="Cambria Math"/>
+              </w:rPr>
+              <m:t>n⋅m</m:t>
+            </m:r>
+          </m:e>
+        </m:d>
+      </m:oMath>
+      <w:r>
+        <w:rPr>
+          <w:rFonts w:ascii="Segoe UI" w:hAnsi="Segoe UI" w:cs="Segoe UI"/>
+          <w:color w:val="5A5A5A"/>
+        </w:rPr>
+        <w:t>. Finally, there can be at most </w:t>
+      </w:r>
+      <m:oMath>
+        <m:r>
+          <w:rPr>
+            <w:rFonts w:ascii="Cambria Math" w:hAnsi="Cambria Math"/>
+          </w:rPr>
+          <m:t>m</m:t>
+        </m:r>
+      </m:oMath>
+      <w:r>
+        <w:rPr>
+          <w:rFonts w:ascii="Segoe UI" w:hAnsi="Segoe UI" w:cs="Segoe UI"/>
+          <w:color w:val="5A5A5A"/>
+        </w:rPr>
+        <w:t> elements inside </w:t>
+      </w:r>
+      <w:proofErr w:type="spellStart"/>
+      <w:r>
+        <w:rPr>
+          <w:rStyle w:val="HTMLCode"/>
+          <w:rFonts w:ascii="Consolas" w:hAnsi="Consolas"/>
+          <w:color w:val="C7254E"/>
+          <w:sz w:val="24"/>
+          <w:szCs w:val="24"/>
+          <w:bdr w:val="single" w:sz="2" w:space="2" w:color="auto" w:frame="1"/>
+          <w:shd w:val="clear" w:color="auto" w:fill="F9F2F4"/>
+        </w:rPr>
+        <w:t>ans</w:t>
+      </w:r>
+      <w:proofErr w:type="spellEnd"/>
+      <w:r>
+        <w:rPr>
+          <w:rFonts w:ascii="Segoe UI" w:hAnsi="Segoe UI" w:cs="Segoe UI"/>
+          <w:color w:val="5A5A5A"/>
+        </w:rPr>
+        <w:t xml:space="preserve"> when we perform the </w:t>
+      </w:r>
+      <w:proofErr w:type="gramStart"/>
+      <w:r>
+        <w:rPr>
+          <w:rFonts w:ascii="Segoe UI" w:hAnsi="Segoe UI" w:cs="Segoe UI"/>
+          <w:color w:val="5A5A5A"/>
+        </w:rPr>
+        <w:t>sort</w:t>
+      </w:r>
+      <w:proofErr w:type="gramEnd"/>
+      <w:r>
+        <w:rPr>
+          <w:rFonts w:ascii="Segoe UI" w:hAnsi="Segoe UI" w:cs="Segoe UI"/>
+          <w:color w:val="5A5A5A"/>
+        </w:rPr>
+        <w:t xml:space="preserve">, which means in the worst case, the </w:t>
+      </w:r>
+      <w:proofErr w:type="gramStart"/>
+      <w:r>
+        <w:rPr>
+          <w:rFonts w:ascii="Segoe UI" w:hAnsi="Segoe UI" w:cs="Segoe UI"/>
+          <w:color w:val="5A5A5A"/>
+        </w:rPr>
+        <w:t>sort</w:t>
+      </w:r>
+      <w:proofErr w:type="gramEnd"/>
+      <w:r>
+        <w:rPr>
+          <w:rFonts w:ascii="Segoe UI" w:hAnsi="Segoe UI" w:cs="Segoe UI"/>
+          <w:color w:val="5A5A5A"/>
+        </w:rPr>
+        <w:t xml:space="preserve"> will cost </w:t>
+      </w:r>
+      <m:oMath>
+        <m:r>
+          <w:rPr>
+            <w:rFonts w:ascii="Cambria Math" w:hAnsi="Cambria Math"/>
+          </w:rPr>
+          <m:t>O</m:t>
+        </m:r>
+        <m:d>
+          <m:dPr>
+            <m:ctrlPr>
+              <w:rPr>
+                <w:rFonts w:ascii="Cambria Math" w:hAnsi="Cambria Math"/>
+              </w:rPr>
+            </m:ctrlPr>
+          </m:dPr>
+          <m:e>
+            <m:r>
+              <w:rPr>
+                <w:rFonts w:ascii="Cambria Math" w:hAnsi="Cambria Math"/>
+              </w:rPr>
+              <m:t>m⋅</m:t>
+            </m:r>
+            <m:func>
+              <m:funcPr>
+                <m:ctrlPr>
+                  <w:rPr>
+                    <w:rFonts w:ascii="Cambria Math" w:hAnsi="Cambria Math"/>
+                  </w:rPr>
+                </m:ctrlPr>
+              </m:funcPr>
+              <m:fName>
+                <m:r>
+                  <m:rPr>
+                    <m:sty m:val="p"/>
+                  </m:rPr>
+                  <w:rPr>
+                    <w:rFonts w:ascii="Cambria Math" w:hAnsi="Cambria Math"/>
+                  </w:rPr>
+                  <m:t>log</m:t>
+                </m:r>
+              </m:fName>
+              <m:e>
+                <m:r>
+                  <w:rPr>
+                    <w:rFonts w:ascii="Cambria Math" w:hAnsi="Cambria Math"/>
+                  </w:rPr>
+                  <m:t>m</m:t>
+                </m:r>
+              </m:e>
+            </m:func>
+          </m:e>
+        </m:d>
+      </m:oMath>
+      <w:r>
+        <w:rPr>
+          <w:rFonts w:ascii="Segoe UI" w:hAnsi="Segoe UI" w:cs="Segoe UI"/>
+          <w:color w:val="5A5A5A"/>
+        </w:rPr>
+        <w:t>. This gives us a time complexity of </w:t>
+      </w:r>
+      <m:oMath>
+        <m:r>
+          <w:rPr>
+            <w:rFonts w:ascii="Cambria Math" w:hAnsi="Cambria Math"/>
+          </w:rPr>
+          <m:t>O</m:t>
+        </m:r>
+        <m:d>
+          <m:dPr>
+            <m:ctrlPr>
+              <w:rPr>
+                <w:rFonts w:ascii="Cambria Math" w:hAnsi="Cambria Math"/>
+              </w:rPr>
+            </m:ctrlPr>
+          </m:dPr>
+          <m:e>
+            <m:r>
+              <w:rPr>
+                <w:rFonts w:ascii="Cambria Math" w:hAnsi="Cambria Math"/>
+              </w:rPr>
+              <m:t>n⋅m+m⋅</m:t>
+            </m:r>
+            <m:func>
+              <m:funcPr>
+                <m:ctrlPr>
+                  <w:rPr>
+                    <w:rFonts w:ascii="Cambria Math" w:hAnsi="Cambria Math"/>
+                  </w:rPr>
+                </m:ctrlPr>
+              </m:funcPr>
+              <m:fName>
+                <m:r>
+                  <m:rPr>
+                    <m:sty m:val="p"/>
+                  </m:rPr>
+                  <w:rPr>
+                    <w:rFonts w:ascii="Cambria Math" w:hAnsi="Cambria Math"/>
+                  </w:rPr>
+                  <m:t>log</m:t>
+                </m:r>
+              </m:fName>
+              <m:e>
+                <m:r>
+                  <w:rPr>
+                    <w:rFonts w:ascii="Cambria Math" w:hAnsi="Cambria Math"/>
+                  </w:rPr>
+                  <m:t>m</m:t>
+                </m:r>
+              </m:e>
+            </m:func>
+          </m:e>
+        </m:d>
+        <m:r>
+          <w:rPr>
+            <w:rFonts w:ascii="Cambria Math" w:hAnsi="Cambria Math"/>
+          </w:rPr>
+          <m:t>=O</m:t>
+        </m:r>
+        <m:d>
+          <m:dPr>
+            <m:ctrlPr>
+              <w:rPr>
+                <w:rFonts w:ascii="Cambria Math" w:hAnsi="Cambria Math"/>
+              </w:rPr>
+            </m:ctrlPr>
+          </m:dPr>
+          <m:e>
+            <m:r>
+              <w:rPr>
+                <w:rFonts w:ascii="Cambria Math" w:hAnsi="Cambria Math"/>
+              </w:rPr>
+              <m:t>m⋅</m:t>
+            </m:r>
+            <m:d>
+              <m:dPr>
+                <m:ctrlPr>
+                  <w:rPr>
+                    <w:rFonts w:ascii="Cambria Math" w:hAnsi="Cambria Math"/>
+                  </w:rPr>
+                </m:ctrlPr>
+              </m:dPr>
+              <m:e>
+                <m:r>
+                  <w:rPr>
+                    <w:rFonts w:ascii="Cambria Math" w:hAnsi="Cambria Math"/>
+                  </w:rPr>
+                  <m:t>n+</m:t>
+                </m:r>
+                <m:func>
+                  <m:funcPr>
+                    <m:ctrlPr>
+                      <w:rPr>
+                        <w:rFonts w:ascii="Cambria Math" w:hAnsi="Cambria Math"/>
+                      </w:rPr>
+                    </m:ctrlPr>
+                  </m:funcPr>
+                  <m:fName>
+                    <m:r>
+                      <m:rPr>
+                        <m:sty m:val="p"/>
+                      </m:rPr>
+                      <w:rPr>
+                        <w:rFonts w:ascii="Cambria Math" w:hAnsi="Cambria Math"/>
+                      </w:rPr>
+                      <m:t>log</m:t>
+                    </m:r>
+                  </m:fName>
+                  <m:e>
+                    <m:r>
+                      <w:rPr>
+                        <w:rFonts w:ascii="Cambria Math" w:hAnsi="Cambria Math"/>
+                      </w:rPr>
+                      <m:t>m</m:t>
+                    </m:r>
+                  </m:e>
+                </m:func>
+              </m:e>
+            </m:d>
+          </m:e>
+        </m:d>
+      </m:oMath>
+      <w:r>
+        <w:rPr>
+          <w:rFonts w:ascii="Segoe UI" w:hAnsi="Segoe UI" w:cs="Segoe UI"/>
+          <w:color w:val="5A5A5A"/>
+        </w:rPr>
+        <w:t>. If every element in the input is unique, then the hash map will grow to a size of </w:t>
+      </w:r>
+      <m:oMath>
+        <m:r>
+          <w:rPr>
+            <w:rFonts w:ascii="Cambria Math" w:hAnsi="Cambria Math"/>
+          </w:rPr>
+          <m:t>n⋅m</m:t>
+        </m:r>
+      </m:oMath>
+      <w:r>
+        <w:rPr>
+          <w:rFonts w:ascii="Segoe UI" w:hAnsi="Segoe UI" w:cs="Segoe UI"/>
+          <w:color w:val="5A5A5A"/>
+        </w:rPr>
+        <w:t>, which means the algorithm has a space complexity of </w:t>
+      </w:r>
+      <m:oMath>
+        <m:r>
+          <w:rPr>
+            <w:rFonts w:ascii="Cambria Math" w:hAnsi="Cambria Math"/>
+          </w:rPr>
+          <m:t>O</m:t>
+        </m:r>
+        <m:d>
+          <m:dPr>
+            <m:ctrlPr>
+              <w:rPr>
+                <w:rFonts w:ascii="Cambria Math" w:hAnsi="Cambria Math"/>
+              </w:rPr>
+            </m:ctrlPr>
+          </m:dPr>
+          <m:e>
+            <m:r>
+              <w:rPr>
+                <w:rFonts w:ascii="Cambria Math" w:hAnsi="Cambria Math"/>
+              </w:rPr>
+              <m:t>n⋅m</m:t>
+            </m:r>
+          </m:e>
+        </m:d>
+      </m:oMath>
+      <w:r>
+        <w:rPr>
+          <w:rFonts w:ascii="Segoe UI" w:hAnsi="Segoe UI" w:cs="Segoe UI"/>
+          <w:color w:val="5A5A5A"/>
+        </w:rPr>
+        <w:t>.</w:t>
+      </w:r>
+    </w:p>
+    <w:p/>
+    <w:p>
+      <w:pPr>
+        <w:pBdr>
+          <w:top w:val="single" w:sz="2" w:space="0" w:color="auto"/>
+          <w:left w:val="single" w:sz="2" w:space="0" w:color="auto"/>
+          <w:bottom w:val="single" w:sz="2" w:space="0" w:color="auto"/>
+          <w:right w:val="single" w:sz="2" w:space="0" w:color="auto"/>
+        </w:pBdr>
+        <w:shd w:val="clear" w:color="auto" w:fill="F5F5F5"/>
+        <w:spacing w:after="240" w:line="240" w:lineRule="auto"/>
+        <w:rPr>
+          <w:rFonts w:ascii="Segoe UI" w:eastAsia="Times New Roman" w:hAnsi="Segoe UI" w:cs="Segoe UI"/>
+          <w:color w:val="5A5A5A"/>
+          <w:kern w:val="0"/>
+          <w14:ligatures w14:val="none"/>
+        </w:rPr>
+      </w:pPr>
+      <w:r>
+        <w:rPr>
+          <w:rFonts w:ascii="Segoe UI" w:eastAsia="Times New Roman" w:hAnsi="Segoe UI" w:cs="Segoe UI"/>
+          <w:color w:val="5A5A5A"/>
+          <w:kern w:val="0"/>
+          <w14:ligatures w14:val="none"/>
+        </w:rPr>
+        <w:t>Example 3: </w:t>
+      </w:r>
+      <w:hyperlink r:id="rId10" w:tgtFrame="_blank" w:history="1">
+        <w:r>
+          <w:rPr>
+            <w:rFonts w:ascii="Segoe UI" w:eastAsia="Times New Roman" w:hAnsi="Segoe UI" w:cs="Segoe UI"/>
+            <w:color w:val="1890FF"/>
+            <w:kern w:val="0"/>
+            <w:bdr w:val="single" w:sz="2" w:space="0" w:color="auto" w:frame="1"/>
+            <w14:ligatures w14:val="none"/>
+          </w:rPr>
+          <w:t>1941. Check if All Characters Have Equal Number of Occurrences</w:t>
+        </w:r>
+      </w:hyperlink>
+    </w:p>
+    <w:p>
+      <w:pPr>
+        <w:pBdr>
+          <w:top w:val="single" w:sz="2" w:space="0" w:color="auto"/>
+          <w:left w:val="single" w:sz="2" w:space="0" w:color="auto"/>
+          <w:bottom w:val="single" w:sz="2" w:space="0" w:color="auto"/>
+          <w:right w:val="single" w:sz="2" w:space="0" w:color="auto"/>
+        </w:pBdr>
+        <w:shd w:val="clear" w:color="auto" w:fill="F5F5F5"/>
+        <w:spacing w:after="240" w:line="240" w:lineRule="auto"/>
+        <w:rPr>
+          <w:rFonts w:ascii="Segoe UI" w:eastAsia="Times New Roman" w:hAnsi="Segoe UI" w:cs="Segoe UI"/>
+          <w:color w:val="5A5A5A"/>
+          <w:kern w:val="0"/>
+          <w14:ligatures w14:val="none"/>
+        </w:rPr>
+      </w:pPr>
+      <w:r>
+        <w:rPr>
+          <w:rFonts w:ascii="Segoe UI" w:eastAsia="Times New Roman" w:hAnsi="Segoe UI" w:cs="Segoe UI"/>
+          <w:color w:val="5A5A5A"/>
+          <w:kern w:val="0"/>
+          <w14:ligatures w14:val="none"/>
+        </w:rPr>
+        <w:t>Given a string </w:t>
+      </w:r>
+      <w:r>
+        <w:rPr>
+          <w:rFonts w:ascii="Consolas" w:eastAsia="Times New Roman" w:hAnsi="Consolas" w:cs="Courier New"/>
+          <w:color w:val="C7254E"/>
+          <w:kern w:val="0"/>
+          <w:bdr w:val="single" w:sz="2" w:space="2" w:color="auto" w:frame="1"/>
+          <w:shd w:val="clear" w:color="auto" w:fill="F9F2F4"/>
+          <w14:ligatures w14:val="none"/>
+        </w:rPr>
+        <w:t>s</w:t>
+      </w:r>
+      <w:r>
+        <w:rPr>
+          <w:rFonts w:ascii="Segoe UI" w:eastAsia="Times New Roman" w:hAnsi="Segoe UI" w:cs="Segoe UI"/>
+          <w:color w:val="5A5A5A"/>
+          <w:kern w:val="0"/>
+          <w14:ligatures w14:val="none"/>
+        </w:rPr>
+        <w:t>, determine if all characters have the same frequency.</w:t>
+      </w:r>
+    </w:p>
+    <w:p>
+      <w:pPr>
+        <w:pBdr>
+          <w:top w:val="single" w:sz="2" w:space="0" w:color="auto"/>
+          <w:left w:val="single" w:sz="2" w:space="0" w:color="auto"/>
+          <w:bottom w:val="single" w:sz="2" w:space="0" w:color="auto"/>
+          <w:right w:val="single" w:sz="2" w:space="0" w:color="auto"/>
+        </w:pBdr>
+        <w:shd w:val="clear" w:color="auto" w:fill="F5F5F5"/>
+        <w:spacing w:after="0" w:line="240" w:lineRule="auto"/>
+        <w:rPr>
+          <w:rFonts w:ascii="Segoe UI" w:eastAsia="Times New Roman" w:hAnsi="Segoe UI" w:cs="Segoe UI"/>
+          <w:color w:val="5A5A5A"/>
+          <w:kern w:val="0"/>
+          <w14:ligatures w14:val="none"/>
+        </w:rPr>
+      </w:pPr>
+      <w:r>
+        <w:rPr>
+          <w:rFonts w:ascii="Segoe UI" w:eastAsia="Times New Roman" w:hAnsi="Segoe UI" w:cs="Segoe UI"/>
+          <w:color w:val="5A5A5A"/>
+          <w:kern w:val="0"/>
+          <w14:ligatures w14:val="none"/>
+        </w:rPr>
+        <w:t>For example, given </w:t>
+      </w:r>
+      <w:r>
+        <w:rPr>
+          <w:rFonts w:ascii="Consolas" w:eastAsia="Times New Roman" w:hAnsi="Consolas" w:cs="Courier New"/>
+          <w:color w:val="C7254E"/>
+          <w:kern w:val="0"/>
+          <w:bdr w:val="single" w:sz="2" w:space="2" w:color="auto" w:frame="1"/>
+          <w:shd w:val="clear" w:color="auto" w:fill="F9F2F4"/>
+          <w14:ligatures w14:val="none"/>
+        </w:rPr>
+        <w:t>s = "</w:t>
+      </w:r>
+      <w:proofErr w:type="spellStart"/>
+      <w:r>
+        <w:rPr>
+          <w:rFonts w:ascii="Consolas" w:eastAsia="Times New Roman" w:hAnsi="Consolas" w:cs="Courier New"/>
+          <w:color w:val="C7254E"/>
+          <w:kern w:val="0"/>
+          <w:bdr w:val="single" w:sz="2" w:space="2" w:color="auto" w:frame="1"/>
+          <w:shd w:val="clear" w:color="auto" w:fill="F9F2F4"/>
+          <w14:ligatures w14:val="none"/>
+        </w:rPr>
+        <w:t>abacbc</w:t>
+      </w:r>
+      <w:proofErr w:type="spellEnd"/>
+      <w:r>
+        <w:rPr>
+          <w:rFonts w:ascii="Consolas" w:eastAsia="Times New Roman" w:hAnsi="Consolas" w:cs="Courier New"/>
+          <w:color w:val="C7254E"/>
+          <w:kern w:val="0"/>
+          <w:bdr w:val="single" w:sz="2" w:space="2" w:color="auto" w:frame="1"/>
+          <w:shd w:val="clear" w:color="auto" w:fill="F9F2F4"/>
+          <w14:ligatures w14:val="none"/>
+        </w:rPr>
+        <w:t>"</w:t>
+      </w:r>
+      <w:r>
+        <w:rPr>
+          <w:rFonts w:ascii="Segoe UI" w:eastAsia="Times New Roman" w:hAnsi="Segoe UI" w:cs="Segoe UI"/>
+          <w:color w:val="5A5A5A"/>
+          <w:kern w:val="0"/>
+          <w14:ligatures w14:val="none"/>
+        </w:rPr>
+        <w:t>, return true, because all characters appear twice. Given </w:t>
+      </w:r>
+      <w:r>
+        <w:rPr>
+          <w:rFonts w:ascii="Consolas" w:eastAsia="Times New Roman" w:hAnsi="Consolas" w:cs="Courier New"/>
+          <w:color w:val="C7254E"/>
+          <w:kern w:val="0"/>
+          <w:bdr w:val="single" w:sz="2" w:space="2" w:color="auto" w:frame="1"/>
+          <w:shd w:val="clear" w:color="auto" w:fill="F9F2F4"/>
+          <w14:ligatures w14:val="none"/>
+        </w:rPr>
+        <w:t>s = "</w:t>
+      </w:r>
+      <w:proofErr w:type="spellStart"/>
+      <w:r>
+        <w:rPr>
+          <w:rFonts w:ascii="Consolas" w:eastAsia="Times New Roman" w:hAnsi="Consolas" w:cs="Courier New"/>
+          <w:color w:val="C7254E"/>
+          <w:kern w:val="0"/>
+          <w:bdr w:val="single" w:sz="2" w:space="2" w:color="auto" w:frame="1"/>
+          <w:shd w:val="clear" w:color="auto" w:fill="F9F2F4"/>
+          <w14:ligatures w14:val="none"/>
+        </w:rPr>
+        <w:t>aaabb</w:t>
+      </w:r>
+      <w:proofErr w:type="spellEnd"/>
+      <w:r>
+        <w:rPr>
+          <w:rFonts w:ascii="Consolas" w:eastAsia="Times New Roman" w:hAnsi="Consolas" w:cs="Courier New"/>
+          <w:color w:val="C7254E"/>
+          <w:kern w:val="0"/>
+          <w:bdr w:val="single" w:sz="2" w:space="2" w:color="auto" w:frame="1"/>
+          <w:shd w:val="clear" w:color="auto" w:fill="F9F2F4"/>
+          <w14:ligatures w14:val="none"/>
+        </w:rPr>
+        <w:t>"</w:t>
+      </w:r>
+      <w:r>
+        <w:rPr>
+          <w:rFonts w:ascii="Segoe UI" w:eastAsia="Times New Roman" w:hAnsi="Segoe UI" w:cs="Segoe UI"/>
+          <w:color w:val="5A5A5A"/>
+          <w:kern w:val="0"/>
+          <w14:ligatures w14:val="none"/>
+        </w:rPr>
+        <w:t>, return false. </w:t>
+      </w:r>
+      <w:r>
+        <w:rPr>
+          <w:rFonts w:ascii="Consolas" w:eastAsia="Times New Roman" w:hAnsi="Consolas" w:cs="Courier New"/>
+          <w:color w:val="C7254E"/>
+          <w:kern w:val="0"/>
+          <w:bdr w:val="single" w:sz="2" w:space="2" w:color="auto" w:frame="1"/>
+          <w:shd w:val="clear" w:color="auto" w:fill="F9F2F4"/>
+          <w14:ligatures w14:val="none"/>
+        </w:rPr>
+        <w:t>"a"</w:t>
+      </w:r>
+      <w:r>
+        <w:rPr>
+          <w:rFonts w:ascii="Segoe UI" w:eastAsia="Times New Roman" w:hAnsi="Segoe UI" w:cs="Segoe UI"/>
+          <w:color w:val="5A5A5A"/>
+          <w:kern w:val="0"/>
+          <w14:ligatures w14:val="none"/>
+        </w:rPr>
+        <w:t> appears 3 times, </w:t>
+      </w:r>
+      <w:r>
+        <w:rPr>
+          <w:rFonts w:ascii="Consolas" w:eastAsia="Times New Roman" w:hAnsi="Consolas" w:cs="Courier New"/>
+          <w:color w:val="C7254E"/>
+          <w:kern w:val="0"/>
+          <w:bdr w:val="single" w:sz="2" w:space="2" w:color="auto" w:frame="1"/>
+          <w:shd w:val="clear" w:color="auto" w:fill="F9F2F4"/>
+          <w14:ligatures w14:val="none"/>
+        </w:rPr>
+        <w:t>"b"</w:t>
+      </w:r>
+      <w:r>
+        <w:rPr>
+          <w:rFonts w:ascii="Segoe UI" w:eastAsia="Times New Roman" w:hAnsi="Segoe UI" w:cs="Segoe UI"/>
+          <w:color w:val="5A5A5A"/>
+          <w:kern w:val="0"/>
+          <w14:ligatures w14:val="none"/>
+        </w:rPr>
+        <w:t> appears 2 times. </w:t>
+      </w:r>
+      <w:proofErr w:type="gramStart"/>
+      <w:r>
+        <w:rPr>
+          <w:rFonts w:ascii="Consolas" w:eastAsia="Times New Roman" w:hAnsi="Consolas" w:cs="Courier New"/>
+          <w:color w:val="C7254E"/>
+          <w:kern w:val="0"/>
+          <w:bdr w:val="single" w:sz="2" w:space="2" w:color="auto" w:frame="1"/>
+          <w:shd w:val="clear" w:color="auto" w:fill="F9F2F4"/>
+          <w14:ligatures w14:val="none"/>
+        </w:rPr>
+        <w:t>3 !</w:t>
+      </w:r>
+      <w:proofErr w:type="gramEnd"/>
+      <w:r>
+        <w:rPr>
+          <w:rFonts w:ascii="Consolas" w:eastAsia="Times New Roman" w:hAnsi="Consolas" w:cs="Courier New"/>
+          <w:color w:val="C7254E"/>
+          <w:kern w:val="0"/>
+          <w:bdr w:val="single" w:sz="2" w:space="2" w:color="auto" w:frame="1"/>
+          <w:shd w:val="clear" w:color="auto" w:fill="F9F2F4"/>
+          <w14:ligatures w14:val="none"/>
+        </w:rPr>
+        <w:t>= 2</w:t>
+      </w:r>
+      <w:r>
+        <w:rPr>
+          <w:rFonts w:ascii="Segoe UI" w:eastAsia="Times New Roman" w:hAnsi="Segoe UI" w:cs="Segoe UI"/>
+          <w:color w:val="5A5A5A"/>
+          <w:kern w:val="0"/>
+          <w14:ligatures w14:val="none"/>
+        </w:rPr>
+        <w:t>.</w:t>
+      </w:r>
+    </w:p>
+    <w:p>
+      <w:pPr>
+        <w:pBdr>
+          <w:top w:val="single" w:sz="2" w:space="0" w:color="auto"/>
+          <w:left w:val="single" w:sz="2" w:space="0" w:color="auto"/>
+          <w:bottom w:val="single" w:sz="2" w:space="0" w:color="auto"/>
+          <w:right w:val="single" w:sz="2" w:space="0" w:color="auto"/>
+        </w:pBdr>
+        <w:shd w:val="clear" w:color="auto" w:fill="FFFFFF"/>
+        <w:spacing w:after="240" w:line="240" w:lineRule="auto"/>
+        <w:rPr>
+          <w:rFonts w:ascii="Segoe UI" w:eastAsia="Times New Roman" w:hAnsi="Segoe UI" w:cs="Segoe UI"/>
+          <w:color w:val="5A5A5A"/>
+          <w:kern w:val="0"/>
+          <w14:ligatures w14:val="none"/>
+        </w:rPr>
+      </w:pPr>
+      <w:r>
+        <w:rPr>
+          <w:rFonts w:ascii="Segoe UI" w:eastAsia="Times New Roman" w:hAnsi="Segoe UI" w:cs="Segoe UI"/>
+          <w:color w:val="5A5A5A"/>
+          <w:kern w:val="0"/>
+          <w14:ligatures w14:val="none"/>
+        </w:rPr>
+        <w:t>Using our knowledge of hash maps and sets, this is a straightforward problem. Use a hash map </w:t>
+      </w:r>
+      <w:r>
+        <w:rPr>
+          <w:rFonts w:ascii="Consolas" w:eastAsia="Times New Roman" w:hAnsi="Consolas" w:cs="Courier New"/>
+          <w:color w:val="C7254E"/>
+          <w:kern w:val="0"/>
+          <w:bdr w:val="single" w:sz="2" w:space="2" w:color="auto" w:frame="1"/>
+          <w:shd w:val="clear" w:color="auto" w:fill="F9F2F4"/>
+          <w14:ligatures w14:val="none"/>
+        </w:rPr>
+        <w:t>counts</w:t>
+      </w:r>
+      <w:r>
+        <w:rPr>
+          <w:rFonts w:ascii="Segoe UI" w:eastAsia="Times New Roman" w:hAnsi="Segoe UI" w:cs="Segoe UI"/>
+          <w:color w:val="5A5A5A"/>
+          <w:kern w:val="0"/>
+          <w14:ligatures w14:val="none"/>
+        </w:rPr>
+        <w:t> to count all character frequencies. Iterate through </w:t>
+      </w:r>
+      <w:r>
+        <w:rPr>
+          <w:rFonts w:ascii="Consolas" w:eastAsia="Times New Roman" w:hAnsi="Consolas" w:cs="Courier New"/>
+          <w:color w:val="C7254E"/>
+          <w:kern w:val="0"/>
+          <w:bdr w:val="single" w:sz="2" w:space="2" w:color="auto" w:frame="1"/>
+          <w:shd w:val="clear" w:color="auto" w:fill="F9F2F4"/>
+          <w14:ligatures w14:val="none"/>
+        </w:rPr>
+        <w:t>s</w:t>
+      </w:r>
+      <w:r>
+        <w:rPr>
+          <w:rFonts w:ascii="Segoe UI" w:eastAsia="Times New Roman" w:hAnsi="Segoe UI" w:cs="Segoe UI"/>
+          <w:color w:val="5A5A5A"/>
+          <w:kern w:val="0"/>
+          <w14:ligatures w14:val="none"/>
+        </w:rPr>
+        <w:t> and get the frequency of every character. Check if all frequencies are the same.</w:t>
+      </w:r>
+    </w:p>
+    <w:p>
+      <w:pPr>
+        <w:pBdr>
+          <w:top w:val="single" w:sz="2" w:space="0" w:color="auto"/>
+          <w:left w:val="single" w:sz="2" w:space="0" w:color="auto"/>
+          <w:bottom w:val="single" w:sz="2" w:space="0" w:color="auto"/>
+          <w:right w:val="single" w:sz="2" w:space="0" w:color="auto"/>
+        </w:pBdr>
+        <w:shd w:val="clear" w:color="auto" w:fill="FFFFFF"/>
+        <w:spacing w:after="240" w:line="240" w:lineRule="auto"/>
+        <w:rPr>
+          <w:rFonts w:ascii="Segoe UI" w:eastAsia="Times New Roman" w:hAnsi="Segoe UI" w:cs="Segoe UI"/>
+          <w:color w:val="5A5A5A"/>
+          <w:kern w:val="0"/>
+          <w14:ligatures w14:val="none"/>
+        </w:rPr>
+      </w:pPr>
+      <w:r>
+        <w:rPr>
+          <w:rFonts w:ascii="Segoe UI" w:eastAsia="Times New Roman" w:hAnsi="Segoe UI" w:cs="Segoe UI"/>
+          <w:color w:val="5A5A5A"/>
+          <w:kern w:val="0"/>
+          <w14:ligatures w14:val="none"/>
+        </w:rPr>
+        <w:t>Because a set ignores duplicates, we can put all the frequencies in a set and check if the length is </w:t>
+      </w:r>
+      <w:r>
+        <w:rPr>
+          <w:rFonts w:ascii="Consolas" w:eastAsia="Times New Roman" w:hAnsi="Consolas" w:cs="Courier New"/>
+          <w:color w:val="C7254E"/>
+          <w:kern w:val="0"/>
+          <w:bdr w:val="single" w:sz="2" w:space="2" w:color="auto" w:frame="1"/>
+          <w:shd w:val="clear" w:color="auto" w:fill="F9F2F4"/>
+          <w14:ligatures w14:val="none"/>
+        </w:rPr>
+        <w:t>1</w:t>
+      </w:r>
+      <w:r>
+        <w:rPr>
+          <w:rFonts w:ascii="Segoe UI" w:eastAsia="Times New Roman" w:hAnsi="Segoe UI" w:cs="Segoe UI"/>
+          <w:color w:val="5A5A5A"/>
+          <w:kern w:val="0"/>
+          <w14:ligatures w14:val="none"/>
+        </w:rPr>
+        <w:t> to verify if the frequencies are all the same.</w:t>
+      </w:r>
+    </w:p>
+    <w:p>
+      <w:pPr>
+        <w:shd w:val="clear" w:color="auto" w:fill="FFFFFF"/>
+        <w:spacing w:after="0" w:line="240" w:lineRule="auto"/>
+        <w:rPr>
+          <w:rFonts w:ascii="Segoe UI" w:eastAsia="Times New Roman" w:hAnsi="Segoe UI" w:cs="Segoe UI"/>
+          <w:kern w:val="0"/>
+          <w14:ligatures w14:val="none"/>
+        </w:rPr>
+      </w:pPr>
+      <w:r>
+        <w:rPr>
+          <w:rFonts w:ascii="Segoe UI" w:eastAsia="Times New Roman" w:hAnsi="Segoe UI" w:cs="Segoe UI"/>
+          <w:b/>
+          <w:bCs/>
+          <w:kern w:val="0"/>
+          <w:bdr w:val="single" w:sz="2" w:space="0" w:color="auto" w:frame="1"/>
+          <w14:ligatures w14:val="none"/>
+        </w:rPr>
+        <w:t>Click here for a more detailed explanation if needed</w:t>
+      </w:r>
+    </w:p>
+    <w:p>
+      <w:pPr>
+        <w:pBdr>
+          <w:top w:val="single" w:sz="2" w:space="0" w:color="auto"/>
+          <w:left w:val="single" w:sz="2" w:space="0" w:color="auto"/>
+          <w:bottom w:val="single" w:sz="2" w:space="0" w:color="auto"/>
+          <w:right w:val="single" w:sz="2" w:space="0" w:color="auto"/>
+        </w:pBdr>
+        <w:shd w:val="clear" w:color="auto" w:fill="FFFFFF"/>
+        <w:spacing w:after="240" w:line="240" w:lineRule="auto"/>
+        <w:rPr>
+          <w:rFonts w:ascii="Segoe UI" w:eastAsia="Times New Roman" w:hAnsi="Segoe UI" w:cs="Segoe UI"/>
+          <w:color w:val="5A5A5A"/>
+          <w:kern w:val="0"/>
+          <w14:ligatures w14:val="none"/>
+        </w:rPr>
+      </w:pPr>
+      <w:r>
+        <w:rPr>
+          <w:rFonts w:ascii="Segoe UI" w:eastAsia="Times New Roman" w:hAnsi="Segoe UI" w:cs="Segoe UI"/>
+          <w:color w:val="5A5A5A"/>
+          <w:kern w:val="0"/>
+          <w14:ligatures w14:val="none"/>
+        </w:rPr>
+        <w:t xml:space="preserve">Recall from the first article of the chapter that sets </w:t>
+      </w:r>
+      <w:proofErr w:type="gramStart"/>
+      <w:r>
+        <w:rPr>
+          <w:rFonts w:ascii="Segoe UI" w:eastAsia="Times New Roman" w:hAnsi="Segoe UI" w:cs="Segoe UI"/>
+          <w:color w:val="5A5A5A"/>
+          <w:kern w:val="0"/>
+          <w14:ligatures w14:val="none"/>
+        </w:rPr>
+        <w:t>ignore</w:t>
+      </w:r>
+      <w:proofErr w:type="gramEnd"/>
+      <w:r>
+        <w:rPr>
+          <w:rFonts w:ascii="Segoe UI" w:eastAsia="Times New Roman" w:hAnsi="Segoe UI" w:cs="Segoe UI"/>
+          <w:color w:val="5A5A5A"/>
+          <w:kern w:val="0"/>
+          <w14:ligatures w14:val="none"/>
+        </w:rPr>
+        <w:t xml:space="preserve"> frequency. If you add the same element to a set 100 times, the first operation will add it, then the next 99 will do nothing.</w:t>
+      </w:r>
+    </w:p>
+    <w:p>
+      <w:pPr>
+        <w:pBdr>
+          <w:top w:val="single" w:sz="2" w:space="0" w:color="auto"/>
+          <w:left w:val="single" w:sz="2" w:space="0" w:color="auto"/>
+          <w:bottom w:val="single" w:sz="2" w:space="0" w:color="auto"/>
+          <w:right w:val="single" w:sz="2" w:space="0" w:color="auto"/>
+        </w:pBdr>
+        <w:shd w:val="clear" w:color="auto" w:fill="FFFFFF"/>
+        <w:spacing w:after="240" w:line="240" w:lineRule="auto"/>
+        <w:rPr>
+          <w:rFonts w:ascii="Segoe UI" w:eastAsia="Times New Roman" w:hAnsi="Segoe UI" w:cs="Segoe UI"/>
+          <w:color w:val="5A5A5A"/>
+          <w:kern w:val="0"/>
+          <w14:ligatures w14:val="none"/>
+        </w:rPr>
+      </w:pPr>
+      <w:r>
+        <w:rPr>
+          <w:rFonts w:ascii="Segoe UI" w:eastAsia="Times New Roman" w:hAnsi="Segoe UI" w:cs="Segoe UI"/>
+          <w:color w:val="5A5A5A"/>
+          <w:kern w:val="0"/>
+          <w14:ligatures w14:val="none"/>
+        </w:rPr>
+        <w:lastRenderedPageBreak/>
+        <w:t>In this problem, we want to determine if there exists only one unique frequency. We can first find the frequencies by counting each character using a hash map. After counting, the values of the hash map are our frequencies.</w:t>
+      </w:r>
+    </w:p>
+    <w:p>
+      <w:pPr>
+        <w:pBdr>
+          <w:top w:val="single" w:sz="2" w:space="0" w:color="auto"/>
+          <w:left w:val="single" w:sz="2" w:space="0" w:color="auto"/>
+          <w:bottom w:val="single" w:sz="2" w:space="0" w:color="auto"/>
+          <w:right w:val="single" w:sz="2" w:space="0" w:color="auto"/>
+        </w:pBdr>
+        <w:shd w:val="clear" w:color="auto" w:fill="FFFFFF"/>
+        <w:spacing w:after="240" w:line="240" w:lineRule="auto"/>
+        <w:rPr>
+          <w:rFonts w:ascii="Segoe UI" w:eastAsia="Times New Roman" w:hAnsi="Segoe UI" w:cs="Segoe UI"/>
+          <w:color w:val="5A5A5A"/>
+          <w:kern w:val="0"/>
+          <w14:ligatures w14:val="none"/>
+        </w:rPr>
+      </w:pPr>
+      <w:r>
+        <w:rPr>
+          <w:rFonts w:ascii="Segoe UI" w:eastAsia="Times New Roman" w:hAnsi="Segoe UI" w:cs="Segoe UI"/>
+          <w:color w:val="5A5A5A"/>
+          <w:kern w:val="0"/>
+          <w14:ligatures w14:val="none"/>
+        </w:rPr>
+        <w:t>If there is only one unique frequency, then after adding all the values to a set, the set will have a length of 1. If there are any characters with different frequencies, then the set would have a length greater than 1, as it would hold all unique frequenc</w:t>
+      </w:r>
+      <w:r>
+        <w:rPr>
+          <w:rFonts w:ascii="Segoe UI" w:eastAsia="Times New Roman" w:hAnsi="Segoe UI" w:cs="Segoe UI"/>
+          <w:color w:val="5A5A5A"/>
+          <w:kern w:val="0"/>
+          <w14:ligatures w14:val="none"/>
+        </w:rPr>
+        <w:t>ies.</w:t>
+      </w:r>
+    </w:p>
+    <w:p>
+      <w:pPr>
+        <w:pBdr>
+          <w:top w:val="single" w:sz="2" w:space="0" w:color="auto"/>
+          <w:left w:val="single" w:sz="2" w:space="0" w:color="auto"/>
+          <w:bottom w:val="single" w:sz="2" w:space="0" w:color="auto"/>
+          <w:right w:val="single" w:sz="2" w:space="0" w:color="auto"/>
+        </w:pBdr>
+        <w:shd w:val="clear" w:color="auto" w:fill="FFFFFF"/>
+        <w:spacing w:after="240" w:line="240" w:lineRule="auto"/>
+        <w:rPr>
+          <w:rFonts w:ascii="Segoe UI" w:eastAsia="Times New Roman" w:hAnsi="Segoe UI" w:cs="Segoe UI"/>
+          <w:color w:val="5A5A5A"/>
+          <w:kern w:val="0"/>
+          <w14:ligatures w14:val="none"/>
+        </w:rPr>
+      </w:pPr>
+    </w:p>
+    <w:p>
+      <w:pPr>
+        <w:pBdr>
+          <w:top w:val="single" w:sz="2" w:space="0" w:color="auto"/>
+          <w:left w:val="single" w:sz="2" w:space="0" w:color="auto"/>
+          <w:bottom w:val="single" w:sz="2" w:space="0" w:color="auto"/>
+          <w:right w:val="single" w:sz="2" w:space="0" w:color="auto"/>
+        </w:pBdr>
+        <w:shd w:val="clear" w:color="auto" w:fill="FFFFFF"/>
+        <w:spacing w:after="240" w:line="240" w:lineRule="auto"/>
+        <w:rPr>
+          <w:rFonts w:ascii="Segoe UI" w:eastAsia="Times New Roman" w:hAnsi="Segoe UI" w:cs="Segoe UI"/>
+          <w:color w:val="5A5A5A"/>
+          <w:kern w:val="0"/>
+          <w14:ligatures w14:val="none"/>
+        </w:rPr>
+      </w:pPr>
+      <w:r>
+        <w:rPr>
+          <w:rFonts w:ascii="Segoe UI" w:eastAsia="Times New Roman" w:hAnsi="Segoe UI" w:cs="Segoe UI"/>
+          <w:color w:val="5A5A5A"/>
+          <w:kern w:val="0"/>
+          <w14:ligatures w14:val="none"/>
+        </w:rPr>
+        <w:drawing>
+          <wp:inline distT="0" distB="0" distL="0" distR="0" wp14:anchorId="1A576972" wp14:editId="2712E49C">
+            <wp:extent cx="5943600" cy="2595880"/>
+            <wp:effectExtent l="0" t="0" r="0" b="0"/>
+            <wp:docPr id="2105535738" name="Picture 1"/>
+            <wp:cNvGraphicFramePr>
+              <a:graphicFrameLocks xmlns:a="http://schemas.openxmlformats.org/drawingml/2006/main" noChangeAspect="1"/>
+            </wp:cNvGraphicFramePr>
+            <a:graphic xmlns:a="http://schemas.openxmlformats.org/drawingml/2006/main">
+              <a:graphicData uri="http://schemas.openxmlformats.org/drawingml/2006/picture">
+                <pic:pic xmlns:pic="http://schemas.openxmlformats.org/drawingml/2006/picture">
+                  <pic:nvPicPr>
+                    <pic:cNvPr id="2105535738" name=""/>
+                    <pic:cNvPicPr/>
+                  </pic:nvPicPr>
+                  <pic:blipFill>
+                    <a:blip r:embed="rId11"/>
+                    <a:stretch>
+                      <a:fillRect/>
+                    </a:stretch>
+                  </pic:blipFill>
+                  <pic:spPr>
+                    <a:xfrm>
+                      <a:off x="0" y="0"/>
+                      <a:ext cx="5943600" cy="2595880"/>
+                    </a:xfrm>
+                    <a:prstGeom prst="rect">
+                      <a:avLst/>
+                    </a:prstGeom>
+                  </pic:spPr>
+                </pic:pic>
+              </a:graphicData>
+            </a:graphic>
+          </wp:inline>
+        </w:drawing>
+      </w:r>
+    </w:p>
+    <w:p>
+      <w:pPr>
+        <w:pBdr>
+          <w:top w:val="single" w:sz="2" w:space="0" w:color="auto"/>
+          <w:left w:val="single" w:sz="2" w:space="0" w:color="auto"/>
+          <w:bottom w:val="single" w:sz="2" w:space="0" w:color="auto"/>
+          <w:right w:val="single" w:sz="2" w:space="0" w:color="auto"/>
+        </w:pBdr>
+        <w:shd w:val="clear" w:color="auto" w:fill="FFFFFF"/>
+        <w:spacing w:after="240" w:line="240" w:lineRule="auto"/>
+        <w:rPr>
+          <w:rFonts w:ascii="Segoe UI" w:eastAsia="Times New Roman" w:hAnsi="Segoe UI" w:cs="Segoe UI"/>
+          <w:color w:val="5A5A5A"/>
+          <w:kern w:val="0"/>
+          <w14:ligatures w14:val="none"/>
+        </w:rPr>
+      </w:pPr>
+      <w:r>
+        <w:rPr>
+          <w:rFonts w:ascii="Segoe UI" w:eastAsia="Times New Roman" w:hAnsi="Segoe UI" w:cs="Segoe UI"/>
+          <w:color w:val="5A5A5A"/>
+          <w:kern w:val="0"/>
+          <w14:ligatures w14:val="none"/>
+        </w:rPr>
+        <w:t>Given </w:t>
+      </w:r>
+      <m:oMath>
+        <m:r>
+          <w:rPr>
+            <w:rFonts w:ascii="Cambria Math" w:eastAsia="Times New Roman" w:hAnsi="Cambria Math" w:cs="Times New Roman"/>
+            <w:kern w:val="0"/>
+            <w14:ligatures w14:val="none"/>
+          </w:rPr>
+          <m:t>n</m:t>
+        </m:r>
+      </m:oMath>
+      <w:r>
+        <w:rPr>
+          <w:rFonts w:ascii="Segoe UI" w:eastAsia="Times New Roman" w:hAnsi="Segoe UI" w:cs="Segoe UI"/>
+          <w:color w:val="5A5A5A"/>
+          <w:kern w:val="0"/>
+          <w14:ligatures w14:val="none"/>
+        </w:rPr>
+        <w:t> as the length of </w:t>
+      </w:r>
+      <w:r>
+        <w:rPr>
+          <w:rFonts w:ascii="Consolas" w:eastAsia="Times New Roman" w:hAnsi="Consolas" w:cs="Courier New"/>
+          <w:color w:val="C7254E"/>
+          <w:kern w:val="0"/>
+          <w:bdr w:val="single" w:sz="2" w:space="2" w:color="auto" w:frame="1"/>
+          <w:shd w:val="clear" w:color="auto" w:fill="F9F2F4"/>
+          <w14:ligatures w14:val="none"/>
+        </w:rPr>
+        <w:t>s</w:t>
+      </w:r>
+      <w:r>
+        <w:rPr>
+          <w:rFonts w:ascii="Segoe UI" w:eastAsia="Times New Roman" w:hAnsi="Segoe UI" w:cs="Segoe UI"/>
+          <w:color w:val="5A5A5A"/>
+          <w:kern w:val="0"/>
+          <w14:ligatures w14:val="none"/>
+        </w:rPr>
+        <w:t>, it costs </w:t>
+      </w:r>
+      <m:oMath>
+        <m:r>
+          <w:rPr>
+            <w:rFonts w:ascii="Cambria Math" w:eastAsia="Times New Roman" w:hAnsi="Cambria Math" w:cs="Times New Roman"/>
+            <w:kern w:val="0"/>
+            <w14:ligatures w14:val="none"/>
+          </w:rPr>
+          <m:t>O</m:t>
+        </m:r>
+        <m:d>
+          <m:dPr>
+            <m:ctrlPr>
+              <w:rPr>
+                <w:rFonts w:ascii="Cambria Math" w:eastAsia="Times New Roman" w:hAnsi="Cambria Math" w:cs="Times New Roman"/>
+                <w:kern w:val="0"/>
+                <w14:ligatures w14:val="none"/>
+              </w:rPr>
+            </m:ctrlPr>
+          </m:dPr>
+          <m:e>
+            <m:r>
+              <w:rPr>
+                <w:rFonts w:ascii="Cambria Math" w:eastAsia="Times New Roman" w:hAnsi="Cambria Math" w:cs="Times New Roman"/>
+                <w:kern w:val="0"/>
+                <w14:ligatures w14:val="none"/>
+              </w:rPr>
+              <m:t>n</m:t>
+            </m:r>
+          </m:e>
+        </m:d>
+      </m:oMath>
+      <w:r>
+        <w:rPr>
+          <w:rFonts w:ascii="Segoe UI" w:eastAsia="Times New Roman" w:hAnsi="Segoe UI" w:cs="Segoe UI"/>
+          <w:color w:val="5A5A5A"/>
+          <w:kern w:val="0"/>
+          <w14:ligatures w14:val="none"/>
+        </w:rPr>
+        <w:t> to populate the hash map, then </w:t>
+      </w:r>
+      <m:oMath>
+        <m:r>
+          <w:rPr>
+            <w:rFonts w:ascii="Cambria Math" w:eastAsia="Times New Roman" w:hAnsi="Cambria Math" w:cs="Times New Roman"/>
+            <w:kern w:val="0"/>
+            <w14:ligatures w14:val="none"/>
+          </w:rPr>
+          <m:t>O</m:t>
+        </m:r>
+        <m:d>
+          <m:dPr>
+            <m:ctrlPr>
+              <w:rPr>
+                <w:rFonts w:ascii="Cambria Math" w:eastAsia="Times New Roman" w:hAnsi="Cambria Math" w:cs="Times New Roman"/>
+                <w:kern w:val="0"/>
+                <w14:ligatures w14:val="none"/>
+              </w:rPr>
+            </m:ctrlPr>
+          </m:dPr>
+          <m:e>
+            <m:r>
+              <w:rPr>
+                <w:rFonts w:ascii="Cambria Math" w:eastAsia="Times New Roman" w:hAnsi="Cambria Math" w:cs="Times New Roman"/>
+                <w:kern w:val="0"/>
+                <w14:ligatures w14:val="none"/>
+              </w:rPr>
+              <m:t>n</m:t>
+            </m:r>
+          </m:e>
+        </m:d>
+      </m:oMath>
+      <w:r>
+        <w:rPr>
+          <w:rFonts w:ascii="Segoe UI" w:eastAsia="Times New Roman" w:hAnsi="Segoe UI" w:cs="Segoe UI"/>
+          <w:color w:val="5A5A5A"/>
+          <w:kern w:val="0"/>
+          <w14:ligatures w14:val="none"/>
+        </w:rPr>
+        <w:t> to convert the hash map's values to a set. This gives us a time complexity of </w:t>
+      </w:r>
+      <m:oMath>
+        <m:r>
+          <w:rPr>
+            <w:rFonts w:ascii="Cambria Math" w:eastAsia="Times New Roman" w:hAnsi="Cambria Math" w:cs="Times New Roman"/>
+            <w:kern w:val="0"/>
+            <w14:ligatures w14:val="none"/>
+          </w:rPr>
+          <m:t>O</m:t>
+        </m:r>
+        <m:d>
+          <m:dPr>
+            <m:ctrlPr>
+              <w:rPr>
+                <w:rFonts w:ascii="Cambria Math" w:eastAsia="Times New Roman" w:hAnsi="Cambria Math" w:cs="Times New Roman"/>
+                <w:kern w:val="0"/>
+                <w14:ligatures w14:val="none"/>
+              </w:rPr>
+            </m:ctrlPr>
+          </m:dPr>
+          <m:e>
+            <m:r>
+              <w:rPr>
+                <w:rFonts w:ascii="Cambria Math" w:eastAsia="Times New Roman" w:hAnsi="Cambria Math" w:cs="Times New Roman"/>
+                <w:kern w:val="0"/>
+                <w14:ligatures w14:val="none"/>
+              </w:rPr>
+              <m:t>n</m:t>
+            </m:r>
+          </m:e>
+        </m:d>
+      </m:oMath>
+      <w:r>
+        <w:rPr>
+          <w:rFonts w:ascii="Segoe UI" w:eastAsia="Times New Roman" w:hAnsi="Segoe UI" w:cs="Segoe UI"/>
+          <w:color w:val="5A5A5A"/>
+          <w:kern w:val="0"/>
+          <w14:ligatures w14:val="none"/>
+        </w:rPr>
+        <w:t>. The space that the hash map and set would occupy is equal to the number of unique characters. As previously discussed, some people would argue that this is </w:t>
+      </w:r>
+      <m:oMath>
+        <m:r>
+          <w:rPr>
+            <w:rFonts w:ascii="Cambria Math" w:eastAsia="Times New Roman" w:hAnsi="Cambria Math" w:cs="Times New Roman"/>
+            <w:kern w:val="0"/>
+            <w14:ligatures w14:val="none"/>
+          </w:rPr>
+          <m:t>O</m:t>
+        </m:r>
+        <m:d>
+          <m:dPr>
+            <m:ctrlPr>
+              <w:rPr>
+                <w:rFonts w:ascii="Cambria Math" w:eastAsia="Times New Roman" w:hAnsi="Cambria Math" w:cs="Times New Roman"/>
+                <w:kern w:val="0"/>
+                <w14:ligatures w14:val="none"/>
+              </w:rPr>
+            </m:ctrlPr>
+          </m:dPr>
+          <m:e>
+            <m:r>
+              <w:rPr>
+                <w:rFonts w:ascii="Cambria Math" w:eastAsia="Times New Roman" w:hAnsi="Cambria Math" w:cs="Times New Roman"/>
+                <w:kern w:val="0"/>
+                <w14:ligatures w14:val="none"/>
+              </w:rPr>
+              <m:t>1</m:t>
+            </m:r>
+          </m:e>
+        </m:d>
+      </m:oMath>
+      <w:r>
+        <w:rPr>
+          <w:rFonts w:ascii="Segoe UI" w:eastAsia="Times New Roman" w:hAnsi="Segoe UI" w:cs="Segoe UI"/>
+          <w:color w:val="5A5A5A"/>
+          <w:kern w:val="0"/>
+          <w14:ligatures w14:val="none"/>
+        </w:rPr>
+        <w:t xml:space="preserve"> since the characters come from the English alphabet, which is bounded by a constant. A more general answer would be to say that </w:t>
+      </w:r>
+      <w:proofErr w:type="gramStart"/>
+      <w:r>
+        <w:rPr>
+          <w:rFonts w:ascii="Segoe UI" w:eastAsia="Times New Roman" w:hAnsi="Segoe UI" w:cs="Segoe UI"/>
+          <w:color w:val="5A5A5A"/>
+          <w:kern w:val="0"/>
+          <w14:ligatures w14:val="none"/>
+        </w:rPr>
+        <w:t>the space</w:t>
+      </w:r>
+      <w:proofErr w:type="gramEnd"/>
+      <w:r>
+        <w:rPr>
+          <w:rFonts w:ascii="Segoe UI" w:eastAsia="Times New Roman" w:hAnsi="Segoe UI" w:cs="Segoe UI"/>
+          <w:color w:val="5A5A5A"/>
+          <w:kern w:val="0"/>
+          <w14:ligatures w14:val="none"/>
+        </w:rPr>
+        <w:t xml:space="preserve"> complexity is </w:t>
+      </w:r>
+      <m:oMath>
+        <m:r>
+          <w:rPr>
+            <w:rFonts w:ascii="Cambria Math" w:eastAsia="Times New Roman" w:hAnsi="Cambria Math" w:cs="Times New Roman"/>
+            <w:kern w:val="0"/>
+            <w14:ligatures w14:val="none"/>
+          </w:rPr>
+          <m:t>O</m:t>
+        </m:r>
+        <m:d>
+          <m:dPr>
+            <m:ctrlPr>
+              <w:rPr>
+                <w:rFonts w:ascii="Cambria Math" w:eastAsia="Times New Roman" w:hAnsi="Cambria Math" w:cs="Times New Roman"/>
+                <w:kern w:val="0"/>
+                <w14:ligatures w14:val="none"/>
+              </w:rPr>
+            </m:ctrlPr>
+          </m:dPr>
+          <m:e>
+            <m:r>
+              <w:rPr>
+                <w:rFonts w:ascii="Cambria Math" w:eastAsia="Times New Roman" w:hAnsi="Cambria Math" w:cs="Times New Roman"/>
+                <w:kern w:val="0"/>
+                <w14:ligatures w14:val="none"/>
+              </w:rPr>
+              <m:t>k</m:t>
+            </m:r>
+          </m:e>
+        </m:d>
+      </m:oMath>
+      <w:r>
+        <w:rPr>
+          <w:rFonts w:ascii="Segoe UI" w:eastAsia="Times New Roman" w:hAnsi="Segoe UI" w:cs="Segoe UI"/>
+          <w:color w:val="5A5A5A"/>
+          <w:kern w:val="0"/>
+          <w14:ligatures w14:val="none"/>
+        </w:rPr>
+        <w:t>, where </w:t>
+      </w:r>
+      <m:oMath>
+        <m:r>
+          <w:rPr>
+            <w:rFonts w:ascii="Cambria Math" w:eastAsia="Times New Roman" w:hAnsi="Cambria Math" w:cs="Times New Roman"/>
+            <w:kern w:val="0"/>
+            <w14:ligatures w14:val="none"/>
+          </w:rPr>
+          <m:t>k</m:t>
+        </m:r>
+      </m:oMath>
+      <w:r>
+        <w:rPr>
+          <w:rFonts w:ascii="Segoe UI" w:eastAsia="Times New Roman" w:hAnsi="Segoe UI" w:cs="Segoe UI"/>
+          <w:color w:val="5A5A5A"/>
+          <w:kern w:val="0"/>
+          <w14:ligatures w14:val="none"/>
+        </w:rPr>
+        <w:t> is the number of characters that could be in the input, which happens to be 26 in this problem.</w:t>
+      </w:r>
+    </w:p>
+    <w:p>
+      <w:pPr>
+        <w:pBdr>
+          <w:top w:val="single" w:sz="2" w:space="0" w:color="auto"/>
+          <w:left w:val="single" w:sz="2" w:space="0" w:color="auto"/>
+          <w:bottom w:val="single" w:sz="2" w:space="0" w:color="auto"/>
+          <w:right w:val="single" w:sz="2" w:space="0" w:color="auto"/>
+        </w:pBdr>
+        <w:shd w:val="clear" w:color="auto" w:fill="FFFFFF"/>
+        <w:spacing w:after="240" w:line="240" w:lineRule="auto"/>
+        <w:rPr>
+          <w:rFonts w:ascii="Segoe UI" w:eastAsia="Times New Roman" w:hAnsi="Segoe UI" w:cs="Segoe UI"/>
+          <w:color w:val="5A5A5A"/>
+          <w:kern w:val="0"/>
+          <w14:ligatures w14:val="none"/>
+        </w:rPr>
+      </w:pPr>
+      <w:r>
+        <w:rPr>
+          <w:rFonts w:ascii="Segoe UI" w:eastAsia="Times New Roman" w:hAnsi="Segoe UI" w:cs="Segoe UI"/>
+          <w:color w:val="5A5A5A"/>
+          <w:kern w:val="0"/>
+          <w14:ligatures w14:val="none"/>
+        </w:rPr>
+        <w:t>Bonus Python one liner using collection's </w:t>
+      </w:r>
+      <w:hyperlink r:id="rId12" w:anchor="collections.Counter" w:tgtFrame="_blank" w:history="1">
+        <w:r>
+          <w:rPr>
+            <w:rFonts w:ascii="Segoe UI" w:eastAsia="Times New Roman" w:hAnsi="Segoe UI" w:cs="Segoe UI"/>
+            <w:color w:val="1890FF"/>
+            <w:kern w:val="0"/>
+            <w:bdr w:val="single" w:sz="2" w:space="0" w:color="auto" w:frame="1"/>
+            <w14:ligatures w14:val="none"/>
+          </w:rPr>
+          <w:t>Counter</w:t>
+        </w:r>
+      </w:hyperlink>
+      <w:r>
+        <w:rPr>
+          <w:rFonts w:ascii="Segoe UI" w:eastAsia="Times New Roman" w:hAnsi="Segoe UI" w:cs="Segoe UI"/>
+          <w:color w:val="5A5A5A"/>
+          <w:kern w:val="0"/>
+          <w14:ligatures w14:val="none"/>
+        </w:rPr>
+        <w:t>:</w:t>
+      </w:r>
+    </w:p>
+    <w:p>
+      <w:pPr>
+        <w:pBdr>
+          <w:top w:val="single" w:sz="2" w:space="0" w:color="auto"/>
+          <w:left w:val="single" w:sz="2" w:space="0" w:color="auto"/>
+          <w:bottom w:val="single" w:sz="2" w:space="0" w:color="auto"/>
+          <w:right w:val="single" w:sz="2" w:space="0" w:color="auto"/>
+        </w:pBdr>
+        <w:shd w:val="clear" w:color="auto" w:fill="FFFFFF"/>
+        <w:spacing w:after="240" w:line="240" w:lineRule="auto"/>
+        <w:rPr>
+          <w:rFonts w:ascii="Segoe UI" w:eastAsia="Times New Roman" w:hAnsi="Segoe UI" w:cs="Segoe UI"/>
+          <w:color w:val="5A5A5A"/>
+          <w:kern w:val="0"/>
+          <w14:ligatures w14:val="none"/>
+        </w:rPr>
+      </w:pPr>
+      <w:r>
+        <w:rPr>
+          <w:rFonts w:ascii="Segoe UI" w:eastAsia="Times New Roman" w:hAnsi="Segoe UI" w:cs="Segoe UI"/>
+          <w:color w:val="5A5A5A"/>
+          <w:kern w:val="0"/>
+          <w14:ligatures w14:val="none"/>
+        </w:rPr>
+        <w:drawing>
+          <wp:inline distT="0" distB="0" distL="0" distR="0" wp14:anchorId="40593027" wp14:editId="54ADFE35">
+            <wp:extent cx="5943600" cy="1057275"/>
+            <wp:effectExtent l="0" t="0" r="0" b="9525"/>
+            <wp:docPr id="634053800" name="Picture 1"/>
+            <wp:cNvGraphicFramePr>
+              <a:graphicFrameLocks xmlns:a="http://schemas.openxmlformats.org/drawingml/2006/main" noChangeAspect="1"/>
+            </wp:cNvGraphicFramePr>
+            <a:graphic xmlns:a="http://schemas.openxmlformats.org/drawingml/2006/main">
+              <a:graphicData uri="http://schemas.openxmlformats.org/drawingml/2006/picture">
+                <pic:pic xmlns:pic="http://schemas.openxmlformats.org/drawingml/2006/picture">
+                  <pic:nvPicPr>
+                    <pic:cNvPr id="634053800" name=""/>
+                    <pic:cNvPicPr/>
+                  </pic:nvPicPr>
+                  <pic:blipFill>
+                    <a:blip r:embed="rId13"/>
+                    <a:stretch>
+                      <a:fillRect/>
+                    </a:stretch>
+                  </pic:blipFill>
+                  <pic:spPr>
+                    <a:xfrm>
+                      <a:off x="0" y="0"/>
+                      <a:ext cx="5943600" cy="1057275"/>
+                    </a:xfrm>
+                    <a:prstGeom prst="rect">
+                      <a:avLst/>
+                    </a:prstGeom>
+                  </pic:spPr>
+                </pic:pic>
+              </a:graphicData>
+            </a:graphic>
+          </wp:inline>
+        </w:drawing>
+      </w:r>
+    </w:p>
+    <w:p>
+      <w:pPr>
+        <w:shd w:val="clear" w:color="auto" w:fill="FFFFFF"/>
+        <w:spacing w:before="150" w:after="150" w:line="240" w:lineRule="auto"/>
+        <w:rPr>
+          <w:rFonts w:ascii="Segoe UI" w:eastAsia="Times New Roman" w:hAnsi="Segoe UI" w:cs="Segoe UI"/>
+          <w:kern w:val="0"/>
+          <w14:ligatures w14:val="none"/>
+        </w:rPr>
+      </w:pPr>
+      <w:r>
+        <w:rPr>
+          <w:rFonts w:ascii="Segoe UI" w:eastAsia="Times New Roman" w:hAnsi="Segoe UI" w:cs="Segoe UI"/>
+          <w:kern w:val="0"/>
+          <w14:ligatures w14:val="none"/>
+        </w:rPr>
+        <w:pict w14:anchorId="7181C368">
+          <v:rect id="_x0000_i1027" style="width:0;height:.75pt" o:hralign="center" o:hrstd="t" o:hr="t" fillcolor="#a0a0a0" stroked="f"/>
+        </w:pict>
+      </w:r>
+    </w:p>
+    <w:p>
+      <w:pPr>
+        <w:pBdr>
+          <w:top w:val="single" w:sz="2" w:space="0" w:color="auto"/>
+          <w:left w:val="single" w:sz="2" w:space="0" w:color="auto"/>
+          <w:bottom w:val="single" w:sz="2" w:space="0" w:color="auto"/>
+          <w:right w:val="single" w:sz="2" w:space="0" w:color="auto"/>
+        </w:pBdr>
+        <w:shd w:val="clear" w:color="auto" w:fill="FFFFFF"/>
+        <w:spacing w:after="120" w:line="240" w:lineRule="auto"/>
+        <w:outlineLvl w:val="2"/>
+        <w:rPr>
+          <w:rFonts w:ascii="inherit" w:eastAsia="Times New Roman" w:hAnsi="inherit" w:cs="Segoe UI"/>
+          <w:kern w:val="0"/>
+          <w:sz w:val="36"/>
+          <w:szCs w:val="36"/>
+          <w14:ligatures w14:val="none"/>
+        </w:rPr>
+      </w:pPr>
+      <w:r>
+        <w:rPr>
+          <w:rFonts w:ascii="inherit" w:eastAsia="Times New Roman" w:hAnsi="inherit" w:cs="Segoe UI"/>
+          <w:kern w:val="0"/>
+          <w:sz w:val="36"/>
+          <w:szCs w:val="36"/>
+          <w14:ligatures w14:val="none"/>
+        </w:rPr>
+        <w:lastRenderedPageBreak/>
+        <w:t>Count the number of subarrays with an "exact" constraint</w:t>
+      </w:r>
+    </w:p>
+    <w:p>
+      <w:pPr>
+        <w:pBdr>
+          <w:top w:val="single" w:sz="2" w:space="0" w:color="auto"/>
+          <w:left w:val="single" w:sz="2" w:space="0" w:color="auto"/>
+          <w:bottom w:val="single" w:sz="2" w:space="0" w:color="auto"/>
+          <w:right w:val="single" w:sz="2" w:space="0" w:color="auto"/>
+        </w:pBdr>
+        <w:shd w:val="clear" w:color="auto" w:fill="FFFFFF"/>
+        <w:spacing w:after="240" w:line="240" w:lineRule="auto"/>
+        <w:rPr>
+          <w:rFonts w:ascii="Segoe UI" w:eastAsia="Times New Roman" w:hAnsi="Segoe UI" w:cs="Segoe UI"/>
+          <w:color w:val="5A5A5A"/>
+          <w:kern w:val="0"/>
+          <w14:ligatures w14:val="none"/>
+        </w:rPr>
+      </w:pPr>
+      <w:r>
+        <w:rPr>
+          <w:rFonts w:ascii="Segoe UI" w:eastAsia="Times New Roman" w:hAnsi="Segoe UI" w:cs="Segoe UI"/>
+          <w:color w:val="5A5A5A"/>
+          <w:kern w:val="0"/>
+          <w14:ligatures w14:val="none"/>
+        </w:rPr>
+        <w:t>In the sliding window article from chapter 1, we talked about a pattern "find the number of subarrays/substrings that fit a constraint". In those problems, if you had a window between </w:t>
+      </w:r>
+      <w:r>
+        <w:rPr>
+          <w:rFonts w:ascii="Consolas" w:eastAsia="Times New Roman" w:hAnsi="Consolas" w:cs="Courier New"/>
+          <w:color w:val="C7254E"/>
+          <w:kern w:val="0"/>
+          <w:bdr w:val="single" w:sz="2" w:space="2" w:color="auto" w:frame="1"/>
+          <w:shd w:val="clear" w:color="auto" w:fill="F9F2F4"/>
+          <w14:ligatures w14:val="none"/>
+        </w:rPr>
+        <w:t>left</w:t>
+      </w:r>
+      <w:r>
+        <w:rPr>
+          <w:rFonts w:ascii="Segoe UI" w:eastAsia="Times New Roman" w:hAnsi="Segoe UI" w:cs="Segoe UI"/>
+          <w:color w:val="5A5A5A"/>
+          <w:kern w:val="0"/>
+          <w14:ligatures w14:val="none"/>
+        </w:rPr>
+        <w:t> and </w:t>
+      </w:r>
+      <w:r>
+        <w:rPr>
+          <w:rFonts w:ascii="Consolas" w:eastAsia="Times New Roman" w:hAnsi="Consolas" w:cs="Courier New"/>
+          <w:color w:val="C7254E"/>
+          <w:kern w:val="0"/>
+          <w:bdr w:val="single" w:sz="2" w:space="2" w:color="auto" w:frame="1"/>
+          <w:shd w:val="clear" w:color="auto" w:fill="F9F2F4"/>
+          <w14:ligatures w14:val="none"/>
+        </w:rPr>
+        <w:t>right</w:t>
+      </w:r>
+      <w:r>
+        <w:rPr>
+          <w:rFonts w:ascii="Segoe UI" w:eastAsia="Times New Roman" w:hAnsi="Segoe UI" w:cs="Segoe UI"/>
+          <w:color w:val="5A5A5A"/>
+          <w:kern w:val="0"/>
+          <w14:ligatures w14:val="none"/>
+        </w:rPr>
+        <w:t> that fit the constraint, then all windows from </w:t>
+      </w:r>
+      <w:proofErr w:type="spellStart"/>
+      <w:proofErr w:type="gramStart"/>
+      <w:r>
+        <w:rPr>
+          <w:rFonts w:ascii="Consolas" w:eastAsia="Times New Roman" w:hAnsi="Consolas" w:cs="Courier New"/>
+          <w:color w:val="C7254E"/>
+          <w:kern w:val="0"/>
+          <w:bdr w:val="single" w:sz="2" w:space="2" w:color="auto" w:frame="1"/>
+          <w:shd w:val="clear" w:color="auto" w:fill="F9F2F4"/>
+          <w14:ligatures w14:val="none"/>
+        </w:rPr>
+        <w:t>i</w:t>
+      </w:r>
+      <w:proofErr w:type="spellEnd"/>
+      <w:r>
+        <w:rPr>
+          <w:rFonts w:ascii="Segoe UI" w:eastAsia="Times New Roman" w:hAnsi="Segoe UI" w:cs="Segoe UI"/>
+          <w:color w:val="5A5A5A"/>
+          <w:kern w:val="0"/>
+          <w14:ligatures w14:val="none"/>
+        </w:rPr>
+        <w:t> to</w:t>
+      </w:r>
+      <w:proofErr w:type="gramEnd"/>
+      <w:r>
+        <w:rPr>
+          <w:rFonts w:ascii="Segoe UI" w:eastAsia="Times New Roman" w:hAnsi="Segoe UI" w:cs="Segoe UI"/>
+          <w:color w:val="5A5A5A"/>
+          <w:kern w:val="0"/>
+          <w14:ligatures w14:val="none"/>
+        </w:rPr>
+        <w:t> </w:t>
+      </w:r>
+      <w:r>
+        <w:rPr>
+          <w:rFonts w:ascii="Consolas" w:eastAsia="Times New Roman" w:hAnsi="Consolas" w:cs="Courier New"/>
+          <w:color w:val="C7254E"/>
+          <w:kern w:val="0"/>
+          <w:bdr w:val="single" w:sz="2" w:space="2" w:color="auto" w:frame="1"/>
+          <w:shd w:val="clear" w:color="auto" w:fill="F9F2F4"/>
+          <w14:ligatures w14:val="none"/>
+        </w:rPr>
+        <w:t>right</w:t>
+      </w:r>
+      <w:r>
+        <w:rPr>
+          <w:rFonts w:ascii="Segoe UI" w:eastAsia="Times New Roman" w:hAnsi="Segoe UI" w:cs="Segoe UI"/>
+          <w:color w:val="5A5A5A"/>
+          <w:kern w:val="0"/>
+          <w14:ligatures w14:val="none"/>
+        </w:rPr>
+        <w:t> also fit the constraint, where </w:t>
+      </w:r>
+      <w:r>
+        <w:rPr>
+          <w:rFonts w:ascii="Consolas" w:eastAsia="Times New Roman" w:hAnsi="Consolas" w:cs="Courier New"/>
+          <w:color w:val="C7254E"/>
+          <w:kern w:val="0"/>
+          <w:bdr w:val="single" w:sz="2" w:space="2" w:color="auto" w:frame="1"/>
+          <w:shd w:val="clear" w:color="auto" w:fill="F9F2F4"/>
+          <w14:ligatures w14:val="none"/>
+        </w:rPr>
+        <w:t xml:space="preserve">left &lt; </w:t>
+      </w:r>
+      <w:proofErr w:type="spellStart"/>
+      <w:r>
+        <w:rPr>
+          <w:rFonts w:ascii="Consolas" w:eastAsia="Times New Roman" w:hAnsi="Consolas" w:cs="Courier New"/>
+          <w:color w:val="C7254E"/>
+          <w:kern w:val="0"/>
+          <w:bdr w:val="single" w:sz="2" w:space="2" w:color="auto" w:frame="1"/>
+          <w:shd w:val="clear" w:color="auto" w:fill="F9F2F4"/>
+          <w14:ligatures w14:val="none"/>
+        </w:rPr>
+        <w:t>i</w:t>
+      </w:r>
+      <w:proofErr w:type="spellEnd"/>
+      <w:r>
+        <w:rPr>
+          <w:rFonts w:ascii="Consolas" w:eastAsia="Times New Roman" w:hAnsi="Consolas" w:cs="Courier New"/>
+          <w:color w:val="C7254E"/>
+          <w:kern w:val="0"/>
+          <w:bdr w:val="single" w:sz="2" w:space="2" w:color="auto" w:frame="1"/>
+          <w:shd w:val="clear" w:color="auto" w:fill="F9F2F4"/>
+          <w14:ligatures w14:val="none"/>
+        </w:rPr>
+        <w:t xml:space="preserve"> &lt;= right</w:t>
+      </w:r>
+      <w:r>
+        <w:rPr>
+          <w:rFonts w:ascii="Segoe UI" w:eastAsia="Times New Roman" w:hAnsi="Segoe UI" w:cs="Segoe UI"/>
+          <w:color w:val="5A5A5A"/>
+          <w:kern w:val="0"/>
+          <w14:ligatures w14:val="none"/>
+        </w:rPr>
+        <w:t>.</w:t>
+      </w:r>
+    </w:p>
+    <w:p>
+      <w:pPr>
+        <w:pBdr>
+          <w:top w:val="single" w:sz="2" w:space="0" w:color="auto"/>
+          <w:left w:val="single" w:sz="2" w:space="0" w:color="auto"/>
+          <w:bottom w:val="single" w:sz="2" w:space="0" w:color="auto"/>
+          <w:right w:val="single" w:sz="2" w:space="0" w:color="auto"/>
+        </w:pBdr>
+        <w:shd w:val="clear" w:color="auto" w:fill="FFFFFF"/>
+        <w:spacing w:after="240" w:line="240" w:lineRule="auto"/>
+        <w:rPr>
+          <w:rFonts w:ascii="Segoe UI" w:eastAsia="Times New Roman" w:hAnsi="Segoe UI" w:cs="Segoe UI"/>
+          <w:color w:val="5A5A5A"/>
+          <w:kern w:val="0"/>
+          <w14:ligatures w14:val="none"/>
+        </w:rPr>
+      </w:pPr>
+      <w:r>
+        <w:rPr>
+          <w:rFonts w:ascii="Segoe UI" w:eastAsia="Times New Roman" w:hAnsi="Segoe UI" w:cs="Segoe UI"/>
+          <w:color w:val="5A5A5A"/>
+          <w:kern w:val="0"/>
+          <w14:ligatures w14:val="none"/>
+        </w:rPr>
+        <w:t>For this pattern, we will be looking at problems with stricter constraints, so that the property just mentioned is not necessarily true.</w:t>
+      </w:r>
+    </w:p>
+    <w:p>
+      <w:pPr>
+        <w:pBdr>
+          <w:top w:val="single" w:sz="2" w:space="0" w:color="auto"/>
+          <w:left w:val="single" w:sz="2" w:space="0" w:color="auto"/>
+          <w:bottom w:val="single" w:sz="2" w:space="0" w:color="auto"/>
+          <w:right w:val="single" w:sz="2" w:space="0" w:color="auto"/>
+        </w:pBdr>
+        <w:shd w:val="clear" w:color="auto" w:fill="F5F5F5"/>
+        <w:spacing w:after="0" w:line="240" w:lineRule="auto"/>
+        <w:rPr>
+          <w:rFonts w:ascii="Segoe UI" w:eastAsia="Times New Roman" w:hAnsi="Segoe UI" w:cs="Segoe UI"/>
+          <w:color w:val="5A5A5A"/>
+          <w:kern w:val="0"/>
+          <w14:ligatures w14:val="none"/>
+        </w:rPr>
+      </w:pPr>
+      <w:r>
+        <w:rPr>
+          <w:rFonts w:ascii="Segoe UI" w:eastAsia="Times New Roman" w:hAnsi="Segoe UI" w:cs="Segoe UI"/>
+          <w:color w:val="5A5A5A"/>
+          <w:kern w:val="0"/>
+          <w14:ligatures w14:val="none"/>
+        </w:rPr>
+        <w:t>For example, "Find the number of subarrays that have a sum less than k" with an input that </w:t>
+      </w:r>
+      <w:r>
+        <w:rPr>
+          <w:rFonts w:ascii="Segoe UI" w:eastAsia="Times New Roman" w:hAnsi="Segoe UI" w:cs="Segoe UI"/>
+          <w:b/>
+          <w:bCs/>
+          <w:color w:val="5A5A5A"/>
+          <w:kern w:val="0"/>
+          <w:bdr w:val="single" w:sz="2" w:space="0" w:color="auto" w:frame="1"/>
+          <w14:ligatures w14:val="none"/>
+        </w:rPr>
+        <w:t>only has positive numbers</w:t>
+      </w:r>
+      <w:r>
+        <w:rPr>
+          <w:rFonts w:ascii="Segoe UI" w:eastAsia="Times New Roman" w:hAnsi="Segoe UI" w:cs="Segoe UI"/>
+          <w:color w:val="5A5A5A"/>
+          <w:kern w:val="0"/>
+          <w14:ligatures w14:val="none"/>
+        </w:rPr>
+        <w:t> would be solved with sliding window. In this section, we would be talking about questions like "Find the number of subarrays that have a sum </w:t>
+      </w:r>
+      <w:r>
+        <w:rPr>
+          <w:rFonts w:ascii="Segoe UI" w:eastAsia="Times New Roman" w:hAnsi="Segoe UI" w:cs="Segoe UI"/>
+          <w:b/>
+          <w:bCs/>
+          <w:color w:val="5A5A5A"/>
+          <w:kern w:val="0"/>
+          <w:bdr w:val="single" w:sz="2" w:space="0" w:color="auto" w:frame="1"/>
+          <w14:ligatures w14:val="none"/>
+        </w:rPr>
+        <w:t>exactly equal</w:t>
+      </w:r>
+      <w:r>
+        <w:rPr>
+          <w:rFonts w:ascii="Segoe UI" w:eastAsia="Times New Roman" w:hAnsi="Segoe UI" w:cs="Segoe UI"/>
+          <w:color w:val="5A5A5A"/>
+          <w:kern w:val="0"/>
+          <w14:ligatures w14:val="none"/>
+        </w:rPr>
+        <w:t> to </w:t>
+      </w:r>
+      <w:r>
+        <w:rPr>
+          <w:rFonts w:ascii="Consolas" w:eastAsia="Times New Roman" w:hAnsi="Consolas" w:cs="Courier New"/>
+          <w:color w:val="C7254E"/>
+          <w:kern w:val="0"/>
+          <w:bdr w:val="single" w:sz="2" w:space="2" w:color="auto" w:frame="1"/>
+          <w:shd w:val="clear" w:color="auto" w:fill="F9F2F4"/>
+          <w14:ligatures w14:val="none"/>
+        </w:rPr>
+        <w:t>k</w:t>
+      </w:r>
+      <w:r>
+        <w:rPr>
+          <w:rFonts w:ascii="Segoe UI" w:eastAsia="Times New Roman" w:hAnsi="Segoe UI" w:cs="Segoe UI"/>
+          <w:color w:val="5A5A5A"/>
+          <w:kern w:val="0"/>
+          <w14:ligatures w14:val="none"/>
+        </w:rPr>
+        <w:t>".</w:t>
+      </w:r>
+    </w:p>
+    <w:p>
+      <w:pPr>
+        <w:pBdr>
+          <w:top w:val="single" w:sz="2" w:space="0" w:color="auto"/>
+          <w:left w:val="single" w:sz="2" w:space="0" w:color="auto"/>
+          <w:bottom w:val="single" w:sz="2" w:space="0" w:color="auto"/>
+          <w:right w:val="single" w:sz="2" w:space="0" w:color="auto"/>
+        </w:pBdr>
+        <w:shd w:val="clear" w:color="auto" w:fill="FFFFFF"/>
+        <w:spacing w:after="240" w:line="240" w:lineRule="auto"/>
+        <w:rPr>
+          <w:rFonts w:ascii="Segoe UI" w:eastAsia="Times New Roman" w:hAnsi="Segoe UI" w:cs="Segoe UI"/>
+          <w:color w:val="5A5A5A"/>
+          <w:kern w:val="0"/>
+          <w14:ligatures w14:val="none"/>
+        </w:rPr>
+      </w:pPr>
+      <w:proofErr w:type="gramStart"/>
+      <w:r>
+        <w:rPr>
+          <w:rFonts w:ascii="Segoe UI" w:eastAsia="Times New Roman" w:hAnsi="Segoe UI" w:cs="Segoe UI"/>
+          <w:color w:val="5A5A5A"/>
+          <w:kern w:val="0"/>
+          <w14:ligatures w14:val="none"/>
+        </w:rPr>
+        <w:t>At first</w:t>
+      </w:r>
+      <w:proofErr w:type="gramEnd"/>
+      <w:r>
+        <w:rPr>
+          <w:rFonts w:ascii="Segoe UI" w:eastAsia="Times New Roman" w:hAnsi="Segoe UI" w:cs="Segoe UI"/>
+          <w:color w:val="5A5A5A"/>
+          <w:kern w:val="0"/>
+          <w14:ligatures w14:val="none"/>
+        </w:rPr>
+        <w:t>, some of these problems may seem very difficult. However, the pattern is very simple once you learn it, and you'll see how similar the code is for each problem that falls in this pattern. To understand the algorithm, we need to recall the concept of prefix sums.</w:t>
+      </w:r>
+    </w:p>
+    <w:p>
+      <w:pPr>
+        <w:pBdr>
+          <w:top w:val="single" w:sz="2" w:space="0" w:color="auto"/>
+          <w:left w:val="single" w:sz="2" w:space="0" w:color="auto"/>
+          <w:bottom w:val="single" w:sz="2" w:space="0" w:color="auto"/>
+          <w:right w:val="single" w:sz="2" w:space="0" w:color="auto"/>
+        </w:pBdr>
+        <w:shd w:val="clear" w:color="auto" w:fill="FFFFFF"/>
+        <w:spacing w:after="240" w:line="240" w:lineRule="auto"/>
+        <w:rPr>
+          <w:rFonts w:ascii="Segoe UI" w:eastAsia="Times New Roman" w:hAnsi="Segoe UI" w:cs="Segoe UI"/>
+          <w:color w:val="5A5A5A"/>
+          <w:kern w:val="0"/>
+          <w14:ligatures w14:val="none"/>
+        </w:rPr>
+      </w:pPr>
+      <w:r>
+        <w:rPr>
+          <w:rFonts w:ascii="Segoe UI" w:eastAsia="Times New Roman" w:hAnsi="Segoe UI" w:cs="Segoe UI"/>
+          <w:color w:val="5A5A5A"/>
+          <w:kern w:val="0"/>
+          <w14:ligatures w14:val="none"/>
+        </w:rPr>
+        <w:t>The sum of any subarray can be found as the difference between two prefix sums. Let's say that you wanted to find subarrays that had a sum exactly equal to </w:t>
+      </w:r>
+      <w:r>
+        <w:rPr>
+          <w:rFonts w:ascii="Consolas" w:eastAsia="Times New Roman" w:hAnsi="Consolas" w:cs="Courier New"/>
+          <w:color w:val="C7254E"/>
+          <w:kern w:val="0"/>
+          <w:bdr w:val="single" w:sz="2" w:space="2" w:color="auto" w:frame="1"/>
+          <w:shd w:val="clear" w:color="auto" w:fill="F9F2F4"/>
+          <w14:ligatures w14:val="none"/>
+        </w:rPr>
+        <w:t>k</w:t>
+      </w:r>
+      <w:r>
+        <w:rPr>
+          <w:rFonts w:ascii="Segoe UI" w:eastAsia="Times New Roman" w:hAnsi="Segoe UI" w:cs="Segoe UI"/>
+          <w:color w:val="5A5A5A"/>
+          <w:kern w:val="0"/>
+          <w14:ligatures w14:val="none"/>
+        </w:rPr>
+        <w:t>, and you also had a prefix sum array of the input. You know that any difference in the prefix sum array equal to </w:t>
+      </w:r>
+      <w:r>
+        <w:rPr>
+          <w:rFonts w:ascii="Consolas" w:eastAsia="Times New Roman" w:hAnsi="Consolas" w:cs="Courier New"/>
+          <w:color w:val="C7254E"/>
+          <w:kern w:val="0"/>
+          <w:bdr w:val="single" w:sz="2" w:space="2" w:color="auto" w:frame="1"/>
+          <w:shd w:val="clear" w:color="auto" w:fill="F9F2F4"/>
+          <w14:ligatures w14:val="none"/>
+        </w:rPr>
+        <w:t>k</w:t>
+      </w:r>
+      <w:r>
+        <w:rPr>
+          <w:rFonts w:ascii="Segoe UI" w:eastAsia="Times New Roman" w:hAnsi="Segoe UI" w:cs="Segoe UI"/>
+          <w:color w:val="5A5A5A"/>
+          <w:kern w:val="0"/>
+          <w14:ligatures w14:val="none"/>
+        </w:rPr>
+        <w:t> represents a subarray with a sum equal to </w:t>
+      </w:r>
+      <w:r>
+        <w:rPr>
+          <w:rFonts w:ascii="Consolas" w:eastAsia="Times New Roman" w:hAnsi="Consolas" w:cs="Courier New"/>
+          <w:color w:val="C7254E"/>
+          <w:kern w:val="0"/>
+          <w:bdr w:val="single" w:sz="2" w:space="2" w:color="auto" w:frame="1"/>
+          <w:shd w:val="clear" w:color="auto" w:fill="F9F2F4"/>
+          <w14:ligatures w14:val="none"/>
+        </w:rPr>
+        <w:t>k</w:t>
+      </w:r>
+      <w:r>
+        <w:rPr>
+          <w:rFonts w:ascii="Segoe UI" w:eastAsia="Times New Roman" w:hAnsi="Segoe UI" w:cs="Segoe UI"/>
+          <w:color w:val="5A5A5A"/>
+          <w:kern w:val="0"/>
+          <w14:ligatures w14:val="none"/>
+        </w:rPr>
+        <w:t>. So how do we find these differences?</w:t>
+      </w:r>
+    </w:p>
+    <w:p>
+      <w:pPr>
+        <w:pBdr>
+          <w:top w:val="single" w:sz="2" w:space="0" w:color="auto"/>
+          <w:left w:val="single" w:sz="2" w:space="0" w:color="auto"/>
+          <w:bottom w:val="single" w:sz="2" w:space="0" w:color="auto"/>
+          <w:right w:val="single" w:sz="2" w:space="0" w:color="auto"/>
+        </w:pBdr>
+        <w:shd w:val="clear" w:color="auto" w:fill="FFFFFF"/>
+        <w:spacing w:after="240" w:line="240" w:lineRule="auto"/>
+        <w:rPr>
+          <w:rFonts w:ascii="Segoe UI" w:eastAsia="Times New Roman" w:hAnsi="Segoe UI" w:cs="Segoe UI"/>
+          <w:color w:val="5A5A5A"/>
+          <w:kern w:val="0"/>
+          <w14:ligatures w14:val="none"/>
+        </w:rPr>
+      </w:pPr>
+      <w:r>
+        <w:rPr>
+          <w:rFonts w:ascii="Segoe UI" w:eastAsia="Times New Roman" w:hAnsi="Segoe UI" w:cs="Segoe UI"/>
+          <w:color w:val="5A5A5A"/>
+          <w:kern w:val="0"/>
+          <w14:ligatures w14:val="none"/>
+        </w:rPr>
+        <w:t>Let's first declare a hash map </w:t>
+      </w:r>
+      <w:r>
+        <w:rPr>
+          <w:rFonts w:ascii="Consolas" w:eastAsia="Times New Roman" w:hAnsi="Consolas" w:cs="Courier New"/>
+          <w:color w:val="C7254E"/>
+          <w:kern w:val="0"/>
+          <w:bdr w:val="single" w:sz="2" w:space="2" w:color="auto" w:frame="1"/>
+          <w:shd w:val="clear" w:color="auto" w:fill="F9F2F4"/>
+          <w14:ligatures w14:val="none"/>
+        </w:rPr>
+        <w:t>counts</w:t>
+      </w:r>
+      <w:r>
+        <w:rPr>
+          <w:rFonts w:ascii="Segoe UI" w:eastAsia="Times New Roman" w:hAnsi="Segoe UI" w:cs="Segoe UI"/>
+          <w:color w:val="5A5A5A"/>
+          <w:kern w:val="0"/>
+          <w14:ligatures w14:val="none"/>
+        </w:rPr>
+        <w:t> that maps prefix sums to how often they occur (a number could appear multiple times in a prefix sum if the input has negative numbers or zeroes, for example, given </w:t>
+      </w:r>
+      <w:proofErr w:type="spellStart"/>
+      <w:r>
+        <w:rPr>
+          <w:rFonts w:ascii="Consolas" w:eastAsia="Times New Roman" w:hAnsi="Consolas" w:cs="Courier New"/>
+          <w:color w:val="C7254E"/>
+          <w:kern w:val="0"/>
+          <w:bdr w:val="single" w:sz="2" w:space="2" w:color="auto" w:frame="1"/>
+          <w:shd w:val="clear" w:color="auto" w:fill="F9F2F4"/>
+          <w14:ligatures w14:val="none"/>
+        </w:rPr>
+        <w:t>nums</w:t>
+      </w:r>
+      <w:proofErr w:type="spellEnd"/>
+      <w:r>
+        <w:rPr>
+          <w:rFonts w:ascii="Consolas" w:eastAsia="Times New Roman" w:hAnsi="Consolas" w:cs="Courier New"/>
+          <w:color w:val="C7254E"/>
+          <w:kern w:val="0"/>
+          <w:bdr w:val="single" w:sz="2" w:space="2" w:color="auto" w:frame="1"/>
+          <w:shd w:val="clear" w:color="auto" w:fill="F9F2F4"/>
+          <w14:ligatures w14:val="none"/>
+        </w:rPr>
+        <w:t xml:space="preserve"> = [1, -1, 1]</w:t>
+      </w:r>
+      <w:r>
+        <w:rPr>
+          <w:rFonts w:ascii="Segoe UI" w:eastAsia="Times New Roman" w:hAnsi="Segoe UI" w:cs="Segoe UI"/>
+          <w:color w:val="5A5A5A"/>
+          <w:kern w:val="0"/>
+          <w14:ligatures w14:val="none"/>
+        </w:rPr>
+        <w:t>, the prefix sum is </w:t>
+      </w:r>
+      <w:r>
+        <w:rPr>
+          <w:rFonts w:ascii="Consolas" w:eastAsia="Times New Roman" w:hAnsi="Consolas" w:cs="Courier New"/>
+          <w:color w:val="C7254E"/>
+          <w:kern w:val="0"/>
+          <w:bdr w:val="single" w:sz="2" w:space="2" w:color="auto" w:frame="1"/>
+          <w:shd w:val="clear" w:color="auto" w:fill="F9F2F4"/>
+          <w14:ligatures w14:val="none"/>
+        </w:rPr>
+        <w:t>[1, 0, 1]</w:t>
+      </w:r>
+      <w:r>
+        <w:rPr>
+          <w:rFonts w:ascii="Segoe UI" w:eastAsia="Times New Roman" w:hAnsi="Segoe UI" w:cs="Segoe UI"/>
+          <w:color w:val="5A5A5A"/>
+          <w:kern w:val="0"/>
+          <w14:ligatures w14:val="none"/>
+        </w:rPr>
+        <w:t> and </w:t>
+      </w:r>
+      <w:r>
+        <w:rPr>
+          <w:rFonts w:ascii="Consolas" w:eastAsia="Times New Roman" w:hAnsi="Consolas" w:cs="Courier New"/>
+          <w:color w:val="C7254E"/>
+          <w:kern w:val="0"/>
+          <w:bdr w:val="single" w:sz="2" w:space="2" w:color="auto" w:frame="1"/>
+          <w:shd w:val="clear" w:color="auto" w:fill="F9F2F4"/>
+          <w14:ligatures w14:val="none"/>
+        </w:rPr>
+        <w:t>1</w:t>
+      </w:r>
+      <w:r>
+        <w:rPr>
+          <w:rFonts w:ascii="Segoe UI" w:eastAsia="Times New Roman" w:hAnsi="Segoe UI" w:cs="Segoe UI"/>
+          <w:color w:val="5A5A5A"/>
+          <w:kern w:val="0"/>
+          <w14:ligatures w14:val="none"/>
+        </w:rPr>
+        <w:t> appears twice). We need to initialize </w:t>
+      </w:r>
+      <w:proofErr w:type="gramStart"/>
+      <w:r>
+        <w:rPr>
+          <w:rFonts w:ascii="Consolas" w:eastAsia="Times New Roman" w:hAnsi="Consolas" w:cs="Courier New"/>
+          <w:color w:val="C7254E"/>
+          <w:kern w:val="0"/>
+          <w:bdr w:val="single" w:sz="2" w:space="2" w:color="auto" w:frame="1"/>
+          <w:shd w:val="clear" w:color="auto" w:fill="F9F2F4"/>
+          <w14:ligatures w14:val="none"/>
+        </w:rPr>
+        <w:t>counts[</w:t>
+      </w:r>
+      <w:proofErr w:type="gramEnd"/>
+      <w:r>
+        <w:rPr>
+          <w:rFonts w:ascii="Consolas" w:eastAsia="Times New Roman" w:hAnsi="Consolas" w:cs="Courier New"/>
+          <w:color w:val="C7254E"/>
+          <w:kern w:val="0"/>
+          <w:bdr w:val="single" w:sz="2" w:space="2" w:color="auto" w:frame="1"/>
+          <w:shd w:val="clear" w:color="auto" w:fill="F9F2F4"/>
+          <w14:ligatures w14:val="none"/>
+        </w:rPr>
+        <w:t>0] = 1</w:t>
+      </w:r>
+      <w:r>
+        <w:rPr>
+          <w:rFonts w:ascii="Segoe UI" w:eastAsia="Times New Roman" w:hAnsi="Segoe UI" w:cs="Segoe UI"/>
+          <w:color w:val="5A5A5A"/>
+          <w:kern w:val="0"/>
+          <w14:ligatures w14:val="none"/>
+        </w:rPr>
+        <w:t>. This is because the empty prefix </w:t>
+      </w:r>
+      <w:r>
+        <w:rPr>
+          <w:rFonts w:ascii="Consolas" w:eastAsia="Times New Roman" w:hAnsi="Consolas" w:cs="Courier New"/>
+          <w:color w:val="C7254E"/>
+          <w:kern w:val="0"/>
+          <w:bdr w:val="single" w:sz="2" w:space="2" w:color="auto" w:frame="1"/>
+          <w:shd w:val="clear" w:color="auto" w:fill="F9F2F4"/>
+          <w14:ligatures w14:val="none"/>
+        </w:rPr>
+        <w:t>[]</w:t>
+      </w:r>
+      <w:r>
+        <w:rPr>
+          <w:rFonts w:ascii="Segoe UI" w:eastAsia="Times New Roman" w:hAnsi="Segoe UI" w:cs="Segoe UI"/>
+          <w:color w:val="5A5A5A"/>
+          <w:kern w:val="0"/>
+          <w14:ligatures w14:val="none"/>
+        </w:rPr>
+        <w:t> has a sum of </w:t>
+      </w:r>
+      <w:r>
+        <w:rPr>
+          <w:rFonts w:ascii="Consolas" w:eastAsia="Times New Roman" w:hAnsi="Consolas" w:cs="Courier New"/>
+          <w:color w:val="C7254E"/>
+          <w:kern w:val="0"/>
+          <w:bdr w:val="single" w:sz="2" w:space="2" w:color="auto" w:frame="1"/>
+          <w:shd w:val="clear" w:color="auto" w:fill="F9F2F4"/>
+          <w14:ligatures w14:val="none"/>
+        </w:rPr>
+        <w:t>0</w:t>
+      </w:r>
+      <w:r>
+        <w:rPr>
+          <w:rFonts w:ascii="Segoe UI" w:eastAsia="Times New Roman" w:hAnsi="Segoe UI" w:cs="Segoe UI"/>
+          <w:color w:val="5A5A5A"/>
+          <w:kern w:val="0"/>
+          <w14:ligatures w14:val="none"/>
+        </w:rPr>
+        <w:t>. You'll see why this is necessary in a second.</w:t>
+      </w:r>
+    </w:p>
+    <w:p>
+      <w:pPr>
+        <w:pBdr>
+          <w:top w:val="single" w:sz="2" w:space="0" w:color="auto"/>
+          <w:left w:val="single" w:sz="2" w:space="0" w:color="auto"/>
+          <w:bottom w:val="single" w:sz="2" w:space="0" w:color="auto"/>
+          <w:right w:val="single" w:sz="2" w:space="0" w:color="auto"/>
+        </w:pBdr>
+        <w:shd w:val="clear" w:color="auto" w:fill="FFFFFF"/>
+        <w:spacing w:after="240" w:line="240" w:lineRule="auto"/>
+        <w:rPr>
+          <w:rFonts w:ascii="Segoe UI" w:eastAsia="Times New Roman" w:hAnsi="Segoe UI" w:cs="Segoe UI"/>
+          <w:color w:val="5A5A5A"/>
+          <w:kern w:val="0"/>
+          <w14:ligatures w14:val="none"/>
+        </w:rPr>
+      </w:pPr>
+      <w:r>
+        <w:rPr>
+          <w:rFonts w:ascii="Segoe UI" w:eastAsia="Times New Roman" w:hAnsi="Segoe UI" w:cs="Segoe UI"/>
+          <w:color w:val="5A5A5A"/>
+          <w:kern w:val="0"/>
+          <w14:ligatures w14:val="none"/>
+        </w:rPr>
+        <w:t>Now, let's iterate over the input and maintain the sum of the current prefix in a variable </w:t>
+      </w:r>
+      <w:proofErr w:type="spellStart"/>
+      <w:r>
+        <w:rPr>
+          <w:rFonts w:ascii="Consolas" w:eastAsia="Times New Roman" w:hAnsi="Consolas" w:cs="Courier New"/>
+          <w:color w:val="C7254E"/>
+          <w:kern w:val="0"/>
+          <w:bdr w:val="single" w:sz="2" w:space="2" w:color="auto" w:frame="1"/>
+          <w:shd w:val="clear" w:color="auto" w:fill="F9F2F4"/>
+          <w14:ligatures w14:val="none"/>
+        </w:rPr>
+        <w:t>curr</w:t>
+      </w:r>
+      <w:proofErr w:type="spellEnd"/>
+      <w:r>
+        <w:rPr>
+          <w:rFonts w:ascii="Segoe UI" w:eastAsia="Times New Roman" w:hAnsi="Segoe UI" w:cs="Segoe UI"/>
+          <w:color w:val="5A5A5A"/>
+          <w:kern w:val="0"/>
+          <w14:ligatures w14:val="none"/>
+        </w:rPr>
+        <w:t>. At any given time, </w:t>
+      </w:r>
+      <w:proofErr w:type="spellStart"/>
+      <w:r>
+        <w:rPr>
+          <w:rFonts w:ascii="Consolas" w:eastAsia="Times New Roman" w:hAnsi="Consolas" w:cs="Courier New"/>
+          <w:color w:val="C7254E"/>
+          <w:kern w:val="0"/>
+          <w:bdr w:val="single" w:sz="2" w:space="2" w:color="auto" w:frame="1"/>
+          <w:shd w:val="clear" w:color="auto" w:fill="F9F2F4"/>
+          <w14:ligatures w14:val="none"/>
+        </w:rPr>
+        <w:t>curr</w:t>
+      </w:r>
+      <w:proofErr w:type="spellEnd"/>
+      <w:r>
+        <w:rPr>
+          <w:rFonts w:ascii="Segoe UI" w:eastAsia="Times New Roman" w:hAnsi="Segoe UI" w:cs="Segoe UI"/>
+          <w:color w:val="5A5A5A"/>
+          <w:kern w:val="0"/>
+          <w14:ligatures w14:val="none"/>
+        </w:rPr>
+        <w:t> represents the sum of all the elements we have iterated over so far. We'll also maintain </w:t>
+      </w:r>
+      <w:r>
+        <w:rPr>
+          <w:rFonts w:ascii="Consolas" w:eastAsia="Times New Roman" w:hAnsi="Consolas" w:cs="Courier New"/>
+          <w:color w:val="C7254E"/>
+          <w:kern w:val="0"/>
+          <w:bdr w:val="single" w:sz="2" w:space="2" w:color="auto" w:frame="1"/>
+          <w:shd w:val="clear" w:color="auto" w:fill="F9F2F4"/>
+          <w14:ligatures w14:val="none"/>
+        </w:rPr>
+        <w:t>counts</w:t>
+      </w:r>
+      <w:r>
+        <w:rPr>
+          <w:rFonts w:ascii="Segoe UI" w:eastAsia="Times New Roman" w:hAnsi="Segoe UI" w:cs="Segoe UI"/>
+          <w:color w:val="5A5A5A"/>
+          <w:kern w:val="0"/>
+          <w14:ligatures w14:val="none"/>
+        </w:rPr>
+        <w:t> by incrementing the frequency of </w:t>
+      </w:r>
+      <w:proofErr w:type="spellStart"/>
+      <w:proofErr w:type="gramStart"/>
+      <w:r>
+        <w:rPr>
+          <w:rFonts w:ascii="Consolas" w:eastAsia="Times New Roman" w:hAnsi="Consolas" w:cs="Courier New"/>
+          <w:color w:val="C7254E"/>
+          <w:kern w:val="0"/>
+          <w:bdr w:val="single" w:sz="2" w:space="2" w:color="auto" w:frame="1"/>
+          <w:shd w:val="clear" w:color="auto" w:fill="F9F2F4"/>
+          <w14:ligatures w14:val="none"/>
+        </w:rPr>
+        <w:t>curr</w:t>
+      </w:r>
+      <w:proofErr w:type="spellEnd"/>
+      <w:proofErr w:type="gramEnd"/>
+      <w:r>
+        <w:rPr>
+          <w:rFonts w:ascii="Segoe UI" w:eastAsia="Times New Roman" w:hAnsi="Segoe UI" w:cs="Segoe UI"/>
+          <w:color w:val="5A5A5A"/>
+          <w:kern w:val="0"/>
+          <w14:ligatures w14:val="none"/>
+        </w:rPr>
+        <w:t> at each iteration. Remember, </w:t>
+      </w:r>
+      <w:r>
+        <w:rPr>
+          <w:rFonts w:ascii="Consolas" w:eastAsia="Times New Roman" w:hAnsi="Consolas" w:cs="Courier New"/>
+          <w:color w:val="C7254E"/>
+          <w:kern w:val="0"/>
+          <w:bdr w:val="single" w:sz="2" w:space="2" w:color="auto" w:frame="1"/>
+          <w:shd w:val="clear" w:color="auto" w:fill="F9F2F4"/>
+          <w14:ligatures w14:val="none"/>
+        </w:rPr>
+        <w:t>counts</w:t>
+      </w:r>
+      <w:r>
+        <w:rPr>
+          <w:rFonts w:ascii="Segoe UI" w:eastAsia="Times New Roman" w:hAnsi="Segoe UI" w:cs="Segoe UI"/>
+          <w:color w:val="5A5A5A"/>
+          <w:kern w:val="0"/>
+          <w14:ligatures w14:val="none"/>
+        </w:rPr>
+        <w:t> </w:t>
+      </w:r>
+      <w:proofErr w:type="gramStart"/>
+      <w:r>
+        <w:rPr>
+          <w:rFonts w:ascii="Segoe UI" w:eastAsia="Times New Roman" w:hAnsi="Segoe UI" w:cs="Segoe UI"/>
+          <w:color w:val="5A5A5A"/>
+          <w:kern w:val="0"/>
+          <w14:ligatures w14:val="none"/>
+        </w:rPr>
+        <w:t>is</w:t>
+      </w:r>
+      <w:proofErr w:type="gramEnd"/>
+      <w:r>
+        <w:rPr>
+          <w:rFonts w:ascii="Segoe UI" w:eastAsia="Times New Roman" w:hAnsi="Segoe UI" w:cs="Segoe UI"/>
+          <w:color w:val="5A5A5A"/>
+          <w:kern w:val="0"/>
+          <w14:ligatures w14:val="none"/>
+        </w:rPr>
+        <w:t xml:space="preserve"> counting how many times a sum has appeared in a prefix.</w:t>
+      </w:r>
+    </w:p>
+    <w:p>
+      <w:pPr>
+        <w:pBdr>
+          <w:top w:val="single" w:sz="2" w:space="0" w:color="auto"/>
+          <w:left w:val="single" w:sz="2" w:space="0" w:color="auto"/>
+          <w:bottom w:val="single" w:sz="2" w:space="0" w:color="auto"/>
+          <w:right w:val="single" w:sz="2" w:space="0" w:color="auto"/>
+        </w:pBdr>
+        <w:shd w:val="clear" w:color="auto" w:fill="FFFFFF"/>
+        <w:spacing w:after="240" w:line="240" w:lineRule="auto"/>
+        <w:rPr>
+          <w:rFonts w:ascii="Segoe UI" w:eastAsia="Times New Roman" w:hAnsi="Segoe UI" w:cs="Segoe UI"/>
+          <w:color w:val="5A5A5A"/>
+          <w:kern w:val="0"/>
+          <w14:ligatures w14:val="none"/>
+        </w:rPr>
+      </w:pPr>
+      <w:r>
+        <w:rPr>
+          <w:rFonts w:ascii="Segoe UI" w:eastAsia="Times New Roman" w:hAnsi="Segoe UI" w:cs="Segoe UI"/>
+          <w:color w:val="5A5A5A"/>
+          <w:kern w:val="0"/>
+          <w14:ligatures w14:val="none"/>
+        </w:rPr>
+        <w:t xml:space="preserve">The big question: how do we calculate the answer? </w:t>
+      </w:r>
+      <w:proofErr w:type="gramStart"/>
+      <w:r>
+        <w:rPr>
+          <w:rFonts w:ascii="Segoe UI" w:eastAsia="Times New Roman" w:hAnsi="Segoe UI" w:cs="Segoe UI"/>
+          <w:color w:val="5A5A5A"/>
+          <w:kern w:val="0"/>
+          <w14:ligatures w14:val="none"/>
+        </w:rPr>
+        <w:t>Recall</w:t>
+      </w:r>
+      <w:proofErr w:type="gramEnd"/>
+      <w:r>
+        <w:rPr>
+          <w:rFonts w:ascii="Segoe UI" w:eastAsia="Times New Roman" w:hAnsi="Segoe UI" w:cs="Segoe UI"/>
+          <w:color w:val="5A5A5A"/>
+          <w:kern w:val="0"/>
+          <w14:ligatures w14:val="none"/>
+        </w:rPr>
+        <w:t xml:space="preserve"> that in the sliding window article, when we were looking for the "number of subarrays", we focused on each index and figured out how many valid subarrays </w:t>
+      </w:r>
+      <w:r>
+        <w:rPr>
+          <w:rFonts w:ascii="Segoe UI" w:eastAsia="Times New Roman" w:hAnsi="Segoe UI" w:cs="Segoe UI"/>
+          <w:b/>
+          <w:bCs/>
+          <w:color w:val="5A5A5A"/>
+          <w:kern w:val="0"/>
+          <w:bdr w:val="single" w:sz="2" w:space="0" w:color="auto" w:frame="1"/>
+          <w14:ligatures w14:val="none"/>
+        </w:rPr>
+        <w:t>ended</w:t>
+      </w:r>
+      <w:r>
+        <w:rPr>
+          <w:rFonts w:ascii="Segoe UI" w:eastAsia="Times New Roman" w:hAnsi="Segoe UI" w:cs="Segoe UI"/>
+          <w:color w:val="5A5A5A"/>
+          <w:kern w:val="0"/>
+          <w14:ligatures w14:val="none"/>
+        </w:rPr>
+        <w:t xml:space="preserve"> at the current index. Essentially, we </w:t>
+      </w:r>
+      <w:r>
+        <w:rPr>
+          <w:rFonts w:ascii="Segoe UI" w:eastAsia="Times New Roman" w:hAnsi="Segoe UI" w:cs="Segoe UI"/>
+          <w:color w:val="5A5A5A"/>
+          <w:kern w:val="0"/>
+          <w14:ligatures w14:val="none"/>
+        </w:rPr>
+        <w:lastRenderedPageBreak/>
+        <w:t>locked in the right bound and calculated how many left bounds could match it. We will do the same thing here. Let's say that we're at an index </w:t>
+      </w:r>
+      <w:proofErr w:type="spellStart"/>
+      <w:r>
+        <w:rPr>
+          <w:rFonts w:ascii="Consolas" w:eastAsia="Times New Roman" w:hAnsi="Consolas" w:cs="Courier New"/>
+          <w:color w:val="C7254E"/>
+          <w:kern w:val="0"/>
+          <w:bdr w:val="single" w:sz="2" w:space="2" w:color="auto" w:frame="1"/>
+          <w:shd w:val="clear" w:color="auto" w:fill="F9F2F4"/>
+          <w14:ligatures w14:val="none"/>
+        </w:rPr>
+        <w:t>i</w:t>
+      </w:r>
+      <w:proofErr w:type="spellEnd"/>
+      <w:r>
+        <w:rPr>
+          <w:rFonts w:ascii="Segoe UI" w:eastAsia="Times New Roman" w:hAnsi="Segoe UI" w:cs="Segoe UI"/>
+          <w:color w:val="5A5A5A"/>
+          <w:kern w:val="0"/>
+          <w14:ligatures w14:val="none"/>
+        </w:rPr>
+        <w:t>. We know a few things:</w:t>
+      </w:r>
+    </w:p>
+    <w:p>
+      <w:pPr>
+        <w:numPr>
+          <w:ilvl w:val="0"/>
+          <w:numId w:val="4"/>
+        </w:numPr>
+        <w:pBdr>
+          <w:top w:val="single" w:sz="2" w:space="0" w:color="auto"/>
+          <w:left w:val="single" w:sz="2" w:space="0" w:color="auto"/>
+          <w:bottom w:val="single" w:sz="2" w:space="0" w:color="auto"/>
+          <w:right w:val="single" w:sz="2" w:space="0" w:color="auto"/>
+        </w:pBdr>
+        <w:shd w:val="clear" w:color="auto" w:fill="FFFFFF"/>
+        <w:spacing w:before="100" w:beforeAutospacing="1" w:after="100" w:afterAutospacing="1" w:line="240" w:lineRule="auto"/>
+        <w:rPr>
+          <w:rFonts w:ascii="Segoe UI" w:eastAsia="Times New Roman" w:hAnsi="Segoe UI" w:cs="Segoe UI"/>
+          <w:color w:val="5A5A5A"/>
+          <w:kern w:val="0"/>
+          <w14:ligatures w14:val="none"/>
+        </w:rPr>
+      </w:pPr>
+      <w:r>
+        <w:rPr>
+          <w:rFonts w:ascii="Segoe UI" w:eastAsia="Times New Roman" w:hAnsi="Segoe UI" w:cs="Segoe UI"/>
+          <w:color w:val="5A5A5A"/>
+          <w:kern w:val="0"/>
+          <w14:ligatures w14:val="none"/>
+        </w:rPr>
+        <w:t>Up until this point, </w:t>
+      </w:r>
+      <w:proofErr w:type="spellStart"/>
+      <w:r>
+        <w:rPr>
+          <w:rFonts w:ascii="Consolas" w:eastAsia="Times New Roman" w:hAnsi="Consolas" w:cs="Courier New"/>
+          <w:color w:val="C7254E"/>
+          <w:kern w:val="0"/>
+          <w:bdr w:val="single" w:sz="2" w:space="2" w:color="auto" w:frame="1"/>
+          <w:shd w:val="clear" w:color="auto" w:fill="F9F2F4"/>
+          <w14:ligatures w14:val="none"/>
+        </w:rPr>
+        <w:t>curr</w:t>
+      </w:r>
+      <w:proofErr w:type="spellEnd"/>
+      <w:r>
+        <w:rPr>
+          <w:rFonts w:ascii="Segoe UI" w:eastAsia="Times New Roman" w:hAnsi="Segoe UI" w:cs="Segoe UI"/>
+          <w:color w:val="5A5A5A"/>
+          <w:kern w:val="0"/>
+          <w14:ligatures w14:val="none"/>
+        </w:rPr>
+        <w:t> stores the prefix of all elements up to </w:t>
+      </w:r>
+      <w:proofErr w:type="spellStart"/>
+      <w:r>
+        <w:rPr>
+          <w:rFonts w:ascii="Consolas" w:eastAsia="Times New Roman" w:hAnsi="Consolas" w:cs="Courier New"/>
+          <w:color w:val="C7254E"/>
+          <w:kern w:val="0"/>
+          <w:bdr w:val="single" w:sz="2" w:space="2" w:color="auto" w:frame="1"/>
+          <w:shd w:val="clear" w:color="auto" w:fill="F9F2F4"/>
+          <w14:ligatures w14:val="none"/>
+        </w:rPr>
+        <w:t>i</w:t>
+      </w:r>
+      <w:proofErr w:type="spellEnd"/>
+      <w:r>
+        <w:rPr>
+          <w:rFonts w:ascii="Segoe UI" w:eastAsia="Times New Roman" w:hAnsi="Segoe UI" w:cs="Segoe UI"/>
+          <w:color w:val="5A5A5A"/>
+          <w:kern w:val="0"/>
+          <w14:ligatures w14:val="none"/>
+        </w:rPr>
+        <w:t>.</w:t>
+      </w:r>
+    </w:p>
+    <w:p>
+      <w:pPr>
+        <w:numPr>
+          <w:ilvl w:val="0"/>
+          <w:numId w:val="4"/>
+        </w:numPr>
+        <w:pBdr>
+          <w:top w:val="single" w:sz="2" w:space="0" w:color="auto"/>
+          <w:left w:val="single" w:sz="2" w:space="0" w:color="auto"/>
+          <w:bottom w:val="single" w:sz="2" w:space="0" w:color="auto"/>
+          <w:right w:val="single" w:sz="2" w:space="0" w:color="auto"/>
+        </w:pBdr>
+        <w:shd w:val="clear" w:color="auto" w:fill="FFFFFF"/>
+        <w:spacing w:before="100" w:beforeAutospacing="1" w:after="100" w:afterAutospacing="1" w:line="240" w:lineRule="auto"/>
+        <w:rPr>
+          <w:rFonts w:ascii="Segoe UI" w:eastAsia="Times New Roman" w:hAnsi="Segoe UI" w:cs="Segoe UI"/>
+          <w:color w:val="5A5A5A"/>
+          <w:kern w:val="0"/>
+          <w14:ligatures w14:val="none"/>
+        </w:rPr>
+      </w:pPr>
+      <w:r>
+        <w:rPr>
+          <w:rFonts w:ascii="Segoe UI" w:eastAsia="Times New Roman" w:hAnsi="Segoe UI" w:cs="Segoe UI"/>
+          <w:color w:val="5A5A5A"/>
+          <w:kern w:val="0"/>
+          <w14:ligatures w14:val="none"/>
+        </w:rPr>
+        <w:t>We have stored all other prefixes before </w:t>
+      </w:r>
+      <w:proofErr w:type="spellStart"/>
+      <w:r>
+        <w:rPr>
+          <w:rFonts w:ascii="Consolas" w:eastAsia="Times New Roman" w:hAnsi="Consolas" w:cs="Courier New"/>
+          <w:color w:val="C7254E"/>
+          <w:kern w:val="0"/>
+          <w:bdr w:val="single" w:sz="2" w:space="2" w:color="auto" w:frame="1"/>
+          <w:shd w:val="clear" w:color="auto" w:fill="F9F2F4"/>
+          <w14:ligatures w14:val="none"/>
+        </w:rPr>
+        <w:t>i</w:t>
+      </w:r>
+      <w:proofErr w:type="spellEnd"/>
+      <w:r>
+        <w:rPr>
+          <w:rFonts w:ascii="Segoe UI" w:eastAsia="Times New Roman" w:hAnsi="Segoe UI" w:cs="Segoe UI"/>
+          <w:color w:val="5A5A5A"/>
+          <w:kern w:val="0"/>
+          <w14:ligatures w14:val="none"/>
+        </w:rPr>
+        <w:t> inside of </w:t>
+      </w:r>
+      <w:r>
+        <w:rPr>
+          <w:rFonts w:ascii="Consolas" w:eastAsia="Times New Roman" w:hAnsi="Consolas" w:cs="Courier New"/>
+          <w:color w:val="C7254E"/>
+          <w:kern w:val="0"/>
+          <w:bdr w:val="single" w:sz="2" w:space="2" w:color="auto" w:frame="1"/>
+          <w:shd w:val="clear" w:color="auto" w:fill="F9F2F4"/>
+          <w14:ligatures w14:val="none"/>
+        </w:rPr>
+        <w:t>counts</w:t>
+      </w:r>
+      <w:r>
+        <w:rPr>
+          <w:rFonts w:ascii="Segoe UI" w:eastAsia="Times New Roman" w:hAnsi="Segoe UI" w:cs="Segoe UI"/>
+          <w:color w:val="5A5A5A"/>
+          <w:kern w:val="0"/>
+          <w14:ligatures w14:val="none"/>
+        </w:rPr>
+        <w:t>.</w:t>
+      </w:r>
+    </w:p>
+    <w:p>
+      <w:pPr>
+        <w:numPr>
+          <w:ilvl w:val="0"/>
+          <w:numId w:val="4"/>
+        </w:numPr>
+        <w:pBdr>
+          <w:top w:val="single" w:sz="2" w:space="0" w:color="auto"/>
+          <w:left w:val="single" w:sz="2" w:space="0" w:color="auto"/>
+          <w:bottom w:val="single" w:sz="2" w:space="0" w:color="auto"/>
+          <w:right w:val="single" w:sz="2" w:space="0" w:color="auto"/>
+        </w:pBdr>
+        <w:shd w:val="clear" w:color="auto" w:fill="FFFFFF"/>
+        <w:spacing w:before="100" w:beforeAutospacing="1" w:after="100" w:afterAutospacing="1" w:line="240" w:lineRule="auto"/>
+        <w:rPr>
+          <w:rFonts w:ascii="Segoe UI" w:eastAsia="Times New Roman" w:hAnsi="Segoe UI" w:cs="Segoe UI"/>
+          <w:color w:val="5A5A5A"/>
+          <w:kern w:val="0"/>
+          <w14:ligatures w14:val="none"/>
+        </w:rPr>
+      </w:pPr>
+      <w:r>
+        <w:rPr>
+          <w:rFonts w:ascii="Segoe UI" w:eastAsia="Times New Roman" w:hAnsi="Segoe UI" w:cs="Segoe UI"/>
+          <w:color w:val="5A5A5A"/>
+          <w:kern w:val="0"/>
+          <w14:ligatures w14:val="none"/>
+        </w:rPr>
+        <w:t>The difference between any two prefix sums represents a subarray. For example, if you wanted the subarray starting at index </w:t>
+      </w:r>
+      <w:r>
+        <w:rPr>
+          <w:rFonts w:ascii="Consolas" w:eastAsia="Times New Roman" w:hAnsi="Consolas" w:cs="Courier New"/>
+          <w:color w:val="C7254E"/>
+          <w:kern w:val="0"/>
+          <w:bdr w:val="single" w:sz="2" w:space="2" w:color="auto" w:frame="1"/>
+          <w:shd w:val="clear" w:color="auto" w:fill="F9F2F4"/>
+          <w14:ligatures w14:val="none"/>
+        </w:rPr>
+        <w:t>3</w:t>
+      </w:r>
+      <w:r>
+        <w:rPr>
+          <w:rFonts w:ascii="Segoe UI" w:eastAsia="Times New Roman" w:hAnsi="Segoe UI" w:cs="Segoe UI"/>
+          <w:color w:val="5A5A5A"/>
+          <w:kern w:val="0"/>
+          <w14:ligatures w14:val="none"/>
+        </w:rPr>
+        <w:t> and ending at index </w:t>
+      </w:r>
+      <w:r>
+        <w:rPr>
+          <w:rFonts w:ascii="Consolas" w:eastAsia="Times New Roman" w:hAnsi="Consolas" w:cs="Courier New"/>
+          <w:color w:val="C7254E"/>
+          <w:kern w:val="0"/>
+          <w:bdr w:val="single" w:sz="2" w:space="2" w:color="auto" w:frame="1"/>
+          <w:shd w:val="clear" w:color="auto" w:fill="F9F2F4"/>
+          <w14:ligatures w14:val="none"/>
+        </w:rPr>
+        <w:t>8</w:t>
+      </w:r>
+      <w:r>
+        <w:rPr>
+          <w:rFonts w:ascii="Segoe UI" w:eastAsia="Times New Roman" w:hAnsi="Segoe UI" w:cs="Segoe UI"/>
+          <w:color w:val="5A5A5A"/>
+          <w:kern w:val="0"/>
+          <w14:ligatures w14:val="none"/>
+        </w:rPr>
+        <w:t>, you would take the prefix up to </w:t>
+      </w:r>
+      <w:r>
+        <w:rPr>
+          <w:rFonts w:ascii="Consolas" w:eastAsia="Times New Roman" w:hAnsi="Consolas" w:cs="Courier New"/>
+          <w:color w:val="C7254E"/>
+          <w:kern w:val="0"/>
+          <w:bdr w:val="single" w:sz="2" w:space="2" w:color="auto" w:frame="1"/>
+          <w:shd w:val="clear" w:color="auto" w:fill="F9F2F4"/>
+          <w14:ligatures w14:val="none"/>
+        </w:rPr>
+        <w:t>8</w:t>
+      </w:r>
+      <w:r>
+        <w:rPr>
+          <w:rFonts w:ascii="Segoe UI" w:eastAsia="Times New Roman" w:hAnsi="Segoe UI" w:cs="Segoe UI"/>
+          <w:color w:val="5A5A5A"/>
+          <w:kern w:val="0"/>
+          <w14:ligatures w14:val="none"/>
+        </w:rPr>
+        <w:t> and subtract the prefix up to </w:t>
+      </w:r>
+      <w:r>
+        <w:rPr>
+          <w:rFonts w:ascii="Consolas" w:eastAsia="Times New Roman" w:hAnsi="Consolas" w:cs="Courier New"/>
+          <w:color w:val="C7254E"/>
+          <w:kern w:val="0"/>
+          <w:bdr w:val="single" w:sz="2" w:space="2" w:color="auto" w:frame="1"/>
+          <w:shd w:val="clear" w:color="auto" w:fill="F9F2F4"/>
+          <w14:ligatures w14:val="none"/>
+        </w:rPr>
+        <w:t>2</w:t>
+      </w:r>
+      <w:r>
+        <w:rPr>
+          <w:rFonts w:ascii="Segoe UI" w:eastAsia="Times New Roman" w:hAnsi="Segoe UI" w:cs="Segoe UI"/>
+          <w:color w:val="5A5A5A"/>
+          <w:kern w:val="0"/>
+          <w14:ligatures w14:val="none"/>
+        </w:rPr>
+        <w:t> from it.</w:t>
+      </w:r>
+    </w:p>
+    <w:p>
+      <w:pPr>
+        <w:pBdr>
+          <w:top w:val="single" w:sz="2" w:space="0" w:color="auto"/>
+          <w:left w:val="single" w:sz="2" w:space="0" w:color="auto"/>
+          <w:bottom w:val="single" w:sz="2" w:space="0" w:color="auto"/>
+          <w:right w:val="single" w:sz="2" w:space="0" w:color="auto"/>
+        </w:pBdr>
+        <w:shd w:val="clear" w:color="auto" w:fill="FFFFFF"/>
+        <w:spacing w:after="240" w:line="240" w:lineRule="auto"/>
+        <w:rPr>
+          <w:rFonts w:ascii="Segoe UI" w:eastAsia="Times New Roman" w:hAnsi="Segoe UI" w:cs="Segoe UI"/>
+          <w:color w:val="5A5A5A"/>
+          <w:kern w:val="0"/>
+          <w14:ligatures w14:val="none"/>
+        </w:rPr>
+      </w:pPr>
+      <w:r>
+        <w:rPr>
+          <w:rFonts w:ascii="Segoe UI" w:eastAsia="Times New Roman" w:hAnsi="Segoe UI" w:cs="Segoe UI"/>
+          <w:color w:val="5A5A5A"/>
+          <w:kern w:val="0"/>
+          <w14:ligatures w14:val="none"/>
+        </w:rPr>
+        <w:t xml:space="preserve">Now, imagine there exists a subarray that </w:t>
+      </w:r>
+      <w:proofErr w:type="gramStart"/>
+      <w:r>
+        <w:rPr>
+          <w:rFonts w:ascii="Segoe UI" w:eastAsia="Times New Roman" w:hAnsi="Segoe UI" w:cs="Segoe UI"/>
+          <w:color w:val="5A5A5A"/>
+          <w:kern w:val="0"/>
+          <w14:ligatures w14:val="none"/>
+        </w:rPr>
+        <w:t>beginning</w:t>
+      </w:r>
+      <w:proofErr w:type="gramEnd"/>
+      <w:r>
+        <w:rPr>
+          <w:rFonts w:ascii="Segoe UI" w:eastAsia="Times New Roman" w:hAnsi="Segoe UI" w:cs="Segoe UI"/>
+          <w:color w:val="5A5A5A"/>
+          <w:kern w:val="0"/>
+          <w14:ligatures w14:val="none"/>
+        </w:rPr>
+        <w:t xml:space="preserve"> at index </w:t>
+      </w:r>
+      <w:r>
+        <w:rPr>
+          <w:rFonts w:ascii="Consolas" w:eastAsia="Times New Roman" w:hAnsi="Consolas" w:cs="Courier New"/>
+          <w:color w:val="C7254E"/>
+          <w:kern w:val="0"/>
+          <w:bdr w:val="single" w:sz="2" w:space="2" w:color="auto" w:frame="1"/>
+          <w:shd w:val="clear" w:color="auto" w:fill="F9F2F4"/>
+          <w14:ligatures w14:val="none"/>
+        </w:rPr>
+        <w:t>j</w:t>
+      </w:r>
+      <w:r>
+        <w:rPr>
+          <w:rFonts w:ascii="Segoe UI" w:eastAsia="Times New Roman" w:hAnsi="Segoe UI" w:cs="Segoe UI"/>
+          <w:color w:val="5A5A5A"/>
+          <w:kern w:val="0"/>
+          <w14:ligatures w14:val="none"/>
+        </w:rPr>
+        <w:t xml:space="preserve"> and </w:t>
+      </w:r>
+      <w:proofErr w:type="gramStart"/>
+      <w:r>
+        <w:rPr>
+          <w:rFonts w:ascii="Segoe UI" w:eastAsia="Times New Roman" w:hAnsi="Segoe UI" w:cs="Segoe UI"/>
+          <w:color w:val="5A5A5A"/>
+          <w:kern w:val="0"/>
+          <w14:ligatures w14:val="none"/>
+        </w:rPr>
+        <w:t>ending</w:t>
+      </w:r>
+      <w:proofErr w:type="gramEnd"/>
+      <w:r>
+        <w:rPr>
+          <w:rFonts w:ascii="Segoe UI" w:eastAsia="Times New Roman" w:hAnsi="Segoe UI" w:cs="Segoe UI"/>
+          <w:color w:val="5A5A5A"/>
+          <w:kern w:val="0"/>
+          <w14:ligatures w14:val="none"/>
+        </w:rPr>
+        <w:t xml:space="preserve"> at index </w:t>
+      </w:r>
+      <w:proofErr w:type="spellStart"/>
+      <w:r>
+        <w:rPr>
+          <w:rFonts w:ascii="Consolas" w:eastAsia="Times New Roman" w:hAnsi="Consolas" w:cs="Courier New"/>
+          <w:color w:val="C7254E"/>
+          <w:kern w:val="0"/>
+          <w:bdr w:val="single" w:sz="2" w:space="2" w:color="auto" w:frame="1"/>
+          <w:shd w:val="clear" w:color="auto" w:fill="F9F2F4"/>
+          <w14:ligatures w14:val="none"/>
+        </w:rPr>
+        <w:t>i</w:t>
+      </w:r>
+      <w:proofErr w:type="spellEnd"/>
+      <w:r>
+        <w:rPr>
+          <w:rFonts w:ascii="Segoe UI" w:eastAsia="Times New Roman" w:hAnsi="Segoe UI" w:cs="Segoe UI"/>
+          <w:color w:val="5A5A5A"/>
+          <w:kern w:val="0"/>
+          <w14:ligatures w14:val="none"/>
+        </w:rPr>
+        <w:t> with a sum of </w:t>
+      </w:r>
+      <w:r>
+        <w:rPr>
+          <w:rFonts w:ascii="Consolas" w:eastAsia="Times New Roman" w:hAnsi="Consolas" w:cs="Courier New"/>
+          <w:color w:val="C7254E"/>
+          <w:kern w:val="0"/>
+          <w:bdr w:val="single" w:sz="2" w:space="2" w:color="auto" w:frame="1"/>
+          <w:shd w:val="clear" w:color="auto" w:fill="F9F2F4"/>
+          <w14:ligatures w14:val="none"/>
+        </w:rPr>
+        <w:t>k</w:t>
+      </w:r>
+      <w:r>
+        <w:rPr>
+          <w:rFonts w:ascii="Segoe UI" w:eastAsia="Times New Roman" w:hAnsi="Segoe UI" w:cs="Segoe UI"/>
+          <w:color w:val="5A5A5A"/>
+          <w:kern w:val="0"/>
+          <w14:ligatures w14:val="none"/>
+        </w:rPr>
+        <w:t>. Consider the sum of the prefix ending at </w:t>
+      </w:r>
+      <w:r>
+        <w:rPr>
+          <w:rFonts w:ascii="Consolas" w:eastAsia="Times New Roman" w:hAnsi="Consolas" w:cs="Courier New"/>
+          <w:color w:val="C7254E"/>
+          <w:kern w:val="0"/>
+          <w:bdr w:val="single" w:sz="2" w:space="2" w:color="auto" w:frame="1"/>
+          <w:shd w:val="clear" w:color="auto" w:fill="F9F2F4"/>
+          <w14:ligatures w14:val="none"/>
+        </w:rPr>
+        <w:t>j - 1</w:t>
+      </w:r>
+      <w:r>
+        <w:rPr>
+          <w:rFonts w:ascii="Segoe UI" w:eastAsia="Times New Roman" w:hAnsi="Segoe UI" w:cs="Segoe UI"/>
+          <w:color w:val="5A5A5A"/>
+          <w:kern w:val="0"/>
+          <w14:ligatures w14:val="none"/>
+        </w:rPr>
+        <w:t> (the elements up to, but not including the start of the subarray). According to our assumptions:</w:t>
+      </w:r>
+    </w:p>
+    <w:p>
+      <w:pPr>
+        <w:numPr>
+          <w:ilvl w:val="0"/>
+          <w:numId w:val="5"/>
+        </w:numPr>
+        <w:pBdr>
+          <w:top w:val="single" w:sz="2" w:space="0" w:color="auto"/>
+          <w:left w:val="single" w:sz="2" w:space="0" w:color="auto"/>
+          <w:bottom w:val="single" w:sz="2" w:space="0" w:color="auto"/>
+          <w:right w:val="single" w:sz="2" w:space="0" w:color="auto"/>
+        </w:pBdr>
+        <w:shd w:val="clear" w:color="auto" w:fill="FFFFFF"/>
+        <w:spacing w:before="100" w:beforeAutospacing="1" w:after="100" w:afterAutospacing="1" w:line="240" w:lineRule="auto"/>
+        <w:rPr>
+          <w:rFonts w:ascii="Segoe UI" w:eastAsia="Times New Roman" w:hAnsi="Segoe UI" w:cs="Segoe UI"/>
+          <w:color w:val="5A5A5A"/>
+          <w:kern w:val="0"/>
+          <w14:ligatures w14:val="none"/>
+        </w:rPr>
+      </w:pPr>
+      <w:r>
+        <w:rPr>
+          <w:rFonts w:ascii="Segoe UI" w:eastAsia="Times New Roman" w:hAnsi="Segoe UI" w:cs="Segoe UI"/>
+          <w:color w:val="5A5A5A"/>
+          <w:kern w:val="0"/>
+          <w14:ligatures w14:val="none"/>
+        </w:rPr>
+        <w:t>The sum of the prefix up to </w:t>
+      </w:r>
+      <w:proofErr w:type="spellStart"/>
+      <w:r>
+        <w:rPr>
+          <w:rFonts w:ascii="Consolas" w:eastAsia="Times New Roman" w:hAnsi="Consolas" w:cs="Courier New"/>
+          <w:color w:val="C7254E"/>
+          <w:kern w:val="0"/>
+          <w:bdr w:val="single" w:sz="2" w:space="2" w:color="auto" w:frame="1"/>
+          <w:shd w:val="clear" w:color="auto" w:fill="F9F2F4"/>
+          <w14:ligatures w14:val="none"/>
+        </w:rPr>
+        <w:t>i</w:t>
+      </w:r>
+      <w:proofErr w:type="spellEnd"/>
+      <w:r>
+        <w:rPr>
+          <w:rFonts w:ascii="Segoe UI" w:eastAsia="Times New Roman" w:hAnsi="Segoe UI" w:cs="Segoe UI"/>
+          <w:color w:val="5A5A5A"/>
+          <w:kern w:val="0"/>
+          <w14:ligatures w14:val="none"/>
+        </w:rPr>
+        <w:t> is </w:t>
+      </w:r>
+      <w:proofErr w:type="spellStart"/>
+      <w:r>
+        <w:rPr>
+          <w:rFonts w:ascii="Consolas" w:eastAsia="Times New Roman" w:hAnsi="Consolas" w:cs="Courier New"/>
+          <w:color w:val="C7254E"/>
+          <w:kern w:val="0"/>
+          <w:bdr w:val="single" w:sz="2" w:space="2" w:color="auto" w:frame="1"/>
+          <w:shd w:val="clear" w:color="auto" w:fill="F9F2F4"/>
+          <w14:ligatures w14:val="none"/>
+        </w:rPr>
+        <w:t>curr</w:t>
+      </w:r>
+      <w:proofErr w:type="spellEnd"/>
+      <w:r>
+        <w:rPr>
+          <w:rFonts w:ascii="Segoe UI" w:eastAsia="Times New Roman" w:hAnsi="Segoe UI" w:cs="Segoe UI"/>
+          <w:color w:val="5A5A5A"/>
+          <w:kern w:val="0"/>
+          <w14:ligatures w14:val="none"/>
+        </w:rPr>
+        <w:t>.</w:t>
+      </w:r>
+    </w:p>
+    <w:p>
+      <w:pPr>
+        <w:numPr>
+          <w:ilvl w:val="0"/>
+          <w:numId w:val="5"/>
+        </w:numPr>
+        <w:pBdr>
+          <w:top w:val="single" w:sz="2" w:space="0" w:color="auto"/>
+          <w:left w:val="single" w:sz="2" w:space="0" w:color="auto"/>
+          <w:bottom w:val="single" w:sz="2" w:space="0" w:color="auto"/>
+          <w:right w:val="single" w:sz="2" w:space="0" w:color="auto"/>
+        </w:pBdr>
+        <w:shd w:val="clear" w:color="auto" w:fill="FFFFFF"/>
+        <w:spacing w:before="100" w:beforeAutospacing="1" w:after="100" w:afterAutospacing="1" w:line="240" w:lineRule="auto"/>
+        <w:rPr>
+          <w:rFonts w:ascii="Segoe UI" w:eastAsia="Times New Roman" w:hAnsi="Segoe UI" w:cs="Segoe UI"/>
+          <w:color w:val="5A5A5A"/>
+          <w:kern w:val="0"/>
+          <w14:ligatures w14:val="none"/>
+        </w:rPr>
+      </w:pPr>
+      <w:r>
+        <w:rPr>
+          <w:rFonts w:ascii="Segoe UI" w:eastAsia="Times New Roman" w:hAnsi="Segoe UI" w:cs="Segoe UI"/>
+          <w:color w:val="5A5A5A"/>
+          <w:kern w:val="0"/>
+          <w14:ligatures w14:val="none"/>
+        </w:rPr>
+        <w:t>The sum of the subarray from </w:t>
+      </w:r>
+      <w:r>
+        <w:rPr>
+          <w:rFonts w:ascii="Consolas" w:eastAsia="Times New Roman" w:hAnsi="Consolas" w:cs="Courier New"/>
+          <w:color w:val="C7254E"/>
+          <w:kern w:val="0"/>
+          <w:bdr w:val="single" w:sz="2" w:space="2" w:color="auto" w:frame="1"/>
+          <w:shd w:val="clear" w:color="auto" w:fill="F9F2F4"/>
+          <w14:ligatures w14:val="none"/>
+        </w:rPr>
+        <w:t>j</w:t>
+      </w:r>
+      <w:r>
+        <w:rPr>
+          <w:rFonts w:ascii="Segoe UI" w:eastAsia="Times New Roman" w:hAnsi="Segoe UI" w:cs="Segoe UI"/>
+          <w:color w:val="5A5A5A"/>
+          <w:kern w:val="0"/>
+          <w14:ligatures w14:val="none"/>
+        </w:rPr>
+        <w:t> to </w:t>
+      </w:r>
+      <w:proofErr w:type="spellStart"/>
+      <w:r>
+        <w:rPr>
+          <w:rFonts w:ascii="Consolas" w:eastAsia="Times New Roman" w:hAnsi="Consolas" w:cs="Courier New"/>
+          <w:color w:val="C7254E"/>
+          <w:kern w:val="0"/>
+          <w:bdr w:val="single" w:sz="2" w:space="2" w:color="auto" w:frame="1"/>
+          <w:shd w:val="clear" w:color="auto" w:fill="F9F2F4"/>
+          <w14:ligatures w14:val="none"/>
+        </w:rPr>
+        <w:t>i</w:t>
+      </w:r>
+      <w:proofErr w:type="spellEnd"/>
+      <w:r>
+        <w:rPr>
+          <w:rFonts w:ascii="Segoe UI" w:eastAsia="Times New Roman" w:hAnsi="Segoe UI" w:cs="Segoe UI"/>
+          <w:color w:val="5A5A5A"/>
+          <w:kern w:val="0"/>
+          <w14:ligatures w14:val="none"/>
+        </w:rPr>
+        <w:t> is </w:t>
+      </w:r>
+      <w:r>
+        <w:rPr>
+          <w:rFonts w:ascii="Consolas" w:eastAsia="Times New Roman" w:hAnsi="Consolas" w:cs="Courier New"/>
+          <w:color w:val="C7254E"/>
+          <w:kern w:val="0"/>
+          <w:bdr w:val="single" w:sz="2" w:space="2" w:color="auto" w:frame="1"/>
+          <w:shd w:val="clear" w:color="auto" w:fill="F9F2F4"/>
+          <w14:ligatures w14:val="none"/>
+        </w:rPr>
+        <w:t>k</w:t>
+      </w:r>
+      <w:r>
+        <w:rPr>
+          <w:rFonts w:ascii="Segoe UI" w:eastAsia="Times New Roman" w:hAnsi="Segoe UI" w:cs="Segoe UI"/>
+          <w:color w:val="5A5A5A"/>
+          <w:kern w:val="0"/>
+          <w14:ligatures w14:val="none"/>
+        </w:rPr>
+        <w:t>.</w:t>
+      </w:r>
+    </w:p>
+    <w:p>
+      <w:pPr>
+        <w:pBdr>
+          <w:top w:val="single" w:sz="2" w:space="0" w:color="auto"/>
+          <w:left w:val="single" w:sz="2" w:space="0" w:color="auto"/>
+          <w:bottom w:val="single" w:sz="2" w:space="0" w:color="auto"/>
+          <w:right w:val="single" w:sz="2" w:space="0" w:color="auto"/>
+        </w:pBdr>
+        <w:shd w:val="clear" w:color="auto" w:fill="FFFFFF"/>
+        <w:spacing w:after="240" w:line="240" w:lineRule="auto"/>
+        <w:rPr>
+          <w:rFonts w:ascii="Segoe UI" w:eastAsia="Times New Roman" w:hAnsi="Segoe UI" w:cs="Segoe UI"/>
+          <w:color w:val="5A5A5A"/>
+          <w:kern w:val="0"/>
+          <w14:ligatures w14:val="none"/>
+        </w:rPr>
+      </w:pPr>
+      <w:r>
+        <w:rPr>
+          <w:rFonts w:ascii="Segoe UI" w:eastAsia="Times New Roman" w:hAnsi="Segoe UI" w:cs="Segoe UI"/>
+          <w:color w:val="5A5A5A"/>
+          <w:kern w:val="0"/>
+          <w14:ligatures w14:val="none"/>
+        </w:rPr>
+        <w:t>Thus, the sum of the prefix ending at </w:t>
+      </w:r>
+      <w:r>
+        <w:rPr>
+          <w:rFonts w:ascii="Consolas" w:eastAsia="Times New Roman" w:hAnsi="Consolas" w:cs="Courier New"/>
+          <w:color w:val="C7254E"/>
+          <w:kern w:val="0"/>
+          <w:bdr w:val="single" w:sz="2" w:space="2" w:color="auto" w:frame="1"/>
+          <w:shd w:val="clear" w:color="auto" w:fill="F9F2F4"/>
+          <w14:ligatures w14:val="none"/>
+        </w:rPr>
+        <w:t>j - 1</w:t>
+      </w:r>
+      <w:r>
+        <w:rPr>
+          <w:rFonts w:ascii="Segoe UI" w:eastAsia="Times New Roman" w:hAnsi="Segoe UI" w:cs="Segoe UI"/>
+          <w:color w:val="5A5A5A"/>
+          <w:kern w:val="0"/>
+          <w14:ligatures w14:val="none"/>
+        </w:rPr>
+        <w:t> must be </w:t>
+      </w:r>
+      <w:proofErr w:type="spellStart"/>
+      <w:r>
+        <w:rPr>
+          <w:rFonts w:ascii="Consolas" w:eastAsia="Times New Roman" w:hAnsi="Consolas" w:cs="Courier New"/>
+          <w:color w:val="C7254E"/>
+          <w:kern w:val="0"/>
+          <w:bdr w:val="single" w:sz="2" w:space="2" w:color="auto" w:frame="1"/>
+          <w:shd w:val="clear" w:color="auto" w:fill="F9F2F4"/>
+          <w14:ligatures w14:val="none"/>
+        </w:rPr>
+        <w:t>curr</w:t>
+      </w:r>
+      <w:proofErr w:type="spellEnd"/>
+      <w:r>
+        <w:rPr>
+          <w:rFonts w:ascii="Consolas" w:eastAsia="Times New Roman" w:hAnsi="Consolas" w:cs="Courier New"/>
+          <w:color w:val="C7254E"/>
+          <w:kern w:val="0"/>
+          <w:bdr w:val="single" w:sz="2" w:space="2" w:color="auto" w:frame="1"/>
+          <w:shd w:val="clear" w:color="auto" w:fill="F9F2F4"/>
+          <w14:ligatures w14:val="none"/>
+        </w:rPr>
+        <w:t xml:space="preserve"> - k</w:t>
+      </w:r>
+      <w:r>
+        <w:rPr>
+          <w:rFonts w:ascii="Segoe UI" w:eastAsia="Times New Roman" w:hAnsi="Segoe UI" w:cs="Segoe UI"/>
+          <w:color w:val="5A5A5A"/>
+          <w:kern w:val="0"/>
+          <w14:ligatures w14:val="none"/>
+        </w:rPr>
+        <w:t>.</w:t>
+      </w:r>
+    </w:p>
+    <w:p>
+      <w:pPr>
+        <w:pBdr>
+          <w:top w:val="single" w:sz="2" w:space="0" w:color="auto"/>
+          <w:left w:val="single" w:sz="2" w:space="0" w:color="auto"/>
+          <w:bottom w:val="single" w:sz="2" w:space="0" w:color="auto"/>
+          <w:right w:val="single" w:sz="2" w:space="0" w:color="auto"/>
+        </w:pBdr>
+        <w:shd w:val="clear" w:color="auto" w:fill="FFFFFF"/>
+        <w:spacing w:after="240" w:line="240" w:lineRule="auto"/>
+        <w:rPr>
+          <w:rFonts w:ascii="Segoe UI" w:eastAsia="Times New Roman" w:hAnsi="Segoe UI" w:cs="Segoe UI"/>
+          <w:color w:val="5A5A5A"/>
+          <w:kern w:val="0"/>
+          <w14:ligatures w14:val="none"/>
+        </w:rPr>
+      </w:pPr>
+      <w:r>
+        <w:rPr>
+          <w:rFonts w:ascii="Segoe UI" w:eastAsia="Times New Roman" w:hAnsi="Segoe UI" w:cs="Segoe UI"/>
+          <w:noProof/>
+          <w:color w:val="5A5A5A"/>
+          <w:kern w:val="0"/>
+          <w14:ligatures w14:val="none"/>
+        </w:rPr>
+        <w:lastRenderedPageBreak/>
+        <w:drawing>
+          <wp:inline distT="0" distB="0" distL="0" distR="0" wp14:anchorId="08C44B16" wp14:editId="6D814E5A">
+            <wp:extent cx="9144000" cy="5141595"/>
+            <wp:effectExtent l="0" t="0" r="0" b="1905"/>
+            <wp:docPr id="17" name="Picture 4" descr="prefix sum example"/>
+            <wp:cNvGraphicFramePr>
+              <a:graphicFrameLocks xmlns:a="http://schemas.openxmlformats.org/drawingml/2006/main" noChangeAspect="1"/>
+            </wp:cNvGraphicFramePr>
+            <a:graphic xmlns:a="http://schemas.openxmlformats.org/drawingml/2006/main">
+              <a:graphicData uri="http://schemas.openxmlformats.org/drawingml/2006/picture">
+                <pic:pic xmlns:pic="http://schemas.openxmlformats.org/drawingml/2006/picture">
+                  <pic:nvPicPr>
+                    <pic:cNvPr id="0" name="Picture 17" descr="prefix sum example"/>
+                    <pic:cNvPicPr>
+                      <a:picLocks noChangeAspect="1" noChangeArrowheads="1"/>
+                    </pic:cNvPicPr>
+                  </pic:nvPicPr>
+                  <pic:blipFill>
+                    <a:blip r:embed="rId14">
+                      <a:extLst>
+                        <a:ext uri="{28A0092B-C50C-407E-A947-70E740481C1C}">
+                          <a14:useLocalDpi xmlns:a14="http://schemas.microsoft.com/office/drawing/2010/main" val="0"/>
+                        </a:ext>
+                      </a:extLst>
+                    </a:blip>
+                    <a:srcRect/>
+                    <a:stretch>
+                      <a:fillRect/>
+                    </a:stretch>
+                  </pic:blipFill>
+                  <pic:spPr bwMode="auto">
+                    <a:xfrm>
+                      <a:off x="0" y="0"/>
+                      <a:ext cx="9144000" cy="5141595"/>
+                    </a:xfrm>
+                    <a:prstGeom prst="rect">
+                      <a:avLst/>
+                    </a:prstGeom>
+                    <a:noFill/>
+                    <a:ln>
+                      <a:noFill/>
+                    </a:ln>
+                  </pic:spPr>
+                </pic:pic>
+              </a:graphicData>
+            </a:graphic>
+          </wp:inline>
+        </w:drawing>
+      </w:r>
+    </w:p>
+    <w:p>
+      <w:pPr>
+        <w:pBdr>
+          <w:top w:val="single" w:sz="2" w:space="0" w:color="auto"/>
+          <w:left w:val="single" w:sz="2" w:space="0" w:color="auto"/>
+          <w:bottom w:val="single" w:sz="2" w:space="0" w:color="auto"/>
+          <w:right w:val="single" w:sz="2" w:space="0" w:color="auto"/>
+        </w:pBdr>
+        <w:shd w:val="clear" w:color="auto" w:fill="F5F5F5"/>
+        <w:spacing w:after="240" w:line="240" w:lineRule="auto"/>
+        <w:rPr>
+          <w:rFonts w:ascii="Segoe UI" w:eastAsia="Times New Roman" w:hAnsi="Segoe UI" w:cs="Segoe UI"/>
+          <w:color w:val="5A5A5A"/>
+          <w:kern w:val="0"/>
+          <w14:ligatures w14:val="none"/>
+        </w:rPr>
+      </w:pPr>
+      <w:r>
+        <w:rPr>
+          <w:rFonts w:ascii="Segoe UI" w:eastAsia="Times New Roman" w:hAnsi="Segoe UI" w:cs="Segoe UI"/>
+          <w:color w:val="5A5A5A"/>
+          <w:kern w:val="0"/>
+          <w14:ligatures w14:val="none"/>
+        </w:rPr>
+        <w:t>In this image, the subarray between </w:t>
+      </w:r>
+      <w:r>
+        <w:rPr>
+          <w:rFonts w:ascii="Consolas" w:eastAsia="Times New Roman" w:hAnsi="Consolas" w:cs="Courier New"/>
+          <w:color w:val="C7254E"/>
+          <w:kern w:val="0"/>
+          <w:bdr w:val="single" w:sz="2" w:space="2" w:color="auto" w:frame="1"/>
+          <w:shd w:val="clear" w:color="auto" w:fill="F9F2F4"/>
+          <w14:ligatures w14:val="none"/>
+        </w:rPr>
+        <w:t>j</w:t>
+      </w:r>
+      <w:r>
+        <w:rPr>
+          <w:rFonts w:ascii="Segoe UI" w:eastAsia="Times New Roman" w:hAnsi="Segoe UI" w:cs="Segoe UI"/>
+          <w:color w:val="5A5A5A"/>
+          <w:kern w:val="0"/>
+          <w14:ligatures w14:val="none"/>
+        </w:rPr>
+        <w:t> and </w:t>
+      </w:r>
+      <w:proofErr w:type="spellStart"/>
+      <w:r>
+        <w:rPr>
+          <w:rFonts w:ascii="Consolas" w:eastAsia="Times New Roman" w:hAnsi="Consolas" w:cs="Courier New"/>
+          <w:color w:val="C7254E"/>
+          <w:kern w:val="0"/>
+          <w:bdr w:val="single" w:sz="2" w:space="2" w:color="auto" w:frame="1"/>
+          <w:shd w:val="clear" w:color="auto" w:fill="F9F2F4"/>
+          <w14:ligatures w14:val="none"/>
+        </w:rPr>
+        <w:t>i</w:t>
+      </w:r>
+      <w:proofErr w:type="spellEnd"/>
+      <w:r>
+        <w:rPr>
+          <w:rFonts w:ascii="Segoe UI" w:eastAsia="Times New Roman" w:hAnsi="Segoe UI" w:cs="Segoe UI"/>
+          <w:color w:val="5A5A5A"/>
+          <w:kern w:val="0"/>
+          <w14:ligatures w14:val="none"/>
+        </w:rPr>
+        <w:t> has a sum of </w:t>
+      </w:r>
+      <w:r>
+        <w:rPr>
+          <w:rFonts w:ascii="Consolas" w:eastAsia="Times New Roman" w:hAnsi="Consolas" w:cs="Courier New"/>
+          <w:color w:val="C7254E"/>
+          <w:kern w:val="0"/>
+          <w:bdr w:val="single" w:sz="2" w:space="2" w:color="auto" w:frame="1"/>
+          <w:shd w:val="clear" w:color="auto" w:fill="F9F2F4"/>
+          <w14:ligatures w14:val="none"/>
+        </w:rPr>
+        <w:t>k</w:t>
+      </w:r>
+      <w:r>
+        <w:rPr>
+          <w:rFonts w:ascii="Segoe UI" w:eastAsia="Times New Roman" w:hAnsi="Segoe UI" w:cs="Segoe UI"/>
+          <w:color w:val="5A5A5A"/>
+          <w:kern w:val="0"/>
+          <w14:ligatures w14:val="none"/>
+        </w:rPr>
+        <w:t>. The sum of the prefix ending at </w:t>
+      </w:r>
+      <w:proofErr w:type="spellStart"/>
+      <w:r>
+        <w:rPr>
+          <w:rFonts w:ascii="Consolas" w:eastAsia="Times New Roman" w:hAnsi="Consolas" w:cs="Courier New"/>
+          <w:color w:val="C7254E"/>
+          <w:kern w:val="0"/>
+          <w:bdr w:val="single" w:sz="2" w:space="2" w:color="auto" w:frame="1"/>
+          <w:shd w:val="clear" w:color="auto" w:fill="F9F2F4"/>
+          <w14:ligatures w14:val="none"/>
+        </w:rPr>
+        <w:t>i</w:t>
+      </w:r>
+      <w:proofErr w:type="spellEnd"/>
+      <w:r>
+        <w:rPr>
+          <w:rFonts w:ascii="Segoe UI" w:eastAsia="Times New Roman" w:hAnsi="Segoe UI" w:cs="Segoe UI"/>
+          <w:color w:val="5A5A5A"/>
+          <w:kern w:val="0"/>
+          <w14:ligatures w14:val="none"/>
+        </w:rPr>
+        <w:t> is </w:t>
+      </w:r>
+      <w:r>
+        <w:rPr>
+          <w:rFonts w:ascii="Consolas" w:eastAsia="Times New Roman" w:hAnsi="Consolas" w:cs="Courier New"/>
+          <w:color w:val="C7254E"/>
+          <w:kern w:val="0"/>
+          <w:bdr w:val="single" w:sz="2" w:space="2" w:color="auto" w:frame="1"/>
+          <w:shd w:val="clear" w:color="auto" w:fill="F9F2F4"/>
+          <w14:ligatures w14:val="none"/>
+        </w:rPr>
+        <w:t>14</w:t>
+      </w:r>
+      <w:r>
+        <w:rPr>
+          <w:rFonts w:ascii="Segoe UI" w:eastAsia="Times New Roman" w:hAnsi="Segoe UI" w:cs="Segoe UI"/>
+          <w:color w:val="5A5A5A"/>
+          <w:kern w:val="0"/>
+          <w14:ligatures w14:val="none"/>
+        </w:rPr>
+        <w:t> (which we keep track of in </w:t>
+      </w:r>
+      <w:proofErr w:type="spellStart"/>
+      <w:r>
+        <w:rPr>
+          <w:rFonts w:ascii="Consolas" w:eastAsia="Times New Roman" w:hAnsi="Consolas" w:cs="Courier New"/>
+          <w:color w:val="C7254E"/>
+          <w:kern w:val="0"/>
+          <w:bdr w:val="single" w:sz="2" w:space="2" w:color="auto" w:frame="1"/>
+          <w:shd w:val="clear" w:color="auto" w:fill="F9F2F4"/>
+          <w14:ligatures w14:val="none"/>
+        </w:rPr>
+        <w:t>curr</w:t>
+      </w:r>
+      <w:proofErr w:type="spellEnd"/>
+      <w:r>
+        <w:rPr>
+          <w:rFonts w:ascii="Segoe UI" w:eastAsia="Times New Roman" w:hAnsi="Segoe UI" w:cs="Segoe UI"/>
+          <w:color w:val="5A5A5A"/>
+          <w:kern w:val="0"/>
+          <w14:ligatures w14:val="none"/>
+        </w:rPr>
+        <w:t>).</w:t>
+      </w:r>
+    </w:p>
+    <w:p>
+      <w:pPr>
+        <w:pBdr>
+          <w:top w:val="single" w:sz="2" w:space="0" w:color="auto"/>
+          <w:left w:val="single" w:sz="2" w:space="0" w:color="auto"/>
+          <w:bottom w:val="single" w:sz="2" w:space="0" w:color="auto"/>
+          <w:right w:val="single" w:sz="2" w:space="0" w:color="auto"/>
+        </w:pBdr>
+        <w:shd w:val="clear" w:color="auto" w:fill="F5F5F5"/>
+        <w:spacing w:after="0" w:line="240" w:lineRule="auto"/>
+        <w:rPr>
+          <w:rFonts w:ascii="Segoe UI" w:eastAsia="Times New Roman" w:hAnsi="Segoe UI" w:cs="Segoe UI"/>
+          <w:color w:val="5A5A5A"/>
+          <w:kern w:val="0"/>
+          <w14:ligatures w14:val="none"/>
+        </w:rPr>
+      </w:pPr>
+      <w:r>
+        <w:rPr>
+          <w:rFonts w:ascii="Segoe UI" w:eastAsia="Times New Roman" w:hAnsi="Segoe UI" w:cs="Segoe UI"/>
+          <w:color w:val="5A5A5A"/>
+          <w:kern w:val="0"/>
+          <w14:ligatures w14:val="none"/>
+        </w:rPr>
+        <w:t>At some point earlier, </w:t>
+      </w:r>
+      <w:proofErr w:type="spellStart"/>
+      <w:r>
+        <w:rPr>
+          <w:rFonts w:ascii="Consolas" w:eastAsia="Times New Roman" w:hAnsi="Consolas" w:cs="Courier New"/>
+          <w:color w:val="C7254E"/>
+          <w:kern w:val="0"/>
+          <w:bdr w:val="single" w:sz="2" w:space="2" w:color="auto" w:frame="1"/>
+          <w:shd w:val="clear" w:color="auto" w:fill="F9F2F4"/>
+          <w14:ligatures w14:val="none"/>
+        </w:rPr>
+        <w:t>curr</w:t>
+      </w:r>
+      <w:proofErr w:type="spellEnd"/>
+      <w:r>
+        <w:rPr>
+          <w:rFonts w:ascii="Segoe UI" w:eastAsia="Times New Roman" w:hAnsi="Segoe UI" w:cs="Segoe UI"/>
+          <w:color w:val="5A5A5A"/>
+          <w:kern w:val="0"/>
+          <w14:ligatures w14:val="none"/>
+        </w:rPr>
+        <w:t> was equal to </w:t>
+      </w:r>
+      <w:r>
+        <w:rPr>
+          <w:rFonts w:ascii="Consolas" w:eastAsia="Times New Roman" w:hAnsi="Consolas" w:cs="Courier New"/>
+          <w:color w:val="C7254E"/>
+          <w:kern w:val="0"/>
+          <w:bdr w:val="single" w:sz="2" w:space="2" w:color="auto" w:frame="1"/>
+          <w:shd w:val="clear" w:color="auto" w:fill="F9F2F4"/>
+          <w14:ligatures w14:val="none"/>
+        </w:rPr>
+        <w:t>11</w:t>
+      </w:r>
+      <w:r>
+        <w:rPr>
+          <w:rFonts w:ascii="Segoe UI" w:eastAsia="Times New Roman" w:hAnsi="Segoe UI" w:cs="Segoe UI"/>
+          <w:color w:val="5A5A5A"/>
+          <w:kern w:val="0"/>
+          <w14:ligatures w14:val="none"/>
+        </w:rPr>
+        <w:t> (the prefix ending before </w:t>
+      </w:r>
+      <w:r>
+        <w:rPr>
+          <w:rFonts w:ascii="Consolas" w:eastAsia="Times New Roman" w:hAnsi="Consolas" w:cs="Courier New"/>
+          <w:color w:val="C7254E"/>
+          <w:kern w:val="0"/>
+          <w:bdr w:val="single" w:sz="2" w:space="2" w:color="auto" w:frame="1"/>
+          <w:shd w:val="clear" w:color="auto" w:fill="F9F2F4"/>
+          <w14:ligatures w14:val="none"/>
+        </w:rPr>
+        <w:t>j</w:t>
+      </w:r>
+      <w:r>
+        <w:rPr>
+          <w:rFonts w:ascii="Segoe UI" w:eastAsia="Times New Roman" w:hAnsi="Segoe UI" w:cs="Segoe UI"/>
+          <w:color w:val="5A5A5A"/>
+          <w:kern w:val="0"/>
+          <w14:ligatures w14:val="none"/>
+        </w:rPr>
+        <w:t>). This is equal to </w:t>
+      </w:r>
+      <w:proofErr w:type="spellStart"/>
+      <w:r>
+        <w:rPr>
+          <w:rFonts w:ascii="Consolas" w:eastAsia="Times New Roman" w:hAnsi="Consolas" w:cs="Courier New"/>
+          <w:color w:val="C7254E"/>
+          <w:kern w:val="0"/>
+          <w:bdr w:val="single" w:sz="2" w:space="2" w:color="auto" w:frame="1"/>
+          <w:shd w:val="clear" w:color="auto" w:fill="F9F2F4"/>
+          <w14:ligatures w14:val="none"/>
+        </w:rPr>
+        <w:t>curr</w:t>
+      </w:r>
+      <w:proofErr w:type="spellEnd"/>
+      <w:r>
+        <w:rPr>
+          <w:rFonts w:ascii="Consolas" w:eastAsia="Times New Roman" w:hAnsi="Consolas" w:cs="Courier New"/>
+          <w:color w:val="C7254E"/>
+          <w:kern w:val="0"/>
+          <w:bdr w:val="single" w:sz="2" w:space="2" w:color="auto" w:frame="1"/>
+          <w:shd w:val="clear" w:color="auto" w:fill="F9F2F4"/>
+          <w14:ligatures w14:val="none"/>
+        </w:rPr>
+        <w:t xml:space="preserve"> - k</w:t>
+      </w:r>
+      <w:r>
+        <w:rPr>
+          <w:rFonts w:ascii="Segoe UI" w:eastAsia="Times New Roman" w:hAnsi="Segoe UI" w:cs="Segoe UI"/>
+          <w:color w:val="5A5A5A"/>
+          <w:kern w:val="0"/>
+          <w14:ligatures w14:val="none"/>
+        </w:rPr>
+        <w:t>.</w:t>
+      </w:r>
+    </w:p>
+    <w:p>
+      <w:pPr>
+        <w:pBdr>
+          <w:top w:val="single" w:sz="2" w:space="0" w:color="auto"/>
+          <w:left w:val="single" w:sz="2" w:space="0" w:color="auto"/>
+          <w:bottom w:val="single" w:sz="2" w:space="0" w:color="auto"/>
+          <w:right w:val="single" w:sz="2" w:space="0" w:color="auto"/>
+        </w:pBdr>
+        <w:shd w:val="clear" w:color="auto" w:fill="FFFFFF"/>
+        <w:spacing w:after="240" w:line="240" w:lineRule="auto"/>
+        <w:rPr>
+          <w:rFonts w:ascii="Segoe UI" w:eastAsia="Times New Roman" w:hAnsi="Segoe UI" w:cs="Segoe UI"/>
+          <w:color w:val="5A5A5A"/>
+          <w:kern w:val="0"/>
+          <w14:ligatures w14:val="none"/>
+        </w:rPr>
+      </w:pPr>
+      <w:r>
+        <w:rPr>
+          <w:rFonts w:ascii="Segoe UI" w:eastAsia="Times New Roman" w:hAnsi="Segoe UI" w:cs="Segoe UI"/>
+          <w:color w:val="5A5A5A"/>
+          <w:kern w:val="0"/>
+          <w14:ligatures w14:val="none"/>
+        </w:rPr>
+        <w:t>This is the key idea: if we saw the prefix sum </w:t>
+      </w:r>
+      <w:proofErr w:type="spellStart"/>
+      <w:r>
+        <w:rPr>
+          <w:rFonts w:ascii="Consolas" w:eastAsia="Times New Roman" w:hAnsi="Consolas" w:cs="Courier New"/>
+          <w:color w:val="C7254E"/>
+          <w:kern w:val="0"/>
+          <w:bdr w:val="single" w:sz="2" w:space="2" w:color="auto" w:frame="1"/>
+          <w:shd w:val="clear" w:color="auto" w:fill="F9F2F4"/>
+          <w14:ligatures w14:val="none"/>
+        </w:rPr>
+        <w:t>curr</w:t>
+      </w:r>
+      <w:proofErr w:type="spellEnd"/>
+      <w:r>
+        <w:rPr>
+          <w:rFonts w:ascii="Consolas" w:eastAsia="Times New Roman" w:hAnsi="Consolas" w:cs="Courier New"/>
+          <w:color w:val="C7254E"/>
+          <w:kern w:val="0"/>
+          <w:bdr w:val="single" w:sz="2" w:space="2" w:color="auto" w:frame="1"/>
+          <w:shd w:val="clear" w:color="auto" w:fill="F9F2F4"/>
+          <w14:ligatures w14:val="none"/>
+        </w:rPr>
+        <w:t xml:space="preserve"> - k</w:t>
+      </w:r>
+      <w:r>
+        <w:rPr>
+          <w:rFonts w:ascii="Segoe UI" w:eastAsia="Times New Roman" w:hAnsi="Segoe UI" w:cs="Segoe UI"/>
+          <w:color w:val="5A5A5A"/>
+          <w:kern w:val="0"/>
+          <w14:ligatures w14:val="none"/>
+        </w:rPr>
+        <w:t> before, it </w:t>
+      </w:r>
+      <w:r>
+        <w:rPr>
+          <w:rFonts w:ascii="Segoe UI" w:eastAsia="Times New Roman" w:hAnsi="Segoe UI" w:cs="Segoe UI"/>
+          <w:b/>
+          <w:bCs/>
+          <w:color w:val="5A5A5A"/>
+          <w:kern w:val="0"/>
+          <w:bdr w:val="single" w:sz="2" w:space="0" w:color="auto" w:frame="1"/>
+          <w14:ligatures w14:val="none"/>
+        </w:rPr>
+        <w:t>necessarily implies</w:t>
+      </w:r>
+      <w:r>
+        <w:rPr>
+          <w:rFonts w:ascii="Segoe UI" w:eastAsia="Times New Roman" w:hAnsi="Segoe UI" w:cs="Segoe UI"/>
+          <w:color w:val="5A5A5A"/>
+          <w:kern w:val="0"/>
+          <w14:ligatures w14:val="none"/>
+        </w:rPr>
+        <w:t> that there is a subarray ending at </w:t>
+      </w:r>
+      <w:proofErr w:type="spellStart"/>
+      <w:r>
+        <w:rPr>
+          <w:rFonts w:ascii="Consolas" w:eastAsia="Times New Roman" w:hAnsi="Consolas" w:cs="Courier New"/>
+          <w:color w:val="C7254E"/>
+          <w:kern w:val="0"/>
+          <w:bdr w:val="single" w:sz="2" w:space="2" w:color="auto" w:frame="1"/>
+          <w:shd w:val="clear" w:color="auto" w:fill="F9F2F4"/>
+          <w14:ligatures w14:val="none"/>
+        </w:rPr>
+        <w:t>i</w:t>
+      </w:r>
+      <w:proofErr w:type="spellEnd"/>
+      <w:r>
+        <w:rPr>
+          <w:rFonts w:ascii="Segoe UI" w:eastAsia="Times New Roman" w:hAnsi="Segoe UI" w:cs="Segoe UI"/>
+          <w:color w:val="5A5A5A"/>
+          <w:kern w:val="0"/>
+          <w14:ligatures w14:val="none"/>
+        </w:rPr>
+        <w:t> with a sum of </w:t>
+      </w:r>
+      <w:r>
+        <w:rPr>
+          <w:rFonts w:ascii="Consolas" w:eastAsia="Times New Roman" w:hAnsi="Consolas" w:cs="Courier New"/>
+          <w:color w:val="C7254E"/>
+          <w:kern w:val="0"/>
+          <w:bdr w:val="single" w:sz="2" w:space="2" w:color="auto" w:frame="1"/>
+          <w:shd w:val="clear" w:color="auto" w:fill="F9F2F4"/>
+          <w14:ligatures w14:val="none"/>
+        </w:rPr>
+        <w:t>k</w:t>
+      </w:r>
+      <w:r>
+        <w:rPr>
+          <w:rFonts w:ascii="Segoe UI" w:eastAsia="Times New Roman" w:hAnsi="Segoe UI" w:cs="Segoe UI"/>
+          <w:color w:val="5A5A5A"/>
+          <w:kern w:val="0"/>
+          <w14:ligatures w14:val="none"/>
+        </w:rPr>
+        <w:t>. We don't know where the beginning of this subarray is; we just know it exists, but that's enough to solve the problem.</w:t>
+      </w:r>
+    </w:p>
+    <w:p>
+      <w:pPr>
+        <w:pBdr>
+          <w:top w:val="single" w:sz="2" w:space="0" w:color="auto"/>
+          <w:left w:val="single" w:sz="2" w:space="0" w:color="auto"/>
+          <w:bottom w:val="single" w:sz="2" w:space="0" w:color="auto"/>
+          <w:right w:val="single" w:sz="2" w:space="0" w:color="auto"/>
+        </w:pBdr>
+        <w:shd w:val="clear" w:color="auto" w:fill="FFFFFF"/>
+        <w:spacing w:after="240" w:line="240" w:lineRule="auto"/>
+        <w:rPr>
+          <w:rFonts w:ascii="Segoe UI" w:eastAsia="Times New Roman" w:hAnsi="Segoe UI" w:cs="Segoe UI"/>
+          <w:color w:val="5A5A5A"/>
+          <w:kern w:val="0"/>
+          <w14:ligatures w14:val="none"/>
+        </w:rPr>
+      </w:pPr>
+      <w:r>
+        <w:rPr>
+          <w:rFonts w:ascii="Segoe UI" w:eastAsia="Times New Roman" w:hAnsi="Segoe UI" w:cs="Segoe UI"/>
+          <w:color w:val="5A5A5A"/>
+          <w:kern w:val="0"/>
+          <w14:ligatures w14:val="none"/>
+        </w:rPr>
+        <w:t xml:space="preserve">Therefore, we can </w:t>
+      </w:r>
+      <w:proofErr w:type="gramStart"/>
+      <w:r>
+        <w:rPr>
+          <w:rFonts w:ascii="Segoe UI" w:eastAsia="Times New Roman" w:hAnsi="Segoe UI" w:cs="Segoe UI"/>
+          <w:color w:val="5A5A5A"/>
+          <w:kern w:val="0"/>
+          <w14:ligatures w14:val="none"/>
+        </w:rPr>
+        <w:t>increment</w:t>
+      </w:r>
+      <w:proofErr w:type="gramEnd"/>
+      <w:r>
+        <w:rPr>
+          <w:rFonts w:ascii="Segoe UI" w:eastAsia="Times New Roman" w:hAnsi="Segoe UI" w:cs="Segoe UI"/>
+          <w:color w:val="5A5A5A"/>
+          <w:kern w:val="0"/>
+          <w14:ligatures w14:val="none"/>
+        </w:rPr>
+        <w:t xml:space="preserve"> our answer by </w:t>
+      </w:r>
+      <w:proofErr w:type="gramStart"/>
+      <w:r>
+        <w:rPr>
+          <w:rFonts w:ascii="Consolas" w:eastAsia="Times New Roman" w:hAnsi="Consolas" w:cs="Courier New"/>
+          <w:color w:val="C7254E"/>
+          <w:kern w:val="0"/>
+          <w:bdr w:val="single" w:sz="2" w:space="2" w:color="auto" w:frame="1"/>
+          <w:shd w:val="clear" w:color="auto" w:fill="F9F2F4"/>
+          <w14:ligatures w14:val="none"/>
+        </w:rPr>
+        <w:t>counts[</w:t>
+      </w:r>
+      <w:proofErr w:type="spellStart"/>
+      <w:r>
+        <w:rPr>
+          <w:rFonts w:ascii="Consolas" w:eastAsia="Times New Roman" w:hAnsi="Consolas" w:cs="Courier New"/>
+          <w:color w:val="C7254E"/>
+          <w:kern w:val="0"/>
+          <w:bdr w:val="single" w:sz="2" w:space="2" w:color="auto" w:frame="1"/>
+          <w:shd w:val="clear" w:color="auto" w:fill="F9F2F4"/>
+          <w14:ligatures w14:val="none"/>
+        </w:rPr>
+        <w:t>curr</w:t>
+      </w:r>
+      <w:proofErr w:type="spellEnd"/>
+      <w:proofErr w:type="gramEnd"/>
+      <w:r>
+        <w:rPr>
+          <w:rFonts w:ascii="Consolas" w:eastAsia="Times New Roman" w:hAnsi="Consolas" w:cs="Courier New"/>
+          <w:color w:val="C7254E"/>
+          <w:kern w:val="0"/>
+          <w:bdr w:val="single" w:sz="2" w:space="2" w:color="auto" w:frame="1"/>
+          <w:shd w:val="clear" w:color="auto" w:fill="F9F2F4"/>
+          <w14:ligatures w14:val="none"/>
+        </w:rPr>
+        <w:t xml:space="preserve"> - k]</w:t>
+      </w:r>
+      <w:r>
+        <w:rPr>
+          <w:rFonts w:ascii="Segoe UI" w:eastAsia="Times New Roman" w:hAnsi="Segoe UI" w:cs="Segoe UI"/>
+          <w:color w:val="5A5A5A"/>
+          <w:kern w:val="0"/>
+          <w14:ligatures w14:val="none"/>
+        </w:rPr>
+        <w:t>. If the prefix </w:t>
+      </w:r>
+      <w:proofErr w:type="spellStart"/>
+      <w:r>
+        <w:rPr>
+          <w:rFonts w:ascii="Consolas" w:eastAsia="Times New Roman" w:hAnsi="Consolas" w:cs="Courier New"/>
+          <w:color w:val="C7254E"/>
+          <w:kern w:val="0"/>
+          <w:bdr w:val="single" w:sz="2" w:space="2" w:color="auto" w:frame="1"/>
+          <w:shd w:val="clear" w:color="auto" w:fill="F9F2F4"/>
+          <w14:ligatures w14:val="none"/>
+        </w:rPr>
+        <w:t>curr</w:t>
+      </w:r>
+      <w:proofErr w:type="spellEnd"/>
+      <w:r>
+        <w:rPr>
+          <w:rFonts w:ascii="Consolas" w:eastAsia="Times New Roman" w:hAnsi="Consolas" w:cs="Courier New"/>
+          <w:color w:val="C7254E"/>
+          <w:kern w:val="0"/>
+          <w:bdr w:val="single" w:sz="2" w:space="2" w:color="auto" w:frame="1"/>
+          <w:shd w:val="clear" w:color="auto" w:fill="F9F2F4"/>
+          <w14:ligatures w14:val="none"/>
+        </w:rPr>
+        <w:t xml:space="preserve"> - k</w:t>
+      </w:r>
+      <w:r>
+        <w:rPr>
+          <w:rFonts w:ascii="Segoe UI" w:eastAsia="Times New Roman" w:hAnsi="Segoe UI" w:cs="Segoe UI"/>
+          <w:color w:val="5A5A5A"/>
+          <w:kern w:val="0"/>
+          <w14:ligatures w14:val="none"/>
+        </w:rPr>
+        <w:t xml:space="preserve"> occurred multiple times before (due to negative numbers or zero), then each of those </w:t>
+      </w:r>
+      <w:r>
+        <w:rPr>
+          <w:rFonts w:ascii="Segoe UI" w:eastAsia="Times New Roman" w:hAnsi="Segoe UI" w:cs="Segoe UI"/>
+          <w:color w:val="5A5A5A"/>
+          <w:kern w:val="0"/>
+          <w14:ligatures w14:val="none"/>
+        </w:rPr>
+        <w:lastRenderedPageBreak/>
+        <w:t>prefixes could be used as a starting point to form a subarray ending at the current index with a sum of </w:t>
+      </w:r>
+      <w:r>
+        <w:rPr>
+          <w:rFonts w:ascii="Consolas" w:eastAsia="Times New Roman" w:hAnsi="Consolas" w:cs="Courier New"/>
+          <w:color w:val="C7254E"/>
+          <w:kern w:val="0"/>
+          <w:bdr w:val="single" w:sz="2" w:space="2" w:color="auto" w:frame="1"/>
+          <w:shd w:val="clear" w:color="auto" w:fill="F9F2F4"/>
+          <w14:ligatures w14:val="none"/>
+        </w:rPr>
+        <w:t>k</w:t>
+      </w:r>
+      <w:r>
+        <w:rPr>
+          <w:rFonts w:ascii="Segoe UI" w:eastAsia="Times New Roman" w:hAnsi="Segoe UI" w:cs="Segoe UI"/>
+          <w:color w:val="5A5A5A"/>
+          <w:kern w:val="0"/>
+          <w14:ligatures w14:val="none"/>
+        </w:rPr>
+        <w:t>. That's why we need to track the frequency.</w:t>
+      </w:r>
+    </w:p>
+    <w:p>
+      <w:pPr>
+        <w:pBdr>
+          <w:top w:val="single" w:sz="2" w:space="0" w:color="auto"/>
+          <w:left w:val="single" w:sz="2" w:space="0" w:color="auto"/>
+          <w:bottom w:val="single" w:sz="2" w:space="0" w:color="auto"/>
+          <w:right w:val="single" w:sz="2" w:space="0" w:color="auto"/>
+        </w:pBdr>
+        <w:shd w:val="clear" w:color="auto" w:fill="F5F5F5"/>
+        <w:spacing w:after="240" w:line="240" w:lineRule="auto"/>
+        <w:rPr>
+          <w:rFonts w:ascii="Segoe UI" w:eastAsia="Times New Roman" w:hAnsi="Segoe UI" w:cs="Segoe UI"/>
+          <w:color w:val="5A5A5A"/>
+          <w:kern w:val="0"/>
+          <w14:ligatures w14:val="none"/>
+        </w:rPr>
+      </w:pPr>
+      <w:r>
+        <w:rPr>
+          <w:rFonts w:ascii="Segoe UI" w:eastAsia="Times New Roman" w:hAnsi="Segoe UI" w:cs="Segoe UI"/>
+          <w:color w:val="5A5A5A"/>
+          <w:kern w:val="0"/>
+          <w14:ligatures w14:val="none"/>
+        </w:rPr>
+        <w:t>Let's use a concrete example to better illustrate this idea. Imagine we had </w:t>
+      </w:r>
+      <w:proofErr w:type="spellStart"/>
+      <w:r>
+        <w:rPr>
+          <w:rFonts w:ascii="Consolas" w:eastAsia="Times New Roman" w:hAnsi="Consolas" w:cs="Courier New"/>
+          <w:color w:val="C7254E"/>
+          <w:kern w:val="0"/>
+          <w:bdr w:val="single" w:sz="2" w:space="2" w:color="auto" w:frame="1"/>
+          <w:shd w:val="clear" w:color="auto" w:fill="F9F2F4"/>
+          <w14:ligatures w14:val="none"/>
+        </w:rPr>
+        <w:t>nums</w:t>
+      </w:r>
+      <w:proofErr w:type="spellEnd"/>
+      <w:r>
+        <w:rPr>
+          <w:rFonts w:ascii="Consolas" w:eastAsia="Times New Roman" w:hAnsi="Consolas" w:cs="Courier New"/>
+          <w:color w:val="C7254E"/>
+          <w:kern w:val="0"/>
+          <w:bdr w:val="single" w:sz="2" w:space="2" w:color="auto" w:frame="1"/>
+          <w:shd w:val="clear" w:color="auto" w:fill="F9F2F4"/>
+          <w14:ligatures w14:val="none"/>
+        </w:rPr>
+        <w:t xml:space="preserve"> = [0, 1, 2, 3, 4]</w:t>
+      </w:r>
+      <w:r>
+        <w:rPr>
+          <w:rFonts w:ascii="Segoe UI" w:eastAsia="Times New Roman" w:hAnsi="Segoe UI" w:cs="Segoe UI"/>
+          <w:color w:val="5A5A5A"/>
+          <w:kern w:val="0"/>
+          <w14:ligatures w14:val="none"/>
+        </w:rPr>
+        <w:t> and </w:t>
+      </w:r>
+      <w:r>
+        <w:rPr>
+          <w:rFonts w:ascii="Consolas" w:eastAsia="Times New Roman" w:hAnsi="Consolas" w:cs="Courier New"/>
+          <w:color w:val="C7254E"/>
+          <w:kern w:val="0"/>
+          <w:bdr w:val="single" w:sz="2" w:space="2" w:color="auto" w:frame="1"/>
+          <w:shd w:val="clear" w:color="auto" w:fill="F9F2F4"/>
+          <w14:ligatures w14:val="none"/>
+        </w:rPr>
+        <w:t>k = 5</w:t>
+      </w:r>
+      <w:r>
+        <w:rPr>
+          <w:rFonts w:ascii="Segoe UI" w:eastAsia="Times New Roman" w:hAnsi="Segoe UI" w:cs="Segoe UI"/>
+          <w:color w:val="5A5A5A"/>
+          <w:kern w:val="0"/>
+          <w14:ligatures w14:val="none"/>
+        </w:rPr>
+        <w:t>. Let's jump to </w:t>
+      </w:r>
+      <w:proofErr w:type="spellStart"/>
+      <w:r>
+        <w:rPr>
+          <w:rFonts w:ascii="Consolas" w:eastAsia="Times New Roman" w:hAnsi="Consolas" w:cs="Courier New"/>
+          <w:color w:val="C7254E"/>
+          <w:kern w:val="0"/>
+          <w:bdr w:val="single" w:sz="2" w:space="2" w:color="auto" w:frame="1"/>
+          <w:shd w:val="clear" w:color="auto" w:fill="F9F2F4"/>
+          <w14:ligatures w14:val="none"/>
+        </w:rPr>
+        <w:t>i</w:t>
+      </w:r>
+      <w:proofErr w:type="spellEnd"/>
+      <w:r>
+        <w:rPr>
+          <w:rFonts w:ascii="Consolas" w:eastAsia="Times New Roman" w:hAnsi="Consolas" w:cs="Courier New"/>
+          <w:color w:val="C7254E"/>
+          <w:kern w:val="0"/>
+          <w:bdr w:val="single" w:sz="2" w:space="2" w:color="auto" w:frame="1"/>
+          <w:shd w:val="clear" w:color="auto" w:fill="F9F2F4"/>
+          <w14:ligatures w14:val="none"/>
+        </w:rPr>
+        <w:t xml:space="preserve"> = 3</w:t>
+      </w:r>
+      <w:r>
+        <w:rPr>
+          <w:rFonts w:ascii="Segoe UI" w:eastAsia="Times New Roman" w:hAnsi="Segoe UI" w:cs="Segoe UI"/>
+          <w:color w:val="5A5A5A"/>
+          <w:kern w:val="0"/>
+          <w14:ligatures w14:val="none"/>
+        </w:rPr>
+        <w:t>.</w:t>
+      </w:r>
+    </w:p>
+    <w:p>
+      <w:pPr>
+        <w:pBdr>
+          <w:top w:val="single" w:sz="2" w:space="0" w:color="auto"/>
+          <w:left w:val="single" w:sz="2" w:space="0" w:color="auto"/>
+          <w:bottom w:val="single" w:sz="2" w:space="0" w:color="auto"/>
+          <w:right w:val="single" w:sz="2" w:space="0" w:color="auto"/>
+        </w:pBdr>
+        <w:shd w:val="clear" w:color="auto" w:fill="F5F5F5"/>
+        <w:spacing w:after="240" w:line="240" w:lineRule="auto"/>
+        <w:rPr>
+          <w:rFonts w:ascii="Segoe UI" w:eastAsia="Times New Roman" w:hAnsi="Segoe UI" w:cs="Segoe UI"/>
+          <w:color w:val="5A5A5A"/>
+          <w:kern w:val="0"/>
+          <w14:ligatures w14:val="none"/>
+        </w:rPr>
+      </w:pPr>
+      <w:r>
+        <w:rPr>
+          <w:rFonts w:ascii="Segoe UI" w:eastAsia="Times New Roman" w:hAnsi="Segoe UI" w:cs="Segoe UI"/>
+          <w:color w:val="5A5A5A"/>
+          <w:kern w:val="0"/>
+          <w14:ligatures w14:val="none"/>
+        </w:rPr>
+        <w:t>Currently, </w:t>
+      </w:r>
+      <w:proofErr w:type="spellStart"/>
+      <w:r>
+        <w:rPr>
+          <w:rFonts w:ascii="Consolas" w:eastAsia="Times New Roman" w:hAnsi="Consolas" w:cs="Courier New"/>
+          <w:color w:val="C7254E"/>
+          <w:kern w:val="0"/>
+          <w:bdr w:val="single" w:sz="2" w:space="2" w:color="auto" w:frame="1"/>
+          <w:shd w:val="clear" w:color="auto" w:fill="F9F2F4"/>
+          <w14:ligatures w14:val="none"/>
+        </w:rPr>
+        <w:t>curr</w:t>
+      </w:r>
+      <w:proofErr w:type="spellEnd"/>
+      <w:r>
+        <w:rPr>
+          <w:rFonts w:ascii="Consolas" w:eastAsia="Times New Roman" w:hAnsi="Consolas" w:cs="Courier New"/>
+          <w:color w:val="C7254E"/>
+          <w:kern w:val="0"/>
+          <w:bdr w:val="single" w:sz="2" w:space="2" w:color="auto" w:frame="1"/>
+          <w:shd w:val="clear" w:color="auto" w:fill="F9F2F4"/>
+          <w14:ligatures w14:val="none"/>
+        </w:rPr>
+        <w:t xml:space="preserve"> = 6</w:t>
+      </w:r>
+      <w:r>
+        <w:rPr>
+          <w:rFonts w:ascii="Segoe UI" w:eastAsia="Times New Roman" w:hAnsi="Segoe UI" w:cs="Segoe UI"/>
+          <w:color w:val="5A5A5A"/>
+          <w:kern w:val="0"/>
+          <w14:ligatures w14:val="none"/>
+        </w:rPr>
+        <w:t> (remember, </w:t>
+      </w:r>
+      <w:proofErr w:type="spellStart"/>
+      <w:r>
+        <w:rPr>
+          <w:rFonts w:ascii="Consolas" w:eastAsia="Times New Roman" w:hAnsi="Consolas" w:cs="Courier New"/>
+          <w:color w:val="C7254E"/>
+          <w:kern w:val="0"/>
+          <w:bdr w:val="single" w:sz="2" w:space="2" w:color="auto" w:frame="1"/>
+          <w:shd w:val="clear" w:color="auto" w:fill="F9F2F4"/>
+          <w14:ligatures w14:val="none"/>
+        </w:rPr>
+        <w:t>curr</w:t>
+      </w:r>
+      <w:proofErr w:type="spellEnd"/>
+      <w:r>
+        <w:rPr>
+          <w:rFonts w:ascii="Segoe UI" w:eastAsia="Times New Roman" w:hAnsi="Segoe UI" w:cs="Segoe UI"/>
+          <w:color w:val="5A5A5A"/>
+          <w:kern w:val="0"/>
+          <w14:ligatures w14:val="none"/>
+        </w:rPr>
+        <w:t> is tracking the prefix sum up to </w:t>
+      </w:r>
+      <w:proofErr w:type="spellStart"/>
+      <w:r>
+        <w:rPr>
+          <w:rFonts w:ascii="Consolas" w:eastAsia="Times New Roman" w:hAnsi="Consolas" w:cs="Courier New"/>
+          <w:color w:val="C7254E"/>
+          <w:kern w:val="0"/>
+          <w:bdr w:val="single" w:sz="2" w:space="2" w:color="auto" w:frame="1"/>
+          <w:shd w:val="clear" w:color="auto" w:fill="F9F2F4"/>
+          <w14:ligatures w14:val="none"/>
+        </w:rPr>
+        <w:t>i</w:t>
+      </w:r>
+      <w:proofErr w:type="spellEnd"/>
+      <w:r>
+        <w:rPr>
+          <w:rFonts w:ascii="Segoe UI" w:eastAsia="Times New Roman" w:hAnsi="Segoe UI" w:cs="Segoe UI"/>
+          <w:color w:val="5A5A5A"/>
+          <w:kern w:val="0"/>
+          <w14:ligatures w14:val="none"/>
+        </w:rPr>
+        <w:t>). We also have </w:t>
+      </w:r>
+      <w:r>
+        <w:rPr>
+          <w:rFonts w:ascii="Consolas" w:eastAsia="Times New Roman" w:hAnsi="Consolas" w:cs="Courier New"/>
+          <w:color w:val="C7254E"/>
+          <w:kern w:val="0"/>
+          <w:bdr w:val="single" w:sz="2" w:space="2" w:color="auto" w:frame="1"/>
+          <w:shd w:val="clear" w:color="auto" w:fill="F9F2F4"/>
+          <w14:ligatures w14:val="none"/>
+        </w:rPr>
+        <w:t>0</w:t>
+      </w:r>
+      <w:r>
+        <w:rPr>
+          <w:rFonts w:ascii="Segoe UI" w:eastAsia="Times New Roman" w:hAnsi="Segoe UI" w:cs="Segoe UI"/>
+          <w:color w:val="5A5A5A"/>
+          <w:kern w:val="0"/>
+          <w14:ligatures w14:val="none"/>
+        </w:rPr>
+        <w:t>, </w:t>
+      </w:r>
+      <w:r>
+        <w:rPr>
+          <w:rFonts w:ascii="Consolas" w:eastAsia="Times New Roman" w:hAnsi="Consolas" w:cs="Courier New"/>
+          <w:color w:val="C7254E"/>
+          <w:kern w:val="0"/>
+          <w:bdr w:val="single" w:sz="2" w:space="2" w:color="auto" w:frame="1"/>
+          <w:shd w:val="clear" w:color="auto" w:fill="F9F2F4"/>
+          <w14:ligatures w14:val="none"/>
+        </w:rPr>
+        <w:t>1</w:t>
+      </w:r>
+      <w:r>
+        <w:rPr>
+          <w:rFonts w:ascii="Segoe UI" w:eastAsia="Times New Roman" w:hAnsi="Segoe UI" w:cs="Segoe UI"/>
+          <w:color w:val="5A5A5A"/>
+          <w:kern w:val="0"/>
+          <w14:ligatures w14:val="none"/>
+        </w:rPr>
+        <w:t>, and </w:t>
+      </w:r>
+      <w:r>
+        <w:rPr>
+          <w:rFonts w:ascii="Consolas" w:eastAsia="Times New Roman" w:hAnsi="Consolas" w:cs="Courier New"/>
+          <w:color w:val="C7254E"/>
+          <w:kern w:val="0"/>
+          <w:bdr w:val="single" w:sz="2" w:space="2" w:color="auto" w:frame="1"/>
+          <w:shd w:val="clear" w:color="auto" w:fill="F9F2F4"/>
+          <w14:ligatures w14:val="none"/>
+        </w:rPr>
+        <w:t>3</w:t>
+      </w:r>
+      <w:r>
+        <w:rPr>
+          <w:rFonts w:ascii="Segoe UI" w:eastAsia="Times New Roman" w:hAnsi="Segoe UI" w:cs="Segoe UI"/>
+          <w:color w:val="5A5A5A"/>
+          <w:kern w:val="0"/>
+          <w14:ligatures w14:val="none"/>
+        </w:rPr>
+        <w:t> in </w:t>
+      </w:r>
+      <w:r>
+        <w:rPr>
+          <w:rFonts w:ascii="Consolas" w:eastAsia="Times New Roman" w:hAnsi="Consolas" w:cs="Courier New"/>
+          <w:color w:val="C7254E"/>
+          <w:kern w:val="0"/>
+          <w:bdr w:val="single" w:sz="2" w:space="2" w:color="auto" w:frame="1"/>
+          <w:shd w:val="clear" w:color="auto" w:fill="F9F2F4"/>
+          <w14:ligatures w14:val="none"/>
+        </w:rPr>
+        <w:t>counts</w:t>
+      </w:r>
+      <w:r>
+        <w:rPr>
+          <w:rFonts w:ascii="Segoe UI" w:eastAsia="Times New Roman" w:hAnsi="Segoe UI" w:cs="Segoe UI"/>
+          <w:color w:val="5A5A5A"/>
+          <w:kern w:val="0"/>
+          <w14:ligatures w14:val="none"/>
+        </w:rPr>
+        <w:t> (all the prefix sums we have encountered so far).</w:t>
+      </w:r>
+    </w:p>
+    <w:p>
+      <w:pPr>
+        <w:pBdr>
+          <w:top w:val="single" w:sz="2" w:space="0" w:color="auto"/>
+          <w:left w:val="single" w:sz="2" w:space="0" w:color="auto"/>
+          <w:bottom w:val="single" w:sz="2" w:space="0" w:color="auto"/>
+          <w:right w:val="single" w:sz="2" w:space="0" w:color="auto"/>
+        </w:pBdr>
+        <w:shd w:val="clear" w:color="auto" w:fill="F5F5F5"/>
+        <w:spacing w:after="240" w:line="240" w:lineRule="auto"/>
+        <w:rPr>
+          <w:rFonts w:ascii="Segoe UI" w:eastAsia="Times New Roman" w:hAnsi="Segoe UI" w:cs="Segoe UI"/>
+          <w:color w:val="5A5A5A"/>
+          <w:kern w:val="0"/>
+          <w14:ligatures w14:val="none"/>
+        </w:rPr>
+      </w:pPr>
+      <w:r>
+        <w:rPr>
+          <w:rFonts w:ascii="Segoe UI" w:eastAsia="Times New Roman" w:hAnsi="Segoe UI" w:cs="Segoe UI"/>
+          <w:color w:val="5A5A5A"/>
+          <w:kern w:val="0"/>
+          <w14:ligatures w14:val="none"/>
+        </w:rPr>
+        <w:t>At this point, we can see that there is a subarray ending at </w:t>
+      </w:r>
+      <w:proofErr w:type="spellStart"/>
+      <w:r>
+        <w:rPr>
+          <w:rFonts w:ascii="Consolas" w:eastAsia="Times New Roman" w:hAnsi="Consolas" w:cs="Courier New"/>
+          <w:color w:val="C7254E"/>
+          <w:kern w:val="0"/>
+          <w:bdr w:val="single" w:sz="2" w:space="2" w:color="auto" w:frame="1"/>
+          <w:shd w:val="clear" w:color="auto" w:fill="F9F2F4"/>
+          <w14:ligatures w14:val="none"/>
+        </w:rPr>
+        <w:t>i</w:t>
+      </w:r>
+      <w:proofErr w:type="spellEnd"/>
+      <w:r>
+        <w:rPr>
+          <w:rFonts w:ascii="Segoe UI" w:eastAsia="Times New Roman" w:hAnsi="Segoe UI" w:cs="Segoe UI"/>
+          <w:color w:val="5A5A5A"/>
+          <w:kern w:val="0"/>
+          <w14:ligatures w14:val="none"/>
+        </w:rPr>
+        <w:t> with a sum of </w:t>
+      </w:r>
+      <w:r>
+        <w:rPr>
+          <w:rFonts w:ascii="Consolas" w:eastAsia="Times New Roman" w:hAnsi="Consolas" w:cs="Courier New"/>
+          <w:color w:val="C7254E"/>
+          <w:kern w:val="0"/>
+          <w:bdr w:val="single" w:sz="2" w:space="2" w:color="auto" w:frame="1"/>
+          <w:shd w:val="clear" w:color="auto" w:fill="F9F2F4"/>
+          <w14:ligatures w14:val="none"/>
+        </w:rPr>
+        <w:t>k</w:t>
+      </w:r>
+      <w:r>
+        <w:rPr>
+          <w:rFonts w:ascii="Segoe UI" w:eastAsia="Times New Roman" w:hAnsi="Segoe UI" w:cs="Segoe UI"/>
+          <w:color w:val="5A5A5A"/>
+          <w:kern w:val="0"/>
+          <w14:ligatures w14:val="none"/>
+        </w:rPr>
+        <w:t> - it's </w:t>
+      </w:r>
+      <w:r>
+        <w:rPr>
+          <w:rFonts w:ascii="Consolas" w:eastAsia="Times New Roman" w:hAnsi="Consolas" w:cs="Courier New"/>
+          <w:color w:val="C7254E"/>
+          <w:kern w:val="0"/>
+          <w:bdr w:val="single" w:sz="2" w:space="2" w:color="auto" w:frame="1"/>
+          <w:shd w:val="clear" w:color="auto" w:fill="F9F2F4"/>
+          <w14:ligatures w14:val="none"/>
+        </w:rPr>
+        <w:t>[2, 3]</w:t>
+      </w:r>
+      <w:r>
+        <w:rPr>
+          <w:rFonts w:ascii="Segoe UI" w:eastAsia="Times New Roman" w:hAnsi="Segoe UI" w:cs="Segoe UI"/>
+          <w:color w:val="5A5A5A"/>
+          <w:kern w:val="0"/>
+          <w14:ligatures w14:val="none"/>
+        </w:rPr>
+        <w:t>. How does our algorithm see it though?</w:t>
+      </w:r>
+    </w:p>
+    <w:p>
+      <w:pPr>
+        <w:pBdr>
+          <w:top w:val="single" w:sz="2" w:space="0" w:color="auto"/>
+          <w:left w:val="single" w:sz="2" w:space="0" w:color="auto"/>
+          <w:bottom w:val="single" w:sz="2" w:space="0" w:color="auto"/>
+          <w:right w:val="single" w:sz="2" w:space="0" w:color="auto"/>
+        </w:pBdr>
+        <w:shd w:val="clear" w:color="auto" w:fill="F5F5F5"/>
+        <w:spacing w:after="0" w:line="240" w:lineRule="auto"/>
+        <w:rPr>
+          <w:rFonts w:ascii="Segoe UI" w:eastAsia="Times New Roman" w:hAnsi="Segoe UI" w:cs="Segoe UI"/>
+          <w:color w:val="5A5A5A"/>
+          <w:kern w:val="0"/>
+          <w14:ligatures w14:val="none"/>
+        </w:rPr>
+      </w:pPr>
+      <w:r>
+        <w:rPr>
+          <w:rFonts w:ascii="Segoe UI" w:eastAsia="Times New Roman" w:hAnsi="Segoe UI" w:cs="Segoe UI"/>
+          <w:color w:val="5A5A5A"/>
+          <w:kern w:val="0"/>
+          <w14:ligatures w14:val="none"/>
+        </w:rPr>
+        <w:t>The current prefix sum is </w:t>
+      </w:r>
+      <w:r>
+        <w:rPr>
+          <w:rFonts w:ascii="Consolas" w:eastAsia="Times New Roman" w:hAnsi="Consolas" w:cs="Courier New"/>
+          <w:color w:val="C7254E"/>
+          <w:kern w:val="0"/>
+          <w:bdr w:val="single" w:sz="2" w:space="2" w:color="auto" w:frame="1"/>
+          <w:shd w:val="clear" w:color="auto" w:fill="F9F2F4"/>
+          <w14:ligatures w14:val="none"/>
+        </w:rPr>
+        <w:t>6</w:t>
+      </w:r>
+      <w:r>
+        <w:rPr>
+          <w:rFonts w:ascii="Segoe UI" w:eastAsia="Times New Roman" w:hAnsi="Segoe UI" w:cs="Segoe UI"/>
+          <w:color w:val="5A5A5A"/>
+          <w:kern w:val="0"/>
+          <w14:ligatures w14:val="none"/>
+        </w:rPr>
+        <w:t>. We want a subarray with a sum of </w:t>
+      </w:r>
+      <w:r>
+        <w:rPr>
+          <w:rFonts w:ascii="Consolas" w:eastAsia="Times New Roman" w:hAnsi="Consolas" w:cs="Courier New"/>
+          <w:color w:val="C7254E"/>
+          <w:kern w:val="0"/>
+          <w:bdr w:val="single" w:sz="2" w:space="2" w:color="auto" w:frame="1"/>
+          <w:shd w:val="clear" w:color="auto" w:fill="F9F2F4"/>
+          <w14:ligatures w14:val="none"/>
+        </w:rPr>
+        <w:t>5</w:t>
+      </w:r>
+      <w:r>
+        <w:rPr>
+          <w:rFonts w:ascii="Segoe UI" w:eastAsia="Times New Roman" w:hAnsi="Segoe UI" w:cs="Segoe UI"/>
+          <w:color w:val="5A5A5A"/>
+          <w:kern w:val="0"/>
+          <w14:ligatures w14:val="none"/>
+        </w:rPr>
+        <w:t>. Thus, if there was a prefix sum of </w:t>
+      </w:r>
+      <w:r>
+        <w:rPr>
+          <w:rFonts w:ascii="Consolas" w:eastAsia="Times New Roman" w:hAnsi="Consolas" w:cs="Courier New"/>
+          <w:color w:val="C7254E"/>
+          <w:kern w:val="0"/>
+          <w:bdr w:val="single" w:sz="2" w:space="2" w:color="auto" w:frame="1"/>
+          <w:shd w:val="clear" w:color="auto" w:fill="F9F2F4"/>
+          <w14:ligatures w14:val="none"/>
+        </w:rPr>
+        <w:t>1</w:t>
+      </w:r>
+      <w:r>
+        <w:rPr>
+          <w:rFonts w:ascii="Segoe UI" w:eastAsia="Times New Roman" w:hAnsi="Segoe UI" w:cs="Segoe UI"/>
+          <w:color w:val="5A5A5A"/>
+          <w:kern w:val="0"/>
+          <w14:ligatures w14:val="none"/>
+        </w:rPr>
+        <w:t> earlier, you could just subtract that prefix from the current one, and you'll get a subarray sum of </w:t>
+      </w:r>
+      <w:r>
+        <w:rPr>
+          <w:rFonts w:ascii="Consolas" w:eastAsia="Times New Roman" w:hAnsi="Consolas" w:cs="Courier New"/>
+          <w:color w:val="C7254E"/>
+          <w:kern w:val="0"/>
+          <w:bdr w:val="single" w:sz="2" w:space="2" w:color="auto" w:frame="1"/>
+          <w:shd w:val="clear" w:color="auto" w:fill="F9F2F4"/>
+          <w14:ligatures w14:val="none"/>
+        </w:rPr>
+        <w:t>5</w:t>
+      </w:r>
+      <w:r>
+        <w:rPr>
+          <w:rFonts w:ascii="Segoe UI" w:eastAsia="Times New Roman" w:hAnsi="Segoe UI" w:cs="Segoe UI"/>
+          <w:color w:val="5A5A5A"/>
+          <w:kern w:val="0"/>
+          <w14:ligatures w14:val="none"/>
+        </w:rPr>
+        <w:t>. In this case, we had a prefix </w:t>
+      </w:r>
+      <w:r>
+        <w:rPr>
+          <w:rFonts w:ascii="Consolas" w:eastAsia="Times New Roman" w:hAnsi="Consolas" w:cs="Courier New"/>
+          <w:color w:val="C7254E"/>
+          <w:kern w:val="0"/>
+          <w:bdr w:val="single" w:sz="2" w:space="2" w:color="auto" w:frame="1"/>
+          <w:shd w:val="clear" w:color="auto" w:fill="F9F2F4"/>
+          <w14:ligatures w14:val="none"/>
+        </w:rPr>
+        <w:t>[0, 1]</w:t>
+      </w:r>
+      <w:r>
+        <w:rPr>
+          <w:rFonts w:ascii="Segoe UI" w:eastAsia="Times New Roman" w:hAnsi="Segoe UI" w:cs="Segoe UI"/>
+          <w:color w:val="5A5A5A"/>
+          <w:kern w:val="0"/>
+          <w14:ligatures w14:val="none"/>
+        </w:rPr>
+        <w:t> which has a prefix sum of </w:t>
+      </w:r>
+      <w:r>
+        <w:rPr>
+          <w:rFonts w:ascii="Consolas" w:eastAsia="Times New Roman" w:hAnsi="Consolas" w:cs="Courier New"/>
+          <w:color w:val="C7254E"/>
+          <w:kern w:val="0"/>
+          <w:bdr w:val="single" w:sz="2" w:space="2" w:color="auto" w:frame="1"/>
+          <w:shd w:val="clear" w:color="auto" w:fill="F9F2F4"/>
+          <w14:ligatures w14:val="none"/>
+        </w:rPr>
+        <w:t>1</w:t>
+      </w:r>
+      <w:r>
+        <w:rPr>
+          <w:rFonts w:ascii="Segoe UI" w:eastAsia="Times New Roman" w:hAnsi="Segoe UI" w:cs="Segoe UI"/>
+          <w:color w:val="5A5A5A"/>
+          <w:kern w:val="0"/>
+          <w14:ligatures w14:val="none"/>
+        </w:rPr>
+        <w:t>. We can subtract that from the current prefix </w:t>
+      </w:r>
+      <w:r>
+        <w:rPr>
+          <w:rFonts w:ascii="Consolas" w:eastAsia="Times New Roman" w:hAnsi="Consolas" w:cs="Courier New"/>
+          <w:color w:val="C7254E"/>
+          <w:kern w:val="0"/>
+          <w:bdr w:val="single" w:sz="2" w:space="2" w:color="auto" w:frame="1"/>
+          <w:shd w:val="clear" w:color="auto" w:fill="F9F2F4"/>
+          <w14:ligatures w14:val="none"/>
+        </w:rPr>
+        <w:t>[0, 1, 2, 3]</w:t>
+      </w:r>
+      <w:r>
+        <w:rPr>
+          <w:rFonts w:ascii="Segoe UI" w:eastAsia="Times New Roman" w:hAnsi="Segoe UI" w:cs="Segoe UI"/>
+          <w:color w:val="5A5A5A"/>
+          <w:kern w:val="0"/>
+          <w14:ligatures w14:val="none"/>
+        </w:rPr>
+        <w:t> and we're left with </w:t>
+      </w:r>
+      <w:r>
+        <w:rPr>
+          <w:rFonts w:ascii="Consolas" w:eastAsia="Times New Roman" w:hAnsi="Consolas" w:cs="Courier New"/>
+          <w:color w:val="C7254E"/>
+          <w:kern w:val="0"/>
+          <w:bdr w:val="single" w:sz="2" w:space="2" w:color="auto" w:frame="1"/>
+          <w:shd w:val="clear" w:color="auto" w:fill="F9F2F4"/>
+          <w14:ligatures w14:val="none"/>
+        </w:rPr>
+        <w:t>[2, 3]</w:t>
+      </w:r>
+      <w:r>
+        <w:rPr>
+          <w:rFonts w:ascii="Segoe UI" w:eastAsia="Times New Roman" w:hAnsi="Segoe UI" w:cs="Segoe UI"/>
+          <w:color w:val="5A5A5A"/>
+          <w:kern w:val="0"/>
+          <w14:ligatures w14:val="none"/>
+        </w:rPr>
+        <w:t>, which has our target sum.</w:t>
+      </w:r>
+    </w:p>
+    <w:p>
+      <w:pPr>
+        <w:pBdr>
+          <w:top w:val="single" w:sz="2" w:space="0" w:color="auto"/>
+          <w:left w:val="single" w:sz="2" w:space="0" w:color="auto"/>
+          <w:bottom w:val="single" w:sz="2" w:space="0" w:color="auto"/>
+          <w:right w:val="single" w:sz="2" w:space="0" w:color="auto"/>
+        </w:pBdr>
+        <w:shd w:val="clear" w:color="auto" w:fill="FFFFFF"/>
+        <w:spacing w:after="240" w:line="240" w:lineRule="auto"/>
+        <w:rPr>
+          <w:rFonts w:ascii="Segoe UI" w:eastAsia="Times New Roman" w:hAnsi="Segoe UI" w:cs="Segoe UI"/>
+          <w:color w:val="5A5A5A"/>
+          <w:kern w:val="0"/>
+          <w14:ligatures w14:val="none"/>
+        </w:rPr>
+      </w:pPr>
+      <w:r>
+        <w:rPr>
+          <w:rFonts w:ascii="Segoe UI" w:eastAsia="Times New Roman" w:hAnsi="Segoe UI" w:cs="Segoe UI"/>
+          <w:color w:val="5A5A5A"/>
+          <w:kern w:val="0"/>
+          <w14:ligatures w14:val="none"/>
+        </w:rPr>
+        <w:t>Remember in </w:t>
+      </w:r>
+      <w:hyperlink r:id="rId15" w:tgtFrame="_blank" w:history="1">
+        <w:r>
+          <w:rPr>
+            <w:rFonts w:ascii="Segoe UI" w:eastAsia="Times New Roman" w:hAnsi="Segoe UI" w:cs="Segoe UI"/>
+            <w:color w:val="1890FF"/>
+            <w:kern w:val="0"/>
+            <w:bdr w:val="single" w:sz="2" w:space="0" w:color="auto" w:frame="1"/>
+            <w14:ligatures w14:val="none"/>
+          </w:rPr>
+          <w:t>1. Two Sum</w:t>
+        </w:r>
+      </w:hyperlink>
+      <w:r>
+        <w:rPr>
+          <w:rFonts w:ascii="Segoe UI" w:eastAsia="Times New Roman" w:hAnsi="Segoe UI" w:cs="Segoe UI"/>
+          <w:color w:val="5A5A5A"/>
+          <w:kern w:val="0"/>
+          <w14:ligatures w14:val="none"/>
+        </w:rPr>
+        <w:t>, we wanted </w:t>
+      </w:r>
+      <w:r>
+        <w:rPr>
+          <w:rFonts w:ascii="Consolas" w:eastAsia="Times New Roman" w:hAnsi="Consolas" w:cs="Courier New"/>
+          <w:color w:val="C7254E"/>
+          <w:kern w:val="0"/>
+          <w:bdr w:val="single" w:sz="2" w:space="2" w:color="auto" w:frame="1"/>
+          <w:shd w:val="clear" w:color="auto" w:fill="F9F2F4"/>
+          <w14:ligatures w14:val="none"/>
+        </w:rPr>
+        <w:t>target</w:t>
+      </w:r>
+      <w:r>
+        <w:rPr>
+          <w:rFonts w:ascii="Segoe UI" w:eastAsia="Times New Roman" w:hAnsi="Segoe UI" w:cs="Segoe UI"/>
+          <w:color w:val="5A5A5A"/>
+          <w:kern w:val="0"/>
+          <w14:ligatures w14:val="none"/>
+        </w:rPr>
+        <w:t>. We locked in a number </w:t>
+      </w:r>
+      <w:r>
+        <w:rPr>
+          <w:rFonts w:ascii="Consolas" w:eastAsia="Times New Roman" w:hAnsi="Consolas" w:cs="Courier New"/>
+          <w:color w:val="C7254E"/>
+          <w:kern w:val="0"/>
+          <w:bdr w:val="single" w:sz="2" w:space="2" w:color="auto" w:frame="1"/>
+          <w:shd w:val="clear" w:color="auto" w:fill="F9F2F4"/>
+          <w14:ligatures w14:val="none"/>
+        </w:rPr>
+        <w:t>num</w:t>
+      </w:r>
+      <w:r>
+        <w:rPr>
+          <w:rFonts w:ascii="Segoe UI" w:eastAsia="Times New Roman" w:hAnsi="Segoe UI" w:cs="Segoe UI"/>
+          <w:color w:val="5A5A5A"/>
+          <w:kern w:val="0"/>
+          <w14:ligatures w14:val="none"/>
+        </w:rPr>
+        <w:t> and searched for </w:t>
+      </w:r>
+      <w:r>
+        <w:rPr>
+          <w:rFonts w:ascii="Consolas" w:eastAsia="Times New Roman" w:hAnsi="Consolas" w:cs="Courier New"/>
+          <w:color w:val="C7254E"/>
+          <w:kern w:val="0"/>
+          <w:bdr w:val="single" w:sz="2" w:space="2" w:color="auto" w:frame="1"/>
+          <w:shd w:val="clear" w:color="auto" w:fill="F9F2F4"/>
+          <w14:ligatures w14:val="none"/>
+        </w:rPr>
+        <w:t>target - num</w:t>
+      </w:r>
+      <w:r>
+        <w:rPr>
+          <w:rFonts w:ascii="Segoe UI" w:eastAsia="Times New Roman" w:hAnsi="Segoe UI" w:cs="Segoe UI"/>
+          <w:color w:val="5A5A5A"/>
+          <w:kern w:val="0"/>
+          <w14:ligatures w14:val="none"/>
+        </w:rPr>
+        <w:t>. Here, we lock in </w:t>
+      </w:r>
+      <w:proofErr w:type="spellStart"/>
+      <w:r>
+        <w:rPr>
+          <w:rFonts w:ascii="Consolas" w:eastAsia="Times New Roman" w:hAnsi="Consolas" w:cs="Courier New"/>
+          <w:color w:val="C7254E"/>
+          <w:kern w:val="0"/>
+          <w:bdr w:val="single" w:sz="2" w:space="2" w:color="auto" w:frame="1"/>
+          <w:shd w:val="clear" w:color="auto" w:fill="F9F2F4"/>
+          <w14:ligatures w14:val="none"/>
+        </w:rPr>
+        <w:t>curr</w:t>
+      </w:r>
+      <w:proofErr w:type="spellEnd"/>
+      <w:r>
+        <w:rPr>
+          <w:rFonts w:ascii="Segoe UI" w:eastAsia="Times New Roman" w:hAnsi="Segoe UI" w:cs="Segoe UI"/>
+          <w:color w:val="5A5A5A"/>
+          <w:kern w:val="0"/>
+          <w14:ligatures w14:val="none"/>
+        </w:rPr>
+        <w:t> and search for </w:t>
+      </w:r>
+      <w:proofErr w:type="spellStart"/>
+      <w:r>
+        <w:rPr>
+          <w:rFonts w:ascii="Consolas" w:eastAsia="Times New Roman" w:hAnsi="Consolas" w:cs="Courier New"/>
+          <w:color w:val="C7254E"/>
+          <w:kern w:val="0"/>
+          <w:bdr w:val="single" w:sz="2" w:space="2" w:color="auto" w:frame="1"/>
+          <w:shd w:val="clear" w:color="auto" w:fill="F9F2F4"/>
+          <w14:ligatures w14:val="none"/>
+        </w:rPr>
+        <w:t>curr</w:t>
+      </w:r>
+      <w:proofErr w:type="spellEnd"/>
+      <w:r>
+        <w:rPr>
+          <w:rFonts w:ascii="Consolas" w:eastAsia="Times New Roman" w:hAnsi="Consolas" w:cs="Courier New"/>
+          <w:color w:val="C7254E"/>
+          <w:kern w:val="0"/>
+          <w:bdr w:val="single" w:sz="2" w:space="2" w:color="auto" w:frame="1"/>
+          <w:shd w:val="clear" w:color="auto" w:fill="F9F2F4"/>
+          <w14:ligatures w14:val="none"/>
+        </w:rPr>
+        <w:t xml:space="preserve"> - k</w:t>
+      </w:r>
+      <w:r>
+        <w:rPr>
+          <w:rFonts w:ascii="Segoe UI" w:eastAsia="Times New Roman" w:hAnsi="Segoe UI" w:cs="Segoe UI"/>
+          <w:color w:val="5A5A5A"/>
+          <w:kern w:val="0"/>
+          <w14:ligatures w14:val="none"/>
+        </w:rPr>
+        <w:t>, because </w:t>
+      </w:r>
+      <w:proofErr w:type="spellStart"/>
+      <w:r>
+        <w:rPr>
+          <w:rFonts w:ascii="Consolas" w:eastAsia="Times New Roman" w:hAnsi="Consolas" w:cs="Courier New"/>
+          <w:color w:val="C7254E"/>
+          <w:kern w:val="0"/>
+          <w:bdr w:val="single" w:sz="2" w:space="2" w:color="auto" w:frame="1"/>
+          <w:shd w:val="clear" w:color="auto" w:fill="F9F2F4"/>
+          <w14:ligatures w14:val="none"/>
+        </w:rPr>
+        <w:t>curr</w:t>
+      </w:r>
+      <w:proofErr w:type="spellEnd"/>
+      <w:r>
+        <w:rPr>
+          <w:rFonts w:ascii="Consolas" w:eastAsia="Times New Roman" w:hAnsi="Consolas" w:cs="Courier New"/>
+          <w:color w:val="C7254E"/>
+          <w:kern w:val="0"/>
+          <w:bdr w:val="single" w:sz="2" w:space="2" w:color="auto" w:frame="1"/>
+          <w:shd w:val="clear" w:color="auto" w:fill="F9F2F4"/>
+          <w14:ligatures w14:val="none"/>
+        </w:rPr>
+        <w:t xml:space="preserve"> - (</w:t>
+      </w:r>
+      <w:proofErr w:type="spellStart"/>
+      <w:r>
+        <w:rPr>
+          <w:rFonts w:ascii="Consolas" w:eastAsia="Times New Roman" w:hAnsi="Consolas" w:cs="Courier New"/>
+          <w:color w:val="C7254E"/>
+          <w:kern w:val="0"/>
+          <w:bdr w:val="single" w:sz="2" w:space="2" w:color="auto" w:frame="1"/>
+          <w:shd w:val="clear" w:color="auto" w:fill="F9F2F4"/>
+          <w14:ligatures w14:val="none"/>
+        </w:rPr>
+        <w:t>curr</w:t>
+      </w:r>
+      <w:proofErr w:type="spellEnd"/>
+      <w:r>
+        <w:rPr>
+          <w:rFonts w:ascii="Consolas" w:eastAsia="Times New Roman" w:hAnsi="Consolas" w:cs="Courier New"/>
+          <w:color w:val="C7254E"/>
+          <w:kern w:val="0"/>
+          <w:bdr w:val="single" w:sz="2" w:space="2" w:color="auto" w:frame="1"/>
+          <w:shd w:val="clear" w:color="auto" w:fill="F9F2F4"/>
+          <w14:ligatures w14:val="none"/>
+        </w:rPr>
+        <w:t xml:space="preserve"> - k) = k</w:t>
+      </w:r>
+      <w:r>
+        <w:rPr>
+          <w:rFonts w:ascii="Segoe UI" w:eastAsia="Times New Roman" w:hAnsi="Segoe UI" w:cs="Segoe UI"/>
+          <w:color w:val="5A5A5A"/>
+          <w:kern w:val="0"/>
+          <w14:ligatures w14:val="none"/>
+        </w:rPr>
+        <w:t>. In Two Sum, we dealt with numbers in the array directly. Here, we deal with prefix sums of the array.</w:t>
+      </w:r>
+    </w:p>
+    <w:p>
+      <w:pPr>
+        <w:shd w:val="clear" w:color="auto" w:fill="FFFFFF"/>
+        <w:spacing w:before="150" w:after="150" w:line="240" w:lineRule="auto"/>
+        <w:rPr>
+          <w:rFonts w:ascii="Segoe UI" w:eastAsia="Times New Roman" w:hAnsi="Segoe UI" w:cs="Segoe UI"/>
+          <w:kern w:val="0"/>
+          <w14:ligatures w14:val="none"/>
+        </w:rPr>
+      </w:pPr>
+      <w:r>
+        <w:rPr>
+          <w:rFonts w:ascii="Segoe UI" w:eastAsia="Times New Roman" w:hAnsi="Segoe UI" w:cs="Segoe UI"/>
+          <w:kern w:val="0"/>
+          <w14:ligatures w14:val="none"/>
+        </w:rPr>
+        <w:pict w14:anchorId="1A32674B">
+          <v:rect id="_x0000_i1028" style="width:0;height:.75pt" o:hralign="center" o:hrstd="t" o:hr="t" fillcolor="#a0a0a0" stroked="f"/>
+        </w:pict>
+      </w:r>
+    </w:p>
+    <w:p>
+      <w:pPr>
+        <w:pBdr>
+          <w:top w:val="single" w:sz="2" w:space="0" w:color="auto"/>
+          <w:left w:val="single" w:sz="2" w:space="0" w:color="auto"/>
+          <w:bottom w:val="single" w:sz="2" w:space="0" w:color="auto"/>
+          <w:right w:val="single" w:sz="2" w:space="0" w:color="auto"/>
+        </w:pBdr>
+        <w:shd w:val="clear" w:color="auto" w:fill="F5F5F5"/>
+        <w:spacing w:after="240" w:line="240" w:lineRule="auto"/>
+        <w:rPr>
+          <w:rFonts w:ascii="Segoe UI" w:eastAsia="Times New Roman" w:hAnsi="Segoe UI" w:cs="Segoe UI"/>
+          <w:color w:val="5A5A5A"/>
+          <w:kern w:val="0"/>
+          <w14:ligatures w14:val="none"/>
+        </w:rPr>
+      </w:pPr>
+      <w:r>
+        <w:rPr>
+          <w:rFonts w:ascii="Segoe UI" w:eastAsia="Times New Roman" w:hAnsi="Segoe UI" w:cs="Segoe UI"/>
+          <w:color w:val="5A5A5A"/>
+          <w:kern w:val="0"/>
+          <w14:ligatures w14:val="none"/>
+        </w:rPr>
+        <w:t>Example 4: </w:t>
+      </w:r>
+      <w:hyperlink r:id="rId16" w:tgtFrame="_blank" w:history="1">
+        <w:r>
+          <w:rPr>
+            <w:rFonts w:ascii="Segoe UI" w:eastAsia="Times New Roman" w:hAnsi="Segoe UI" w:cs="Segoe UI"/>
+            <w:color w:val="1890FF"/>
+            <w:kern w:val="0"/>
+            <w:bdr w:val="single" w:sz="2" w:space="0" w:color="auto" w:frame="1"/>
+            <w14:ligatures w14:val="none"/>
+          </w:rPr>
+          <w:t>560. Subarray Sum Equals K</w:t>
+        </w:r>
+      </w:hyperlink>
+    </w:p>
+    <w:p>
+      <w:pPr>
+        <w:pBdr>
+          <w:top w:val="single" w:sz="2" w:space="0" w:color="auto"/>
+          <w:left w:val="single" w:sz="2" w:space="0" w:color="auto"/>
+          <w:bottom w:val="single" w:sz="2" w:space="0" w:color="auto"/>
+          <w:right w:val="single" w:sz="2" w:space="0" w:color="auto"/>
+        </w:pBdr>
+        <w:shd w:val="clear" w:color="auto" w:fill="F5F5F5"/>
+        <w:spacing w:after="0" w:line="240" w:lineRule="auto"/>
+        <w:rPr>
+          <w:rFonts w:ascii="Segoe UI" w:eastAsia="Times New Roman" w:hAnsi="Segoe UI" w:cs="Segoe UI"/>
+          <w:color w:val="5A5A5A"/>
+          <w:kern w:val="0"/>
+          <w14:ligatures w14:val="none"/>
+        </w:rPr>
+      </w:pPr>
+      <w:r>
+        <w:rPr>
+          <w:rFonts w:ascii="Segoe UI" w:eastAsia="Times New Roman" w:hAnsi="Segoe UI" w:cs="Segoe UI"/>
+          <w:color w:val="5A5A5A"/>
+          <w:kern w:val="0"/>
+          <w14:ligatures w14:val="none"/>
+        </w:rPr>
+        <w:t>Given an integer array </w:t>
+      </w:r>
+      <w:proofErr w:type="spellStart"/>
+      <w:r>
+        <w:rPr>
+          <w:rFonts w:ascii="Consolas" w:eastAsia="Times New Roman" w:hAnsi="Consolas" w:cs="Courier New"/>
+          <w:color w:val="C7254E"/>
+          <w:kern w:val="0"/>
+          <w:bdr w:val="single" w:sz="2" w:space="2" w:color="auto" w:frame="1"/>
+          <w:shd w:val="clear" w:color="auto" w:fill="F9F2F4"/>
+          <w14:ligatures w14:val="none"/>
+        </w:rPr>
+        <w:t>nums</w:t>
+      </w:r>
+      <w:proofErr w:type="spellEnd"/>
+      <w:r>
+        <w:rPr>
+          <w:rFonts w:ascii="Segoe UI" w:eastAsia="Times New Roman" w:hAnsi="Segoe UI" w:cs="Segoe UI"/>
+          <w:color w:val="5A5A5A"/>
+          <w:kern w:val="0"/>
+          <w14:ligatures w14:val="none"/>
+        </w:rPr>
+        <w:t> and an integer </w:t>
+      </w:r>
+      <w:r>
+        <w:rPr>
+          <w:rFonts w:ascii="Consolas" w:eastAsia="Times New Roman" w:hAnsi="Consolas" w:cs="Courier New"/>
+          <w:color w:val="C7254E"/>
+          <w:kern w:val="0"/>
+          <w:bdr w:val="single" w:sz="2" w:space="2" w:color="auto" w:frame="1"/>
+          <w:shd w:val="clear" w:color="auto" w:fill="F9F2F4"/>
+          <w14:ligatures w14:val="none"/>
+        </w:rPr>
+        <w:t>k</w:t>
+      </w:r>
+      <w:r>
+        <w:rPr>
+          <w:rFonts w:ascii="Segoe UI" w:eastAsia="Times New Roman" w:hAnsi="Segoe UI" w:cs="Segoe UI"/>
+          <w:color w:val="5A5A5A"/>
+          <w:kern w:val="0"/>
+          <w14:ligatures w14:val="none"/>
+        </w:rPr>
+        <w:t>, find the number of subarrays whose sum is equal to </w:t>
+      </w:r>
+      <w:r>
+        <w:rPr>
+          <w:rFonts w:ascii="Consolas" w:eastAsia="Times New Roman" w:hAnsi="Consolas" w:cs="Courier New"/>
+          <w:color w:val="C7254E"/>
+          <w:kern w:val="0"/>
+          <w:bdr w:val="single" w:sz="2" w:space="2" w:color="auto" w:frame="1"/>
+          <w:shd w:val="clear" w:color="auto" w:fill="F9F2F4"/>
+          <w14:ligatures w14:val="none"/>
+        </w:rPr>
+        <w:t>k</w:t>
+      </w:r>
+      <w:r>
+        <w:rPr>
+          <w:rFonts w:ascii="Segoe UI" w:eastAsia="Times New Roman" w:hAnsi="Segoe UI" w:cs="Segoe UI"/>
+          <w:color w:val="5A5A5A"/>
+          <w:kern w:val="0"/>
+          <w14:ligatures w14:val="none"/>
+        </w:rPr>
+        <w:t>.</w:t>
+      </w:r>
+    </w:p>
+    <w:p>
+      <w:pPr>
+        <w:pBdr>
+          <w:top w:val="single" w:sz="2" w:space="0" w:color="auto"/>
+          <w:left w:val="single" w:sz="2" w:space="0" w:color="auto"/>
+          <w:bottom w:val="single" w:sz="2" w:space="0" w:color="auto"/>
+          <w:right w:val="single" w:sz="2" w:space="0" w:color="auto"/>
+        </w:pBdr>
+        <w:shd w:val="clear" w:color="auto" w:fill="FFFFFF"/>
+        <w:spacing w:after="240" w:line="240" w:lineRule="auto"/>
+        <w:rPr>
+          <w:rFonts w:ascii="Segoe UI" w:eastAsia="Times New Roman" w:hAnsi="Segoe UI" w:cs="Segoe UI"/>
+          <w:color w:val="5A5A5A"/>
+          <w:kern w:val="0"/>
+          <w14:ligatures w14:val="none"/>
+        </w:rPr>
+      </w:pPr>
+      <w:r>
+        <w:rPr>
+          <w:rFonts w:ascii="Segoe UI" w:eastAsia="Times New Roman" w:hAnsi="Segoe UI" w:cs="Segoe UI"/>
+          <w:color w:val="5A5A5A"/>
+          <w:kern w:val="0"/>
+          <w14:ligatures w14:val="none"/>
+        </w:rPr>
+        <w:t>Let's walk through an example to see why the algorithm described above works for this problem. Let's say we have </w:t>
+      </w:r>
+      <w:proofErr w:type="spellStart"/>
+      <w:r>
+        <w:rPr>
+          <w:rFonts w:ascii="Consolas" w:eastAsia="Times New Roman" w:hAnsi="Consolas" w:cs="Courier New"/>
+          <w:color w:val="C7254E"/>
+          <w:kern w:val="0"/>
+          <w:bdr w:val="single" w:sz="2" w:space="2" w:color="auto" w:frame="1"/>
+          <w:shd w:val="clear" w:color="auto" w:fill="F9F2F4"/>
+          <w14:ligatures w14:val="none"/>
+        </w:rPr>
+        <w:t>nums</w:t>
+      </w:r>
+      <w:proofErr w:type="spellEnd"/>
+      <w:r>
+        <w:rPr>
+          <w:rFonts w:ascii="Consolas" w:eastAsia="Times New Roman" w:hAnsi="Consolas" w:cs="Courier New"/>
+          <w:color w:val="C7254E"/>
+          <w:kern w:val="0"/>
+          <w:bdr w:val="single" w:sz="2" w:space="2" w:color="auto" w:frame="1"/>
+          <w:shd w:val="clear" w:color="auto" w:fill="F9F2F4"/>
+          <w14:ligatures w14:val="none"/>
+        </w:rPr>
+        <w:t xml:space="preserve"> = [1, 2, 1, 2, 1], k = 3</w:t>
+      </w:r>
+      <w:r>
+        <w:rPr>
+          <w:rFonts w:ascii="Segoe UI" w:eastAsia="Times New Roman" w:hAnsi="Segoe UI" w:cs="Segoe UI"/>
+          <w:color w:val="5A5A5A"/>
+          <w:kern w:val="0"/>
+          <w14:ligatures w14:val="none"/>
+        </w:rPr>
+        <w:t>. There are four subarrays with sum </w:t>
+      </w:r>
+      <w:r>
+        <w:rPr>
+          <w:rFonts w:ascii="Consolas" w:eastAsia="Times New Roman" w:hAnsi="Consolas" w:cs="Courier New"/>
+          <w:color w:val="C7254E"/>
+          <w:kern w:val="0"/>
+          <w:bdr w:val="single" w:sz="2" w:space="2" w:color="auto" w:frame="1"/>
+          <w:shd w:val="clear" w:color="auto" w:fill="F9F2F4"/>
+          <w14:ligatures w14:val="none"/>
+        </w:rPr>
+        <w:t>3</w:t>
+      </w:r>
+      <w:r>
+        <w:rPr>
+          <w:rFonts w:ascii="Segoe UI" w:eastAsia="Times New Roman" w:hAnsi="Segoe UI" w:cs="Segoe UI"/>
+          <w:color w:val="5A5A5A"/>
+          <w:kern w:val="0"/>
+          <w14:ligatures w14:val="none"/>
+        </w:rPr>
+        <w:t> - </w:t>
+      </w:r>
+      <w:r>
+        <w:rPr>
+          <w:rFonts w:ascii="Consolas" w:eastAsia="Times New Roman" w:hAnsi="Consolas" w:cs="Courier New"/>
+          <w:color w:val="C7254E"/>
+          <w:kern w:val="0"/>
+          <w:bdr w:val="single" w:sz="2" w:space="2" w:color="auto" w:frame="1"/>
+          <w:shd w:val="clear" w:color="auto" w:fill="F9F2F4"/>
+          <w14:ligatures w14:val="none"/>
+        </w:rPr>
+        <w:t>[1, 2]</w:t>
+      </w:r>
+      <w:r>
+        <w:rPr>
+          <w:rFonts w:ascii="Segoe UI" w:eastAsia="Times New Roman" w:hAnsi="Segoe UI" w:cs="Segoe UI"/>
+          <w:color w:val="5A5A5A"/>
+          <w:kern w:val="0"/>
+          <w14:ligatures w14:val="none"/>
+        </w:rPr>
+        <w:t> twice and </w:t>
+      </w:r>
+      <w:r>
+        <w:rPr>
+          <w:rFonts w:ascii="Consolas" w:eastAsia="Times New Roman" w:hAnsi="Consolas" w:cs="Courier New"/>
+          <w:color w:val="C7254E"/>
+          <w:kern w:val="0"/>
+          <w:bdr w:val="single" w:sz="2" w:space="2" w:color="auto" w:frame="1"/>
+          <w:shd w:val="clear" w:color="auto" w:fill="F9F2F4"/>
+          <w14:ligatures w14:val="none"/>
+        </w:rPr>
+        <w:t>[2, 1]</w:t>
+      </w:r>
+      <w:r>
+        <w:rPr>
+          <w:rFonts w:ascii="Segoe UI" w:eastAsia="Times New Roman" w:hAnsi="Segoe UI" w:cs="Segoe UI"/>
+          <w:color w:val="5A5A5A"/>
+          <w:kern w:val="0"/>
+          <w14:ligatures w14:val="none"/>
+        </w:rPr>
+        <w:t> twice.</w:t>
+      </w:r>
+    </w:p>
+    <w:p>
+      <w:pPr>
+        <w:pBdr>
+          <w:top w:val="single" w:sz="2" w:space="0" w:color="auto"/>
+          <w:left w:val="single" w:sz="2" w:space="0" w:color="auto"/>
+          <w:bottom w:val="single" w:sz="2" w:space="0" w:color="auto"/>
+          <w:right w:val="single" w:sz="2" w:space="0" w:color="auto"/>
+        </w:pBdr>
+        <w:shd w:val="clear" w:color="auto" w:fill="FFFFFF"/>
+        <w:spacing w:after="240" w:line="240" w:lineRule="auto"/>
+        <w:rPr>
+          <w:rFonts w:ascii="Segoe UI" w:eastAsia="Times New Roman" w:hAnsi="Segoe UI" w:cs="Segoe UI"/>
+          <w:color w:val="5A5A5A"/>
+          <w:kern w:val="0"/>
+          <w14:ligatures w14:val="none"/>
+        </w:rPr>
+      </w:pPr>
+      <w:r>
+        <w:rPr>
+          <w:rFonts w:ascii="Segoe UI" w:eastAsia="Times New Roman" w:hAnsi="Segoe UI" w:cs="Segoe UI"/>
+          <w:color w:val="5A5A5A"/>
+          <w:kern w:val="0"/>
+          <w14:ligatures w14:val="none"/>
+        </w:rPr>
+        <w:t xml:space="preserve">The prefix </w:t>
+      </w:r>
+      <w:proofErr w:type="gramStart"/>
+      <w:r>
+        <w:rPr>
+          <w:rFonts w:ascii="Segoe UI" w:eastAsia="Times New Roman" w:hAnsi="Segoe UI" w:cs="Segoe UI"/>
+          <w:color w:val="5A5A5A"/>
+          <w:kern w:val="0"/>
+          <w14:ligatures w14:val="none"/>
+        </w:rPr>
+        <w:t>sum</w:t>
+      </w:r>
+      <w:proofErr w:type="gramEnd"/>
+      <w:r>
+        <w:rPr>
+          <w:rFonts w:ascii="Segoe UI" w:eastAsia="Times New Roman" w:hAnsi="Segoe UI" w:cs="Segoe UI"/>
+          <w:color w:val="5A5A5A"/>
+          <w:kern w:val="0"/>
+          <w14:ligatures w14:val="none"/>
+        </w:rPr>
+        <w:t xml:space="preserve"> for this input, which is what </w:t>
+      </w:r>
+      <w:proofErr w:type="spellStart"/>
+      <w:r>
+        <w:rPr>
+          <w:rFonts w:ascii="Consolas" w:eastAsia="Times New Roman" w:hAnsi="Consolas" w:cs="Courier New"/>
+          <w:color w:val="C7254E"/>
+          <w:kern w:val="0"/>
+          <w:bdr w:val="single" w:sz="2" w:space="2" w:color="auto" w:frame="1"/>
+          <w:shd w:val="clear" w:color="auto" w:fill="F9F2F4"/>
+          <w14:ligatures w14:val="none"/>
+        </w:rPr>
+        <w:t>curr</w:t>
+      </w:r>
+      <w:proofErr w:type="spellEnd"/>
+      <w:r>
+        <w:rPr>
+          <w:rFonts w:ascii="Segoe UI" w:eastAsia="Times New Roman" w:hAnsi="Segoe UI" w:cs="Segoe UI"/>
+          <w:color w:val="5A5A5A"/>
+          <w:kern w:val="0"/>
+          <w14:ligatures w14:val="none"/>
+        </w:rPr>
+        <w:t> represents during iteration, is </w:t>
+      </w:r>
+      <w:r>
+        <w:rPr>
+          <w:rFonts w:ascii="Consolas" w:eastAsia="Times New Roman" w:hAnsi="Consolas" w:cs="Courier New"/>
+          <w:color w:val="C7254E"/>
+          <w:kern w:val="0"/>
+          <w:bdr w:val="single" w:sz="2" w:space="2" w:color="auto" w:frame="1"/>
+          <w:shd w:val="clear" w:color="auto" w:fill="F9F2F4"/>
+          <w14:ligatures w14:val="none"/>
+        </w:rPr>
+        <w:t>[1, 3, 4, 6, 7]</w:t>
+      </w:r>
+      <w:r>
+        <w:rPr>
+          <w:rFonts w:ascii="Segoe UI" w:eastAsia="Times New Roman" w:hAnsi="Segoe UI" w:cs="Segoe UI"/>
+          <w:color w:val="5A5A5A"/>
+          <w:kern w:val="0"/>
+          <w14:ligatures w14:val="none"/>
+        </w:rPr>
+        <w:t>. You can see that there are three differences in this array of </w:t>
+      </w:r>
+      <w:r>
+        <w:rPr>
+          <w:rFonts w:ascii="Consolas" w:eastAsia="Times New Roman" w:hAnsi="Consolas" w:cs="Courier New"/>
+          <w:color w:val="C7254E"/>
+          <w:kern w:val="0"/>
+          <w:bdr w:val="single" w:sz="2" w:space="2" w:color="auto" w:frame="1"/>
+          <w:shd w:val="clear" w:color="auto" w:fill="F9F2F4"/>
+          <w14:ligatures w14:val="none"/>
+        </w:rPr>
+        <w:t>3</w:t>
+      </w:r>
+      <w:r>
+        <w:rPr>
+          <w:rFonts w:ascii="Segoe UI" w:eastAsia="Times New Roman" w:hAnsi="Segoe UI" w:cs="Segoe UI"/>
+          <w:color w:val="5A5A5A"/>
+          <w:kern w:val="0"/>
+          <w14:ligatures w14:val="none"/>
+        </w:rPr>
+        <w:t>:</w:t>
+      </w:r>
+      <w:proofErr w:type="gramStart"/>
+      <w:r>
+        <w:rPr>
+          <w:rFonts w:ascii="Segoe UI" w:eastAsia="Times New Roman" w:hAnsi="Segoe UI" w:cs="Segoe UI"/>
+          <w:color w:val="5A5A5A"/>
+          <w:kern w:val="0"/>
+          <w14:ligatures w14:val="none"/>
+        </w:rPr>
+        <w:t>   </w:t>
+      </w:r>
+      <w:r>
+        <w:rPr>
+          <w:rFonts w:ascii="Consolas" w:eastAsia="Times New Roman" w:hAnsi="Consolas" w:cs="Courier New"/>
+          <w:color w:val="C7254E"/>
+          <w:kern w:val="0"/>
+          <w:bdr w:val="single" w:sz="2" w:space="2" w:color="auto" w:frame="1"/>
+          <w:shd w:val="clear" w:color="auto" w:fill="F9F2F4"/>
+          <w14:ligatures w14:val="none"/>
+        </w:rPr>
+        <w:t>(</w:t>
+      </w:r>
+      <w:proofErr w:type="gramEnd"/>
+      <w:r>
+        <w:rPr>
+          <w:rFonts w:ascii="Consolas" w:eastAsia="Times New Roman" w:hAnsi="Consolas" w:cs="Courier New"/>
+          <w:color w:val="C7254E"/>
+          <w:kern w:val="0"/>
+          <w:bdr w:val="single" w:sz="2" w:space="2" w:color="auto" w:frame="1"/>
+          <w:shd w:val="clear" w:color="auto" w:fill="F9F2F4"/>
+          <w14:ligatures w14:val="none"/>
+        </w:rPr>
+        <w:t>4 - 1)</w:t>
+      </w:r>
+      <w:r>
+        <w:rPr>
+          <w:rFonts w:ascii="Segoe UI" w:eastAsia="Times New Roman" w:hAnsi="Segoe UI" w:cs="Segoe UI"/>
+          <w:color w:val="5A5A5A"/>
+          <w:kern w:val="0"/>
+          <w14:ligatures w14:val="none"/>
+        </w:rPr>
+        <w:t>, </w:t>
+      </w:r>
+      <w:r>
+        <w:rPr>
+          <w:rFonts w:ascii="Consolas" w:eastAsia="Times New Roman" w:hAnsi="Consolas" w:cs="Courier New"/>
+          <w:color w:val="C7254E"/>
+          <w:kern w:val="0"/>
+          <w:bdr w:val="single" w:sz="2" w:space="2" w:color="auto" w:frame="1"/>
+          <w:shd w:val="clear" w:color="auto" w:fill="F9F2F4"/>
+          <w14:ligatures w14:val="none"/>
+        </w:rPr>
+        <w:t>(6 - 3)</w:t>
+      </w:r>
+      <w:r>
+        <w:rPr>
+          <w:rFonts w:ascii="Segoe UI" w:eastAsia="Times New Roman" w:hAnsi="Segoe UI" w:cs="Segoe UI"/>
+          <w:color w:val="5A5A5A"/>
+          <w:kern w:val="0"/>
+          <w14:ligatures w14:val="none"/>
+        </w:rPr>
+        <w:t>, </w:t>
+      </w:r>
+      <w:r>
+        <w:rPr>
+          <w:rFonts w:ascii="Consolas" w:eastAsia="Times New Roman" w:hAnsi="Consolas" w:cs="Courier New"/>
+          <w:color w:val="C7254E"/>
+          <w:kern w:val="0"/>
+          <w:bdr w:val="single" w:sz="2" w:space="2" w:color="auto" w:frame="1"/>
+          <w:shd w:val="clear" w:color="auto" w:fill="F9F2F4"/>
+          <w14:ligatures w14:val="none"/>
+        </w:rPr>
+        <w:t>(7 - 4)</w:t>
+      </w:r>
+      <w:r>
+        <w:rPr>
+          <w:rFonts w:ascii="Segoe UI" w:eastAsia="Times New Roman" w:hAnsi="Segoe UI" w:cs="Segoe UI"/>
+          <w:color w:val="5A5A5A"/>
+          <w:kern w:val="0"/>
+          <w14:ligatures w14:val="none"/>
+        </w:rPr>
+        <w:t>.</w:t>
+      </w:r>
+    </w:p>
+    <w:p>
+      <w:pPr>
+        <w:pBdr>
+          <w:top w:val="single" w:sz="2" w:space="0" w:color="auto"/>
+          <w:left w:val="single" w:sz="2" w:space="0" w:color="auto"/>
+          <w:bottom w:val="single" w:sz="2" w:space="0" w:color="auto"/>
+          <w:right w:val="single" w:sz="2" w:space="0" w:color="auto"/>
+        </w:pBdr>
+        <w:shd w:val="clear" w:color="auto" w:fill="FFFFFF"/>
+        <w:spacing w:after="240" w:line="240" w:lineRule="auto"/>
+        <w:rPr>
+          <w:rFonts w:ascii="Segoe UI" w:eastAsia="Times New Roman" w:hAnsi="Segoe UI" w:cs="Segoe UI"/>
+          <w:color w:val="5A5A5A"/>
+          <w:kern w:val="0"/>
+          <w14:ligatures w14:val="none"/>
+        </w:rPr>
+      </w:pPr>
+      <w:r>
+        <w:rPr>
+          <w:rFonts w:ascii="Segoe UI" w:eastAsia="Times New Roman" w:hAnsi="Segoe UI" w:cs="Segoe UI"/>
+          <w:color w:val="5A5A5A"/>
+          <w:kern w:val="0"/>
+          <w14:ligatures w14:val="none"/>
+        </w:rPr>
+        <w:t xml:space="preserve">But we said that there are four valid subarrays? </w:t>
+      </w:r>
+      <w:proofErr w:type="gramStart"/>
+      <w:r>
+        <w:rPr>
+          <w:rFonts w:ascii="Segoe UI" w:eastAsia="Times New Roman" w:hAnsi="Segoe UI" w:cs="Segoe UI"/>
+          <w:color w:val="5A5A5A"/>
+          <w:kern w:val="0"/>
+          <w14:ligatures w14:val="none"/>
+        </w:rPr>
+        <w:t>Recall</w:t>
+      </w:r>
+      <w:proofErr w:type="gramEnd"/>
+      <w:r>
+        <w:rPr>
+          <w:rFonts w:ascii="Segoe UI" w:eastAsia="Times New Roman" w:hAnsi="Segoe UI" w:cs="Segoe UI"/>
+          <w:color w:val="5A5A5A"/>
+          <w:kern w:val="0"/>
+          <w14:ligatures w14:val="none"/>
+        </w:rPr>
+        <w:t xml:space="preserve"> that we need to initialize our hash map with </w:t>
+      </w:r>
+      <w:r>
+        <w:rPr>
+          <w:rFonts w:ascii="Consolas" w:eastAsia="Times New Roman" w:hAnsi="Consolas" w:cs="Courier New"/>
+          <w:color w:val="C7254E"/>
+          <w:kern w:val="0"/>
+          <w:bdr w:val="single" w:sz="2" w:space="2" w:color="auto" w:frame="1"/>
+          <w:shd w:val="clear" w:color="auto" w:fill="F9F2F4"/>
+          <w14:ligatures w14:val="none"/>
+        </w:rPr>
+        <w:t>0: 1</w:t>
+      </w:r>
+      <w:r>
+        <w:rPr>
+          <w:rFonts w:ascii="Segoe UI" w:eastAsia="Times New Roman" w:hAnsi="Segoe UI" w:cs="Segoe UI"/>
+          <w:color w:val="5A5A5A"/>
+          <w:kern w:val="0"/>
+          <w14:ligatures w14:val="none"/>
+        </w:rPr>
+        <w:t xml:space="preserve">, considering the empty prefix. This is because if there is a prefix with a </w:t>
+      </w:r>
+      <w:r>
+        <w:rPr>
+          <w:rFonts w:ascii="Segoe UI" w:eastAsia="Times New Roman" w:hAnsi="Segoe UI" w:cs="Segoe UI"/>
+          <w:color w:val="5A5A5A"/>
+          <w:kern w:val="0"/>
+          <w14:ligatures w14:val="none"/>
+        </w:rPr>
+        <w:lastRenderedPageBreak/>
+        <w:t>sum equal to </w:t>
+      </w:r>
+      <w:r>
+        <w:rPr>
+          <w:rFonts w:ascii="Consolas" w:eastAsia="Times New Roman" w:hAnsi="Consolas" w:cs="Courier New"/>
+          <w:color w:val="C7254E"/>
+          <w:kern w:val="0"/>
+          <w:bdr w:val="single" w:sz="2" w:space="2" w:color="auto" w:frame="1"/>
+          <w:shd w:val="clear" w:color="auto" w:fill="F9F2F4"/>
+          <w14:ligatures w14:val="none"/>
+        </w:rPr>
+        <w:t>k</w:t>
+      </w:r>
+      <w:r>
+        <w:rPr>
+          <w:rFonts w:ascii="Segoe UI" w:eastAsia="Times New Roman" w:hAnsi="Segoe UI" w:cs="Segoe UI"/>
+          <w:color w:val="5A5A5A"/>
+          <w:kern w:val="0"/>
+          <w14:ligatures w14:val="none"/>
+        </w:rPr>
+        <w:t>, then without initializing </w:t>
+      </w:r>
+      <w:r>
+        <w:rPr>
+          <w:rFonts w:ascii="Consolas" w:eastAsia="Times New Roman" w:hAnsi="Consolas" w:cs="Courier New"/>
+          <w:color w:val="C7254E"/>
+          <w:kern w:val="0"/>
+          <w:bdr w:val="single" w:sz="2" w:space="2" w:color="auto" w:frame="1"/>
+          <w:shd w:val="clear" w:color="auto" w:fill="F9F2F4"/>
+          <w14:ligatures w14:val="none"/>
+        </w:rPr>
+        <w:t>0: 1</w:t>
+      </w:r>
+      <w:r>
+        <w:rPr>
+          <w:rFonts w:ascii="Segoe UI" w:eastAsia="Times New Roman" w:hAnsi="Segoe UI" w:cs="Segoe UI"/>
+          <w:color w:val="5A5A5A"/>
+          <w:kern w:val="0"/>
+          <w14:ligatures w14:val="none"/>
+        </w:rPr>
+        <w:t>, </w:t>
+      </w:r>
+      <w:proofErr w:type="spellStart"/>
+      <w:r>
+        <w:rPr>
+          <w:rFonts w:ascii="Consolas" w:eastAsia="Times New Roman" w:hAnsi="Consolas" w:cs="Courier New"/>
+          <w:color w:val="C7254E"/>
+          <w:kern w:val="0"/>
+          <w:bdr w:val="single" w:sz="2" w:space="2" w:color="auto" w:frame="1"/>
+          <w:shd w:val="clear" w:color="auto" w:fill="F9F2F4"/>
+          <w14:ligatures w14:val="none"/>
+        </w:rPr>
+        <w:t>curr</w:t>
+      </w:r>
+      <w:proofErr w:type="spellEnd"/>
+      <w:r>
+        <w:rPr>
+          <w:rFonts w:ascii="Consolas" w:eastAsia="Times New Roman" w:hAnsi="Consolas" w:cs="Courier New"/>
+          <w:color w:val="C7254E"/>
+          <w:kern w:val="0"/>
+          <w:bdr w:val="single" w:sz="2" w:space="2" w:color="auto" w:frame="1"/>
+          <w:shd w:val="clear" w:color="auto" w:fill="F9F2F4"/>
+          <w14:ligatures w14:val="none"/>
+        </w:rPr>
+        <w:t xml:space="preserve"> - k = 0</w:t>
+      </w:r>
+      <w:r>
+        <w:rPr>
+          <w:rFonts w:ascii="Segoe UI" w:eastAsia="Times New Roman" w:hAnsi="Segoe UI" w:cs="Segoe UI"/>
+          <w:color w:val="5A5A5A"/>
+          <w:kern w:val="0"/>
+          <w14:ligatures w14:val="none"/>
+        </w:rPr>
+        <w:t> wouldn't show up in the hash map and we would "lose" this valid subarray.</w:t>
+      </w:r>
+    </w:p>
+    <w:p>
+      <w:pPr>
+        <w:pBdr>
+          <w:top w:val="single" w:sz="2" w:space="0" w:color="auto"/>
+          <w:left w:val="single" w:sz="2" w:space="0" w:color="auto"/>
+          <w:bottom w:val="single" w:sz="2" w:space="0" w:color="auto"/>
+          <w:right w:val="single" w:sz="2" w:space="0" w:color="auto"/>
+        </w:pBdr>
+        <w:shd w:val="clear" w:color="auto" w:fill="FFFFFF"/>
+        <w:spacing w:after="240" w:line="240" w:lineRule="auto"/>
+        <w:rPr>
+          <w:rFonts w:ascii="Segoe UI" w:eastAsia="Times New Roman" w:hAnsi="Segoe UI" w:cs="Segoe UI"/>
+          <w:color w:val="5A5A5A"/>
+          <w:kern w:val="0"/>
+          <w14:ligatures w14:val="none"/>
+        </w:rPr>
+      </w:pPr>
+      <w:proofErr w:type="gramStart"/>
+      <w:r>
+        <w:rPr>
+          <w:rFonts w:ascii="Segoe UI" w:eastAsia="Times New Roman" w:hAnsi="Segoe UI" w:cs="Segoe UI"/>
+          <w:color w:val="5A5A5A"/>
+          <w:kern w:val="0"/>
+          <w14:ligatures w14:val="none"/>
+        </w:rPr>
+        <w:t>So</w:t>
+      </w:r>
+      <w:proofErr w:type="gramEnd"/>
+      <w:r>
+        <w:rPr>
+          <w:rFonts w:ascii="Segoe UI" w:eastAsia="Times New Roman" w:hAnsi="Segoe UI" w:cs="Segoe UI"/>
+          <w:color w:val="5A5A5A"/>
+          <w:kern w:val="0"/>
+          <w14:ligatures w14:val="none"/>
+        </w:rPr>
+        <w:t xml:space="preserve"> at indices 1, 2, 3, and 4, we find </w:t>
+      </w:r>
+      <w:proofErr w:type="spellStart"/>
+      <w:r>
+        <w:rPr>
+          <w:rFonts w:ascii="Consolas" w:eastAsia="Times New Roman" w:hAnsi="Consolas" w:cs="Courier New"/>
+          <w:color w:val="C7254E"/>
+          <w:kern w:val="0"/>
+          <w:bdr w:val="single" w:sz="2" w:space="2" w:color="auto" w:frame="1"/>
+          <w:shd w:val="clear" w:color="auto" w:fill="F9F2F4"/>
+          <w14:ligatures w14:val="none"/>
+        </w:rPr>
+        <w:t>curr</w:t>
+      </w:r>
+      <w:proofErr w:type="spellEnd"/>
+      <w:r>
+        <w:rPr>
+          <w:rFonts w:ascii="Consolas" w:eastAsia="Times New Roman" w:hAnsi="Consolas" w:cs="Courier New"/>
+          <w:color w:val="C7254E"/>
+          <w:kern w:val="0"/>
+          <w:bdr w:val="single" w:sz="2" w:space="2" w:color="auto" w:frame="1"/>
+          <w:shd w:val="clear" w:color="auto" w:fill="F9F2F4"/>
+          <w14:ligatures w14:val="none"/>
+        </w:rPr>
+        <w:t xml:space="preserve"> - k</w:t>
+      </w:r>
+      <w:r>
+        <w:rPr>
+          <w:rFonts w:ascii="Segoe UI" w:eastAsia="Times New Roman" w:hAnsi="Segoe UI" w:cs="Segoe UI"/>
+          <w:color w:val="5A5A5A"/>
+          <w:kern w:val="0"/>
+          <w14:ligatures w14:val="none"/>
+        </w:rPr>
+        <w:t> has been seen prior. The elements are all positive so each value of </w:t>
+      </w:r>
+      <w:proofErr w:type="spellStart"/>
+      <w:r>
+        <w:rPr>
+          <w:rFonts w:ascii="Consolas" w:eastAsia="Times New Roman" w:hAnsi="Consolas" w:cs="Courier New"/>
+          <w:color w:val="C7254E"/>
+          <w:kern w:val="0"/>
+          <w:bdr w:val="single" w:sz="2" w:space="2" w:color="auto" w:frame="1"/>
+          <w:shd w:val="clear" w:color="auto" w:fill="F9F2F4"/>
+          <w14:ligatures w14:val="none"/>
+        </w:rPr>
+        <w:t>curr</w:t>
+      </w:r>
+      <w:proofErr w:type="spellEnd"/>
+      <w:r>
+        <w:rPr>
+          <w:rFonts w:ascii="Consolas" w:eastAsia="Times New Roman" w:hAnsi="Consolas" w:cs="Courier New"/>
+          <w:color w:val="C7254E"/>
+          <w:kern w:val="0"/>
+          <w:bdr w:val="single" w:sz="2" w:space="2" w:color="auto" w:frame="1"/>
+          <w:shd w:val="clear" w:color="auto" w:fill="F9F2F4"/>
+          <w14:ligatures w14:val="none"/>
+        </w:rPr>
+        <w:t xml:space="preserve"> - </w:t>
+      </w:r>
+      <w:proofErr w:type="gramStart"/>
+      <w:r>
+        <w:rPr>
+          <w:rFonts w:ascii="Consolas" w:eastAsia="Times New Roman" w:hAnsi="Consolas" w:cs="Courier New"/>
+          <w:color w:val="C7254E"/>
+          <w:kern w:val="0"/>
+          <w:bdr w:val="single" w:sz="2" w:space="2" w:color="auto" w:frame="1"/>
+          <w:shd w:val="clear" w:color="auto" w:fill="F9F2F4"/>
+          <w14:ligatures w14:val="none"/>
+        </w:rPr>
+        <w:t>k</w:t>
+      </w:r>
+      <w:r>
+        <w:rPr>
+          <w:rFonts w:ascii="Segoe UI" w:eastAsia="Times New Roman" w:hAnsi="Segoe UI" w:cs="Segoe UI"/>
+          <w:color w:val="5A5A5A"/>
+          <w:kern w:val="0"/>
+          <w14:ligatures w14:val="none"/>
+        </w:rPr>
+        <w:t> only</w:t>
+      </w:r>
+      <w:proofErr w:type="gramEnd"/>
+      <w:r>
+        <w:rPr>
+          <w:rFonts w:ascii="Segoe UI" w:eastAsia="Times New Roman" w:hAnsi="Segoe UI" w:cs="Segoe UI"/>
+          <w:color w:val="5A5A5A"/>
+          <w:kern w:val="0"/>
+          <w14:ligatures w14:val="none"/>
+        </w:rPr>
+        <w:t xml:space="preserve"> showed up once, and hence our answer is </w:t>
+      </w:r>
+      <w:r>
+        <w:rPr>
+          <w:rFonts w:ascii="Consolas" w:eastAsia="Times New Roman" w:hAnsi="Consolas" w:cs="Courier New"/>
+          <w:color w:val="C7254E"/>
+          <w:kern w:val="0"/>
+          <w:bdr w:val="single" w:sz="2" w:space="2" w:color="auto" w:frame="1"/>
+          <w:shd w:val="clear" w:color="auto" w:fill="F9F2F4"/>
+          <w14:ligatures w14:val="none"/>
+        </w:rPr>
+        <w:t>4</w:t>
+      </w:r>
+      <w:r>
+        <w:rPr>
+          <w:rFonts w:ascii="Segoe UI" w:eastAsia="Times New Roman" w:hAnsi="Segoe UI" w:cs="Segoe UI"/>
+          <w:color w:val="5A5A5A"/>
+          <w:kern w:val="0"/>
+          <w14:ligatures w14:val="none"/>
+        </w:rPr>
+        <w:t>.</w:t>
+      </w:r>
+    </w:p>
+    <w:p>
+      <w:pPr>
+        <w:pBdr>
+          <w:top w:val="single" w:sz="2" w:space="0" w:color="auto"/>
+          <w:left w:val="single" w:sz="2" w:space="0" w:color="auto"/>
+          <w:bottom w:val="single" w:sz="2" w:space="0" w:color="auto"/>
+          <w:right w:val="single" w:sz="2" w:space="0" w:color="auto"/>
+        </w:pBdr>
+        <w:shd w:val="clear" w:color="auto" w:fill="FFFFFF"/>
+        <w:spacing w:after="240" w:line="240" w:lineRule="auto"/>
+        <w:rPr>
+          <w:rFonts w:ascii="Segoe UI" w:eastAsia="Times New Roman" w:hAnsi="Segoe UI" w:cs="Segoe UI"/>
+          <w:color w:val="5A5A5A"/>
+          <w:kern w:val="0"/>
+          <w14:ligatures w14:val="none"/>
+        </w:rPr>
+      </w:pPr>
+    </w:p>
+    <w:p>
+      <w:pPr>
+        <w:pBdr>
+          <w:top w:val="single" w:sz="2" w:space="0" w:color="auto"/>
+          <w:left w:val="single" w:sz="2" w:space="0" w:color="auto"/>
+          <w:bottom w:val="single" w:sz="2" w:space="0" w:color="auto"/>
+          <w:right w:val="single" w:sz="2" w:space="0" w:color="auto"/>
+        </w:pBdr>
+        <w:shd w:val="clear" w:color="auto" w:fill="FFFFFF"/>
+        <w:spacing w:after="240" w:line="240" w:lineRule="auto"/>
+        <w:rPr>
+          <w:rFonts w:ascii="Segoe UI" w:eastAsia="Times New Roman" w:hAnsi="Segoe UI" w:cs="Segoe UI"/>
+          <w:color w:val="5A5A5A"/>
+          <w:kern w:val="0"/>
+          <w14:ligatures w14:val="none"/>
+        </w:rPr>
+      </w:pPr>
+      <w:r>
+        <w:rPr>
+          <w:rFonts w:ascii="Segoe UI" w:eastAsia="Times New Roman" w:hAnsi="Segoe UI" w:cs="Segoe UI"/>
+          <w:color w:val="5A5A5A"/>
+          <w:kern w:val="0"/>
+          <w14:ligatures w14:val="none"/>
+        </w:rPr>
+        <w:t>You may be thinking, if </w:t>
+      </w:r>
+      <w:proofErr w:type="spellStart"/>
+      <w:r>
+        <w:rPr>
+          <w:rFonts w:ascii="Consolas" w:eastAsia="Times New Roman" w:hAnsi="Consolas" w:cs="Courier New"/>
+          <w:color w:val="C7254E"/>
+          <w:kern w:val="0"/>
+          <w:bdr w:val="single" w:sz="2" w:space="2" w:color="auto" w:frame="1"/>
+          <w:shd w:val="clear" w:color="auto" w:fill="F9F2F4"/>
+          <w14:ligatures w14:val="none"/>
+        </w:rPr>
+        <w:t>curr</w:t>
+      </w:r>
+      <w:proofErr w:type="spellEnd"/>
+      <w:r>
+        <w:rPr>
+          <w:rFonts w:ascii="Segoe UI" w:eastAsia="Times New Roman" w:hAnsi="Segoe UI" w:cs="Segoe UI"/>
+          <w:color w:val="5A5A5A"/>
+          <w:kern w:val="0"/>
+          <w14:ligatures w14:val="none"/>
+        </w:rPr>
+        <w:t> is only increasing, then no value in the hash map is greater than 1, couldn't we just use a set? This would be true if the array only had positive numbers - however, the constraints say </w:t>
+      </w:r>
+      <w:r>
+        <w:rPr>
+          <w:rFonts w:ascii="Consolas" w:eastAsia="Times New Roman" w:hAnsi="Consolas" w:cs="Courier New"/>
+          <w:color w:val="C7254E"/>
+          <w:kern w:val="0"/>
+          <w:bdr w:val="single" w:sz="2" w:space="2" w:color="auto" w:frame="1"/>
+          <w:shd w:val="clear" w:color="auto" w:fill="F9F2F4"/>
+          <w14:ligatures w14:val="none"/>
+        </w:rPr>
+        <w:t xml:space="preserve">-1000 &lt;= </w:t>
+      </w:r>
+      <w:proofErr w:type="spellStart"/>
+      <w:r>
+        <w:rPr>
+          <w:rFonts w:ascii="Consolas" w:eastAsia="Times New Roman" w:hAnsi="Consolas" w:cs="Courier New"/>
+          <w:color w:val="C7254E"/>
+          <w:kern w:val="0"/>
+          <w:bdr w:val="single" w:sz="2" w:space="2" w:color="auto" w:frame="1"/>
+          <w:shd w:val="clear" w:color="auto" w:fill="F9F2F4"/>
+          <w14:ligatures w14:val="none"/>
+        </w:rPr>
+        <w:t>nums</w:t>
+      </w:r>
+      <w:proofErr w:type="spellEnd"/>
+      <w:r>
+        <w:rPr>
+          <w:rFonts w:ascii="Consolas" w:eastAsia="Times New Roman" w:hAnsi="Consolas" w:cs="Courier New"/>
+          <w:color w:val="C7254E"/>
+          <w:kern w:val="0"/>
+          <w:bdr w:val="single" w:sz="2" w:space="2" w:color="auto" w:frame="1"/>
+          <w:shd w:val="clear" w:color="auto" w:fill="F9F2F4"/>
+          <w14:ligatures w14:val="none"/>
+        </w:rPr>
+        <w:t>[</w:t>
+      </w:r>
+      <w:proofErr w:type="spellStart"/>
+      <w:r>
+        <w:rPr>
+          <w:rFonts w:ascii="Consolas" w:eastAsia="Times New Roman" w:hAnsi="Consolas" w:cs="Courier New"/>
+          <w:color w:val="C7254E"/>
+          <w:kern w:val="0"/>
+          <w:bdr w:val="single" w:sz="2" w:space="2" w:color="auto" w:frame="1"/>
+          <w:shd w:val="clear" w:color="auto" w:fill="F9F2F4"/>
+          <w14:ligatures w14:val="none"/>
+        </w:rPr>
+        <w:t>i</w:t>
+      </w:r>
+      <w:proofErr w:type="spellEnd"/>
+      <w:r>
+        <w:rPr>
+          <w:rFonts w:ascii="Consolas" w:eastAsia="Times New Roman" w:hAnsi="Consolas" w:cs="Courier New"/>
+          <w:color w:val="C7254E"/>
+          <w:kern w:val="0"/>
+          <w:bdr w:val="single" w:sz="2" w:space="2" w:color="auto" w:frame="1"/>
+          <w:shd w:val="clear" w:color="auto" w:fill="F9F2F4"/>
+          <w14:ligatures w14:val="none"/>
+        </w:rPr>
+        <w:t>] &lt;= 1000</w:t>
+      </w:r>
+      <w:r>
+        <w:rPr>
+          <w:rFonts w:ascii="Segoe UI" w:eastAsia="Times New Roman" w:hAnsi="Segoe UI" w:cs="Segoe UI"/>
+          <w:color w:val="5A5A5A"/>
+          <w:kern w:val="0"/>
+          <w14:ligatures w14:val="none"/>
+        </w:rPr>
+        <w:t>. Let's think about an example: </w:t>
+      </w:r>
+      <w:proofErr w:type="spellStart"/>
+      <w:r>
+        <w:rPr>
+          <w:rFonts w:ascii="Consolas" w:eastAsia="Times New Roman" w:hAnsi="Consolas" w:cs="Courier New"/>
+          <w:color w:val="C7254E"/>
+          <w:kern w:val="0"/>
+          <w:bdr w:val="single" w:sz="2" w:space="2" w:color="auto" w:frame="1"/>
+          <w:shd w:val="clear" w:color="auto" w:fill="F9F2F4"/>
+          <w14:ligatures w14:val="none"/>
+        </w:rPr>
+        <w:t>nums</w:t>
+      </w:r>
+      <w:proofErr w:type="spellEnd"/>
+      <w:r>
+        <w:rPr>
+          <w:rFonts w:ascii="Consolas" w:eastAsia="Times New Roman" w:hAnsi="Consolas" w:cs="Courier New"/>
+          <w:color w:val="C7254E"/>
+          <w:kern w:val="0"/>
+          <w:bdr w:val="single" w:sz="2" w:space="2" w:color="auto" w:frame="1"/>
+          <w:shd w:val="clear" w:color="auto" w:fill="F9F2F4"/>
+          <w14:ligatures w14:val="none"/>
+        </w:rPr>
+        <w:t xml:space="preserve"> = [1, -1, 1, -1], k = 0</w:t>
+      </w:r>
+      <w:r>
+        <w:rPr>
+          <w:rFonts w:ascii="Segoe UI" w:eastAsia="Times New Roman" w:hAnsi="Segoe UI" w:cs="Segoe UI"/>
+          <w:color w:val="5A5A5A"/>
+          <w:kern w:val="0"/>
+          <w14:ligatures w14:val="none"/>
+        </w:rPr>
+        <w:t>. There are four valid subarrays: </w:t>
+      </w:r>
+      <w:r>
+        <w:rPr>
+          <w:rFonts w:ascii="Consolas" w:eastAsia="Times New Roman" w:hAnsi="Consolas" w:cs="Courier New"/>
+          <w:color w:val="C7254E"/>
+          <w:kern w:val="0"/>
+          <w:bdr w:val="single" w:sz="2" w:space="2" w:color="auto" w:frame="1"/>
+          <w:shd w:val="clear" w:color="auto" w:fill="F9F2F4"/>
+          <w14:ligatures w14:val="none"/>
+        </w:rPr>
+        <w:t>[1, -1]</w:t>
+      </w:r>
+      <w:r>
+        <w:rPr>
+          <w:rFonts w:ascii="Segoe UI" w:eastAsia="Times New Roman" w:hAnsi="Segoe UI" w:cs="Segoe UI"/>
+          <w:color w:val="5A5A5A"/>
+          <w:kern w:val="0"/>
+          <w14:ligatures w14:val="none"/>
+        </w:rPr>
+        <w:t> twice, </w:t>
+      </w:r>
+      <w:r>
+        <w:rPr>
+          <w:rFonts w:ascii="Consolas" w:eastAsia="Times New Roman" w:hAnsi="Consolas" w:cs="Courier New"/>
+          <w:color w:val="C7254E"/>
+          <w:kern w:val="0"/>
+          <w:bdr w:val="single" w:sz="2" w:space="2" w:color="auto" w:frame="1"/>
+          <w:shd w:val="clear" w:color="auto" w:fill="F9F2F4"/>
+          <w14:ligatures w14:val="none"/>
+        </w:rPr>
+        <w:t>[-1, 1]</w:t>
+      </w:r>
+      <w:r>
+        <w:rPr>
+          <w:rFonts w:ascii="Segoe UI" w:eastAsia="Times New Roman" w:hAnsi="Segoe UI" w:cs="Segoe UI"/>
+          <w:color w:val="5A5A5A"/>
+          <w:kern w:val="0"/>
+          <w14:ligatures w14:val="none"/>
+        </w:rPr>
+        <w:t> once, and the entire array </w:t>
+      </w:r>
+      <w:r>
+        <w:rPr>
+          <w:rFonts w:ascii="Consolas" w:eastAsia="Times New Roman" w:hAnsi="Consolas" w:cs="Courier New"/>
+          <w:color w:val="C7254E"/>
+          <w:kern w:val="0"/>
+          <w:bdr w:val="single" w:sz="2" w:space="2" w:color="auto" w:frame="1"/>
+          <w:shd w:val="clear" w:color="auto" w:fill="F9F2F4"/>
+          <w14:ligatures w14:val="none"/>
+        </w:rPr>
+        <w:t>[1, -1, 1, -1]</w:t>
+      </w:r>
+      <w:r>
+        <w:rPr>
+          <w:rFonts w:ascii="Segoe UI" w:eastAsia="Times New Roman" w:hAnsi="Segoe UI" w:cs="Segoe UI"/>
+          <w:color w:val="5A5A5A"/>
+          <w:kern w:val="0"/>
+          <w14:ligatures w14:val="none"/>
+        </w:rPr>
+        <w:t>.</w:t>
+      </w:r>
+    </w:p>
+    <w:p>
+      <w:pPr>
+        <w:pBdr>
+          <w:top w:val="single" w:sz="2" w:space="0" w:color="auto"/>
+          <w:left w:val="single" w:sz="2" w:space="0" w:color="auto"/>
+          <w:bottom w:val="single" w:sz="2" w:space="0" w:color="auto"/>
+          <w:right w:val="single" w:sz="2" w:space="0" w:color="auto"/>
+        </w:pBdr>
+        <w:shd w:val="clear" w:color="auto" w:fill="FFFFFF"/>
+        <w:spacing w:after="240" w:line="240" w:lineRule="auto"/>
+        <w:rPr>
+          <w:rFonts w:ascii="Segoe UI" w:eastAsia="Times New Roman" w:hAnsi="Segoe UI" w:cs="Segoe UI"/>
+          <w:color w:val="5A5A5A"/>
+          <w:kern w:val="0"/>
+          <w14:ligatures w14:val="none"/>
+        </w:rPr>
+      </w:pPr>
+      <w:r>
+        <w:rPr>
+          <w:rFonts w:ascii="Segoe UI" w:eastAsia="Times New Roman" w:hAnsi="Segoe UI" w:cs="Segoe UI"/>
+          <w:color w:val="5A5A5A"/>
+          <w:kern w:val="0"/>
+          <w14:ligatures w14:val="none"/>
+        </w:rPr>
+        <w:t>The prefix sum is </w:t>
+      </w:r>
+      <w:r>
+        <w:rPr>
+          <w:rFonts w:ascii="Consolas" w:eastAsia="Times New Roman" w:hAnsi="Consolas" w:cs="Courier New"/>
+          <w:color w:val="C7254E"/>
+          <w:kern w:val="0"/>
+          <w:bdr w:val="single" w:sz="2" w:space="2" w:color="auto" w:frame="1"/>
+          <w:shd w:val="clear" w:color="auto" w:fill="F9F2F4"/>
+          <w14:ligatures w14:val="none"/>
+        </w:rPr>
+        <w:t>[1, 0, 1, 0]</w:t>
+      </w:r>
+      <w:r>
+        <w:rPr>
+          <w:rFonts w:ascii="Segoe UI" w:eastAsia="Times New Roman" w:hAnsi="Segoe UI" w:cs="Segoe UI"/>
+          <w:color w:val="5A5A5A"/>
+          <w:kern w:val="0"/>
+          <w14:ligatures w14:val="none"/>
+        </w:rPr>
+        <w:t>. There are two subarrays ending on the final index - </w:t>
+      </w:r>
+      <w:r>
+        <w:rPr>
+          <w:rFonts w:ascii="Consolas" w:eastAsia="Times New Roman" w:hAnsi="Consolas" w:cs="Courier New"/>
+          <w:color w:val="C7254E"/>
+          <w:kern w:val="0"/>
+          <w:bdr w:val="single" w:sz="2" w:space="2" w:color="auto" w:frame="1"/>
+          <w:shd w:val="clear" w:color="auto" w:fill="F9F2F4"/>
+          <w14:ligatures w14:val="none"/>
+        </w:rPr>
+        <w:t>[1, -1]</w:t>
+      </w:r>
+      <w:r>
+        <w:rPr>
+          <w:rFonts w:ascii="Segoe UI" w:eastAsia="Times New Roman" w:hAnsi="Segoe UI" w:cs="Segoe UI"/>
+          <w:color w:val="5A5A5A"/>
+          <w:kern w:val="0"/>
+          <w14:ligatures w14:val="none"/>
+        </w:rPr>
+        <w:t> and the entire array. Remember that we initialize </w:t>
+      </w:r>
+      <w:proofErr w:type="gramStart"/>
+      <w:r>
+        <w:rPr>
+          <w:rFonts w:ascii="Consolas" w:eastAsia="Times New Roman" w:hAnsi="Consolas" w:cs="Courier New"/>
+          <w:color w:val="C7254E"/>
+          <w:kern w:val="0"/>
+          <w:bdr w:val="single" w:sz="2" w:space="2" w:color="auto" w:frame="1"/>
+          <w:shd w:val="clear" w:color="auto" w:fill="F9F2F4"/>
+          <w14:ligatures w14:val="none"/>
+        </w:rPr>
+        <w:t>counts[</w:t>
+      </w:r>
+      <w:proofErr w:type="gramEnd"/>
+      <w:r>
+        <w:rPr>
+          <w:rFonts w:ascii="Consolas" w:eastAsia="Times New Roman" w:hAnsi="Consolas" w:cs="Courier New"/>
+          <w:color w:val="C7254E"/>
+          <w:kern w:val="0"/>
+          <w:bdr w:val="single" w:sz="2" w:space="2" w:color="auto" w:frame="1"/>
+          <w:shd w:val="clear" w:color="auto" w:fill="F9F2F4"/>
+          <w14:ligatures w14:val="none"/>
+        </w:rPr>
+        <w:t>0] = 1</w:t>
+      </w:r>
+      <w:r>
+        <w:rPr>
+          <w:rFonts w:ascii="Segoe UI" w:eastAsia="Times New Roman" w:hAnsi="Segoe UI" w:cs="Segoe UI"/>
+          <w:color w:val="5A5A5A"/>
+          <w:kern w:val="0"/>
+          <w14:ligatures w14:val="none"/>
+        </w:rPr>
+        <w:t>, so after the second index, we have </w:t>
+      </w:r>
+      <w:proofErr w:type="gramStart"/>
+      <w:r>
+        <w:rPr>
+          <w:rFonts w:ascii="Consolas" w:eastAsia="Times New Roman" w:hAnsi="Consolas" w:cs="Courier New"/>
+          <w:color w:val="C7254E"/>
+          <w:kern w:val="0"/>
+          <w:bdr w:val="single" w:sz="2" w:space="2" w:color="auto" w:frame="1"/>
+          <w:shd w:val="clear" w:color="auto" w:fill="F9F2F4"/>
+          <w14:ligatures w14:val="none"/>
+        </w:rPr>
+        <w:t>counts[</w:t>
+      </w:r>
+      <w:proofErr w:type="gramEnd"/>
+      <w:r>
+        <w:rPr>
+          <w:rFonts w:ascii="Consolas" w:eastAsia="Times New Roman" w:hAnsi="Consolas" w:cs="Courier New"/>
+          <w:color w:val="C7254E"/>
+          <w:kern w:val="0"/>
+          <w:bdr w:val="single" w:sz="2" w:space="2" w:color="auto" w:frame="1"/>
+          <w:shd w:val="clear" w:color="auto" w:fill="F9F2F4"/>
+          <w14:ligatures w14:val="none"/>
+        </w:rPr>
+        <w:t>0] = 2</w:t>
+      </w:r>
+      <w:r>
+        <w:rPr>
+          <w:rFonts w:ascii="Segoe UI" w:eastAsia="Times New Roman" w:hAnsi="Segoe UI" w:cs="Segoe UI"/>
+          <w:color w:val="5A5A5A"/>
+          <w:kern w:val="0"/>
+          <w14:ligatures w14:val="none"/>
+        </w:rPr>
+        <w:t xml:space="preserve">. </w:t>
+      </w:r>
+      <w:proofErr w:type="gramStart"/>
+      <w:r>
+        <w:rPr>
+          <w:rFonts w:ascii="Segoe UI" w:eastAsia="Times New Roman" w:hAnsi="Segoe UI" w:cs="Segoe UI"/>
+          <w:color w:val="5A5A5A"/>
+          <w:kern w:val="0"/>
+          <w14:ligatures w14:val="none"/>
+        </w:rPr>
+        <w:t>So</w:t>
+      </w:r>
+      <w:proofErr w:type="gramEnd"/>
+      <w:r>
+        <w:rPr>
+          <w:rFonts w:ascii="Segoe UI" w:eastAsia="Times New Roman" w:hAnsi="Segoe UI" w:cs="Segoe UI"/>
+          <w:color w:val="5A5A5A"/>
+          <w:kern w:val="0"/>
+          <w14:ligatures w14:val="none"/>
+        </w:rPr>
+        <w:t xml:space="preserve"> when we reach the final index and do </w:t>
+      </w:r>
+      <w:proofErr w:type="spellStart"/>
+      <w:r>
+        <w:rPr>
+          <w:rFonts w:ascii="Consolas" w:eastAsia="Times New Roman" w:hAnsi="Consolas" w:cs="Courier New"/>
+          <w:color w:val="C7254E"/>
+          <w:kern w:val="0"/>
+          <w:bdr w:val="single" w:sz="2" w:space="2" w:color="auto" w:frame="1"/>
+          <w:shd w:val="clear" w:color="auto" w:fill="F9F2F4"/>
+          <w14:ligatures w14:val="none"/>
+        </w:rPr>
+        <w:t>ans</w:t>
+      </w:r>
+      <w:proofErr w:type="spellEnd"/>
+      <w:r>
+        <w:rPr>
+          <w:rFonts w:ascii="Consolas" w:eastAsia="Times New Roman" w:hAnsi="Consolas" w:cs="Courier New"/>
+          <w:color w:val="C7254E"/>
+          <w:kern w:val="0"/>
+          <w:bdr w:val="single" w:sz="2" w:space="2" w:color="auto" w:frame="1"/>
+          <w:shd w:val="clear" w:color="auto" w:fill="F9F2F4"/>
+          <w14:ligatures w14:val="none"/>
+        </w:rPr>
+        <w:t xml:space="preserve"> += </w:t>
+      </w:r>
+      <w:proofErr w:type="gramStart"/>
+      <w:r>
+        <w:rPr>
+          <w:rFonts w:ascii="Consolas" w:eastAsia="Times New Roman" w:hAnsi="Consolas" w:cs="Courier New"/>
+          <w:color w:val="C7254E"/>
+          <w:kern w:val="0"/>
+          <w:bdr w:val="single" w:sz="2" w:space="2" w:color="auto" w:frame="1"/>
+          <w:shd w:val="clear" w:color="auto" w:fill="F9F2F4"/>
+          <w14:ligatures w14:val="none"/>
+        </w:rPr>
+        <w:t>counts[</w:t>
+      </w:r>
+      <w:proofErr w:type="spellStart"/>
+      <w:r>
+        <w:rPr>
+          <w:rFonts w:ascii="Consolas" w:eastAsia="Times New Roman" w:hAnsi="Consolas" w:cs="Courier New"/>
+          <w:color w:val="C7254E"/>
+          <w:kern w:val="0"/>
+          <w:bdr w:val="single" w:sz="2" w:space="2" w:color="auto" w:frame="1"/>
+          <w:shd w:val="clear" w:color="auto" w:fill="F9F2F4"/>
+          <w14:ligatures w14:val="none"/>
+        </w:rPr>
+        <w:t>curr</w:t>
+      </w:r>
+      <w:proofErr w:type="spellEnd"/>
+      <w:proofErr w:type="gramEnd"/>
+      <w:r>
+        <w:rPr>
+          <w:rFonts w:ascii="Consolas" w:eastAsia="Times New Roman" w:hAnsi="Consolas" w:cs="Courier New"/>
+          <w:color w:val="C7254E"/>
+          <w:kern w:val="0"/>
+          <w:bdr w:val="single" w:sz="2" w:space="2" w:color="auto" w:frame="1"/>
+          <w:shd w:val="clear" w:color="auto" w:fill="F9F2F4"/>
+          <w14:ligatures w14:val="none"/>
+        </w:rPr>
+        <w:t xml:space="preserve"> - k]</w:t>
+      </w:r>
+      <w:r>
+        <w:rPr>
+          <w:rFonts w:ascii="Segoe UI" w:eastAsia="Times New Roman" w:hAnsi="Segoe UI" w:cs="Segoe UI"/>
+          <w:color w:val="5A5A5A"/>
+          <w:kern w:val="0"/>
+          <w14:ligatures w14:val="none"/>
+        </w:rPr>
+        <w:t> = </w:t>
+      </w:r>
+      <w:proofErr w:type="spellStart"/>
+      <w:r>
+        <w:rPr>
+          <w:rFonts w:ascii="Consolas" w:eastAsia="Times New Roman" w:hAnsi="Consolas" w:cs="Courier New"/>
+          <w:color w:val="C7254E"/>
+          <w:kern w:val="0"/>
+          <w:bdr w:val="single" w:sz="2" w:space="2" w:color="auto" w:frame="1"/>
+          <w:shd w:val="clear" w:color="auto" w:fill="F9F2F4"/>
+          <w14:ligatures w14:val="none"/>
+        </w:rPr>
+        <w:t>ans</w:t>
+      </w:r>
+      <w:proofErr w:type="spellEnd"/>
+      <w:r>
+        <w:rPr>
+          <w:rFonts w:ascii="Consolas" w:eastAsia="Times New Roman" w:hAnsi="Consolas" w:cs="Courier New"/>
+          <w:color w:val="C7254E"/>
+          <w:kern w:val="0"/>
+          <w:bdr w:val="single" w:sz="2" w:space="2" w:color="auto" w:frame="1"/>
+          <w:shd w:val="clear" w:color="auto" w:fill="F9F2F4"/>
+          <w14:ligatures w14:val="none"/>
+        </w:rPr>
+        <w:t xml:space="preserve"> += </w:t>
+      </w:r>
+      <w:proofErr w:type="gramStart"/>
+      <w:r>
+        <w:rPr>
+          <w:rFonts w:ascii="Consolas" w:eastAsia="Times New Roman" w:hAnsi="Consolas" w:cs="Courier New"/>
+          <w:color w:val="C7254E"/>
+          <w:kern w:val="0"/>
+          <w:bdr w:val="single" w:sz="2" w:space="2" w:color="auto" w:frame="1"/>
+          <w:shd w:val="clear" w:color="auto" w:fill="F9F2F4"/>
+          <w14:ligatures w14:val="none"/>
+        </w:rPr>
+        <w:t>counts[</w:t>
+      </w:r>
+      <w:proofErr w:type="gramEnd"/>
+      <w:r>
+        <w:rPr>
+          <w:rFonts w:ascii="Consolas" w:eastAsia="Times New Roman" w:hAnsi="Consolas" w:cs="Courier New"/>
+          <w:color w:val="C7254E"/>
+          <w:kern w:val="0"/>
+          <w:bdr w:val="single" w:sz="2" w:space="2" w:color="auto" w:frame="1"/>
+          <w:shd w:val="clear" w:color="auto" w:fill="F9F2F4"/>
+          <w14:ligatures w14:val="none"/>
+        </w:rPr>
+        <w:t>0]</w:t>
+      </w:r>
+      <w:r>
+        <w:rPr>
+          <w:rFonts w:ascii="Segoe UI" w:eastAsia="Times New Roman" w:hAnsi="Segoe UI" w:cs="Segoe UI"/>
+          <w:color w:val="5A5A5A"/>
+          <w:kern w:val="0"/>
+          <w14:ligatures w14:val="none"/>
+        </w:rPr>
+        <w:t>, we are adding both subarrays to our answer. When there are non-positive numbers in the input, </w:t>
+      </w:r>
+      <w:r>
+        <w:rPr>
+          <w:rFonts w:ascii="Segoe UI" w:eastAsia="Times New Roman" w:hAnsi="Segoe UI" w:cs="Segoe UI"/>
+          <w:b/>
+          <w:bCs/>
+          <w:color w:val="5A5A5A"/>
+          <w:kern w:val="0"/>
+          <w:bdr w:val="single" w:sz="2" w:space="0" w:color="auto" w:frame="1"/>
+          <w14:ligatures w14:val="none"/>
+        </w:rPr>
+        <w:t>the same prefix can occur multiple times</w:t>
+      </w:r>
+      <w:r>
+        <w:rPr>
+          <w:rFonts w:ascii="Segoe UI" w:eastAsia="Times New Roman" w:hAnsi="Segoe UI" w:cs="Segoe UI"/>
+          <w:color w:val="5A5A5A"/>
+          <w:kern w:val="0"/>
+          <w14:ligatures w14:val="none"/>
+        </w:rPr>
+        <w:t>, and a hash map is needed to count the frequency.</w:t>
+      </w:r>
+    </w:p>
+    <w:p>
+      <w:pPr>
+        <w:pBdr>
+          <w:top w:val="single" w:sz="2" w:space="0" w:color="auto"/>
+          <w:left w:val="single" w:sz="2" w:space="0" w:color="auto"/>
+          <w:bottom w:val="single" w:sz="2" w:space="0" w:color="auto"/>
+          <w:right w:val="single" w:sz="2" w:space="0" w:color="auto"/>
+        </w:pBdr>
+        <w:shd w:val="clear" w:color="auto" w:fill="FFFFFF"/>
+        <w:spacing w:after="240" w:line="240" w:lineRule="auto"/>
+        <w:rPr>
+          <w:rFonts w:ascii="Segoe UI" w:eastAsia="Times New Roman" w:hAnsi="Segoe UI" w:cs="Segoe UI"/>
+          <w:color w:val="5A5A5A"/>
+          <w:kern w:val="0"/>
+          <w14:ligatures w14:val="none"/>
+        </w:rPr>
+      </w:pPr>
+      <w:r>
+        <w:rPr>
+          <w:rFonts w:ascii="Segoe UI" w:eastAsia="Times New Roman" w:hAnsi="Segoe UI" w:cs="Segoe UI"/>
+          <w:color w:val="5A5A5A"/>
+          <w:kern w:val="0"/>
+          <w14:ligatures w14:val="none"/>
+        </w:rPr>
+        <w:t>To summarize:</w:t>
+      </w:r>
+    </w:p>
+    <w:p>
+      <w:pPr>
+        <w:numPr>
+          <w:ilvl w:val="0"/>
+          <w:numId w:val="6"/>
+        </w:numPr>
+        <w:pBdr>
+          <w:top w:val="single" w:sz="2" w:space="0" w:color="auto"/>
+          <w:left w:val="single" w:sz="2" w:space="0" w:color="auto"/>
+          <w:bottom w:val="single" w:sz="2" w:space="0" w:color="auto"/>
+          <w:right w:val="single" w:sz="2" w:space="0" w:color="auto"/>
+        </w:pBdr>
+        <w:shd w:val="clear" w:color="auto" w:fill="FFFFFF"/>
+        <w:spacing w:before="100" w:beforeAutospacing="1" w:after="100" w:afterAutospacing="1" w:line="240" w:lineRule="auto"/>
+        <w:rPr>
+          <w:rFonts w:ascii="Segoe UI" w:eastAsia="Times New Roman" w:hAnsi="Segoe UI" w:cs="Segoe UI"/>
+          <w:color w:val="5A5A5A"/>
+          <w:kern w:val="0"/>
+          <w14:ligatures w14:val="none"/>
+        </w:rPr>
+      </w:pPr>
+      <w:r>
+        <w:rPr>
+          <w:rFonts w:ascii="Segoe UI" w:eastAsia="Times New Roman" w:hAnsi="Segoe UI" w:cs="Segoe UI"/>
+          <w:color w:val="5A5A5A"/>
+          <w:kern w:val="0"/>
+          <w14:ligatures w14:val="none"/>
+        </w:rPr>
+        <w:t>We use </w:t>
+      </w:r>
+      <w:proofErr w:type="spellStart"/>
+      <w:proofErr w:type="gramStart"/>
+      <w:r>
+        <w:rPr>
+          <w:rFonts w:ascii="Consolas" w:eastAsia="Times New Roman" w:hAnsi="Consolas" w:cs="Courier New"/>
+          <w:color w:val="C7254E"/>
+          <w:kern w:val="0"/>
+          <w:bdr w:val="single" w:sz="2" w:space="2" w:color="auto" w:frame="1"/>
+          <w:shd w:val="clear" w:color="auto" w:fill="F9F2F4"/>
+          <w14:ligatures w14:val="none"/>
+        </w:rPr>
+        <w:t>curr</w:t>
+      </w:r>
+      <w:proofErr w:type="spellEnd"/>
+      <w:proofErr w:type="gramEnd"/>
+      <w:r>
+        <w:rPr>
+          <w:rFonts w:ascii="Segoe UI" w:eastAsia="Times New Roman" w:hAnsi="Segoe UI" w:cs="Segoe UI"/>
+          <w:color w:val="5A5A5A"/>
+          <w:kern w:val="0"/>
+          <w14:ligatures w14:val="none"/>
+        </w:rPr>
+        <w:t> to track the prefix sum.</w:t>
+      </w:r>
+    </w:p>
+    <w:p>
+      <w:pPr>
+        <w:numPr>
+          <w:ilvl w:val="0"/>
+          <w:numId w:val="6"/>
+        </w:numPr>
+        <w:pBdr>
+          <w:top w:val="single" w:sz="2" w:space="0" w:color="auto"/>
+          <w:left w:val="single" w:sz="2" w:space="0" w:color="auto"/>
+          <w:bottom w:val="single" w:sz="2" w:space="0" w:color="auto"/>
+          <w:right w:val="single" w:sz="2" w:space="0" w:color="auto"/>
+        </w:pBdr>
+        <w:shd w:val="clear" w:color="auto" w:fill="FFFFFF"/>
+        <w:spacing w:before="100" w:beforeAutospacing="1" w:after="100" w:afterAutospacing="1" w:line="240" w:lineRule="auto"/>
+        <w:rPr>
+          <w:rFonts w:ascii="Segoe UI" w:eastAsia="Times New Roman" w:hAnsi="Segoe UI" w:cs="Segoe UI"/>
+          <w:color w:val="5A5A5A"/>
+          <w:kern w:val="0"/>
+          <w14:ligatures w14:val="none"/>
+        </w:rPr>
+      </w:pPr>
+      <w:r>
+        <w:rPr>
+          <w:rFonts w:ascii="Segoe UI" w:eastAsia="Times New Roman" w:hAnsi="Segoe UI" w:cs="Segoe UI"/>
+          <w:color w:val="5A5A5A"/>
+          <w:kern w:val="0"/>
+          <w14:ligatures w14:val="none"/>
+        </w:rPr>
+        <w:t>At any index </w:t>
+      </w:r>
+      <w:proofErr w:type="spellStart"/>
+      <w:r>
+        <w:rPr>
+          <w:rFonts w:ascii="Consolas" w:eastAsia="Times New Roman" w:hAnsi="Consolas" w:cs="Courier New"/>
+          <w:color w:val="C7254E"/>
+          <w:kern w:val="0"/>
+          <w:bdr w:val="single" w:sz="2" w:space="2" w:color="auto" w:frame="1"/>
+          <w:shd w:val="clear" w:color="auto" w:fill="F9F2F4"/>
+          <w14:ligatures w14:val="none"/>
+        </w:rPr>
+        <w:t>i</w:t>
+      </w:r>
+      <w:proofErr w:type="spellEnd"/>
+      <w:r>
+        <w:rPr>
+          <w:rFonts w:ascii="Segoe UI" w:eastAsia="Times New Roman" w:hAnsi="Segoe UI" w:cs="Segoe UI"/>
+          <w:color w:val="5A5A5A"/>
+          <w:kern w:val="0"/>
+          <w14:ligatures w14:val="none"/>
+        </w:rPr>
+        <w:t>, the sum up to </w:t>
+      </w:r>
+      <w:proofErr w:type="spellStart"/>
+      <w:r>
+        <w:rPr>
+          <w:rFonts w:ascii="Consolas" w:eastAsia="Times New Roman" w:hAnsi="Consolas" w:cs="Courier New"/>
+          <w:color w:val="C7254E"/>
+          <w:kern w:val="0"/>
+          <w:bdr w:val="single" w:sz="2" w:space="2" w:color="auto" w:frame="1"/>
+          <w:shd w:val="clear" w:color="auto" w:fill="F9F2F4"/>
+          <w14:ligatures w14:val="none"/>
+        </w:rPr>
+        <w:t>i</w:t>
+      </w:r>
+      <w:proofErr w:type="spellEnd"/>
+      <w:r>
+        <w:rPr>
+          <w:rFonts w:ascii="Segoe UI" w:eastAsia="Times New Roman" w:hAnsi="Segoe UI" w:cs="Segoe UI"/>
+          <w:color w:val="5A5A5A"/>
+          <w:kern w:val="0"/>
+          <w14:ligatures w14:val="none"/>
+        </w:rPr>
+        <w:t> is </w:t>
+      </w:r>
+      <w:proofErr w:type="spellStart"/>
+      <w:r>
+        <w:rPr>
+          <w:rFonts w:ascii="Consolas" w:eastAsia="Times New Roman" w:hAnsi="Consolas" w:cs="Courier New"/>
+          <w:color w:val="C7254E"/>
+          <w:kern w:val="0"/>
+          <w:bdr w:val="single" w:sz="2" w:space="2" w:color="auto" w:frame="1"/>
+          <w:shd w:val="clear" w:color="auto" w:fill="F9F2F4"/>
+          <w14:ligatures w14:val="none"/>
+        </w:rPr>
+        <w:t>curr</w:t>
+      </w:r>
+      <w:proofErr w:type="spellEnd"/>
+      <w:r>
+        <w:rPr>
+          <w:rFonts w:ascii="Segoe UI" w:eastAsia="Times New Roman" w:hAnsi="Segoe UI" w:cs="Segoe UI"/>
+          <w:color w:val="5A5A5A"/>
+          <w:kern w:val="0"/>
+          <w14:ligatures w14:val="none"/>
+        </w:rPr>
+        <w:t>. If there is an index </w:t>
+      </w:r>
+      <w:r>
+        <w:rPr>
+          <w:rFonts w:ascii="Consolas" w:eastAsia="Times New Roman" w:hAnsi="Consolas" w:cs="Courier New"/>
+          <w:color w:val="C7254E"/>
+          <w:kern w:val="0"/>
+          <w:bdr w:val="single" w:sz="2" w:space="2" w:color="auto" w:frame="1"/>
+          <w:shd w:val="clear" w:color="auto" w:fill="F9F2F4"/>
+          <w14:ligatures w14:val="none"/>
+        </w:rPr>
+        <w:t>j</w:t>
+      </w:r>
+      <w:r>
+        <w:rPr>
+          <w:rFonts w:ascii="Segoe UI" w:eastAsia="Times New Roman" w:hAnsi="Segoe UI" w:cs="Segoe UI"/>
+          <w:color w:val="5A5A5A"/>
+          <w:kern w:val="0"/>
+          <w14:ligatures w14:val="none"/>
+        </w:rPr>
+        <w:t> whose prefix is </w:t>
+      </w:r>
+      <w:proofErr w:type="spellStart"/>
+      <w:r>
+        <w:rPr>
+          <w:rFonts w:ascii="Consolas" w:eastAsia="Times New Roman" w:hAnsi="Consolas" w:cs="Courier New"/>
+          <w:color w:val="C7254E"/>
+          <w:kern w:val="0"/>
+          <w:bdr w:val="single" w:sz="2" w:space="2" w:color="auto" w:frame="1"/>
+          <w:shd w:val="clear" w:color="auto" w:fill="F9F2F4"/>
+          <w14:ligatures w14:val="none"/>
+        </w:rPr>
+        <w:t>curr</w:t>
+      </w:r>
+      <w:proofErr w:type="spellEnd"/>
+      <w:r>
+        <w:rPr>
+          <w:rFonts w:ascii="Consolas" w:eastAsia="Times New Roman" w:hAnsi="Consolas" w:cs="Courier New"/>
+          <w:color w:val="C7254E"/>
+          <w:kern w:val="0"/>
+          <w:bdr w:val="single" w:sz="2" w:space="2" w:color="auto" w:frame="1"/>
+          <w:shd w:val="clear" w:color="auto" w:fill="F9F2F4"/>
+          <w14:ligatures w14:val="none"/>
+        </w:rPr>
+        <w:t xml:space="preserve"> - k</w:t>
+      </w:r>
+      <w:r>
+        <w:rPr>
+          <w:rFonts w:ascii="Segoe UI" w:eastAsia="Times New Roman" w:hAnsi="Segoe UI" w:cs="Segoe UI"/>
+          <w:color w:val="5A5A5A"/>
+          <w:kern w:val="0"/>
+          <w14:ligatures w14:val="none"/>
+        </w:rPr>
+        <w:t>, then the sum of the subarray with elements from </w:t>
+      </w:r>
+      <w:r>
+        <w:rPr>
+          <w:rFonts w:ascii="Consolas" w:eastAsia="Times New Roman" w:hAnsi="Consolas" w:cs="Courier New"/>
+          <w:color w:val="C7254E"/>
+          <w:kern w:val="0"/>
+          <w:bdr w:val="single" w:sz="2" w:space="2" w:color="auto" w:frame="1"/>
+          <w:shd w:val="clear" w:color="auto" w:fill="F9F2F4"/>
+          <w14:ligatures w14:val="none"/>
+        </w:rPr>
+        <w:t>j + 1</w:t>
+      </w:r>
+      <w:r>
+        <w:rPr>
+          <w:rFonts w:ascii="Segoe UI" w:eastAsia="Times New Roman" w:hAnsi="Segoe UI" w:cs="Segoe UI"/>
+          <w:color w:val="5A5A5A"/>
+          <w:kern w:val="0"/>
+          <w14:ligatures w14:val="none"/>
+        </w:rPr>
+        <w:t> to </w:t>
+      </w:r>
+      <w:proofErr w:type="spellStart"/>
+      <w:r>
+        <w:rPr>
+          <w:rFonts w:ascii="Consolas" w:eastAsia="Times New Roman" w:hAnsi="Consolas" w:cs="Courier New"/>
+          <w:color w:val="C7254E"/>
+          <w:kern w:val="0"/>
+          <w:bdr w:val="single" w:sz="2" w:space="2" w:color="auto" w:frame="1"/>
+          <w:shd w:val="clear" w:color="auto" w:fill="F9F2F4"/>
+          <w14:ligatures w14:val="none"/>
+        </w:rPr>
+        <w:t>i</w:t>
+      </w:r>
+      <w:proofErr w:type="spellEnd"/>
+      <w:r>
+        <w:rPr>
+          <w:rFonts w:ascii="Segoe UI" w:eastAsia="Times New Roman" w:hAnsi="Segoe UI" w:cs="Segoe UI"/>
+          <w:color w:val="5A5A5A"/>
+          <w:kern w:val="0"/>
+          <w14:ligatures w14:val="none"/>
+        </w:rPr>
+        <w:t> is </w:t>
+      </w:r>
+      <w:proofErr w:type="spellStart"/>
+      <w:r>
+        <w:rPr>
+          <w:rFonts w:ascii="Consolas" w:eastAsia="Times New Roman" w:hAnsi="Consolas" w:cs="Courier New"/>
+          <w:color w:val="C7254E"/>
+          <w:kern w:val="0"/>
+          <w:bdr w:val="single" w:sz="2" w:space="2" w:color="auto" w:frame="1"/>
+          <w:shd w:val="clear" w:color="auto" w:fill="F9F2F4"/>
+          <w14:ligatures w14:val="none"/>
+        </w:rPr>
+        <w:t>curr</w:t>
+      </w:r>
+      <w:proofErr w:type="spellEnd"/>
+      <w:r>
+        <w:rPr>
+          <w:rFonts w:ascii="Consolas" w:eastAsia="Times New Roman" w:hAnsi="Consolas" w:cs="Courier New"/>
+          <w:color w:val="C7254E"/>
+          <w:kern w:val="0"/>
+          <w:bdr w:val="single" w:sz="2" w:space="2" w:color="auto" w:frame="1"/>
+          <w:shd w:val="clear" w:color="auto" w:fill="F9F2F4"/>
+          <w14:ligatures w14:val="none"/>
+        </w:rPr>
+        <w:t xml:space="preserve"> - (</w:t>
+      </w:r>
+      <w:proofErr w:type="spellStart"/>
+      <w:r>
+        <w:rPr>
+          <w:rFonts w:ascii="Consolas" w:eastAsia="Times New Roman" w:hAnsi="Consolas" w:cs="Courier New"/>
+          <w:color w:val="C7254E"/>
+          <w:kern w:val="0"/>
+          <w:bdr w:val="single" w:sz="2" w:space="2" w:color="auto" w:frame="1"/>
+          <w:shd w:val="clear" w:color="auto" w:fill="F9F2F4"/>
+          <w14:ligatures w14:val="none"/>
+        </w:rPr>
+        <w:t>curr</w:t>
+      </w:r>
+      <w:proofErr w:type="spellEnd"/>
+      <w:r>
+        <w:rPr>
+          <w:rFonts w:ascii="Consolas" w:eastAsia="Times New Roman" w:hAnsi="Consolas" w:cs="Courier New"/>
+          <w:color w:val="C7254E"/>
+          <w:kern w:val="0"/>
+          <w:bdr w:val="single" w:sz="2" w:space="2" w:color="auto" w:frame="1"/>
+          <w:shd w:val="clear" w:color="auto" w:fill="F9F2F4"/>
+          <w14:ligatures w14:val="none"/>
+        </w:rPr>
+        <w:t xml:space="preserve"> - k) = k</w:t>
+      </w:r>
+      <w:r>
+        <w:rPr>
+          <w:rFonts w:ascii="Segoe UI" w:eastAsia="Times New Roman" w:hAnsi="Segoe UI" w:cs="Segoe UI"/>
+          <w:color w:val="5A5A5A"/>
+          <w:kern w:val="0"/>
+          <w14:ligatures w14:val="none"/>
+        </w:rPr>
+        <w:t>.</w:t>
+      </w:r>
+    </w:p>
+    <w:p>
+      <w:pPr>
+        <w:numPr>
+          <w:ilvl w:val="0"/>
+          <w:numId w:val="6"/>
+        </w:numPr>
+        <w:pBdr>
+          <w:top w:val="single" w:sz="2" w:space="0" w:color="auto"/>
+          <w:left w:val="single" w:sz="2" w:space="0" w:color="auto"/>
+          <w:bottom w:val="single" w:sz="2" w:space="0" w:color="auto"/>
+          <w:right w:val="single" w:sz="2" w:space="0" w:color="auto"/>
+        </w:pBdr>
+        <w:shd w:val="clear" w:color="auto" w:fill="FFFFFF"/>
+        <w:spacing w:before="100" w:beforeAutospacing="1" w:after="100" w:afterAutospacing="1" w:line="240" w:lineRule="auto"/>
+        <w:rPr>
+          <w:rFonts w:ascii="Segoe UI" w:eastAsia="Times New Roman" w:hAnsi="Segoe UI" w:cs="Segoe UI"/>
+          <w:color w:val="5A5A5A"/>
+          <w:kern w:val="0"/>
+          <w14:ligatures w14:val="none"/>
+        </w:rPr>
+      </w:pPr>
+      <w:r>
+        <w:rPr>
+          <w:rFonts w:ascii="Segoe UI" w:eastAsia="Times New Roman" w:hAnsi="Segoe UI" w:cs="Segoe UI"/>
+          <w:color w:val="5A5A5A"/>
+          <w:kern w:val="0"/>
+          <w14:ligatures w14:val="none"/>
+        </w:rPr>
+        <w:t>Because the array can have negative numbers, the same prefix can occur multiple times. We use a hash map </w:t>
+      </w:r>
+      <w:r>
+        <w:rPr>
+          <w:rFonts w:ascii="Consolas" w:eastAsia="Times New Roman" w:hAnsi="Consolas" w:cs="Courier New"/>
+          <w:color w:val="C7254E"/>
+          <w:kern w:val="0"/>
+          <w:bdr w:val="single" w:sz="2" w:space="2" w:color="auto" w:frame="1"/>
+          <w:shd w:val="clear" w:color="auto" w:fill="F9F2F4"/>
+          <w14:ligatures w14:val="none"/>
+        </w:rPr>
+        <w:t>counts</w:t>
+      </w:r>
+      <w:r>
+        <w:rPr>
+          <w:rFonts w:ascii="Segoe UI" w:eastAsia="Times New Roman" w:hAnsi="Segoe UI" w:cs="Segoe UI"/>
+          <w:color w:val="5A5A5A"/>
+          <w:kern w:val="0"/>
+          <w14:ligatures w14:val="none"/>
+        </w:rPr>
+        <w:t> to track how many times a prefix has occurred.</w:t>
+      </w:r>
+    </w:p>
+    <w:p>
+      <w:pPr>
+        <w:numPr>
+          <w:ilvl w:val="0"/>
+          <w:numId w:val="6"/>
+        </w:numPr>
+        <w:pBdr>
+          <w:top w:val="single" w:sz="2" w:space="0" w:color="auto"/>
+          <w:left w:val="single" w:sz="2" w:space="0" w:color="auto"/>
+          <w:bottom w:val="single" w:sz="2" w:space="0" w:color="auto"/>
+          <w:right w:val="single" w:sz="2" w:space="0" w:color="auto"/>
+        </w:pBdr>
+        <w:shd w:val="clear" w:color="auto" w:fill="FFFFFF"/>
+        <w:spacing w:before="100" w:beforeAutospacing="1" w:after="100" w:afterAutospacing="1" w:line="240" w:lineRule="auto"/>
+        <w:rPr>
+          <w:rFonts w:ascii="Segoe UI" w:eastAsia="Times New Roman" w:hAnsi="Segoe UI" w:cs="Segoe UI"/>
+          <w:color w:val="5A5A5A"/>
+          <w:kern w:val="0"/>
+          <w14:ligatures w14:val="none"/>
+        </w:rPr>
+      </w:pPr>
+      <w:r>
+        <w:rPr>
+          <w:rFonts w:ascii="Segoe UI" w:eastAsia="Times New Roman" w:hAnsi="Segoe UI" w:cs="Segoe UI"/>
+          <w:color w:val="5A5A5A"/>
+          <w:kern w:val="0"/>
+          <w14:ligatures w14:val="none"/>
+        </w:rPr>
+        <w:t>At every index </w:t>
+      </w:r>
+      <w:proofErr w:type="spellStart"/>
+      <w:r>
+        <w:rPr>
+          <w:rFonts w:ascii="Consolas" w:eastAsia="Times New Roman" w:hAnsi="Consolas" w:cs="Courier New"/>
+          <w:color w:val="C7254E"/>
+          <w:kern w:val="0"/>
+          <w:bdr w:val="single" w:sz="2" w:space="2" w:color="auto" w:frame="1"/>
+          <w:shd w:val="clear" w:color="auto" w:fill="F9F2F4"/>
+          <w14:ligatures w14:val="none"/>
+        </w:rPr>
+        <w:t>i</w:t>
+      </w:r>
+      <w:proofErr w:type="spellEnd"/>
+      <w:r>
+        <w:rPr>
+          <w:rFonts w:ascii="Segoe UI" w:eastAsia="Times New Roman" w:hAnsi="Segoe UI" w:cs="Segoe UI"/>
+          <w:color w:val="5A5A5A"/>
+          <w:kern w:val="0"/>
+          <w14:ligatures w14:val="none"/>
+        </w:rPr>
+        <w:t>, the frequency of </w:t>
+      </w:r>
+      <w:proofErr w:type="spellStart"/>
+      <w:r>
+        <w:rPr>
+          <w:rFonts w:ascii="Consolas" w:eastAsia="Times New Roman" w:hAnsi="Consolas" w:cs="Courier New"/>
+          <w:color w:val="C7254E"/>
+          <w:kern w:val="0"/>
+          <w:bdr w:val="single" w:sz="2" w:space="2" w:color="auto" w:frame="1"/>
+          <w:shd w:val="clear" w:color="auto" w:fill="F9F2F4"/>
+          <w14:ligatures w14:val="none"/>
+        </w:rPr>
+        <w:t>curr</w:t>
+      </w:r>
+      <w:proofErr w:type="spellEnd"/>
+      <w:r>
+        <w:rPr>
+          <w:rFonts w:ascii="Consolas" w:eastAsia="Times New Roman" w:hAnsi="Consolas" w:cs="Courier New"/>
+          <w:color w:val="C7254E"/>
+          <w:kern w:val="0"/>
+          <w:bdr w:val="single" w:sz="2" w:space="2" w:color="auto" w:frame="1"/>
+          <w:shd w:val="clear" w:color="auto" w:fill="F9F2F4"/>
+          <w14:ligatures w14:val="none"/>
+        </w:rPr>
+        <w:t xml:space="preserve"> - k</w:t>
+      </w:r>
+      <w:r>
+        <w:rPr>
+          <w:rFonts w:ascii="Segoe UI" w:eastAsia="Times New Roman" w:hAnsi="Segoe UI" w:cs="Segoe UI"/>
+          <w:color w:val="5A5A5A"/>
+          <w:kern w:val="0"/>
+          <w14:ligatures w14:val="none"/>
+        </w:rPr>
+        <w:t> is equal to the number of subarrays whose sum is equal to </w:t>
+      </w:r>
+      <w:r>
+        <w:rPr>
+          <w:rFonts w:ascii="Consolas" w:eastAsia="Times New Roman" w:hAnsi="Consolas" w:cs="Courier New"/>
+          <w:color w:val="C7254E"/>
+          <w:kern w:val="0"/>
+          <w:bdr w:val="single" w:sz="2" w:space="2" w:color="auto" w:frame="1"/>
+          <w:shd w:val="clear" w:color="auto" w:fill="F9F2F4"/>
+          <w14:ligatures w14:val="none"/>
+        </w:rPr>
+        <w:t>k</w:t>
+      </w:r>
+      <w:r>
+        <w:rPr>
+          <w:rFonts w:ascii="Segoe UI" w:eastAsia="Times New Roman" w:hAnsi="Segoe UI" w:cs="Segoe UI"/>
+          <w:color w:val="5A5A5A"/>
+          <w:kern w:val="0"/>
+          <w14:ligatures w14:val="none"/>
+        </w:rPr>
+        <w:t> that end at </w:t>
+      </w:r>
+      <w:proofErr w:type="spellStart"/>
+      <w:r>
+        <w:rPr>
+          <w:rFonts w:ascii="Consolas" w:eastAsia="Times New Roman" w:hAnsi="Consolas" w:cs="Courier New"/>
+          <w:color w:val="C7254E"/>
+          <w:kern w:val="0"/>
+          <w:bdr w:val="single" w:sz="2" w:space="2" w:color="auto" w:frame="1"/>
+          <w:shd w:val="clear" w:color="auto" w:fill="F9F2F4"/>
+          <w14:ligatures w14:val="none"/>
+        </w:rPr>
+        <w:t>i</w:t>
+      </w:r>
+      <w:proofErr w:type="spellEnd"/>
+      <w:r>
+        <w:rPr>
+          <w:rFonts w:ascii="Segoe UI" w:eastAsia="Times New Roman" w:hAnsi="Segoe UI" w:cs="Segoe UI"/>
+          <w:color w:val="5A5A5A"/>
+          <w:kern w:val="0"/>
+          <w14:ligatures w14:val="none"/>
+        </w:rPr>
+        <w:t>. Add it to the answer.</w:t>
+      </w:r>
+    </w:p>
+    <w:p>
+      <w:pPr>
+        <w:pBdr>
+          <w:top w:val="single" w:sz="2" w:space="0" w:color="auto"/>
+          <w:left w:val="single" w:sz="2" w:space="0" w:color="auto"/>
+          <w:bottom w:val="single" w:sz="2" w:space="0" w:color="auto"/>
+          <w:right w:val="single" w:sz="2" w:space="0" w:color="auto"/>
+        </w:pBdr>
+        <w:shd w:val="clear" w:color="auto" w:fill="FFFFFF"/>
+        <w:spacing w:after="240" w:line="240" w:lineRule="auto"/>
+        <w:rPr>
+          <w:rFonts w:ascii="Segoe UI" w:eastAsia="Times New Roman" w:hAnsi="Segoe UI" w:cs="Segoe UI"/>
+          <w:color w:val="5A5A5A"/>
+          <w:kern w:val="0"/>
+          <w14:ligatures w14:val="none"/>
+        </w:rPr>
+      </w:pPr>
+      <w:r>
+        <w:rPr>
+          <w:rFonts w:ascii="Segoe UI" w:eastAsia="Times New Roman" w:hAnsi="Segoe UI" w:cs="Segoe UI"/>
+          <w:color w:val="5A5A5A"/>
+          <w:kern w:val="0"/>
+          <w14:ligatures w14:val="none"/>
+        </w:rPr>
+        <w:t>The time and space complexity of this algorithm are both </w:t>
+      </w:r>
+      <m:oMath>
+        <m:r>
+          <w:rPr>
+            <w:rFonts w:ascii="Cambria Math" w:eastAsia="Times New Roman" w:hAnsi="Cambria Math" w:cs="Times New Roman"/>
+            <w:kern w:val="0"/>
+            <w14:ligatures w14:val="none"/>
+          </w:rPr>
+          <m:t>O</m:t>
+        </m:r>
+        <m:d>
+          <m:dPr>
+            <m:ctrlPr>
+              <w:rPr>
+                <w:rFonts w:ascii="Cambria Math" w:eastAsia="Times New Roman" w:hAnsi="Cambria Math" w:cs="Times New Roman"/>
+                <w:kern w:val="0"/>
+                <w14:ligatures w14:val="none"/>
+              </w:rPr>
+            </m:ctrlPr>
+          </m:dPr>
+          <m:e>
+            <m:r>
+              <w:rPr>
+                <w:rFonts w:ascii="Cambria Math" w:eastAsia="Times New Roman" w:hAnsi="Cambria Math" w:cs="Times New Roman"/>
+                <w:kern w:val="0"/>
+                <w14:ligatures w14:val="none"/>
+              </w:rPr>
+              <m:t>n</m:t>
+            </m:r>
+          </m:e>
+        </m:d>
+      </m:oMath>
+      <w:r>
+        <w:rPr>
+          <w:rFonts w:ascii="Segoe UI" w:eastAsia="Times New Roman" w:hAnsi="Segoe UI" w:cs="Segoe UI"/>
+          <w:color w:val="5A5A5A"/>
+          <w:kern w:val="0"/>
+          <w14:ligatures w14:val="none"/>
+        </w:rPr>
+        <w:t>, where </w:t>
+      </w:r>
+      <m:oMath>
+        <m:r>
+          <w:rPr>
+            <w:rFonts w:ascii="Cambria Math" w:eastAsia="Times New Roman" w:hAnsi="Cambria Math" w:cs="Times New Roman"/>
+            <w:kern w:val="0"/>
+            <w14:ligatures w14:val="none"/>
+          </w:rPr>
+          <m:t>n</m:t>
+        </m:r>
+      </m:oMath>
+      <w:r>
+        <w:rPr>
+          <w:rFonts w:ascii="Segoe UI" w:eastAsia="Times New Roman" w:hAnsi="Segoe UI" w:cs="Segoe UI"/>
+          <w:color w:val="5A5A5A"/>
+          <w:kern w:val="0"/>
+          <w14:ligatures w14:val="none"/>
+        </w:rPr>
+        <w:t> is the length of </w:t>
+      </w:r>
+      <w:proofErr w:type="spellStart"/>
+      <w:r>
+        <w:rPr>
+          <w:rFonts w:ascii="Consolas" w:eastAsia="Times New Roman" w:hAnsi="Consolas" w:cs="Courier New"/>
+          <w:color w:val="C7254E"/>
+          <w:kern w:val="0"/>
+          <w:bdr w:val="single" w:sz="2" w:space="2" w:color="auto" w:frame="1"/>
+          <w:shd w:val="clear" w:color="auto" w:fill="F9F2F4"/>
+          <w14:ligatures w14:val="none"/>
+        </w:rPr>
+        <w:t>nums</w:t>
+      </w:r>
+      <w:proofErr w:type="spellEnd"/>
+      <w:r>
+        <w:rPr>
+          <w:rFonts w:ascii="Segoe UI" w:eastAsia="Times New Roman" w:hAnsi="Segoe UI" w:cs="Segoe UI"/>
+          <w:color w:val="5A5A5A"/>
+          <w:kern w:val="0"/>
+          <w14:ligatures w14:val="none"/>
+        </w:rPr>
+        <w:t xml:space="preserve">. </w:t>
+      </w:r>
+      <w:proofErr w:type="gramStart"/>
+      <w:r>
+        <w:rPr>
+          <w:rFonts w:ascii="Segoe UI" w:eastAsia="Times New Roman" w:hAnsi="Segoe UI" w:cs="Segoe UI"/>
+          <w:color w:val="5A5A5A"/>
+          <w:kern w:val="0"/>
+          <w14:ligatures w14:val="none"/>
+        </w:rPr>
+        <w:t>Each for</w:t>
+      </w:r>
+      <w:proofErr w:type="gramEnd"/>
+      <w:r>
+        <w:rPr>
+          <w:rFonts w:ascii="Segoe UI" w:eastAsia="Times New Roman" w:hAnsi="Segoe UI" w:cs="Segoe UI"/>
+          <w:color w:val="5A5A5A"/>
+          <w:kern w:val="0"/>
+          <w14:ligatures w14:val="none"/>
+        </w:rPr>
+        <w:t xml:space="preserve"> loop iteration runs in constant time and the hash map can grow to a size of </w:t>
+      </w:r>
+      <m:oMath>
+        <m:r>
+          <w:rPr>
+            <w:rFonts w:ascii="Cambria Math" w:eastAsia="Times New Roman" w:hAnsi="Cambria Math" w:cs="Times New Roman"/>
+            <w:kern w:val="0"/>
+            <w14:ligatures w14:val="none"/>
+          </w:rPr>
+          <m:t>n</m:t>
+        </m:r>
+      </m:oMath>
+      <w:r>
+        <w:rPr>
+          <w:rFonts w:ascii="Segoe UI" w:eastAsia="Times New Roman" w:hAnsi="Segoe UI" w:cs="Segoe UI"/>
+          <w:color w:val="5A5A5A"/>
+          <w:kern w:val="0"/>
+          <w14:ligatures w14:val="none"/>
+        </w:rPr>
+        <w:t> elements.</w:t>
+      </w:r>
+    </w:p>
+    <w:p>
+      <w:pPr>
+        <w:shd w:val="clear" w:color="auto" w:fill="FFFFFF"/>
+        <w:spacing w:before="150" w:after="150" w:line="240" w:lineRule="auto"/>
+        <w:rPr>
+          <w:rFonts w:ascii="Segoe UI" w:eastAsia="Times New Roman" w:hAnsi="Segoe UI" w:cs="Segoe UI"/>
+          <w:kern w:val="0"/>
+          <w14:ligatures w14:val="none"/>
+        </w:rPr>
+      </w:pPr>
+      <w:r>
+        <w:rPr>
+          <w:rFonts w:ascii="Segoe UI" w:eastAsia="Times New Roman" w:hAnsi="Segoe UI" w:cs="Segoe UI"/>
+          <w:kern w:val="0"/>
+          <w14:ligatures w14:val="none"/>
+        </w:rPr>
+        <w:pict w14:anchorId="1AB15B20">
+          <v:rect id="_x0000_i1029" style="width:0;height:.75pt" o:hralign="center" o:hrstd="t" o:hr="t" fillcolor="#a0a0a0" stroked="f"/>
+        </w:pict>
+      </w:r>
+    </w:p>
+    <w:p>
+      <w:pPr>
+        <w:pBdr>
+          <w:top w:val="single" w:sz="2" w:space="0" w:color="auto"/>
+          <w:left w:val="single" w:sz="2" w:space="0" w:color="auto"/>
+          <w:bottom w:val="single" w:sz="2" w:space="0" w:color="auto"/>
+          <w:right w:val="single" w:sz="2" w:space="0" w:color="auto"/>
+        </w:pBdr>
+        <w:shd w:val="clear" w:color="auto" w:fill="F5F5F5"/>
+        <w:spacing w:after="240" w:line="240" w:lineRule="auto"/>
+        <w:rPr>
+          <w:rFonts w:ascii="Segoe UI" w:eastAsia="Times New Roman" w:hAnsi="Segoe UI" w:cs="Segoe UI"/>
+          <w:color w:val="5A5A5A"/>
+          <w:kern w:val="0"/>
+          <w14:ligatures w14:val="none"/>
+        </w:rPr>
+      </w:pPr>
+      <w:r>
+        <w:rPr>
+          <w:rFonts w:ascii="Segoe UI" w:eastAsia="Times New Roman" w:hAnsi="Segoe UI" w:cs="Segoe UI"/>
+          <w:color w:val="5A5A5A"/>
+          <w:kern w:val="0"/>
+          <w14:ligatures w14:val="none"/>
+        </w:rPr>
+        <w:lastRenderedPageBreak/>
+        <w:t>Example 5: </w:t>
+      </w:r>
+      <w:hyperlink r:id="rId17" w:tgtFrame="_blank" w:history="1">
+        <w:r>
+          <w:rPr>
+            <w:rFonts w:ascii="Segoe UI" w:eastAsia="Times New Roman" w:hAnsi="Segoe UI" w:cs="Segoe UI"/>
+            <w:color w:val="1890FF"/>
+            <w:kern w:val="0"/>
+            <w:bdr w:val="single" w:sz="2" w:space="0" w:color="auto" w:frame="1"/>
+            <w14:ligatures w14:val="none"/>
+          </w:rPr>
+          <w:t>1248. Count Number of Nice Subarrays</w:t>
+        </w:r>
+      </w:hyperlink>
+    </w:p>
+    <w:p>
+      <w:pPr>
+        <w:pBdr>
+          <w:top w:val="single" w:sz="2" w:space="0" w:color="auto"/>
+          <w:left w:val="single" w:sz="2" w:space="0" w:color="auto"/>
+          <w:bottom w:val="single" w:sz="2" w:space="0" w:color="auto"/>
+          <w:right w:val="single" w:sz="2" w:space="0" w:color="auto"/>
+        </w:pBdr>
+        <w:shd w:val="clear" w:color="auto" w:fill="F5F5F5"/>
+        <w:spacing w:after="240" w:line="240" w:lineRule="auto"/>
+        <w:rPr>
+          <w:rFonts w:ascii="Segoe UI" w:eastAsia="Times New Roman" w:hAnsi="Segoe UI" w:cs="Segoe UI"/>
+          <w:color w:val="5A5A5A"/>
+          <w:kern w:val="0"/>
+          <w14:ligatures w14:val="none"/>
+        </w:rPr>
+      </w:pPr>
+      <w:r>
+        <w:rPr>
+          <w:rFonts w:ascii="Segoe UI" w:eastAsia="Times New Roman" w:hAnsi="Segoe UI" w:cs="Segoe UI"/>
+          <w:color w:val="5A5A5A"/>
+          <w:kern w:val="0"/>
+          <w14:ligatures w14:val="none"/>
+        </w:rPr>
+        <w:t>Given an array of positive integers </w:t>
+      </w:r>
+      <w:proofErr w:type="spellStart"/>
+      <w:r>
+        <w:rPr>
+          <w:rFonts w:ascii="Consolas" w:eastAsia="Times New Roman" w:hAnsi="Consolas" w:cs="Courier New"/>
+          <w:color w:val="C7254E"/>
+          <w:kern w:val="0"/>
+          <w:bdr w:val="single" w:sz="2" w:space="2" w:color="auto" w:frame="1"/>
+          <w:shd w:val="clear" w:color="auto" w:fill="F9F2F4"/>
+          <w14:ligatures w14:val="none"/>
+        </w:rPr>
+        <w:t>nums</w:t>
+      </w:r>
+      <w:proofErr w:type="spellEnd"/>
+      <w:r>
+        <w:rPr>
+          <w:rFonts w:ascii="Segoe UI" w:eastAsia="Times New Roman" w:hAnsi="Segoe UI" w:cs="Segoe UI"/>
+          <w:color w:val="5A5A5A"/>
+          <w:kern w:val="0"/>
+          <w14:ligatures w14:val="none"/>
+        </w:rPr>
+        <w:t> and an integer </w:t>
+      </w:r>
+      <w:r>
+        <w:rPr>
+          <w:rFonts w:ascii="Consolas" w:eastAsia="Times New Roman" w:hAnsi="Consolas" w:cs="Courier New"/>
+          <w:color w:val="C7254E"/>
+          <w:kern w:val="0"/>
+          <w:bdr w:val="single" w:sz="2" w:space="2" w:color="auto" w:frame="1"/>
+          <w:shd w:val="clear" w:color="auto" w:fill="F9F2F4"/>
+          <w14:ligatures w14:val="none"/>
+        </w:rPr>
+        <w:t>k</w:t>
+      </w:r>
+      <w:r>
+        <w:rPr>
+          <w:rFonts w:ascii="Segoe UI" w:eastAsia="Times New Roman" w:hAnsi="Segoe UI" w:cs="Segoe UI"/>
+          <w:color w:val="5A5A5A"/>
+          <w:kern w:val="0"/>
+          <w14:ligatures w14:val="none"/>
+        </w:rPr>
+        <w:t>. Find the number of subarrays with exactly </w:t>
+      </w:r>
+      <w:r>
+        <w:rPr>
+          <w:rFonts w:ascii="Consolas" w:eastAsia="Times New Roman" w:hAnsi="Consolas" w:cs="Courier New"/>
+          <w:color w:val="C7254E"/>
+          <w:kern w:val="0"/>
+          <w:bdr w:val="single" w:sz="2" w:space="2" w:color="auto" w:frame="1"/>
+          <w:shd w:val="clear" w:color="auto" w:fill="F9F2F4"/>
+          <w14:ligatures w14:val="none"/>
+        </w:rPr>
+        <w:t>k</w:t>
+      </w:r>
+      <w:r>
+        <w:rPr>
+          <w:rFonts w:ascii="Segoe UI" w:eastAsia="Times New Roman" w:hAnsi="Segoe UI" w:cs="Segoe UI"/>
+          <w:color w:val="5A5A5A"/>
+          <w:kern w:val="0"/>
+          <w14:ligatures w14:val="none"/>
+        </w:rPr>
+        <w:t> odd numbers in them.</w:t>
+      </w:r>
+    </w:p>
+    <w:p>
+      <w:pPr>
+        <w:pBdr>
+          <w:top w:val="single" w:sz="2" w:space="0" w:color="auto"/>
+          <w:left w:val="single" w:sz="2" w:space="0" w:color="auto"/>
+          <w:bottom w:val="single" w:sz="2" w:space="0" w:color="auto"/>
+          <w:right w:val="single" w:sz="2" w:space="0" w:color="auto"/>
+        </w:pBdr>
+        <w:shd w:val="clear" w:color="auto" w:fill="F5F5F5"/>
+        <w:spacing w:after="0" w:line="240" w:lineRule="auto"/>
+        <w:rPr>
+          <w:rFonts w:ascii="Segoe UI" w:eastAsia="Times New Roman" w:hAnsi="Segoe UI" w:cs="Segoe UI"/>
+          <w:color w:val="5A5A5A"/>
+          <w:kern w:val="0"/>
+          <w14:ligatures w14:val="none"/>
+        </w:rPr>
+      </w:pPr>
+      <w:r>
+        <w:rPr>
+          <w:rFonts w:ascii="Segoe UI" w:eastAsia="Times New Roman" w:hAnsi="Segoe UI" w:cs="Segoe UI"/>
+          <w:color w:val="5A5A5A"/>
+          <w:kern w:val="0"/>
+          <w14:ligatures w14:val="none"/>
+        </w:rPr>
+        <w:t>For example, given </w:t>
+      </w:r>
+      <w:proofErr w:type="spellStart"/>
+      <w:r>
+        <w:rPr>
+          <w:rFonts w:ascii="Consolas" w:eastAsia="Times New Roman" w:hAnsi="Consolas" w:cs="Courier New"/>
+          <w:color w:val="C7254E"/>
+          <w:kern w:val="0"/>
+          <w:bdr w:val="single" w:sz="2" w:space="2" w:color="auto" w:frame="1"/>
+          <w:shd w:val="clear" w:color="auto" w:fill="F9F2F4"/>
+          <w14:ligatures w14:val="none"/>
+        </w:rPr>
+        <w:t>nums</w:t>
+      </w:r>
+      <w:proofErr w:type="spellEnd"/>
+      <w:r>
+        <w:rPr>
+          <w:rFonts w:ascii="Consolas" w:eastAsia="Times New Roman" w:hAnsi="Consolas" w:cs="Courier New"/>
+          <w:color w:val="C7254E"/>
+          <w:kern w:val="0"/>
+          <w:bdr w:val="single" w:sz="2" w:space="2" w:color="auto" w:frame="1"/>
+          <w:shd w:val="clear" w:color="auto" w:fill="F9F2F4"/>
+          <w14:ligatures w14:val="none"/>
+        </w:rPr>
+        <w:t xml:space="preserve"> = [1, 1, </w:t>
+      </w:r>
+      <w:proofErr w:type="gramStart"/>
+      <w:r>
+        <w:rPr>
+          <w:rFonts w:ascii="Consolas" w:eastAsia="Times New Roman" w:hAnsi="Consolas" w:cs="Courier New"/>
+          <w:color w:val="C7254E"/>
+          <w:kern w:val="0"/>
+          <w:bdr w:val="single" w:sz="2" w:space="2" w:color="auto" w:frame="1"/>
+          <w:shd w:val="clear" w:color="auto" w:fill="F9F2F4"/>
+          <w14:ligatures w14:val="none"/>
+        </w:rPr>
+        <w:t>2, 1</w:t>
+      </w:r>
+      <w:proofErr w:type="gramEnd"/>
+      <w:r>
+        <w:rPr>
+          <w:rFonts w:ascii="Consolas" w:eastAsia="Times New Roman" w:hAnsi="Consolas" w:cs="Courier New"/>
+          <w:color w:val="C7254E"/>
+          <w:kern w:val="0"/>
+          <w:bdr w:val="single" w:sz="2" w:space="2" w:color="auto" w:frame="1"/>
+          <w:shd w:val="clear" w:color="auto" w:fill="F9F2F4"/>
+          <w14:ligatures w14:val="none"/>
+        </w:rPr>
+        <w:t>, 1], k = 3</w:t>
+      </w:r>
+      <w:r>
+        <w:rPr>
+          <w:rFonts w:ascii="Segoe UI" w:eastAsia="Times New Roman" w:hAnsi="Segoe UI" w:cs="Segoe UI"/>
+          <w:color w:val="5A5A5A"/>
+          <w:kern w:val="0"/>
+          <w14:ligatures w14:val="none"/>
+        </w:rPr>
+        <w:t>, the answer is </w:t>
+      </w:r>
+      <w:r>
+        <w:rPr>
+          <w:rFonts w:ascii="Consolas" w:eastAsia="Times New Roman" w:hAnsi="Consolas" w:cs="Courier New"/>
+          <w:color w:val="C7254E"/>
+          <w:kern w:val="0"/>
+          <w:bdr w:val="single" w:sz="2" w:space="2" w:color="auto" w:frame="1"/>
+          <w:shd w:val="clear" w:color="auto" w:fill="F9F2F4"/>
+          <w14:ligatures w14:val="none"/>
+        </w:rPr>
+        <w:t>2</w:t>
+      </w:r>
+      <w:r>
+        <w:rPr>
+          <w:rFonts w:ascii="Segoe UI" w:eastAsia="Times New Roman" w:hAnsi="Segoe UI" w:cs="Segoe UI"/>
+          <w:color w:val="5A5A5A"/>
+          <w:kern w:val="0"/>
+          <w14:ligatures w14:val="none"/>
+        </w:rPr>
+        <w:t>. The subarrays with </w:t>
+      </w:r>
+      <w:r>
+        <w:rPr>
+          <w:rFonts w:ascii="Consolas" w:eastAsia="Times New Roman" w:hAnsi="Consolas" w:cs="Courier New"/>
+          <w:color w:val="C7254E"/>
+          <w:kern w:val="0"/>
+          <w:bdr w:val="single" w:sz="2" w:space="2" w:color="auto" w:frame="1"/>
+          <w:shd w:val="clear" w:color="auto" w:fill="F9F2F4"/>
+          <w14:ligatures w14:val="none"/>
+        </w:rPr>
+        <w:t>3</w:t>
+      </w:r>
+      <w:r>
+        <w:rPr>
+          <w:rFonts w:ascii="Segoe UI" w:eastAsia="Times New Roman" w:hAnsi="Segoe UI" w:cs="Segoe UI"/>
+          <w:color w:val="5A5A5A"/>
+          <w:kern w:val="0"/>
+          <w14:ligatures w14:val="none"/>
+        </w:rPr>
+        <w:t> odd numbers in them are </w:t>
+      </w:r>
+      <w:r>
+        <w:rPr>
+          <w:rFonts w:ascii="Consolas" w:eastAsia="Times New Roman" w:hAnsi="Consolas" w:cs="Courier New"/>
+          <w:color w:val="C7254E"/>
+          <w:kern w:val="0"/>
+          <w:bdr w:val="single" w:sz="2" w:space="2" w:color="auto" w:frame="1"/>
+          <w:shd w:val="clear" w:color="auto" w:fill="F9F2F4"/>
+          <w14:ligatures w14:val="none"/>
+        </w:rPr>
+        <w:t>[</w:t>
+      </w:r>
+      <w:r>
+        <w:rPr>
+          <w:rFonts w:ascii="Consolas" w:eastAsia="Times New Roman" w:hAnsi="Consolas" w:cs="Courier New"/>
+          <w:color w:val="C7254E"/>
+          <w:kern w:val="0"/>
+          <w:u w:val="single"/>
+          <w:bdr w:val="single" w:sz="2" w:space="0" w:color="auto" w:frame="1"/>
+          <w:shd w:val="clear" w:color="auto" w:fill="F9F2F4"/>
+          <w14:ligatures w14:val="none"/>
+        </w:rPr>
+        <w:t xml:space="preserve">1, </w:t>
+      </w:r>
+      <w:proofErr w:type="gramStart"/>
+      <w:r>
+        <w:rPr>
+          <w:rFonts w:ascii="Consolas" w:eastAsia="Times New Roman" w:hAnsi="Consolas" w:cs="Courier New"/>
+          <w:color w:val="C7254E"/>
+          <w:kern w:val="0"/>
+          <w:u w:val="single"/>
+          <w:bdr w:val="single" w:sz="2" w:space="0" w:color="auto" w:frame="1"/>
+          <w:shd w:val="clear" w:color="auto" w:fill="F9F2F4"/>
+          <w14:ligatures w14:val="none"/>
+        </w:rPr>
+        <w:t>1, 2</w:t>
+      </w:r>
+      <w:proofErr w:type="gramEnd"/>
+      <w:r>
+        <w:rPr>
+          <w:rFonts w:ascii="Consolas" w:eastAsia="Times New Roman" w:hAnsi="Consolas" w:cs="Courier New"/>
+          <w:color w:val="C7254E"/>
+          <w:kern w:val="0"/>
+          <w:u w:val="single"/>
+          <w:bdr w:val="single" w:sz="2" w:space="0" w:color="auto" w:frame="1"/>
+          <w:shd w:val="clear" w:color="auto" w:fill="F9F2F4"/>
+          <w14:ligatures w14:val="none"/>
+        </w:rPr>
+        <w:t>, 1</w:t>
+      </w:r>
+      <w:r>
+        <w:rPr>
+          <w:rFonts w:ascii="Consolas" w:eastAsia="Times New Roman" w:hAnsi="Consolas" w:cs="Courier New"/>
+          <w:color w:val="C7254E"/>
+          <w:kern w:val="0"/>
+          <w:bdr w:val="single" w:sz="2" w:space="2" w:color="auto" w:frame="1"/>
+          <w:shd w:val="clear" w:color="auto" w:fill="F9F2F4"/>
+          <w14:ligatures w14:val="none"/>
+        </w:rPr>
+        <w:t>, 1]</w:t>
+      </w:r>
+      <w:r>
+        <w:rPr>
+          <w:rFonts w:ascii="Segoe UI" w:eastAsia="Times New Roman" w:hAnsi="Segoe UI" w:cs="Segoe UI"/>
+          <w:color w:val="5A5A5A"/>
+          <w:kern w:val="0"/>
+          <w14:ligatures w14:val="none"/>
+        </w:rPr>
+        <w:t> and </w:t>
+      </w:r>
+      <w:r>
+        <w:rPr>
+          <w:rFonts w:ascii="Consolas" w:eastAsia="Times New Roman" w:hAnsi="Consolas" w:cs="Courier New"/>
+          <w:color w:val="C7254E"/>
+          <w:kern w:val="0"/>
+          <w:bdr w:val="single" w:sz="2" w:space="2" w:color="auto" w:frame="1"/>
+          <w:shd w:val="clear" w:color="auto" w:fill="F9F2F4"/>
+          <w14:ligatures w14:val="none"/>
+        </w:rPr>
+        <w:t>[1, </w:t>
+      </w:r>
+      <w:r>
+        <w:rPr>
+          <w:rFonts w:ascii="Consolas" w:eastAsia="Times New Roman" w:hAnsi="Consolas" w:cs="Courier New"/>
+          <w:color w:val="C7254E"/>
+          <w:kern w:val="0"/>
+          <w:u w:val="single"/>
+          <w:bdr w:val="single" w:sz="2" w:space="0" w:color="auto" w:frame="1"/>
+          <w:shd w:val="clear" w:color="auto" w:fill="F9F2F4"/>
+          <w14:ligatures w14:val="none"/>
+        </w:rPr>
+        <w:t>1, 2, 1, 1</w:t>
+      </w:r>
+      <w:r>
+        <w:rPr>
+          <w:rFonts w:ascii="Consolas" w:eastAsia="Times New Roman" w:hAnsi="Consolas" w:cs="Courier New"/>
+          <w:color w:val="C7254E"/>
+          <w:kern w:val="0"/>
+          <w:bdr w:val="single" w:sz="2" w:space="2" w:color="auto" w:frame="1"/>
+          <w:shd w:val="clear" w:color="auto" w:fill="F9F2F4"/>
+          <w14:ligatures w14:val="none"/>
+        </w:rPr>
+        <w:t>]</w:t>
+      </w:r>
+      <w:r>
+        <w:rPr>
+          <w:rFonts w:ascii="Segoe UI" w:eastAsia="Times New Roman" w:hAnsi="Segoe UI" w:cs="Segoe UI"/>
+          <w:color w:val="5A5A5A"/>
+          <w:kern w:val="0"/>
+          <w14:ligatures w14:val="none"/>
+        </w:rPr>
+        <w:t>.</w:t>
+      </w:r>
+    </w:p>
+    <w:p>
+      <w:pPr>
+        <w:pBdr>
+          <w:top w:val="single" w:sz="2" w:space="0" w:color="auto"/>
+          <w:left w:val="single" w:sz="2" w:space="0" w:color="auto"/>
+          <w:bottom w:val="single" w:sz="2" w:space="0" w:color="auto"/>
+          <w:right w:val="single" w:sz="2" w:space="0" w:color="auto"/>
+        </w:pBdr>
+        <w:shd w:val="clear" w:color="auto" w:fill="FFFFFF"/>
+        <w:spacing w:after="240" w:line="240" w:lineRule="auto"/>
+        <w:rPr>
+          <w:rFonts w:ascii="Segoe UI" w:eastAsia="Times New Roman" w:hAnsi="Segoe UI" w:cs="Segoe UI"/>
+          <w:color w:val="5A5A5A"/>
+          <w:kern w:val="0"/>
+          <w14:ligatures w14:val="none"/>
+        </w:rPr>
+      </w:pPr>
+      <w:r>
+        <w:rPr>
+          <w:rFonts w:ascii="Segoe UI" w:eastAsia="Times New Roman" w:hAnsi="Segoe UI" w:cs="Segoe UI"/>
+          <w:color w:val="5A5A5A"/>
+          <w:kern w:val="0"/>
+          <w14:ligatures w14:val="none"/>
+        </w:rPr>
+        <w:t>In the previous example, the constraint metric was a sum, so we had </w:t>
+      </w:r>
+      <w:proofErr w:type="spellStart"/>
+      <w:proofErr w:type="gramStart"/>
+      <w:r>
+        <w:rPr>
+          <w:rFonts w:ascii="Consolas" w:eastAsia="Times New Roman" w:hAnsi="Consolas" w:cs="Courier New"/>
+          <w:color w:val="C7254E"/>
+          <w:kern w:val="0"/>
+          <w:bdr w:val="single" w:sz="2" w:space="2" w:color="auto" w:frame="1"/>
+          <w:shd w:val="clear" w:color="auto" w:fill="F9F2F4"/>
+          <w14:ligatures w14:val="none"/>
+        </w:rPr>
+        <w:t>curr</w:t>
+      </w:r>
+      <w:proofErr w:type="spellEnd"/>
+      <w:proofErr w:type="gramEnd"/>
+      <w:r>
+        <w:rPr>
+          <w:rFonts w:ascii="Segoe UI" w:eastAsia="Times New Roman" w:hAnsi="Segoe UI" w:cs="Segoe UI"/>
+          <w:color w:val="5A5A5A"/>
+          <w:kern w:val="0"/>
+          <w14:ligatures w14:val="none"/>
+        </w:rPr>
+        <w:t> record a prefix sum. In this problem, the constraint metric is </w:t>
+      </w:r>
+      <w:r>
+        <w:rPr>
+          <w:rFonts w:ascii="Segoe UI" w:eastAsia="Times New Roman" w:hAnsi="Segoe UI" w:cs="Segoe UI"/>
+          <w:b/>
+          <w:bCs/>
+          <w:color w:val="5A5A5A"/>
+          <w:kern w:val="0"/>
+          <w:bdr w:val="single" w:sz="2" w:space="0" w:color="auto" w:frame="1"/>
+          <w14:ligatures w14:val="none"/>
+        </w:rPr>
+        <w:t>odd number count</w:t>
+      </w:r>
+      <w:r>
+        <w:rPr>
+          <w:rFonts w:ascii="Segoe UI" w:eastAsia="Times New Roman" w:hAnsi="Segoe UI" w:cs="Segoe UI"/>
+          <w:color w:val="5A5A5A"/>
+          <w:kern w:val="0"/>
+          <w14:ligatures w14:val="none"/>
+        </w:rPr>
+        <w:t>. Therefore, let's have </w:t>
+      </w:r>
+      <w:proofErr w:type="spellStart"/>
+      <w:r>
+        <w:rPr>
+          <w:rFonts w:ascii="Consolas" w:eastAsia="Times New Roman" w:hAnsi="Consolas" w:cs="Courier New"/>
+          <w:color w:val="C7254E"/>
+          <w:kern w:val="0"/>
+          <w:bdr w:val="single" w:sz="2" w:space="2" w:color="auto" w:frame="1"/>
+          <w:shd w:val="clear" w:color="auto" w:fill="F9F2F4"/>
+          <w14:ligatures w14:val="none"/>
+        </w:rPr>
+        <w:t>curr</w:t>
+      </w:r>
+      <w:proofErr w:type="spellEnd"/>
+      <w:r>
+        <w:rPr>
+          <w:rFonts w:ascii="Segoe UI" w:eastAsia="Times New Roman" w:hAnsi="Segoe UI" w:cs="Segoe UI"/>
+          <w:color w:val="5A5A5A"/>
+          <w:kern w:val="0"/>
+          <w14:ligatures w14:val="none"/>
+        </w:rPr>
+        <w:t> </w:t>
+      </w:r>
+      <w:proofErr w:type="gramStart"/>
+      <w:r>
+        <w:rPr>
+          <w:rFonts w:ascii="Segoe UI" w:eastAsia="Times New Roman" w:hAnsi="Segoe UI" w:cs="Segoe UI"/>
+          <w:color w:val="5A5A5A"/>
+          <w:kern w:val="0"/>
+          <w14:ligatures w14:val="none"/>
+        </w:rPr>
+        <w:t>track</w:t>
+      </w:r>
+      <w:proofErr w:type="gramEnd"/>
+      <w:r>
+        <w:rPr>
+          <w:rFonts w:ascii="Segoe UI" w:eastAsia="Times New Roman" w:hAnsi="Segoe UI" w:cs="Segoe UI"/>
+          <w:color w:val="5A5A5A"/>
+          <w:kern w:val="0"/>
+          <w14:ligatures w14:val="none"/>
+        </w:rPr>
+        <w:t xml:space="preserve"> the count of odd numbers. At every element, we can query </w:t>
+      </w:r>
+      <w:proofErr w:type="spellStart"/>
+      <w:r>
+        <w:rPr>
+          <w:rFonts w:ascii="Consolas" w:eastAsia="Times New Roman" w:hAnsi="Consolas" w:cs="Courier New"/>
+          <w:color w:val="C7254E"/>
+          <w:kern w:val="0"/>
+          <w:bdr w:val="single" w:sz="2" w:space="2" w:color="auto" w:frame="1"/>
+          <w:shd w:val="clear" w:color="auto" w:fill="F9F2F4"/>
+          <w14:ligatures w14:val="none"/>
+        </w:rPr>
+        <w:t>curr</w:t>
+      </w:r>
+      <w:proofErr w:type="spellEnd"/>
+      <w:r>
+        <w:rPr>
+          <w:rFonts w:ascii="Consolas" w:eastAsia="Times New Roman" w:hAnsi="Consolas" w:cs="Courier New"/>
+          <w:color w:val="C7254E"/>
+          <w:kern w:val="0"/>
+          <w:bdr w:val="single" w:sz="2" w:space="2" w:color="auto" w:frame="1"/>
+          <w:shd w:val="clear" w:color="auto" w:fill="F9F2F4"/>
+          <w14:ligatures w14:val="none"/>
+        </w:rPr>
+        <w:t xml:space="preserve"> - k</w:t>
+      </w:r>
+      <w:r>
+        <w:rPr>
+          <w:rFonts w:ascii="Segoe UI" w:eastAsia="Times New Roman" w:hAnsi="Segoe UI" w:cs="Segoe UI"/>
+          <w:color w:val="5A5A5A"/>
+          <w:kern w:val="0"/>
+          <w14:ligatures w14:val="none"/>
+        </w:rPr>
+        <w:t> again. In the example test case, at the final index, </w:t>
+      </w:r>
+      <w:proofErr w:type="spellStart"/>
+      <w:r>
+        <w:rPr>
+          <w:rFonts w:ascii="Consolas" w:eastAsia="Times New Roman" w:hAnsi="Consolas" w:cs="Courier New"/>
+          <w:color w:val="C7254E"/>
+          <w:kern w:val="0"/>
+          <w:bdr w:val="single" w:sz="2" w:space="2" w:color="auto" w:frame="1"/>
+          <w:shd w:val="clear" w:color="auto" w:fill="F9F2F4"/>
+          <w14:ligatures w14:val="none"/>
+        </w:rPr>
+        <w:t>curr</w:t>
+      </w:r>
+      <w:proofErr w:type="spellEnd"/>
+      <w:r>
+        <w:rPr>
+          <w:rFonts w:ascii="Consolas" w:eastAsia="Times New Roman" w:hAnsi="Consolas" w:cs="Courier New"/>
+          <w:color w:val="C7254E"/>
+          <w:kern w:val="0"/>
+          <w:bdr w:val="single" w:sz="2" w:space="2" w:color="auto" w:frame="1"/>
+          <w:shd w:val="clear" w:color="auto" w:fill="F9F2F4"/>
+          <w14:ligatures w14:val="none"/>
+        </w:rPr>
+        <w:t xml:space="preserve"> = 4</w:t>
+      </w:r>
+      <w:r>
+        <w:rPr>
+          <w:rFonts w:ascii="Segoe UI" w:eastAsia="Times New Roman" w:hAnsi="Segoe UI" w:cs="Segoe UI"/>
+          <w:color w:val="5A5A5A"/>
+          <w:kern w:val="0"/>
+          <w14:ligatures w14:val="none"/>
+        </w:rPr>
+        <w:t> because there are </w:t>
+      </w:r>
+      <w:r>
+        <w:rPr>
+          <w:rFonts w:ascii="Consolas" w:eastAsia="Times New Roman" w:hAnsi="Consolas" w:cs="Courier New"/>
+          <w:color w:val="C7254E"/>
+          <w:kern w:val="0"/>
+          <w:bdr w:val="single" w:sz="2" w:space="2" w:color="auto" w:frame="1"/>
+          <w:shd w:val="clear" w:color="auto" w:fill="F9F2F4"/>
+          <w14:ligatures w14:val="none"/>
+        </w:rPr>
+        <w:t>4</w:t>
+      </w:r>
+      <w:r>
+        <w:rPr>
+          <w:rFonts w:ascii="Segoe UI" w:eastAsia="Times New Roman" w:hAnsi="Segoe UI" w:cs="Segoe UI"/>
+          <w:color w:val="5A5A5A"/>
+          <w:kern w:val="0"/>
+          <w14:ligatures w14:val="none"/>
+        </w:rPr>
+        <w:t> odd numbers in the array. At the first index, </w:t>
+      </w:r>
+      <w:proofErr w:type="spellStart"/>
+      <w:r>
+        <w:rPr>
+          <w:rFonts w:ascii="Consolas" w:eastAsia="Times New Roman" w:hAnsi="Consolas" w:cs="Courier New"/>
+          <w:color w:val="C7254E"/>
+          <w:kern w:val="0"/>
+          <w:bdr w:val="single" w:sz="2" w:space="2" w:color="auto" w:frame="1"/>
+          <w:shd w:val="clear" w:color="auto" w:fill="F9F2F4"/>
+          <w14:ligatures w14:val="none"/>
+        </w:rPr>
+        <w:t>curr</w:t>
+      </w:r>
+      <w:proofErr w:type="spellEnd"/>
+      <w:r>
+        <w:rPr>
+          <w:rFonts w:ascii="Consolas" w:eastAsia="Times New Roman" w:hAnsi="Consolas" w:cs="Courier New"/>
+          <w:color w:val="C7254E"/>
+          <w:kern w:val="0"/>
+          <w:bdr w:val="single" w:sz="2" w:space="2" w:color="auto" w:frame="1"/>
+          <w:shd w:val="clear" w:color="auto" w:fill="F9F2F4"/>
+          <w14:ligatures w14:val="none"/>
+        </w:rPr>
+        <w:t xml:space="preserve"> = 1</w:t>
+      </w:r>
+      <w:r>
+        <w:rPr>
+          <w:rFonts w:ascii="Segoe UI" w:eastAsia="Times New Roman" w:hAnsi="Segoe UI" w:cs="Segoe UI"/>
+          <w:color w:val="5A5A5A"/>
+          <w:kern w:val="0"/>
+          <w14:ligatures w14:val="none"/>
+        </w:rPr>
+        <w:t>. This means that the subarray starting after the first index until the last index has </w:t>
+      </w:r>
+      <w:r>
+        <w:rPr>
+          <w:rFonts w:ascii="Consolas" w:eastAsia="Times New Roman" w:hAnsi="Consolas" w:cs="Courier New"/>
+          <w:color w:val="C7254E"/>
+          <w:kern w:val="0"/>
+          <w:bdr w:val="single" w:sz="2" w:space="2" w:color="auto" w:frame="1"/>
+          <w:shd w:val="clear" w:color="auto" w:fill="F9F2F4"/>
+          <w14:ligatures w14:val="none"/>
+        </w:rPr>
+        <w:t>4 - 1 = 3 = k</w:t>
+      </w:r>
+      <w:r>
+        <w:rPr>
+          <w:rFonts w:ascii="Segoe UI" w:eastAsia="Times New Roman" w:hAnsi="Segoe UI" w:cs="Segoe UI"/>
+          <w:color w:val="5A5A5A"/>
+          <w:kern w:val="0"/>
+          <w14:ligatures w14:val="none"/>
+        </w:rPr>
+        <w:t> odd numbers, and you can see that the subarray from index </w:t>
+      </w:r>
+      <w:r>
+        <w:rPr>
+          <w:rFonts w:ascii="Consolas" w:eastAsia="Times New Roman" w:hAnsi="Consolas" w:cs="Courier New"/>
+          <w:color w:val="C7254E"/>
+          <w:kern w:val="0"/>
+          <w:bdr w:val="single" w:sz="2" w:space="2" w:color="auto" w:frame="1"/>
+          <w:shd w:val="clear" w:color="auto" w:fill="F9F2F4"/>
+          <w14:ligatures w14:val="none"/>
+        </w:rPr>
+        <w:t>1</w:t>
+      </w:r>
+      <w:r>
+        <w:rPr>
+          <w:rFonts w:ascii="Segoe UI" w:eastAsia="Times New Roman" w:hAnsi="Segoe UI" w:cs="Segoe UI"/>
+          <w:color w:val="5A5A5A"/>
+          <w:kern w:val="0"/>
+          <w14:ligatures w14:val="none"/>
+        </w:rPr>
+        <w:t> to </w:t>
+      </w:r>
+      <w:r>
+        <w:rPr>
+          <w:rFonts w:ascii="Consolas" w:eastAsia="Times New Roman" w:hAnsi="Consolas" w:cs="Courier New"/>
+          <w:color w:val="C7254E"/>
+          <w:kern w:val="0"/>
+          <w:bdr w:val="single" w:sz="2" w:space="2" w:color="auto" w:frame="1"/>
+          <w:shd w:val="clear" w:color="auto" w:fill="F9F2F4"/>
+          <w14:ligatures w14:val="none"/>
+        </w:rPr>
+        <w:t>4</w:t>
+      </w:r>
+      <w:r>
+        <w:rPr>
+          <w:rFonts w:ascii="Segoe UI" w:eastAsia="Times New Roman" w:hAnsi="Segoe UI" w:cs="Segoe UI"/>
+          <w:color w:val="5A5A5A"/>
+          <w:kern w:val="0"/>
+          <w14:ligatures w14:val="none"/>
+        </w:rPr>
+        <w:t> is one of the answers (</w:t>
+      </w:r>
+      <w:r>
+        <w:rPr>
+          <w:rFonts w:ascii="Consolas" w:eastAsia="Times New Roman" w:hAnsi="Consolas" w:cs="Courier New"/>
+          <w:color w:val="C7254E"/>
+          <w:kern w:val="0"/>
+          <w:bdr w:val="single" w:sz="2" w:space="2" w:color="auto" w:frame="1"/>
+          <w:shd w:val="clear" w:color="auto" w:fill="F9F2F4"/>
+          <w14:ligatures w14:val="none"/>
+        </w:rPr>
+        <w:t>[1, </w:t>
+      </w:r>
+      <w:r>
+        <w:rPr>
+          <w:rFonts w:ascii="Consolas" w:eastAsia="Times New Roman" w:hAnsi="Consolas" w:cs="Courier New"/>
+          <w:color w:val="C7254E"/>
+          <w:kern w:val="0"/>
+          <w:u w:val="single"/>
+          <w:bdr w:val="single" w:sz="2" w:space="0" w:color="auto" w:frame="1"/>
+          <w:shd w:val="clear" w:color="auto" w:fill="F9F2F4"/>
+          <w14:ligatures w14:val="none"/>
+        </w:rPr>
+        <w:t>1, 2, 1, 1</w:t>
+      </w:r>
+      <w:r>
+        <w:rPr>
+          <w:rFonts w:ascii="Consolas" w:eastAsia="Times New Roman" w:hAnsi="Consolas" w:cs="Courier New"/>
+          <w:color w:val="C7254E"/>
+          <w:kern w:val="0"/>
+          <w:bdr w:val="single" w:sz="2" w:space="2" w:color="auto" w:frame="1"/>
+          <w:shd w:val="clear" w:color="auto" w:fill="F9F2F4"/>
+          <w14:ligatures w14:val="none"/>
+        </w:rPr>
+        <w:t>]</w:t>
+      </w:r>
+      <w:r>
+        <w:rPr>
+          <w:rFonts w:ascii="Segoe UI" w:eastAsia="Times New Roman" w:hAnsi="Segoe UI" w:cs="Segoe UI"/>
+          <w:color w:val="5A5A5A"/>
+          <w:kern w:val="0"/>
+          <w14:ligatures w14:val="none"/>
+        </w:rPr>
+        <w:t>).</w:t>
+      </w:r>
+    </w:p>
+    <w:p>
+      <w:pPr>
+        <w:pBdr>
+          <w:top w:val="single" w:sz="2" w:space="0" w:color="auto"/>
+          <w:left w:val="single" w:sz="2" w:space="0" w:color="auto"/>
+          <w:bottom w:val="single" w:sz="2" w:space="0" w:color="auto"/>
+          <w:right w:val="single" w:sz="2" w:space="0" w:color="auto"/>
+        </w:pBdr>
+        <w:shd w:val="clear" w:color="auto" w:fill="F5F5F5"/>
+        <w:spacing w:after="0" w:line="240" w:lineRule="auto"/>
+        <w:rPr>
+          <w:rFonts w:ascii="Segoe UI" w:eastAsia="Times New Roman" w:hAnsi="Segoe UI" w:cs="Segoe UI"/>
+          <w:color w:val="5A5A5A"/>
+          <w:kern w:val="0"/>
+          <w14:ligatures w14:val="none"/>
+        </w:rPr>
+      </w:pPr>
+      <w:r>
+        <w:rPr>
+          <w:rFonts w:ascii="Segoe UI" w:eastAsia="Times New Roman" w:hAnsi="Segoe UI" w:cs="Segoe UI"/>
+          <w:color w:val="5A5A5A"/>
+          <w:kern w:val="0"/>
+          <w14:ligatures w14:val="none"/>
+        </w:rPr>
+        <w:t>We can check if a number is odd by taking it mod 2. If </w:t>
+      </w:r>
+      <w:r>
+        <w:rPr>
+          <w:rFonts w:ascii="Consolas" w:eastAsia="Times New Roman" w:hAnsi="Consolas" w:cs="Courier New"/>
+          <w:color w:val="C7254E"/>
+          <w:kern w:val="0"/>
+          <w:bdr w:val="single" w:sz="2" w:space="2" w:color="auto" w:frame="1"/>
+          <w:shd w:val="clear" w:color="auto" w:fill="F9F2F4"/>
+          <w14:ligatures w14:val="none"/>
+        </w:rPr>
+        <w:t>x</w:t>
+      </w:r>
+      <w:r>
+        <w:rPr>
+          <w:rFonts w:ascii="Segoe UI" w:eastAsia="Times New Roman" w:hAnsi="Segoe UI" w:cs="Segoe UI"/>
+          <w:color w:val="5A5A5A"/>
+          <w:kern w:val="0"/>
+          <w14:ligatures w14:val="none"/>
+        </w:rPr>
+        <w:t> is odd, then </w:t>
+      </w:r>
+      <w:r>
+        <w:rPr>
+          <w:rFonts w:ascii="Consolas" w:eastAsia="Times New Roman" w:hAnsi="Consolas" w:cs="Courier New"/>
+          <w:color w:val="C7254E"/>
+          <w:kern w:val="0"/>
+          <w:bdr w:val="single" w:sz="2" w:space="2" w:color="auto" w:frame="1"/>
+          <w:shd w:val="clear" w:color="auto" w:fill="F9F2F4"/>
+          <w14:ligatures w14:val="none"/>
+        </w:rPr>
+        <w:t>x % 2 = 1</w:t>
+      </w:r>
+      <w:r>
+        <w:rPr>
+          <w:rFonts w:ascii="Segoe UI" w:eastAsia="Times New Roman" w:hAnsi="Segoe UI" w:cs="Segoe UI"/>
+          <w:color w:val="5A5A5A"/>
+          <w:kern w:val="0"/>
+          <w14:ligatures w14:val="none"/>
+        </w:rPr>
+        <w:t>.</w:t>
+      </w:r>
+    </w:p>
+    <w:p>
+      <w:pPr>
+        <w:shd w:val="clear" w:color="auto" w:fill="FFFFFF"/>
+        <w:spacing w:after="0" w:line="240" w:lineRule="auto"/>
+        <w:rPr>
+          <w:rFonts w:ascii="Segoe UI" w:eastAsia="Times New Roman" w:hAnsi="Segoe UI" w:cs="Segoe UI"/>
+          <w:kern w:val="0"/>
+          <w14:ligatures w14:val="none"/>
+        </w:rPr>
+      </w:pPr>
+      <w:r>
+        <w:rPr>
+          <w:rFonts w:ascii="Segoe UI" w:eastAsia="Times New Roman" w:hAnsi="Segoe UI" w:cs="Segoe UI"/>
+          <w:b/>
+          <w:bCs/>
+          <w:kern w:val="0"/>
+          <w:bdr w:val="single" w:sz="2" w:space="0" w:color="auto" w:frame="1"/>
+          <w14:ligatures w14:val="none"/>
+        </w:rPr>
+        <w:t>Click here for a more detailed explanation if needed</w:t>
+      </w:r>
+    </w:p>
+    <w:p>
+      <w:pPr>
+        <w:pBdr>
+          <w:top w:val="single" w:sz="2" w:space="0" w:color="auto"/>
+          <w:left w:val="single" w:sz="2" w:space="0" w:color="auto"/>
+          <w:bottom w:val="single" w:sz="2" w:space="0" w:color="auto"/>
+          <w:right w:val="single" w:sz="2" w:space="0" w:color="auto"/>
+        </w:pBdr>
+        <w:shd w:val="clear" w:color="auto" w:fill="FFFFFF"/>
+        <w:spacing w:after="240" w:line="240" w:lineRule="auto"/>
+        <w:rPr>
+          <w:rFonts w:ascii="Segoe UI" w:eastAsia="Times New Roman" w:hAnsi="Segoe UI" w:cs="Segoe UI"/>
+          <w:color w:val="5A5A5A"/>
+          <w:kern w:val="0"/>
+          <w14:ligatures w14:val="none"/>
+        </w:rPr>
+      </w:pPr>
+      <w:r>
+        <w:rPr>
+          <w:rFonts w:ascii="Segoe UI" w:eastAsia="Times New Roman" w:hAnsi="Segoe UI" w:cs="Segoe UI"/>
+          <w:color w:val="5A5A5A"/>
+          <w:kern w:val="0"/>
+          <w14:ligatures w14:val="none"/>
+        </w:rPr>
+        <w:t>The time and space complexity of this algorithm is identical to the previous problem's (</w:t>
+      </w:r>
+      <m:oMath>
+        <m:r>
+          <w:rPr>
+            <w:rFonts w:ascii="Cambria Math" w:eastAsia="Times New Roman" w:hAnsi="Cambria Math" w:cs="Times New Roman"/>
+            <w:kern w:val="0"/>
+            <w14:ligatures w14:val="none"/>
+          </w:rPr>
+          <m:t>O</m:t>
+        </m:r>
+        <m:d>
+          <m:dPr>
+            <m:ctrlPr>
+              <w:rPr>
+                <w:rFonts w:ascii="Cambria Math" w:eastAsia="Times New Roman" w:hAnsi="Cambria Math" w:cs="Times New Roman"/>
+                <w:kern w:val="0"/>
+                <w14:ligatures w14:val="none"/>
+              </w:rPr>
+            </m:ctrlPr>
+          </m:dPr>
+          <m:e>
+            <m:r>
+              <w:rPr>
+                <w:rFonts w:ascii="Cambria Math" w:eastAsia="Times New Roman" w:hAnsi="Cambria Math" w:cs="Times New Roman"/>
+                <w:kern w:val="0"/>
+                <w14:ligatures w14:val="none"/>
+              </w:rPr>
+              <m:t>n</m:t>
+            </m:r>
+          </m:e>
+        </m:d>
+      </m:oMath>
+      <w:r>
+        <w:rPr>
+          <w:rFonts w:ascii="Segoe UI" w:eastAsia="Times New Roman" w:hAnsi="Segoe UI" w:cs="Segoe UI"/>
+          <w:color w:val="5A5A5A"/>
+          <w:kern w:val="0"/>
+          <w14:ligatures w14:val="none"/>
+        </w:rPr>
+        <w:t> for both) for the same reasons. Remember when we said, "you'll see how similar the code is for each problem that falls in this pattern"? Two different problems and the difference in the code is </w:t>
+      </w:r>
+      <w:r>
+        <w:rPr>
+          <w:rFonts w:ascii="Segoe UI" w:eastAsia="Times New Roman" w:hAnsi="Segoe UI" w:cs="Segoe UI"/>
+          <w:b/>
+          <w:bCs/>
+          <w:color w:val="5A5A5A"/>
+          <w:kern w:val="0"/>
+          <w:bdr w:val="single" w:sz="2" w:space="0" w:color="auto" w:frame="1"/>
+          <w14:ligatures w14:val="none"/>
+        </w:rPr>
+        <w:t>literally</w:t>
+      </w:r>
+      <w:r>
+        <w:rPr>
+          <w:rFonts w:ascii="Segoe UI" w:eastAsia="Times New Roman" w:hAnsi="Segoe UI" w:cs="Segoe UI"/>
+          <w:color w:val="5A5A5A"/>
+          <w:kern w:val="0"/>
+          <w14:ligatures w14:val="none"/>
+        </w:rPr>
+        <w:t> 2 characters, "</w:t>
+      </w:r>
+      <w:r>
+        <w:rPr>
+          <w:rFonts w:ascii="Consolas" w:eastAsia="Times New Roman" w:hAnsi="Consolas" w:cs="Courier New"/>
+          <w:color w:val="C7254E"/>
+          <w:kern w:val="0"/>
+          <w:bdr w:val="single" w:sz="2" w:space="2" w:color="auto" w:frame="1"/>
+          <w:shd w:val="clear" w:color="auto" w:fill="F9F2F4"/>
+          <w14:ligatures w14:val="none"/>
+        </w:rPr>
+        <w:t>% 2</w:t>
+      </w:r>
+      <w:r>
+        <w:rPr>
+          <w:rFonts w:ascii="Segoe UI" w:eastAsia="Times New Roman" w:hAnsi="Segoe UI" w:cs="Segoe UI"/>
+          <w:color w:val="5A5A5A"/>
+          <w:kern w:val="0"/>
+          <w14:ligatures w14:val="none"/>
+        </w:rPr>
+        <w:t>". Note that while not all problems that follow this pattern will use identical code, they will all still be very similar.</w:t>
+      </w:r>
+    </w:p>
+    <w:p>
+      <w:pPr>
+        <w:pBdr>
+          <w:top w:val="single" w:sz="2" w:space="0" w:color="auto"/>
+          <w:left w:val="single" w:sz="2" w:space="0" w:color="auto"/>
+          <w:bottom w:val="single" w:sz="2" w:space="0" w:color="auto"/>
+          <w:right w:val="single" w:sz="2" w:space="0" w:color="auto"/>
+        </w:pBdr>
+        <w:shd w:val="clear" w:color="auto" w:fill="FFFFFF"/>
+        <w:spacing w:after="240" w:line="240" w:lineRule="auto"/>
+        <w:rPr>
+          <w:rFonts w:ascii="Segoe UI" w:eastAsia="Times New Roman" w:hAnsi="Segoe UI" w:cs="Segoe UI"/>
+          <w:color w:val="5A5A5A"/>
+          <w:kern w:val="0"/>
+          <w14:ligatures w14:val="none"/>
+        </w:rPr>
+      </w:pPr>
+      <w:r>
+        <w:rPr>
+          <w:rFonts w:ascii="Segoe UI" w:eastAsia="Times New Roman" w:hAnsi="Segoe UI" w:cs="Segoe UI"/>
+          <w:color w:val="5A5A5A"/>
+          <w:kern w:val="0"/>
+          <w14:ligatures w14:val="none"/>
+        </w:rPr>
+        <w:t>Try these next few practice problems on your own to apply the knowledge from this article.</w:t>
+      </w:r>
+    </w:p>
+    <w:p>
+      <w:pPr>
+        <w:shd w:val="clear" w:color="auto" w:fill="FFFFFF"/>
+        <w:spacing w:before="150" w:after="150" w:line="240" w:lineRule="auto"/>
+        <w:rPr>
+          <w:rFonts w:ascii="Segoe UI" w:eastAsia="Times New Roman" w:hAnsi="Segoe UI" w:cs="Segoe UI"/>
+          <w:kern w:val="0"/>
+          <w14:ligatures w14:val="none"/>
+        </w:rPr>
+      </w:pPr>
+      <w:r>
+        <w:rPr>
+          <w:rFonts w:ascii="Segoe UI" w:eastAsia="Times New Roman" w:hAnsi="Segoe UI" w:cs="Segoe UI"/>
+          <w:kern w:val="0"/>
+          <w14:ligatures w14:val="none"/>
+        </w:rPr>
+        <w:pict w14:anchorId="21019AEA">
+          <v:rect id="_x0000_i1030" style="width:0;height:.75pt" o:hralign="center" o:hrstd="t" o:hr="t" fillcolor="#a0a0a0" stroked="f"/>
+        </w:pict>
+      </w:r>
+    </w:p>
     <w:p/>
     <w:sectPr>
       <w:pgSz w:w="12240" w:h="15840"/>
@@ -1700,6 +9734,851 @@
     </w:sectPr>
   </w:body>
 </w:document>
+</file>
+
+<file path=word/numbering.xml><?xml version="1.0" encoding="utf-8"?>
+<w:numbering xmlns:wpc="http://schemas.microsoft.com/office/word/2010/wordprocessingCanvas" xmlns:cx="http://schemas.microsoft.com/office/drawing/2014/chartex" xmlns:cx1="http://schemas.microsoft.com/office/drawing/2015/9/8/chartex" xmlns:cx2="http://schemas.microsoft.com/office/drawing/2015/10/21/chartex" xmlns:cx3="http://schemas.microsoft.com/office/drawing/2016/5/9/chartex" xmlns:cx4="http://schemas.microsoft.com/office/drawing/2016/5/10/chartex" xmlns:cx5="http://schemas.microsoft.com/office/drawing/2016/5/11/chartex" xmlns:cx6="http://schemas.microsoft.com/office/drawing/2016/5/12/chartex" xmlns:cx7="http://schemas.microsoft.com/office/drawing/2016/5/13/chartex" xmlns:cx8="http://schemas.microsoft.com/office/drawing/2016/5/14/chartex" xmlns:mc="http://schemas.openxmlformats.org/markup-compatibility/2006" xmlns:aink="http://schemas.microsoft.com/office/drawing/2016/ink" xmlns:am3d="http://schemas.microsoft.com/office/drawing/2017/model3d" xmlns:o="urn:schemas-microsoft-com:office:office" xmlns:oel="http://schemas.microsoft.com/office/2019/extlst" xmlns:r="http://schemas.openxmlformats.org/officeDocument/2006/relationships" xmlns:m="http://schemas.openxmlformats.org/officeDocument/2006/math" xmlns:v="urn:schemas-microsoft-com:vml" xmlns:wp14="http://schemas.microsoft.com/office/word/2010/wordprocessingDrawing" xmlns:wp="http://schemas.openxmlformats.org/drawingml/2006/wordprocessingDrawing" xmlns:w10="urn:schemas-microsoft-com:office:word" xmlns:w="http://schemas.openxmlformats.org/wordprocessingml/2006/main" xmlns:w14="http://schemas.microsoft.com/office/word/2010/wordml" xmlns:w15="http://schemas.microsoft.com/office/word/2012/wordml" xmlns:w16cei="http://schemas.microsoft.com/office/word/2026/wordml/cei" xmlns:w16cex="http://schemas.microsoft.com/office/word/2018/wordml/cex" xmlns:w16cid="http://schemas.microsoft.com/office/word/2016/wordml/cid" xmlns:w16="http://schemas.microsoft.com/office/word/2018/wordml" xmlns:w16du="http://schemas.microsoft.com/office/word/2023/wordml/word16du" xmlns:w16sdtdh="http://schemas.microsoft.com/office/word/2020/wordml/sdtdatahash" xmlns:w16sdtfl="http://schemas.microsoft.com/office/word/2024/wordml/sdtformatlock" xmlns:w16se="http://schemas.microsoft.com/office/word/2015/wordml/symex" xmlns:wpg="http://schemas.microsoft.com/office/word/2010/wordprocessingGroup" xmlns:wpi="http://schemas.microsoft.com/office/word/2010/wordprocessingInk" xmlns:wne="http://schemas.microsoft.com/office/word/2006/wordml" xmlns:wps="http://schemas.microsoft.com/office/word/2010/wordprocessingShape" mc:Ignorable="w14 w15 w16se w16cid w16 w16cex w16sdtdh w16sdtfl w16du wp14">
+  <w:abstractNum w:abstractNumId="0" w15:restartNumberingAfterBreak="0">
+    <w:nsid w:val="063E252E"/>
+    <w:multiLevelType w:val="multilevel"/>
+    <w:tmpl w:val="135E843C"/>
+    <w:lvl w:ilvl="0">
+      <w:start w:val="1"/>
+      <w:numFmt w:val="bullet"/>
+      <w:lvlText w:val=""/>
+      <w:lvlJc w:val="left"/>
+      <w:pPr>
+        <w:tabs>
+          <w:tab w:val="num" w:pos="720"/>
+        </w:tabs>
+        <w:ind w:left="720" w:hanging="360"/>
+      </w:pPr>
+      <w:rPr>
+        <w:rFonts w:ascii="Symbol" w:hAnsi="Symbol" w:hint="default"/>
+        <w:sz w:val="20"/>
+      </w:rPr>
+    </w:lvl>
+    <w:lvl w:ilvl="1" w:tentative="1">
+      <w:start w:val="1"/>
+      <w:numFmt w:val="bullet"/>
+      <w:lvlText w:val="o"/>
+      <w:lvlJc w:val="left"/>
+      <w:pPr>
+        <w:tabs>
+          <w:tab w:val="num" w:pos="1440"/>
+        </w:tabs>
+        <w:ind w:left="1440" w:hanging="360"/>
+      </w:pPr>
+      <w:rPr>
+        <w:rFonts w:ascii="Courier New" w:hAnsi="Courier New" w:hint="default"/>
+        <w:sz w:val="20"/>
+      </w:rPr>
+    </w:lvl>
+    <w:lvl w:ilvl="2" w:tentative="1">
+      <w:start w:val="1"/>
+      <w:numFmt w:val="bullet"/>
+      <w:lvlText w:val=""/>
+      <w:lvlJc w:val="left"/>
+      <w:pPr>
+        <w:tabs>
+          <w:tab w:val="num" w:pos="2160"/>
+        </w:tabs>
+        <w:ind w:left="2160" w:hanging="360"/>
+      </w:pPr>
+      <w:rPr>
+        <w:rFonts w:ascii="Wingdings" w:hAnsi="Wingdings" w:hint="default"/>
+        <w:sz w:val="20"/>
+      </w:rPr>
+    </w:lvl>
+    <w:lvl w:ilvl="3" w:tentative="1">
+      <w:start w:val="1"/>
+      <w:numFmt w:val="bullet"/>
+      <w:lvlText w:val=""/>
+      <w:lvlJc w:val="left"/>
+      <w:pPr>
+        <w:tabs>
+          <w:tab w:val="num" w:pos="2880"/>
+        </w:tabs>
+        <w:ind w:left="2880" w:hanging="360"/>
+      </w:pPr>
+      <w:rPr>
+        <w:rFonts w:ascii="Wingdings" w:hAnsi="Wingdings" w:hint="default"/>
+        <w:sz w:val="20"/>
+      </w:rPr>
+    </w:lvl>
+    <w:lvl w:ilvl="4" w:tentative="1">
+      <w:start w:val="1"/>
+      <w:numFmt w:val="bullet"/>
+      <w:lvlText w:val=""/>
+      <w:lvlJc w:val="left"/>
+      <w:pPr>
+        <w:tabs>
+          <w:tab w:val="num" w:pos="3600"/>
+        </w:tabs>
+        <w:ind w:left="3600" w:hanging="360"/>
+      </w:pPr>
+      <w:rPr>
+        <w:rFonts w:ascii="Wingdings" w:hAnsi="Wingdings" w:hint="default"/>
+        <w:sz w:val="20"/>
+      </w:rPr>
+    </w:lvl>
+    <w:lvl w:ilvl="5" w:tentative="1">
+      <w:start w:val="1"/>
+      <w:numFmt w:val="bullet"/>
+      <w:lvlText w:val=""/>
+      <w:lvlJc w:val="left"/>
+      <w:pPr>
+        <w:tabs>
+          <w:tab w:val="num" w:pos="4320"/>
+        </w:tabs>
+        <w:ind w:left="4320" w:hanging="360"/>
+      </w:pPr>
+      <w:rPr>
+        <w:rFonts w:ascii="Wingdings" w:hAnsi="Wingdings" w:hint="default"/>
+        <w:sz w:val="20"/>
+      </w:rPr>
+    </w:lvl>
+    <w:lvl w:ilvl="6" w:tentative="1">
+      <w:start w:val="1"/>
+      <w:numFmt w:val="bullet"/>
+      <w:lvlText w:val=""/>
+      <w:lvlJc w:val="left"/>
+      <w:pPr>
+        <w:tabs>
+          <w:tab w:val="num" w:pos="5040"/>
+        </w:tabs>
+        <w:ind w:left="5040" w:hanging="360"/>
+      </w:pPr>
+      <w:rPr>
+        <w:rFonts w:ascii="Wingdings" w:hAnsi="Wingdings" w:hint="default"/>
+        <w:sz w:val="20"/>
+      </w:rPr>
+    </w:lvl>
+    <w:lvl w:ilvl="7" w:tentative="1">
+      <w:start w:val="1"/>
+      <w:numFmt w:val="bullet"/>
+      <w:lvlText w:val=""/>
+      <w:lvlJc w:val="left"/>
+      <w:pPr>
+        <w:tabs>
+          <w:tab w:val="num" w:pos="5760"/>
+        </w:tabs>
+        <w:ind w:left="5760" w:hanging="360"/>
+      </w:pPr>
+      <w:rPr>
+        <w:rFonts w:ascii="Wingdings" w:hAnsi="Wingdings" w:hint="default"/>
+        <w:sz w:val="20"/>
+      </w:rPr>
+    </w:lvl>
+    <w:lvl w:ilvl="8" w:tentative="1">
+      <w:start w:val="1"/>
+      <w:numFmt w:val="bullet"/>
+      <w:lvlText w:val=""/>
+      <w:lvlJc w:val="left"/>
+      <w:pPr>
+        <w:tabs>
+          <w:tab w:val="num" w:pos="6480"/>
+        </w:tabs>
+        <w:ind w:left="6480" w:hanging="360"/>
+      </w:pPr>
+      <w:rPr>
+        <w:rFonts w:ascii="Wingdings" w:hAnsi="Wingdings" w:hint="default"/>
+        <w:sz w:val="20"/>
+      </w:rPr>
+    </w:lvl>
+  </w:abstractNum>
+  <w:abstractNum w:abstractNumId="1" w15:restartNumberingAfterBreak="0">
+    <w:nsid w:val="126B3F5C"/>
+    <w:multiLevelType w:val="multilevel"/>
+    <w:tmpl w:val="E090720A"/>
+    <w:lvl w:ilvl="0">
+      <w:start w:val="1"/>
+      <w:numFmt w:val="bullet"/>
+      <w:lvlText w:val=""/>
+      <w:lvlJc w:val="left"/>
+      <w:pPr>
+        <w:tabs>
+          <w:tab w:val="num" w:pos="720"/>
+        </w:tabs>
+        <w:ind w:left="720" w:hanging="360"/>
+      </w:pPr>
+      <w:rPr>
+        <w:rFonts w:ascii="Symbol" w:hAnsi="Symbol" w:hint="default"/>
+        <w:sz w:val="20"/>
+      </w:rPr>
+    </w:lvl>
+    <w:lvl w:ilvl="1" w:tentative="1">
+      <w:start w:val="1"/>
+      <w:numFmt w:val="bullet"/>
+      <w:lvlText w:val="o"/>
+      <w:lvlJc w:val="left"/>
+      <w:pPr>
+        <w:tabs>
+          <w:tab w:val="num" w:pos="1440"/>
+        </w:tabs>
+        <w:ind w:left="1440" w:hanging="360"/>
+      </w:pPr>
+      <w:rPr>
+        <w:rFonts w:ascii="Courier New" w:hAnsi="Courier New" w:hint="default"/>
+        <w:sz w:val="20"/>
+      </w:rPr>
+    </w:lvl>
+    <w:lvl w:ilvl="2" w:tentative="1">
+      <w:start w:val="1"/>
+      <w:numFmt w:val="bullet"/>
+      <w:lvlText w:val=""/>
+      <w:lvlJc w:val="left"/>
+      <w:pPr>
+        <w:tabs>
+          <w:tab w:val="num" w:pos="2160"/>
+        </w:tabs>
+        <w:ind w:left="2160" w:hanging="360"/>
+      </w:pPr>
+      <w:rPr>
+        <w:rFonts w:ascii="Wingdings" w:hAnsi="Wingdings" w:hint="default"/>
+        <w:sz w:val="20"/>
+      </w:rPr>
+    </w:lvl>
+    <w:lvl w:ilvl="3" w:tentative="1">
+      <w:start w:val="1"/>
+      <w:numFmt w:val="bullet"/>
+      <w:lvlText w:val=""/>
+      <w:lvlJc w:val="left"/>
+      <w:pPr>
+        <w:tabs>
+          <w:tab w:val="num" w:pos="2880"/>
+        </w:tabs>
+        <w:ind w:left="2880" w:hanging="360"/>
+      </w:pPr>
+      <w:rPr>
+        <w:rFonts w:ascii="Wingdings" w:hAnsi="Wingdings" w:hint="default"/>
+        <w:sz w:val="20"/>
+      </w:rPr>
+    </w:lvl>
+    <w:lvl w:ilvl="4" w:tentative="1">
+      <w:start w:val="1"/>
+      <w:numFmt w:val="bullet"/>
+      <w:lvlText w:val=""/>
+      <w:lvlJc w:val="left"/>
+      <w:pPr>
+        <w:tabs>
+          <w:tab w:val="num" w:pos="3600"/>
+        </w:tabs>
+        <w:ind w:left="3600" w:hanging="360"/>
+      </w:pPr>
+      <w:rPr>
+        <w:rFonts w:ascii="Wingdings" w:hAnsi="Wingdings" w:hint="default"/>
+        <w:sz w:val="20"/>
+      </w:rPr>
+    </w:lvl>
+    <w:lvl w:ilvl="5" w:tentative="1">
+      <w:start w:val="1"/>
+      <w:numFmt w:val="bullet"/>
+      <w:lvlText w:val=""/>
+      <w:lvlJc w:val="left"/>
+      <w:pPr>
+        <w:tabs>
+          <w:tab w:val="num" w:pos="4320"/>
+        </w:tabs>
+        <w:ind w:left="4320" w:hanging="360"/>
+      </w:pPr>
+      <w:rPr>
+        <w:rFonts w:ascii="Wingdings" w:hAnsi="Wingdings" w:hint="default"/>
+        <w:sz w:val="20"/>
+      </w:rPr>
+    </w:lvl>
+    <w:lvl w:ilvl="6" w:tentative="1">
+      <w:start w:val="1"/>
+      <w:numFmt w:val="bullet"/>
+      <w:lvlText w:val=""/>
+      <w:lvlJc w:val="left"/>
+      <w:pPr>
+        <w:tabs>
+          <w:tab w:val="num" w:pos="5040"/>
+        </w:tabs>
+        <w:ind w:left="5040" w:hanging="360"/>
+      </w:pPr>
+      <w:rPr>
+        <w:rFonts w:ascii="Wingdings" w:hAnsi="Wingdings" w:hint="default"/>
+        <w:sz w:val="20"/>
+      </w:rPr>
+    </w:lvl>
+    <w:lvl w:ilvl="7" w:tentative="1">
+      <w:start w:val="1"/>
+      <w:numFmt w:val="bullet"/>
+      <w:lvlText w:val=""/>
+      <w:lvlJc w:val="left"/>
+      <w:pPr>
+        <w:tabs>
+          <w:tab w:val="num" w:pos="5760"/>
+        </w:tabs>
+        <w:ind w:left="5760" w:hanging="360"/>
+      </w:pPr>
+      <w:rPr>
+        <w:rFonts w:ascii="Wingdings" w:hAnsi="Wingdings" w:hint="default"/>
+        <w:sz w:val="20"/>
+      </w:rPr>
+    </w:lvl>
+    <w:lvl w:ilvl="8" w:tentative="1">
+      <w:start w:val="1"/>
+      <w:numFmt w:val="bullet"/>
+      <w:lvlText w:val=""/>
+      <w:lvlJc w:val="left"/>
+      <w:pPr>
+        <w:tabs>
+          <w:tab w:val="num" w:pos="6480"/>
+        </w:tabs>
+        <w:ind w:left="6480" w:hanging="360"/>
+      </w:pPr>
+      <w:rPr>
+        <w:rFonts w:ascii="Wingdings" w:hAnsi="Wingdings" w:hint="default"/>
+        <w:sz w:val="20"/>
+      </w:rPr>
+    </w:lvl>
+  </w:abstractNum>
+  <w:abstractNum w:abstractNumId="2" w15:restartNumberingAfterBreak="0">
+    <w:nsid w:val="15D71D7C"/>
+    <w:multiLevelType w:val="multilevel"/>
+    <w:tmpl w:val="123618F0"/>
+    <w:lvl w:ilvl="0">
+      <w:start w:val="1"/>
+      <w:numFmt w:val="decimal"/>
+      <w:lvlText w:val="%1."/>
+      <w:lvlJc w:val="left"/>
+      <w:pPr>
+        <w:tabs>
+          <w:tab w:val="num" w:pos="720"/>
+        </w:tabs>
+        <w:ind w:left="720" w:hanging="360"/>
+      </w:pPr>
+    </w:lvl>
+    <w:lvl w:ilvl="1" w:tentative="1">
+      <w:start w:val="1"/>
+      <w:numFmt w:val="decimal"/>
+      <w:lvlText w:val="%2."/>
+      <w:lvlJc w:val="left"/>
+      <w:pPr>
+        <w:tabs>
+          <w:tab w:val="num" w:pos="1440"/>
+        </w:tabs>
+        <w:ind w:left="1440" w:hanging="360"/>
+      </w:pPr>
+    </w:lvl>
+    <w:lvl w:ilvl="2" w:tentative="1">
+      <w:start w:val="1"/>
+      <w:numFmt w:val="decimal"/>
+      <w:lvlText w:val="%3."/>
+      <w:lvlJc w:val="left"/>
+      <w:pPr>
+        <w:tabs>
+          <w:tab w:val="num" w:pos="2160"/>
+        </w:tabs>
+        <w:ind w:left="2160" w:hanging="360"/>
+      </w:pPr>
+    </w:lvl>
+    <w:lvl w:ilvl="3" w:tentative="1">
+      <w:start w:val="1"/>
+      <w:numFmt w:val="decimal"/>
+      <w:lvlText w:val="%4."/>
+      <w:lvlJc w:val="left"/>
+      <w:pPr>
+        <w:tabs>
+          <w:tab w:val="num" w:pos="2880"/>
+        </w:tabs>
+        <w:ind w:left="2880" w:hanging="360"/>
+      </w:pPr>
+    </w:lvl>
+    <w:lvl w:ilvl="4" w:tentative="1">
+      <w:start w:val="1"/>
+      <w:numFmt w:val="decimal"/>
+      <w:lvlText w:val="%5."/>
+      <w:lvlJc w:val="left"/>
+      <w:pPr>
+        <w:tabs>
+          <w:tab w:val="num" w:pos="3600"/>
+        </w:tabs>
+        <w:ind w:left="3600" w:hanging="360"/>
+      </w:pPr>
+    </w:lvl>
+    <w:lvl w:ilvl="5" w:tentative="1">
+      <w:start w:val="1"/>
+      <w:numFmt w:val="decimal"/>
+      <w:lvlText w:val="%6."/>
+      <w:lvlJc w:val="left"/>
+      <w:pPr>
+        <w:tabs>
+          <w:tab w:val="num" w:pos="4320"/>
+        </w:tabs>
+        <w:ind w:left="4320" w:hanging="360"/>
+      </w:pPr>
+    </w:lvl>
+    <w:lvl w:ilvl="6" w:tentative="1">
+      <w:start w:val="1"/>
+      <w:numFmt w:val="decimal"/>
+      <w:lvlText w:val="%7."/>
+      <w:lvlJc w:val="left"/>
+      <w:pPr>
+        <w:tabs>
+          <w:tab w:val="num" w:pos="5040"/>
+        </w:tabs>
+        <w:ind w:left="5040" w:hanging="360"/>
+      </w:pPr>
+    </w:lvl>
+    <w:lvl w:ilvl="7" w:tentative="1">
+      <w:start w:val="1"/>
+      <w:numFmt w:val="decimal"/>
+      <w:lvlText w:val="%8."/>
+      <w:lvlJc w:val="left"/>
+      <w:pPr>
+        <w:tabs>
+          <w:tab w:val="num" w:pos="5760"/>
+        </w:tabs>
+        <w:ind w:left="5760" w:hanging="360"/>
+      </w:pPr>
+    </w:lvl>
+    <w:lvl w:ilvl="8" w:tentative="1">
+      <w:start w:val="1"/>
+      <w:numFmt w:val="decimal"/>
+      <w:lvlText w:val="%9."/>
+      <w:lvlJc w:val="left"/>
+      <w:pPr>
+        <w:tabs>
+          <w:tab w:val="num" w:pos="6480"/>
+        </w:tabs>
+        <w:ind w:left="6480" w:hanging="360"/>
+      </w:pPr>
+    </w:lvl>
+  </w:abstractNum>
+  <w:abstractNum w:abstractNumId="3" w15:restartNumberingAfterBreak="0">
+    <w:nsid w:val="375F7019"/>
+    <w:multiLevelType w:val="multilevel"/>
+    <w:tmpl w:val="87F2BF50"/>
+    <w:lvl w:ilvl="0">
+      <w:start w:val="1"/>
+      <w:numFmt w:val="decimal"/>
+      <w:lvlText w:val="%1."/>
+      <w:lvlJc w:val="left"/>
+      <w:pPr>
+        <w:tabs>
+          <w:tab w:val="num" w:pos="720"/>
+        </w:tabs>
+        <w:ind w:left="720" w:hanging="360"/>
+      </w:pPr>
+    </w:lvl>
+    <w:lvl w:ilvl="1" w:tentative="1">
+      <w:start w:val="1"/>
+      <w:numFmt w:val="decimal"/>
+      <w:lvlText w:val="%2."/>
+      <w:lvlJc w:val="left"/>
+      <w:pPr>
+        <w:tabs>
+          <w:tab w:val="num" w:pos="1440"/>
+        </w:tabs>
+        <w:ind w:left="1440" w:hanging="360"/>
+      </w:pPr>
+    </w:lvl>
+    <w:lvl w:ilvl="2" w:tentative="1">
+      <w:start w:val="1"/>
+      <w:numFmt w:val="decimal"/>
+      <w:lvlText w:val="%3."/>
+      <w:lvlJc w:val="left"/>
+      <w:pPr>
+        <w:tabs>
+          <w:tab w:val="num" w:pos="2160"/>
+        </w:tabs>
+        <w:ind w:left="2160" w:hanging="360"/>
+      </w:pPr>
+    </w:lvl>
+    <w:lvl w:ilvl="3" w:tentative="1">
+      <w:start w:val="1"/>
+      <w:numFmt w:val="decimal"/>
+      <w:lvlText w:val="%4."/>
+      <w:lvlJc w:val="left"/>
+      <w:pPr>
+        <w:tabs>
+          <w:tab w:val="num" w:pos="2880"/>
+        </w:tabs>
+        <w:ind w:left="2880" w:hanging="360"/>
+      </w:pPr>
+    </w:lvl>
+    <w:lvl w:ilvl="4" w:tentative="1">
+      <w:start w:val="1"/>
+      <w:numFmt w:val="decimal"/>
+      <w:lvlText w:val="%5."/>
+      <w:lvlJc w:val="left"/>
+      <w:pPr>
+        <w:tabs>
+          <w:tab w:val="num" w:pos="3600"/>
+        </w:tabs>
+        <w:ind w:left="3600" w:hanging="360"/>
+      </w:pPr>
+    </w:lvl>
+    <w:lvl w:ilvl="5" w:tentative="1">
+      <w:start w:val="1"/>
+      <w:numFmt w:val="decimal"/>
+      <w:lvlText w:val="%6."/>
+      <w:lvlJc w:val="left"/>
+      <w:pPr>
+        <w:tabs>
+          <w:tab w:val="num" w:pos="4320"/>
+        </w:tabs>
+        <w:ind w:left="4320" w:hanging="360"/>
+      </w:pPr>
+    </w:lvl>
+    <w:lvl w:ilvl="6" w:tentative="1">
+      <w:start w:val="1"/>
+      <w:numFmt w:val="decimal"/>
+      <w:lvlText w:val="%7."/>
+      <w:lvlJc w:val="left"/>
+      <w:pPr>
+        <w:tabs>
+          <w:tab w:val="num" w:pos="5040"/>
+        </w:tabs>
+        <w:ind w:left="5040" w:hanging="360"/>
+      </w:pPr>
+    </w:lvl>
+    <w:lvl w:ilvl="7" w:tentative="1">
+      <w:start w:val="1"/>
+      <w:numFmt w:val="decimal"/>
+      <w:lvlText w:val="%8."/>
+      <w:lvlJc w:val="left"/>
+      <w:pPr>
+        <w:tabs>
+          <w:tab w:val="num" w:pos="5760"/>
+        </w:tabs>
+        <w:ind w:left="5760" w:hanging="360"/>
+      </w:pPr>
+    </w:lvl>
+    <w:lvl w:ilvl="8" w:tentative="1">
+      <w:start w:val="1"/>
+      <w:numFmt w:val="decimal"/>
+      <w:lvlText w:val="%9."/>
+      <w:lvlJc w:val="left"/>
+      <w:pPr>
+        <w:tabs>
+          <w:tab w:val="num" w:pos="6480"/>
+        </w:tabs>
+        <w:ind w:left="6480" w:hanging="360"/>
+      </w:pPr>
+    </w:lvl>
+  </w:abstractNum>
+  <w:abstractNum w:abstractNumId="4" w15:restartNumberingAfterBreak="0">
+    <w:nsid w:val="3AC1396E"/>
+    <w:multiLevelType w:val="multilevel"/>
+    <w:tmpl w:val="F4609830"/>
+    <w:lvl w:ilvl="0">
+      <w:start w:val="1"/>
+      <w:numFmt w:val="bullet"/>
+      <w:lvlText w:val=""/>
+      <w:lvlJc w:val="left"/>
+      <w:pPr>
+        <w:tabs>
+          <w:tab w:val="num" w:pos="720"/>
+        </w:tabs>
+        <w:ind w:left="720" w:hanging="360"/>
+      </w:pPr>
+      <w:rPr>
+        <w:rFonts w:ascii="Symbol" w:hAnsi="Symbol" w:hint="default"/>
+        <w:sz w:val="20"/>
+      </w:rPr>
+    </w:lvl>
+    <w:lvl w:ilvl="1" w:tentative="1">
+      <w:start w:val="1"/>
+      <w:numFmt w:val="bullet"/>
+      <w:lvlText w:val="o"/>
+      <w:lvlJc w:val="left"/>
+      <w:pPr>
+        <w:tabs>
+          <w:tab w:val="num" w:pos="1440"/>
+        </w:tabs>
+        <w:ind w:left="1440" w:hanging="360"/>
+      </w:pPr>
+      <w:rPr>
+        <w:rFonts w:ascii="Courier New" w:hAnsi="Courier New" w:hint="default"/>
+        <w:sz w:val="20"/>
+      </w:rPr>
+    </w:lvl>
+    <w:lvl w:ilvl="2" w:tentative="1">
+      <w:start w:val="1"/>
+      <w:numFmt w:val="bullet"/>
+      <w:lvlText w:val=""/>
+      <w:lvlJc w:val="left"/>
+      <w:pPr>
+        <w:tabs>
+          <w:tab w:val="num" w:pos="2160"/>
+        </w:tabs>
+        <w:ind w:left="2160" w:hanging="360"/>
+      </w:pPr>
+      <w:rPr>
+        <w:rFonts w:ascii="Wingdings" w:hAnsi="Wingdings" w:hint="default"/>
+        <w:sz w:val="20"/>
+      </w:rPr>
+    </w:lvl>
+    <w:lvl w:ilvl="3" w:tentative="1">
+      <w:start w:val="1"/>
+      <w:numFmt w:val="bullet"/>
+      <w:lvlText w:val=""/>
+      <w:lvlJc w:val="left"/>
+      <w:pPr>
+        <w:tabs>
+          <w:tab w:val="num" w:pos="2880"/>
+        </w:tabs>
+        <w:ind w:left="2880" w:hanging="360"/>
+      </w:pPr>
+      <w:rPr>
+        <w:rFonts w:ascii="Wingdings" w:hAnsi="Wingdings" w:hint="default"/>
+        <w:sz w:val="20"/>
+      </w:rPr>
+    </w:lvl>
+    <w:lvl w:ilvl="4" w:tentative="1">
+      <w:start w:val="1"/>
+      <w:numFmt w:val="bullet"/>
+      <w:lvlText w:val=""/>
+      <w:lvlJc w:val="left"/>
+      <w:pPr>
+        <w:tabs>
+          <w:tab w:val="num" w:pos="3600"/>
+        </w:tabs>
+        <w:ind w:left="3600" w:hanging="360"/>
+      </w:pPr>
+      <w:rPr>
+        <w:rFonts w:ascii="Wingdings" w:hAnsi="Wingdings" w:hint="default"/>
+        <w:sz w:val="20"/>
+      </w:rPr>
+    </w:lvl>
+    <w:lvl w:ilvl="5" w:tentative="1">
+      <w:start w:val="1"/>
+      <w:numFmt w:val="bullet"/>
+      <w:lvlText w:val=""/>
+      <w:lvlJc w:val="left"/>
+      <w:pPr>
+        <w:tabs>
+          <w:tab w:val="num" w:pos="4320"/>
+        </w:tabs>
+        <w:ind w:left="4320" w:hanging="360"/>
+      </w:pPr>
+      <w:rPr>
+        <w:rFonts w:ascii="Wingdings" w:hAnsi="Wingdings" w:hint="default"/>
+        <w:sz w:val="20"/>
+      </w:rPr>
+    </w:lvl>
+    <w:lvl w:ilvl="6" w:tentative="1">
+      <w:start w:val="1"/>
+      <w:numFmt w:val="bullet"/>
+      <w:lvlText w:val=""/>
+      <w:lvlJc w:val="left"/>
+      <w:pPr>
+        <w:tabs>
+          <w:tab w:val="num" w:pos="5040"/>
+        </w:tabs>
+        <w:ind w:left="5040" w:hanging="360"/>
+      </w:pPr>
+      <w:rPr>
+        <w:rFonts w:ascii="Wingdings" w:hAnsi="Wingdings" w:hint="default"/>
+        <w:sz w:val="20"/>
+      </w:rPr>
+    </w:lvl>
+    <w:lvl w:ilvl="7" w:tentative="1">
+      <w:start w:val="1"/>
+      <w:numFmt w:val="bullet"/>
+      <w:lvlText w:val=""/>
+      <w:lvlJc w:val="left"/>
+      <w:pPr>
+        <w:tabs>
+          <w:tab w:val="num" w:pos="5760"/>
+        </w:tabs>
+        <w:ind w:left="5760" w:hanging="360"/>
+      </w:pPr>
+      <w:rPr>
+        <w:rFonts w:ascii="Wingdings" w:hAnsi="Wingdings" w:hint="default"/>
+        <w:sz w:val="20"/>
+      </w:rPr>
+    </w:lvl>
+    <w:lvl w:ilvl="8" w:tentative="1">
+      <w:start w:val="1"/>
+      <w:numFmt w:val="bullet"/>
+      <w:lvlText w:val=""/>
+      <w:lvlJc w:val="left"/>
+      <w:pPr>
+        <w:tabs>
+          <w:tab w:val="num" w:pos="6480"/>
+        </w:tabs>
+        <w:ind w:left="6480" w:hanging="360"/>
+      </w:pPr>
+      <w:rPr>
+        <w:rFonts w:ascii="Wingdings" w:hAnsi="Wingdings" w:hint="default"/>
+        <w:sz w:val="20"/>
+      </w:rPr>
+    </w:lvl>
+  </w:abstractNum>
+  <w:abstractNum w:abstractNumId="5" w15:restartNumberingAfterBreak="0">
+    <w:nsid w:val="7B023EEA"/>
+    <w:multiLevelType w:val="multilevel"/>
+    <w:tmpl w:val="9140C6C0"/>
+    <w:lvl w:ilvl="0">
+      <w:start w:val="1"/>
+      <w:numFmt w:val="bullet"/>
+      <w:lvlText w:val=""/>
+      <w:lvlJc w:val="left"/>
+      <w:pPr>
+        <w:tabs>
+          <w:tab w:val="num" w:pos="720"/>
+        </w:tabs>
+        <w:ind w:left="720" w:hanging="360"/>
+      </w:pPr>
+      <w:rPr>
+        <w:rFonts w:ascii="Symbol" w:hAnsi="Symbol" w:hint="default"/>
+        <w:sz w:val="20"/>
+      </w:rPr>
+    </w:lvl>
+    <w:lvl w:ilvl="1" w:tentative="1">
+      <w:start w:val="1"/>
+      <w:numFmt w:val="bullet"/>
+      <w:lvlText w:val="o"/>
+      <w:lvlJc w:val="left"/>
+      <w:pPr>
+        <w:tabs>
+          <w:tab w:val="num" w:pos="1440"/>
+        </w:tabs>
+        <w:ind w:left="1440" w:hanging="360"/>
+      </w:pPr>
+      <w:rPr>
+        <w:rFonts w:ascii="Courier New" w:hAnsi="Courier New" w:hint="default"/>
+        <w:sz w:val="20"/>
+      </w:rPr>
+    </w:lvl>
+    <w:lvl w:ilvl="2" w:tentative="1">
+      <w:start w:val="1"/>
+      <w:numFmt w:val="bullet"/>
+      <w:lvlText w:val=""/>
+      <w:lvlJc w:val="left"/>
+      <w:pPr>
+        <w:tabs>
+          <w:tab w:val="num" w:pos="2160"/>
+        </w:tabs>
+        <w:ind w:left="2160" w:hanging="360"/>
+      </w:pPr>
+      <w:rPr>
+        <w:rFonts w:ascii="Wingdings" w:hAnsi="Wingdings" w:hint="default"/>
+        <w:sz w:val="20"/>
+      </w:rPr>
+    </w:lvl>
+    <w:lvl w:ilvl="3" w:tentative="1">
+      <w:start w:val="1"/>
+      <w:numFmt w:val="bullet"/>
+      <w:lvlText w:val=""/>
+      <w:lvlJc w:val="left"/>
+      <w:pPr>
+        <w:tabs>
+          <w:tab w:val="num" w:pos="2880"/>
+        </w:tabs>
+        <w:ind w:left="2880" w:hanging="360"/>
+      </w:pPr>
+      <w:rPr>
+        <w:rFonts w:ascii="Wingdings" w:hAnsi="Wingdings" w:hint="default"/>
+        <w:sz w:val="20"/>
+      </w:rPr>
+    </w:lvl>
+    <w:lvl w:ilvl="4" w:tentative="1">
+      <w:start w:val="1"/>
+      <w:numFmt w:val="bullet"/>
+      <w:lvlText w:val=""/>
+      <w:lvlJc w:val="left"/>
+      <w:pPr>
+        <w:tabs>
+          <w:tab w:val="num" w:pos="3600"/>
+        </w:tabs>
+        <w:ind w:left="3600" w:hanging="360"/>
+      </w:pPr>
+      <w:rPr>
+        <w:rFonts w:ascii="Wingdings" w:hAnsi="Wingdings" w:hint="default"/>
+        <w:sz w:val="20"/>
+      </w:rPr>
+    </w:lvl>
+    <w:lvl w:ilvl="5" w:tentative="1">
+      <w:start w:val="1"/>
+      <w:numFmt w:val="bullet"/>
+      <w:lvlText w:val=""/>
+      <w:lvlJc w:val="left"/>
+      <w:pPr>
+        <w:tabs>
+          <w:tab w:val="num" w:pos="4320"/>
+        </w:tabs>
+        <w:ind w:left="4320" w:hanging="360"/>
+      </w:pPr>
+      <w:rPr>
+        <w:rFonts w:ascii="Wingdings" w:hAnsi="Wingdings" w:hint="default"/>
+        <w:sz w:val="20"/>
+      </w:rPr>
+    </w:lvl>
+    <w:lvl w:ilvl="6" w:tentative="1">
+      <w:start w:val="1"/>
+      <w:numFmt w:val="bullet"/>
+      <w:lvlText w:val=""/>
+      <w:lvlJc w:val="left"/>
+      <w:pPr>
+        <w:tabs>
+          <w:tab w:val="num" w:pos="5040"/>
+        </w:tabs>
+        <w:ind w:left="5040" w:hanging="360"/>
+      </w:pPr>
+      <w:rPr>
+        <w:rFonts w:ascii="Wingdings" w:hAnsi="Wingdings" w:hint="default"/>
+        <w:sz w:val="20"/>
+      </w:rPr>
+    </w:lvl>
+    <w:lvl w:ilvl="7" w:tentative="1">
+      <w:start w:val="1"/>
+      <w:numFmt w:val="bullet"/>
+      <w:lvlText w:val=""/>
+      <w:lvlJc w:val="left"/>
+      <w:pPr>
+        <w:tabs>
+          <w:tab w:val="num" w:pos="5760"/>
+        </w:tabs>
+        <w:ind w:left="5760" w:hanging="360"/>
+      </w:pPr>
+      <w:rPr>
+        <w:rFonts w:ascii="Wingdings" w:hAnsi="Wingdings" w:hint="default"/>
+        <w:sz w:val="20"/>
+      </w:rPr>
+    </w:lvl>
+    <w:lvl w:ilvl="8" w:tentative="1">
+      <w:start w:val="1"/>
+      <w:numFmt w:val="bullet"/>
+      <w:lvlText w:val=""/>
+      <w:lvlJc w:val="left"/>
+      <w:pPr>
+        <w:tabs>
+          <w:tab w:val="num" w:pos="6480"/>
+        </w:tabs>
+        <w:ind w:left="6480" w:hanging="360"/>
+      </w:pPr>
+      <w:rPr>
+        <w:rFonts w:ascii="Wingdings" w:hAnsi="Wingdings" w:hint="default"/>
+        <w:sz w:val="20"/>
+      </w:rPr>
+    </w:lvl>
+  </w:abstractNum>
+  <w:num w:numId="1" w16cid:durableId="270817001">
+    <w:abstractNumId w:val="2"/>
+  </w:num>
+  <w:num w:numId="2" w16cid:durableId="663168422">
+    <w:abstractNumId w:val="5"/>
+  </w:num>
+  <w:num w:numId="3" w16cid:durableId="779302937">
+    <w:abstractNumId w:val="0"/>
+  </w:num>
+  <w:num w:numId="4" w16cid:durableId="1976719840">
+    <w:abstractNumId w:val="3"/>
+  </w:num>
+  <w:num w:numId="5" w16cid:durableId="2027058193">
+    <w:abstractNumId w:val="4"/>
+  </w:num>
+  <w:num w:numId="6" w16cid:durableId="1008488639">
+    <w:abstractNumId w:val="1"/>
+  </w:num>
+</w:numbering>
 </file>
 
 <file path=word/styles.xml><?xml version="1.0" encoding="utf-8"?>
@@ -2619,6 +11498,58 @@
       <w:spacing w:val="5"/>
     </w:rPr>
   </w:style>
+  <w:style w:type="paragraph" w:styleId="NormalWeb">
+    <w:name w:val="Normal (Web)"/>
+    <w:basedOn w:val="Normal"/>
+    <w:uiPriority w:val="99"/>
+    <w:semiHidden/>
+    <w:unhideWhenUsed/>
+    <w:rsid w:val="00EE2645"/>
+    <w:pPr>
+      <w:spacing w:before="100" w:beforeAutospacing="1" w:after="100" w:afterAutospacing="1" w:line="240" w:lineRule="auto"/>
+    </w:pPr>
+    <w:rPr>
+      <w:rFonts w:ascii="Times New Roman" w:eastAsia="Times New Roman" w:hAnsi="Times New Roman" w:cs="Times New Roman"/>
+      <w:kern w:val="0"/>
+      <w14:ligatures w14:val="none"/>
+    </w:rPr>
+  </w:style>
+  <w:style w:type="character" w:styleId="Hyperlink">
+    <w:name w:val="Hyperlink"/>
+    <w:basedOn w:val="DefaultParagraphFont"/>
+    <w:uiPriority w:val="99"/>
+    <w:semiHidden/>
+    <w:unhideWhenUsed/>
+    <w:rsid w:val="00EE2645"/>
+    <w:rPr>
+      <w:color w:val="0000FF"/>
+      <w:u w:val="single"/>
+    </w:rPr>
+  </w:style>
+  <w:style w:type="character" w:styleId="HTMLCode">
+    <w:name w:val="HTML Code"/>
+    <w:basedOn w:val="DefaultParagraphFont"/>
+    <w:uiPriority w:val="99"/>
+    <w:semiHidden/>
+    <w:unhideWhenUsed/>
+    <w:rsid w:val="00EE2645"/>
+    <w:rPr>
+      <w:rFonts w:ascii="Courier New" w:eastAsia="Times New Roman" w:hAnsi="Courier New" w:cs="Courier New"/>
+      <w:sz w:val="20"/>
+      <w:szCs w:val="20"/>
+    </w:rPr>
+  </w:style>
+  <w:style w:type="character" w:styleId="Strong">
+    <w:name w:val="Strong"/>
+    <w:basedOn w:val="DefaultParagraphFont"/>
+    <w:uiPriority w:val="22"/>
+    <w:qFormat/>
+    <w:rsid w:val="00EE2645"/>
+    <w:rPr>
+      <w:b/>
+      <w:bCs/>
+    </w:rPr>
+  </w:style>
 </w:styles>
 </file>
 

--- a/leetcode/3.Hashing/4.Counting.docx
+++ b/leetcode/3.Hashing/4.Counting.docx
@@ -3377,6 +3377,7 @@
       <w:r>
         <w:rPr>
           <w:rFonts w:ascii="Segoe UI" w:eastAsia="Times New Roman" w:hAnsi="Segoe UI" w:cs="Segoe UI"/>
+          <w:noProof/>
           <w:color w:val="5A5A5A"/>
           <w:kern w:val="0"/>
           <w14:ligatures w14:val="none"/>
@@ -3791,6 +3792,7 @@
       <w:r>
         <w:rPr>
           <w:rFonts w:ascii="Segoe UI" w:eastAsia="Times New Roman" w:hAnsi="Segoe UI" w:cs="Segoe UI"/>
+          <w:noProof/>
           <w:color w:val="5A5A5A"/>
           <w:kern w:val="0"/>
           <w14:ligatures w14:val="none"/>
@@ -5418,11 +5420,10 @@
           <w:kern w:val="0"/>
           <w14:ligatures w14:val="none"/>
         </w:rPr>
-        <w:lastRenderedPageBreak/>
         <w:drawing>
-          <wp:inline distT="0" distB="0" distL="0" distR="0" wp14:anchorId="08C44B16" wp14:editId="6D814E5A">
-            <wp:extent cx="9144000" cy="5141595"/>
-            <wp:effectExtent l="0" t="0" r="0" b="1905"/>
+          <wp:inline distT="0" distB="0" distL="0" distR="0" wp14:anchorId="08C44B16" wp14:editId="3EFB9CC8">
+            <wp:extent cx="5929384" cy="3334043"/>
+            <wp:effectExtent l="0" t="0" r="0" b="0"/>
             <wp:docPr id="17" name="Picture 4" descr="prefix sum example"/>
             <wp:cNvGraphicFramePr>
               <a:graphicFrameLocks xmlns:a="http://schemas.openxmlformats.org/drawingml/2006/main" noChangeAspect="1"/>
@@ -5452,7 +5453,7 @@
                   <pic:spPr bwMode="auto">
                     <a:xfrm>
                       <a:off x="0" y="0"/>
-                      <a:ext cx="9144000" cy="5141595"/>
+                      <a:ext cx="5951478" cy="3346466"/>
                     </a:xfrm>
                     <a:prstGeom prst="rect">
                       <a:avLst/>
@@ -5646,6 +5647,7 @@
           <w:kern w:val="0"/>
           <w14:ligatures w14:val="none"/>
         </w:rPr>
+        <w:lastRenderedPageBreak/>
         <w:t>At some point earlier, </w:t>
       </w:r>
       <w:proofErr w:type="spellStart"/>
@@ -5990,17 +5992,7 @@
           <w:kern w:val="0"/>
           <w14:ligatures w14:val="none"/>
         </w:rPr>
-        <w:t xml:space="preserve"> occurred multiple times before (due to negative numbers or zero), then each of those </w:t>
-      </w:r>
-      <w:r>
-        <w:rPr>
-          <w:rFonts w:ascii="Segoe UI" w:eastAsia="Times New Roman" w:hAnsi="Segoe UI" w:cs="Segoe UI"/>
-          <w:color w:val="5A5A5A"/>
-          <w:kern w:val="0"/>
-          <w14:ligatures w14:val="none"/>
-        </w:rPr>
-        <w:lastRenderedPageBreak/>
-        <w:t>prefixes could be used as a starting point to form a subarray ending at the current index with a sum of </w:t>
+        <w:t> occurred multiple times before (due to negative numbers or zero), then each of those prefixes could be used as a starting point to form a subarray ending at the current index with a sum of </w:t>
       </w:r>
       <w:r>
         <w:rPr>
@@ -6989,6 +6981,7 @@
           <w:kern w:val="0"/>
           <w14:ligatures w14:val="none"/>
         </w:rPr>
+        <w:lastRenderedPageBreak/>
         <w:t>Let's walk through an example to see why the algorithm described above works for this problem. Let's say we have </w:t>
       </w:r>
       <w:proofErr w:type="spellStart"/>
@@ -7340,17 +7333,7 @@
           <w:kern w:val="0"/>
           <w14:ligatures w14:val="none"/>
         </w:rPr>
-        <w:t xml:space="preserve">, considering the empty prefix. This is because if there is a prefix with a </w:t>
-      </w:r>
-      <w:r>
-        <w:rPr>
-          <w:rFonts w:ascii="Segoe UI" w:eastAsia="Times New Roman" w:hAnsi="Segoe UI" w:cs="Segoe UI"/>
-          <w:color w:val="5A5A5A"/>
-          <w:kern w:val="0"/>
-          <w14:ligatures w14:val="none"/>
-        </w:rPr>
-        <w:lastRenderedPageBreak/>
-        <w:t>sum equal to </w:t>
+        <w:t>, considering the empty prefix. This is because if there is a prefix with a sum equal to </w:t>
       </w:r>
       <w:r>
         <w:rPr>
@@ -8460,6 +8443,7 @@
           <w:kern w:val="0"/>
           <w14:ligatures w14:val="none"/>
         </w:rPr>
+        <w:lastRenderedPageBreak/>
         <w:t>Because the array can have negative numbers, the same prefix can occur multiple times. We use a hash map </w:t>
       </w:r>
       <w:r>
@@ -8803,7 +8787,6 @@
           <w:kern w:val="0"/>
           <w14:ligatures w14:val="none"/>
         </w:rPr>
-        <w:lastRenderedPageBreak/>
         <w:t>Example 5: </w:t>
       </w:r>
       <w:hyperlink r:id="rId17" w:tgtFrame="_blank" w:history="1">
@@ -9720,6 +9703,7 @@
           <w:kern w:val="0"/>
           <w14:ligatures w14:val="none"/>
         </w:rPr>
+        <w:lastRenderedPageBreak/>
         <w:pict w14:anchorId="21019AEA">
           <v:rect id="_x0000_i1030" style="width:0;height:.75pt" o:hralign="center" o:hrstd="t" o:hr="t" fillcolor="#a0a0a0" stroked="f"/>
         </w:pict>

--- a/leetcode/3.Hashing/4.Counting.docx
+++ b/leetcode/3.Hashing/4.Counting.docx
@@ -9536,20 +9536,595 @@
         <w:spacing w:after="0" w:line="240" w:lineRule="auto"/>
         <w:rPr>
           <w:rFonts w:ascii="Segoe UI" w:eastAsia="Times New Roman" w:hAnsi="Segoe UI" w:cs="Segoe UI"/>
-          <w:kern w:val="0"/>
-          <w14:ligatures w14:val="none"/>
-        </w:rPr>
-      </w:pPr>
-      <w:r>
-        <w:rPr>
-          <w:rFonts w:ascii="Segoe UI" w:eastAsia="Times New Roman" w:hAnsi="Segoe UI" w:cs="Segoe UI"/>
           <w:b/>
           <w:bCs/>
           <w:kern w:val="0"/>
           <w:bdr w:val="single" w:sz="2" w:space="0" w:color="auto" w:frame="1"/>
           <w14:ligatures w14:val="none"/>
         </w:rPr>
+      </w:pPr>
+      <w:r>
+        <w:rPr>
+          <w:rFonts w:ascii="Segoe UI" w:eastAsia="Times New Roman" w:hAnsi="Segoe UI" w:cs="Segoe UI"/>
+          <w:b/>
+          <w:bCs/>
+          <w:kern w:val="0"/>
+          <w:bdr w:val="single" w:sz="2" w:space="0" w:color="auto" w:frame="1"/>
+          <w14:ligatures w14:val="none"/>
+        </w:rPr>
         <w:t>Click here for a more detailed explanation if needed</w:t>
+      </w:r>
+    </w:p>
+    <w:p>
+      <w:pPr>
+        <w:shd w:val="clear" w:color="auto" w:fill="FFFFFF"/>
+        <w:spacing w:after="0" w:line="240" w:lineRule="auto"/>
+        <w:rPr>
+          <w:rFonts w:ascii="Segoe UI" w:eastAsia="Times New Roman" w:hAnsi="Segoe UI" w:cs="Segoe UI"/>
+          <w:b/>
+          <w:bCs/>
+          <w:kern w:val="0"/>
+          <w:bdr w:val="single" w:sz="2" w:space="0" w:color="auto" w:frame="1"/>
+          <w14:ligatures w14:val="none"/>
+        </w:rPr>
+      </w:pPr>
+    </w:p>
+    <w:p>
+      <w:pPr>
+        <w:pStyle w:val="NormalWeb"/>
+        <w:pBdr>
+          <w:top w:val="single" w:sz="2" w:space="0" w:color="auto"/>
+          <w:left w:val="single" w:sz="2" w:space="0" w:color="auto"/>
+          <w:bottom w:val="single" w:sz="2" w:space="0" w:color="auto"/>
+          <w:right w:val="single" w:sz="2" w:space="0" w:color="auto"/>
+        </w:pBdr>
+        <w:shd w:val="clear" w:color="auto" w:fill="FFFFFF"/>
+        <w:spacing w:before="0" w:beforeAutospacing="0" w:after="240" w:afterAutospacing="0"/>
+        <w:rPr>
+          <w:rFonts w:ascii="Segoe UI" w:hAnsi="Segoe UI" w:cs="Segoe UI"/>
+          <w:color w:val="5A5A5A"/>
+        </w:rPr>
+      </w:pPr>
+      <w:r>
+        <w:rPr>
+          <w:rFonts w:ascii="Segoe UI" w:hAnsi="Segoe UI" w:cs="Segoe UI"/>
+          <w:color w:val="5A5A5A"/>
+        </w:rPr>
+        <w:t xml:space="preserve">Although we are not using sliding </w:t>
+      </w:r>
+      <w:proofErr w:type="gramStart"/>
+      <w:r>
+        <w:rPr>
+          <w:rFonts w:ascii="Segoe UI" w:hAnsi="Segoe UI" w:cs="Segoe UI"/>
+          <w:color w:val="5A5A5A"/>
+        </w:rPr>
+        <w:t>window</w:t>
+      </w:r>
+      <w:proofErr w:type="gramEnd"/>
+      <w:r>
+        <w:rPr>
+          <w:rFonts w:ascii="Segoe UI" w:hAnsi="Segoe UI" w:cs="Segoe UI"/>
+          <w:color w:val="5A5A5A"/>
+        </w:rPr>
+        <w:t>, we can still use the same idea when it comes to "valid" subarrays.</w:t>
+      </w:r>
+    </w:p>
+    <w:p>
+      <w:pPr>
+        <w:pStyle w:val="NormalWeb"/>
+        <w:pBdr>
+          <w:top w:val="single" w:sz="2" w:space="0" w:color="auto"/>
+          <w:left w:val="single" w:sz="2" w:space="0" w:color="auto"/>
+          <w:bottom w:val="single" w:sz="2" w:space="0" w:color="auto"/>
+          <w:right w:val="single" w:sz="2" w:space="0" w:color="auto"/>
+        </w:pBdr>
+        <w:shd w:val="clear" w:color="auto" w:fill="FFFFFF"/>
+        <w:spacing w:before="0" w:beforeAutospacing="0" w:after="240" w:afterAutospacing="0"/>
+        <w:rPr>
+          <w:rFonts w:ascii="Segoe UI" w:hAnsi="Segoe UI" w:cs="Segoe UI"/>
+          <w:color w:val="5A5A5A"/>
+        </w:rPr>
+      </w:pPr>
+      <w:r>
+        <w:rPr>
+          <w:rFonts w:ascii="Segoe UI" w:hAnsi="Segoe UI" w:cs="Segoe UI"/>
+          <w:color w:val="5A5A5A"/>
+        </w:rPr>
+        <w:t>In the previous example, the constraint metric was "sum of a subarray" and the numeric restriction was </w:t>
+      </w:r>
+      <w:r>
+        <w:rPr>
+          <w:rStyle w:val="HTMLCode"/>
+          <w:rFonts w:ascii="Consolas" w:hAnsi="Consolas"/>
+          <w:color w:val="C7254E"/>
+          <w:sz w:val="24"/>
+          <w:szCs w:val="24"/>
+          <w:bdr w:val="single" w:sz="2" w:space="2" w:color="auto" w:frame="1"/>
+          <w:shd w:val="clear" w:color="auto" w:fill="F9F2F4"/>
+        </w:rPr>
+        <w:t>== k</w:t>
+      </w:r>
+      <w:r>
+        <w:rPr>
+          <w:rFonts w:ascii="Segoe UI" w:hAnsi="Segoe UI" w:cs="Segoe UI"/>
+          <w:color w:val="5A5A5A"/>
+        </w:rPr>
+        <w:t>.</w:t>
+      </w:r>
+    </w:p>
+    <w:p>
+      <w:pPr>
+        <w:pStyle w:val="NormalWeb"/>
+        <w:pBdr>
+          <w:top w:val="single" w:sz="2" w:space="0" w:color="auto"/>
+          <w:left w:val="single" w:sz="2" w:space="0" w:color="auto"/>
+          <w:bottom w:val="single" w:sz="2" w:space="0" w:color="auto"/>
+          <w:right w:val="single" w:sz="2" w:space="0" w:color="auto"/>
+        </w:pBdr>
+        <w:shd w:val="clear" w:color="auto" w:fill="FFFFFF"/>
+        <w:spacing w:before="0" w:beforeAutospacing="0" w:after="240" w:afterAutospacing="0"/>
+        <w:rPr>
+          <w:rFonts w:ascii="Segoe UI" w:hAnsi="Segoe UI" w:cs="Segoe UI"/>
+          <w:color w:val="5A5A5A"/>
+        </w:rPr>
+      </w:pPr>
+      <w:r>
+        <w:rPr>
+          <w:rFonts w:ascii="Segoe UI" w:hAnsi="Segoe UI" w:cs="Segoe UI"/>
+          <w:color w:val="5A5A5A"/>
+        </w:rPr>
+        <w:t>In this problem, the constraint metric is "count of odd numbers in a subarray" and the numeric restriction is also </w:t>
+      </w:r>
+      <w:r>
+        <w:rPr>
+          <w:rStyle w:val="HTMLCode"/>
+          <w:rFonts w:ascii="Consolas" w:hAnsi="Consolas"/>
+          <w:color w:val="C7254E"/>
+          <w:sz w:val="24"/>
+          <w:szCs w:val="24"/>
+          <w:bdr w:val="single" w:sz="2" w:space="2" w:color="auto" w:frame="1"/>
+          <w:shd w:val="clear" w:color="auto" w:fill="F9F2F4"/>
+        </w:rPr>
+        <w:t>== k</w:t>
+      </w:r>
+      <w:r>
+        <w:rPr>
+          <w:rFonts w:ascii="Segoe UI" w:hAnsi="Segoe UI" w:cs="Segoe UI"/>
+          <w:color w:val="5A5A5A"/>
+        </w:rPr>
+        <w:t>.</w:t>
+      </w:r>
+    </w:p>
+    <w:p>
+      <w:pPr>
+        <w:pStyle w:val="NormalWeb"/>
+        <w:pBdr>
+          <w:top w:val="single" w:sz="2" w:space="0" w:color="auto"/>
+          <w:left w:val="single" w:sz="2" w:space="0" w:color="auto"/>
+          <w:bottom w:val="single" w:sz="2" w:space="0" w:color="auto"/>
+          <w:right w:val="single" w:sz="2" w:space="0" w:color="auto"/>
+        </w:pBdr>
+        <w:shd w:val="clear" w:color="auto" w:fill="FFFFFF"/>
+        <w:spacing w:before="0" w:beforeAutospacing="0" w:after="240" w:afterAutospacing="0"/>
+        <w:rPr>
+          <w:rFonts w:ascii="Segoe UI" w:hAnsi="Segoe UI" w:cs="Segoe UI"/>
+          <w:color w:val="5A5A5A"/>
+        </w:rPr>
+      </w:pPr>
+      <w:r>
+        <w:rPr>
+          <w:rFonts w:ascii="Segoe UI" w:hAnsi="Segoe UI" w:cs="Segoe UI"/>
+          <w:color w:val="5A5A5A"/>
+        </w:rPr>
+        <w:lastRenderedPageBreak/>
+        <w:t xml:space="preserve">We </w:t>
+      </w:r>
+      <w:proofErr w:type="gramStart"/>
+      <w:r>
+        <w:rPr>
+          <w:rFonts w:ascii="Segoe UI" w:hAnsi="Segoe UI" w:cs="Segoe UI"/>
+          <w:color w:val="5A5A5A"/>
+        </w:rPr>
+        <w:t>have to</w:t>
+      </w:r>
+      <w:proofErr w:type="gramEnd"/>
+      <w:r>
+        <w:rPr>
+          <w:rFonts w:ascii="Segoe UI" w:hAnsi="Segoe UI" w:cs="Segoe UI"/>
+          <w:color w:val="5A5A5A"/>
+        </w:rPr>
+        <w:t xml:space="preserve"> get a little creative with prefix sums here. Instead of using </w:t>
+      </w:r>
+      <w:proofErr w:type="spellStart"/>
+      <w:proofErr w:type="gramStart"/>
+      <w:r>
+        <w:rPr>
+          <w:rStyle w:val="HTMLCode"/>
+          <w:rFonts w:ascii="Consolas" w:hAnsi="Consolas"/>
+          <w:color w:val="C7254E"/>
+          <w:sz w:val="24"/>
+          <w:szCs w:val="24"/>
+          <w:bdr w:val="single" w:sz="2" w:space="2" w:color="auto" w:frame="1"/>
+          <w:shd w:val="clear" w:color="auto" w:fill="F9F2F4"/>
+        </w:rPr>
+        <w:t>curr</w:t>
+      </w:r>
+      <w:proofErr w:type="spellEnd"/>
+      <w:proofErr w:type="gramEnd"/>
+      <w:r>
+        <w:rPr>
+          <w:rFonts w:ascii="Segoe UI" w:hAnsi="Segoe UI" w:cs="Segoe UI"/>
+          <w:color w:val="5A5A5A"/>
+        </w:rPr>
+        <w:t> to track prefix sum, we have it track the number of odd numbers we have seen in the current prefix. You could call it the "prefix odd count". If </w:t>
+      </w:r>
+      <w:proofErr w:type="spellStart"/>
+      <w:r>
+        <w:rPr>
+          <w:rStyle w:val="HTMLCode"/>
+          <w:rFonts w:ascii="Consolas" w:hAnsi="Consolas"/>
+          <w:color w:val="C7254E"/>
+          <w:sz w:val="24"/>
+          <w:szCs w:val="24"/>
+          <w:bdr w:val="single" w:sz="2" w:space="2" w:color="auto" w:frame="1"/>
+          <w:shd w:val="clear" w:color="auto" w:fill="F9F2F4"/>
+        </w:rPr>
+        <w:t>curr</w:t>
+      </w:r>
+      <w:proofErr w:type="spellEnd"/>
+      <w:r>
+        <w:rPr>
+          <w:rStyle w:val="HTMLCode"/>
+          <w:rFonts w:ascii="Consolas" w:hAnsi="Consolas"/>
+          <w:color w:val="C7254E"/>
+          <w:sz w:val="24"/>
+          <w:szCs w:val="24"/>
+          <w:bdr w:val="single" w:sz="2" w:space="2" w:color="auto" w:frame="1"/>
+          <w:shd w:val="clear" w:color="auto" w:fill="F9F2F4"/>
+        </w:rPr>
+        <w:t xml:space="preserve"> - k</w:t>
+      </w:r>
+      <w:r>
+        <w:rPr>
+          <w:rFonts w:ascii="Segoe UI" w:hAnsi="Segoe UI" w:cs="Segoe UI"/>
+          <w:color w:val="5A5A5A"/>
+        </w:rPr>
+        <w:t> exists, it means that there was a prefix earlier with </w:t>
+      </w:r>
+      <w:proofErr w:type="spellStart"/>
+      <w:r>
+        <w:rPr>
+          <w:rStyle w:val="HTMLCode"/>
+          <w:rFonts w:ascii="Consolas" w:hAnsi="Consolas"/>
+          <w:color w:val="C7254E"/>
+          <w:sz w:val="24"/>
+          <w:szCs w:val="24"/>
+          <w:bdr w:val="single" w:sz="2" w:space="2" w:color="auto" w:frame="1"/>
+          <w:shd w:val="clear" w:color="auto" w:fill="F9F2F4"/>
+        </w:rPr>
+        <w:t>curr</w:t>
+      </w:r>
+      <w:proofErr w:type="spellEnd"/>
+      <w:r>
+        <w:rPr>
+          <w:rStyle w:val="HTMLCode"/>
+          <w:rFonts w:ascii="Consolas" w:hAnsi="Consolas"/>
+          <w:color w:val="C7254E"/>
+          <w:sz w:val="24"/>
+          <w:szCs w:val="24"/>
+          <w:bdr w:val="single" w:sz="2" w:space="2" w:color="auto" w:frame="1"/>
+          <w:shd w:val="clear" w:color="auto" w:fill="F9F2F4"/>
+        </w:rPr>
+        <w:t xml:space="preserve"> - k</w:t>
+      </w:r>
+      <w:r>
+        <w:rPr>
+          <w:rFonts w:ascii="Segoe UI" w:hAnsi="Segoe UI" w:cs="Segoe UI"/>
+          <w:color w:val="5A5A5A"/>
+        </w:rPr>
+        <w:t> odd numbers. The current prefix has </w:t>
+      </w:r>
+      <w:proofErr w:type="spellStart"/>
+      <w:proofErr w:type="gramStart"/>
+      <w:r>
+        <w:rPr>
+          <w:rStyle w:val="HTMLCode"/>
+          <w:rFonts w:ascii="Consolas" w:hAnsi="Consolas"/>
+          <w:color w:val="C7254E"/>
+          <w:sz w:val="24"/>
+          <w:szCs w:val="24"/>
+          <w:bdr w:val="single" w:sz="2" w:space="2" w:color="auto" w:frame="1"/>
+          <w:shd w:val="clear" w:color="auto" w:fill="F9F2F4"/>
+        </w:rPr>
+        <w:t>curr</w:t>
+      </w:r>
+      <w:proofErr w:type="spellEnd"/>
+      <w:proofErr w:type="gramEnd"/>
+      <w:r>
+        <w:rPr>
+          <w:rFonts w:ascii="Segoe UI" w:hAnsi="Segoe UI" w:cs="Segoe UI"/>
+          <w:color w:val="5A5A5A"/>
+        </w:rPr>
+        <w:t> odd numbers. The difference between them represents the number of odd numbers in the subarray between the prefixes, which is </w:t>
+      </w:r>
+      <w:proofErr w:type="spellStart"/>
+      <w:r>
+        <w:rPr>
+          <w:rStyle w:val="HTMLCode"/>
+          <w:rFonts w:ascii="Consolas" w:hAnsi="Consolas"/>
+          <w:color w:val="C7254E"/>
+          <w:sz w:val="24"/>
+          <w:szCs w:val="24"/>
+          <w:bdr w:val="single" w:sz="2" w:space="2" w:color="auto" w:frame="1"/>
+          <w:shd w:val="clear" w:color="auto" w:fill="F9F2F4"/>
+        </w:rPr>
+        <w:t>curr</w:t>
+      </w:r>
+      <w:proofErr w:type="spellEnd"/>
+      <w:r>
+        <w:rPr>
+          <w:rStyle w:val="HTMLCode"/>
+          <w:rFonts w:ascii="Consolas" w:hAnsi="Consolas"/>
+          <w:color w:val="C7254E"/>
+          <w:sz w:val="24"/>
+          <w:szCs w:val="24"/>
+          <w:bdr w:val="single" w:sz="2" w:space="2" w:color="auto" w:frame="1"/>
+          <w:shd w:val="clear" w:color="auto" w:fill="F9F2F4"/>
+        </w:rPr>
+        <w:t xml:space="preserve"> - (</w:t>
+      </w:r>
+      <w:proofErr w:type="spellStart"/>
+      <w:proofErr w:type="gramStart"/>
+      <w:r>
+        <w:rPr>
+          <w:rStyle w:val="HTMLCode"/>
+          <w:rFonts w:ascii="Consolas" w:hAnsi="Consolas"/>
+          <w:color w:val="C7254E"/>
+          <w:sz w:val="24"/>
+          <w:szCs w:val="24"/>
+          <w:bdr w:val="single" w:sz="2" w:space="2" w:color="auto" w:frame="1"/>
+          <w:shd w:val="clear" w:color="auto" w:fill="F9F2F4"/>
+        </w:rPr>
+        <w:t>curr</w:t>
+      </w:r>
+      <w:proofErr w:type="spellEnd"/>
+      <w:proofErr w:type="gramEnd"/>
+      <w:r>
+        <w:rPr>
+          <w:rStyle w:val="HTMLCode"/>
+          <w:rFonts w:ascii="Consolas" w:hAnsi="Consolas"/>
+          <w:color w:val="C7254E"/>
+          <w:sz w:val="24"/>
+          <w:szCs w:val="24"/>
+          <w:bdr w:val="single" w:sz="2" w:space="2" w:color="auto" w:frame="1"/>
+          <w:shd w:val="clear" w:color="auto" w:fill="F9F2F4"/>
+        </w:rPr>
+        <w:t xml:space="preserve"> - k) = k</w:t>
+      </w:r>
+      <w:r>
+        <w:rPr>
+          <w:rFonts w:ascii="Segoe UI" w:hAnsi="Segoe UI" w:cs="Segoe UI"/>
+          <w:color w:val="5A5A5A"/>
+        </w:rPr>
+        <w:t> odd numbers.</w:t>
+      </w:r>
+    </w:p>
+    <w:p>
+      <w:pPr>
+        <w:pStyle w:val="NormalWeb"/>
+        <w:pBdr>
+          <w:top w:val="single" w:sz="2" w:space="0" w:color="auto"/>
+          <w:left w:val="single" w:sz="2" w:space="0" w:color="auto"/>
+          <w:bottom w:val="single" w:sz="2" w:space="0" w:color="auto"/>
+          <w:right w:val="single" w:sz="2" w:space="0" w:color="auto"/>
+        </w:pBdr>
+        <w:shd w:val="clear" w:color="auto" w:fill="FFFFFF"/>
+        <w:spacing w:before="0" w:beforeAutospacing="0" w:after="240" w:afterAutospacing="0"/>
+        <w:rPr>
+          <w:rFonts w:ascii="Segoe UI" w:hAnsi="Segoe UI" w:cs="Segoe UI"/>
+          <w:color w:val="5A5A5A"/>
+        </w:rPr>
+      </w:pPr>
+      <w:r>
+        <w:rPr>
+          <w:rFonts w:ascii="Segoe UI" w:hAnsi="Segoe UI" w:cs="Segoe UI"/>
+          <w:color w:val="5A5A5A"/>
+        </w:rPr>
+        <w:t xml:space="preserve">If a number is odd, then when you </w:t>
+      </w:r>
+      <w:proofErr w:type="gramStart"/>
+      <w:r>
+        <w:rPr>
+          <w:rFonts w:ascii="Segoe UI" w:hAnsi="Segoe UI" w:cs="Segoe UI"/>
+          <w:color w:val="5A5A5A"/>
+        </w:rPr>
+        <w:t>take it</w:t>
+      </w:r>
+      <w:proofErr w:type="gramEnd"/>
+      <w:r>
+        <w:rPr>
+          <w:rFonts w:ascii="Segoe UI" w:hAnsi="Segoe UI" w:cs="Segoe UI"/>
+          <w:color w:val="5A5A5A"/>
+        </w:rPr>
+        <w:t xml:space="preserve"> mod 2, the result will be </w:t>
+      </w:r>
+      <w:r>
+        <w:rPr>
+          <w:rStyle w:val="HTMLCode"/>
+          <w:rFonts w:ascii="Consolas" w:hAnsi="Consolas"/>
+          <w:color w:val="C7254E"/>
+          <w:sz w:val="24"/>
+          <w:szCs w:val="24"/>
+          <w:bdr w:val="single" w:sz="2" w:space="2" w:color="auto" w:frame="1"/>
+          <w:shd w:val="clear" w:color="auto" w:fill="F9F2F4"/>
+        </w:rPr>
+        <w:t>1</w:t>
+      </w:r>
+      <w:r>
+        <w:rPr>
+          <w:rFonts w:ascii="Segoe UI" w:hAnsi="Segoe UI" w:cs="Segoe UI"/>
+          <w:color w:val="5A5A5A"/>
+        </w:rPr>
+        <w:t>. Otherwise, it will be </w:t>
+      </w:r>
+      <w:r>
+        <w:rPr>
+          <w:rStyle w:val="HTMLCode"/>
+          <w:rFonts w:ascii="Consolas" w:hAnsi="Consolas"/>
+          <w:color w:val="C7254E"/>
+          <w:sz w:val="24"/>
+          <w:szCs w:val="24"/>
+          <w:bdr w:val="single" w:sz="2" w:space="2" w:color="auto" w:frame="1"/>
+          <w:shd w:val="clear" w:color="auto" w:fill="F9F2F4"/>
+        </w:rPr>
+        <w:t>0</w:t>
+      </w:r>
+      <w:r>
+        <w:rPr>
+          <w:rFonts w:ascii="Segoe UI" w:hAnsi="Segoe UI" w:cs="Segoe UI"/>
+          <w:color w:val="5A5A5A"/>
+        </w:rPr>
+        <w:t xml:space="preserve">. </w:t>
+      </w:r>
+      <w:proofErr w:type="gramStart"/>
+      <w:r>
+        <w:rPr>
+          <w:rFonts w:ascii="Segoe UI" w:hAnsi="Segoe UI" w:cs="Segoe UI"/>
+          <w:color w:val="5A5A5A"/>
+        </w:rPr>
+        <w:t>Therefore</w:t>
+      </w:r>
+      <w:proofErr w:type="gramEnd"/>
+      <w:r>
+        <w:rPr>
+          <w:rFonts w:ascii="Segoe UI" w:hAnsi="Segoe UI" w:cs="Segoe UI"/>
+          <w:color w:val="5A5A5A"/>
+        </w:rPr>
+        <w:t xml:space="preserve"> we can easily perform </w:t>
+      </w:r>
+      <w:proofErr w:type="spellStart"/>
+      <w:r>
+        <w:rPr>
+          <w:rStyle w:val="HTMLCode"/>
+          <w:rFonts w:ascii="Consolas" w:hAnsi="Consolas"/>
+          <w:color w:val="C7254E"/>
+          <w:sz w:val="24"/>
+          <w:szCs w:val="24"/>
+          <w:bdr w:val="single" w:sz="2" w:space="2" w:color="auto" w:frame="1"/>
+          <w:shd w:val="clear" w:color="auto" w:fill="F9F2F4"/>
+        </w:rPr>
+        <w:t>curr</w:t>
+      </w:r>
+      <w:proofErr w:type="spellEnd"/>
+      <w:r>
+        <w:rPr>
+          <w:rStyle w:val="HTMLCode"/>
+          <w:rFonts w:ascii="Consolas" w:hAnsi="Consolas"/>
+          <w:color w:val="C7254E"/>
+          <w:sz w:val="24"/>
+          <w:szCs w:val="24"/>
+          <w:bdr w:val="single" w:sz="2" w:space="2" w:color="auto" w:frame="1"/>
+          <w:shd w:val="clear" w:color="auto" w:fill="F9F2F4"/>
+        </w:rPr>
+        <w:t xml:space="preserve"> += num % 2</w:t>
+      </w:r>
+      <w:r>
+        <w:rPr>
+          <w:rFonts w:ascii="Segoe UI" w:hAnsi="Segoe UI" w:cs="Segoe UI"/>
+          <w:color w:val="5A5A5A"/>
+        </w:rPr>
+        <w:t> for each number.</w:t>
+      </w:r>
+    </w:p>
+    <w:p>
+      <w:pPr>
+        <w:pStyle w:val="NormalWeb"/>
+        <w:pBdr>
+          <w:top w:val="single" w:sz="2" w:space="0" w:color="auto"/>
+          <w:left w:val="single" w:sz="2" w:space="0" w:color="auto"/>
+          <w:bottom w:val="single" w:sz="2" w:space="0" w:color="auto"/>
+          <w:right w:val="single" w:sz="2" w:space="0" w:color="auto"/>
+        </w:pBdr>
+        <w:shd w:val="clear" w:color="auto" w:fill="FFFFFF"/>
+        <w:spacing w:before="0" w:beforeAutospacing="0" w:after="240" w:afterAutospacing="0"/>
+        <w:rPr>
+          <w:rFonts w:ascii="Segoe UI" w:hAnsi="Segoe UI" w:cs="Segoe UI"/>
+          <w:color w:val="5A5A5A"/>
+        </w:rPr>
+      </w:pPr>
+      <w:r>
+        <w:rPr>
+          <w:rFonts w:ascii="Segoe UI" w:hAnsi="Segoe UI" w:cs="Segoe UI"/>
+          <w:color w:val="5A5A5A"/>
+        </w:rPr>
+        <w:t>From here, everything else works the exact same way. Seriously, compare the code between the two problems.</w:t>
+      </w:r>
+    </w:p>
+    <w:p>
+      <w:pPr>
+        <w:shd w:val="clear" w:color="auto" w:fill="FFFFFF"/>
+        <w:spacing w:after="0" w:line="240" w:lineRule="auto"/>
+        <w:rPr>
+          <w:rFonts w:ascii="Segoe UI" w:eastAsia="Times New Roman" w:hAnsi="Segoe UI" w:cs="Segoe UI"/>
+          <w:b/>
+          <w:bCs/>
+          <w:kern w:val="0"/>
+          <w:bdr w:val="single" w:sz="2" w:space="0" w:color="auto" w:frame="1"/>
+          <w14:ligatures w14:val="none"/>
+        </w:rPr>
+      </w:pPr>
+    </w:p>
+    <w:p>
+      <w:pPr>
+        <w:shd w:val="clear" w:color="auto" w:fill="FFFFFF"/>
+        <w:spacing w:after="0" w:line="240" w:lineRule="auto"/>
+        <w:rPr>
+          <w:rFonts w:ascii="Segoe UI" w:eastAsia="Times New Roman" w:hAnsi="Segoe UI" w:cs="Segoe UI"/>
+          <w:kern w:val="0"/>
+          <w14:ligatures w14:val="none"/>
+        </w:rPr>
+      </w:pPr>
+      <w:r>
+        <w:rPr>
+          <w:rFonts w:ascii="Segoe UI" w:eastAsia="Times New Roman" w:hAnsi="Segoe UI" w:cs="Segoe UI"/>
+          <w:kern w:val="0"/>
+          <w14:ligatures w14:val="none"/>
+        </w:rPr>
+        <w:drawing>
+          <wp:inline distT="0" distB="0" distL="0" distR="0" wp14:anchorId="7C588C90" wp14:editId="001955E2">
+            <wp:extent cx="5943600" cy="2680335"/>
+            <wp:effectExtent l="0" t="0" r="0" b="5715"/>
+            <wp:docPr id="1755571454" name="Picture 1"/>
+            <wp:cNvGraphicFramePr>
+              <a:graphicFrameLocks xmlns:a="http://schemas.openxmlformats.org/drawingml/2006/main" noChangeAspect="1"/>
+            </wp:cNvGraphicFramePr>
+            <a:graphic xmlns:a="http://schemas.openxmlformats.org/drawingml/2006/main">
+              <a:graphicData uri="http://schemas.openxmlformats.org/drawingml/2006/picture">
+                <pic:pic xmlns:pic="http://schemas.openxmlformats.org/drawingml/2006/picture">
+                  <pic:nvPicPr>
+                    <pic:cNvPr id="1755571454" name=""/>
+                    <pic:cNvPicPr/>
+                  </pic:nvPicPr>
+                  <pic:blipFill>
+                    <a:blip r:embed="rId18"/>
+                    <a:stretch>
+                      <a:fillRect/>
+                    </a:stretch>
+                  </pic:blipFill>
+                  <pic:spPr>
+                    <a:xfrm>
+                      <a:off x="0" y="0"/>
+                      <a:ext cx="5943600" cy="2680335"/>
+                    </a:xfrm>
+                    <a:prstGeom prst="rect">
+                      <a:avLst/>
+                    </a:prstGeom>
+                  </pic:spPr>
+                </pic:pic>
+              </a:graphicData>
+            </a:graphic>
+          </wp:inline>
+        </w:drawing>
       </w:r>
     </w:p>
     <w:p>
@@ -9703,13 +10278,11 @@
           <w:kern w:val="0"/>
           <w14:ligatures w14:val="none"/>
         </w:rPr>
-        <w:lastRenderedPageBreak/>
         <w:pict w14:anchorId="21019AEA">
-          <v:rect id="_x0000_i1030" style="width:0;height:.75pt" o:hralign="center" o:hrstd="t" o:hr="t" fillcolor="#a0a0a0" stroked="f"/>
+          <v:rect id="_x0000_i1033" style="width:0;height:.75pt" o:hralign="center" o:hrstd="t" o:hr="t" fillcolor="#a0a0a0" stroked="f"/>
         </w:pict>
       </w:r>
     </w:p>
-    <w:p/>
     <w:sectPr>
       <w:pgSz w:w="12240" w:h="15840"/>
       <w:pgMar w:top="1440" w:right="1440" w:bottom="1440" w:left="1440" w:header="720" w:footer="720" w:gutter="0"/>
@@ -11168,7 +11741,6 @@
   <w:style w:type="character" w:default="1" w:styleId="DefaultParagraphFont">
     <w:name w:val="Default Paragraph Font"/>
     <w:uiPriority w:val="1"/>
-    <w:semiHidden/>
     <w:unhideWhenUsed/>
   </w:style>
   <w:style w:type="table" w:default="1" w:styleId="TableNormal">
